--- a/docs/files/maxima/maxima_6M2026_en.docx
+++ b/docs/files/maxima/maxima_6M2026_en.docx
@@ -2974,8 +2974,22 @@
     </w:p>
     <w:p>
       <w:pPr>
+        <w:spacing w:after="0"/>
+        <w:ind w:left="397"/>
+      </w:pPr>
+      <w:r>
+        <w:rPr>
+          <w:b/>
+          <w:color w:val="333333"/>
+          <w:sz w:val="19"/>
+        </w:rPr>
+        <w:t>Possible match – review</w:t>
+      </w:r>
+    </w:p>
+    <w:p>
+      <w:pPr>
         <w:spacing w:after="120"/>
-        <w:ind w:left="510" w:hanging="198"/>
+        <w:ind w:left="737" w:hanging="198"/>
       </w:pPr>
       <w:r>
         <w:rPr>
@@ -2989,7 +3003,7 @@
           <w:color w:val="333333"/>
           <w:sz w:val="19"/>
         </w:rPr>
-        <w:t>Automatic check against the EU, UN, US OFAC and UK consolidated sanctions lists.</w:t>
+        <w:t>EU: c pe ac iuni dalpribor | dalpribor nyilv nosan m k d r szv nyt rsas g |  |  |  | maxima llc | maxima legal limited liability company |  |  | amaocr | aruba maritime a (automatic check 2026-10-22).</w:t>
       </w:r>
     </w:p>
     <w:p>

--- a/docs/files/maxima/maxima_6M2026_en.docx
+++ b/docs/files/maxima/maxima_6M2026_en.docx
@@ -2,129 +2,304 @@
 <file path=word/document.xml><?xml version="1.0" encoding="utf-8"?>
 <w:document xmlns:wpc="http://schemas.microsoft.com/office/word/2010/wordprocessingCanvas" xmlns:mo="http://schemas.microsoft.com/office/mac/office/2008/main" xmlns:mc="http://schemas.openxmlformats.org/markup-compatibility/2006" xmlns:mv="urn:schemas-microsoft-com:mac:vml" xmlns:o="urn:schemas-microsoft-com:office:office" xmlns:r="http://schemas.openxmlformats.org/officeDocument/2006/relationships" xmlns:m="http://schemas.openxmlformats.org/officeDocument/2006/math" xmlns:v="urn:schemas-microsoft-com:vml" xmlns:wp14="http://schemas.microsoft.com/office/word/2010/wordprocessingDrawing" xmlns:wp="http://schemas.openxmlformats.org/drawingml/2006/wordprocessingDrawing" xmlns:w10="urn:schemas-microsoft-com:office:word" xmlns:w="http://schemas.openxmlformats.org/wordprocessingml/2006/main" xmlns:w14="http://schemas.microsoft.com/office/word/2010/wordml" xmlns:wpg="http://schemas.microsoft.com/office/word/2010/wordprocessingGroup" xmlns:wpi="http://schemas.microsoft.com/office/word/2010/wordprocessingInk" xmlns:wne="http://schemas.microsoft.com/office/word/2006/wordml" xmlns:wps="http://schemas.microsoft.com/office/word/2010/wordprocessingShape" mc:Ignorable="w14 wp14">
   <w:body>
+    <w:tbl>
+      <w:tblPr>
+        <w:tblW w:w="9639" w:type="dxa"/>
+        <w:tblBorders>
+          <w:top w:val="nil"/>
+          <w:left w:val="nil"/>
+          <w:bottom w:val="nil"/>
+          <w:right w:val="nil"/>
+          <w:insideH w:val="nil"/>
+          <w:insideV w:val="nil"/>
+        </w:tblBorders>
+        <w:tblLayout w:type="fixed"/>
+        <w:tblCellMar>
+          <w:top w:w="260" w:type="dxa"/>
+          <w:left w:w="280" w:type="dxa"/>
+          <w:bottom w:w="260" w:type="dxa"/>
+          <w:right w:w="280" w:type="dxa"/>
+        </w:tblCellMar>
+        <w:tblLook w:firstColumn="1" w:firstRow="1" w:lastColumn="0" w:lastRow="0" w:noHBand="0" w:noVBand="1" w:val="04A0"/>
+      </w:tblPr>
+      <w:tblGrid>
+        <w:gridCol w:w="7030"/>
+        <w:gridCol w:w="2608"/>
+      </w:tblGrid>
+      <w:tr>
+        <w:tc>
+          <w:tcPr>
+            <w:tcW w:type="dxa" w:w="7030"/>
+            <w:shd w:val="clear" w:color="auto" w:fill="1F4E79"/>
+          </w:tcPr>
+          <w:p>
+            <w:pPr>
+              <w:spacing w:before="0" w:after="0"/>
+            </w:pPr>
+            <w:r>
+              <w:rPr>
+                <w:b/>
+                <w:caps/>
+                <w:color w:val="AFC6DD"/>
+                <w:sz w:val="17"/>
+              </w:rPr>
+              <w:t>Issuer review · 6M2026</w:t>
+            </w:r>
+          </w:p>
+          <w:p>
+            <w:pPr>
+              <w:spacing w:before="40" w:after="0"/>
+            </w:pPr>
+            <w:r>
+              <w:rPr>
+                <w:b/>
+                <w:color w:val="FFFFFF"/>
+                <w:sz w:val="52"/>
+              </w:rPr>
+              <w:t>Maxima Grupė</w:t>
+            </w:r>
+          </w:p>
+        </w:tc>
+        <w:tc>
+          <w:tcPr>
+            <w:tcW w:type="dxa" w:w="2608"/>
+            <w:shd w:val="clear" w:color="auto" w:fill="1F4E79"/>
+          </w:tcPr>
+          <w:p>
+            <w:pPr>
+              <w:spacing w:before="280" w:after="0"/>
+              <w:jc w:val="right"/>
+            </w:pPr>
+            <w:r>
+              <w:rPr>
+                <w:b/>
+                <w:color w:val="1B7F3B"/>
+                <w:sz w:val="19"/>
+                <w:shd w:val="clear" w:color="auto" w:fill="E3F3E8"/>
+              </w:rPr>
+              <w:t xml:space="preserve">  ●  OK  </w:t>
+            </w:r>
+          </w:p>
+        </w:tc>
+      </w:tr>
+    </w:tbl>
     <w:p>
       <w:pPr>
-        <w:spacing w:after="0"/>
+        <w:pBdr>
+          <w:top w:val="single" w:sz="12" w:color="2A78D6" w:space="0"/>
+        </w:pBdr>
+        <w:spacing w:before="0" w:after="200" w:line="120" w:lineRule="auto"/>
       </w:pPr>
-      <w:r>
-        <w:rPr>
-          <w:b/>
-          <w:color w:val="1F4E79"/>
-          <w:sz w:val="48"/>
-        </w:rPr>
-        <w:t>Maxima Grupė</w:t>
-      </w:r>
-    </w:p>
-    <w:p>
-      <w:r>
-        <w:rPr>
-          <w:color w:val="5F6B7A"/>
-          <w:sz w:val="24"/>
-        </w:rPr>
-        <w:t>Issuer review · 6M2026</w:t>
-      </w:r>
-    </w:p>
-    <w:p>
-      <w:pPr>
-        <w:spacing w:after="0"/>
-      </w:pPr>
-      <w:r>
-        <w:rPr>
-          <w:b/>
-          <w:sz w:val="19"/>
-        </w:rPr>
-        <w:t xml:space="preserve">Analysis date: </w:t>
-      </w:r>
-      <w:r>
-        <w:rPr>
-          <w:b w:val="0"/>
-          <w:sz w:val="19"/>
-        </w:rPr>
-        <w:t>2026-10-22</w:t>
-      </w:r>
-    </w:p>
-    <w:p>
-      <w:pPr>
-        <w:spacing w:after="0"/>
-      </w:pPr>
-      <w:r>
-        <w:rPr>
-          <w:b/>
-          <w:sz w:val="19"/>
-        </w:rPr>
-        <w:t xml:space="preserve">Rating: </w:t>
-      </w:r>
-      <w:r>
-        <w:rPr>
-          <w:b w:val="0"/>
-          <w:sz w:val="19"/>
-        </w:rPr>
-        <w:t>S&amp;P BB+, stable outlook (issuer and the 2031 notes; confirmed 2025-12-12)</w:t>
-      </w:r>
-      <w:hyperlink r:id="rId10">
-        <w:r>
-          <w:rPr>
-            <w:color w:val="2A78D6"/>
-            <w:vertAlign w:val="superscript"/>
-            <w:sz w:val="16"/>
-          </w:rPr>
-          <w:t xml:space="preserve">1</w:t>
-        </w:r>
-      </w:hyperlink>
-      <w:r>
-        <w:rPr>
-          <w:color w:val="2A78D6"/>
-          <w:vertAlign w:val="superscript"/>
-        </w:rPr>
-        <w:t>,</w:t>
-      </w:r>
-      <w:hyperlink r:id="rId11">
-        <w:r>
-          <w:rPr>
-            <w:color w:val="2A78D6"/>
-            <w:vertAlign w:val="superscript"/>
-            <w:sz w:val="16"/>
-          </w:rPr>
-          <w:t xml:space="preserve">2</w:t>
-        </w:r>
-      </w:hyperlink>
-    </w:p>
-    <w:p>
-      <w:pPr>
-        <w:spacing w:after="0"/>
-      </w:pPr>
-      <w:r>
-        <w:rPr>
-          <w:b/>
-          <w:sz w:val="19"/>
-        </w:rPr>
-        <w:t xml:space="preserve">Next report: </w:t>
-      </w:r>
-      <w:r>
-        <w:rPr>
-          <w:b w:val="0"/>
-          <w:sz w:val="19"/>
-        </w:rPr>
-        <w:t>9M 2026 results - expected November 2026</w:t>
-      </w:r>
     </w:p>
     <w:tbl>
       <w:tblPr>
-        <w:tblW w:type="auto" w:w="0"/>
+        <w:tblW w:w="9639" w:type="dxa"/>
+        <w:tblBorders>
+          <w:top w:val="nil"/>
+          <w:left w:val="nil"/>
+          <w:bottom w:val="nil"/>
+          <w:right w:val="nil"/>
+          <w:insideH w:val="nil"/>
+          <w:insideV w:val="nil"/>
+        </w:tblBorders>
+        <w:tblLayout w:type="fixed"/>
+        <w:tblCellMar>
+          <w:top w:w="0" w:type="dxa"/>
+          <w:left w:w="0" w:type="dxa"/>
+          <w:bottom w:w="120" w:type="dxa"/>
+          <w:right w:w="160" w:type="dxa"/>
+        </w:tblCellMar>
         <w:tblLook w:firstColumn="1" w:firstRow="1" w:lastColumn="0" w:lastRow="0" w:noHBand="0" w:noVBand="1" w:val="04A0"/>
       </w:tblPr>
       <w:tblGrid>
-        <w:gridCol w:w="9972"/>
+        <w:gridCol w:w="3213"/>
+        <w:gridCol w:w="3213"/>
+        <w:gridCol w:w="3213"/>
+      </w:tblGrid>
+      <w:tr>
+        <w:tc>
+          <w:tcPr>
+            <w:tcW w:type="dxa" w:w="3213"/>
+            <w:tcBorders>
+              <w:top w:val="nil"/>
+              <w:left w:val="nil"/>
+              <w:bottom w:val="single" w:sz="4" w:color="C9D3DE" w:space="0"/>
+              <w:right w:val="nil"/>
+            </w:tcBorders>
+          </w:tcPr>
+          <w:p>
+            <w:pPr>
+              <w:spacing w:before="0" w:after="20"/>
+            </w:pPr>
+            <w:r>
+              <w:rPr>
+                <w:b/>
+                <w:caps/>
+                <w:color w:val="5F6B7A"/>
+                <w:sz w:val="15"/>
+              </w:rPr>
+              <w:t>Analysis date</w:t>
+            </w:r>
+          </w:p>
+          <w:p>
+            <w:pPr>
+              <w:spacing w:before="0" w:after="0"/>
+            </w:pPr>
+            <w:r>
+              <w:rPr>
+                <w:b w:val="0"/>
+                <w:sz w:val="19"/>
+              </w:rPr>
+              <w:t>2026-10-22</w:t>
+            </w:r>
+          </w:p>
+        </w:tc>
+        <w:tc>
+          <w:tcPr>
+            <w:tcW w:type="dxa" w:w="3213"/>
+            <w:tcBorders>
+              <w:top w:val="nil"/>
+              <w:left w:val="nil"/>
+              <w:bottom w:val="single" w:sz="4" w:color="C9D3DE" w:space="0"/>
+              <w:right w:val="nil"/>
+            </w:tcBorders>
+          </w:tcPr>
+          <w:p>
+            <w:pPr>
+              <w:spacing w:before="0" w:after="20"/>
+            </w:pPr>
+            <w:r>
+              <w:rPr>
+                <w:b/>
+                <w:caps/>
+                <w:color w:val="5F6B7A"/>
+                <w:sz w:val="15"/>
+              </w:rPr>
+              <w:t>Rating</w:t>
+            </w:r>
+          </w:p>
+          <w:p>
+            <w:pPr>
+              <w:spacing w:before="0" w:after="0"/>
+            </w:pPr>
+            <w:r>
+              <w:rPr>
+                <w:b w:val="0"/>
+                <w:sz w:val="19"/>
+              </w:rPr>
+              <w:t>S&amp;P BB+, stable outlook (issuer and the 2031 notes; confirmed 2025-12-12)</w:t>
+            </w:r>
+            <w:hyperlink r:id="rId12">
+              <w:r>
+                <w:rPr>
+                  <w:color w:val="2A78D6"/>
+                  <w:vertAlign w:val="superscript"/>
+                  <w:sz w:val="16"/>
+                </w:rPr>
+                <w:t xml:space="preserve">1</w:t>
+              </w:r>
+            </w:hyperlink>
+            <w:r>
+              <w:rPr>
+                <w:color w:val="2A78D6"/>
+                <w:vertAlign w:val="superscript"/>
+              </w:rPr>
+              <w:t>,</w:t>
+            </w:r>
+            <w:hyperlink r:id="rId13">
+              <w:r>
+                <w:rPr>
+                  <w:color w:val="2A78D6"/>
+                  <w:vertAlign w:val="superscript"/>
+                  <w:sz w:val="16"/>
+                </w:rPr>
+                <w:t xml:space="preserve">2</w:t>
+              </w:r>
+            </w:hyperlink>
+          </w:p>
+        </w:tc>
+        <w:tc>
+          <w:tcPr>
+            <w:tcW w:type="dxa" w:w="3213"/>
+            <w:tcBorders>
+              <w:top w:val="nil"/>
+              <w:left w:val="nil"/>
+              <w:bottom w:val="single" w:sz="4" w:color="C9D3DE" w:space="0"/>
+              <w:right w:val="nil"/>
+            </w:tcBorders>
+          </w:tcPr>
+          <w:p>
+            <w:pPr>
+              <w:spacing w:before="0" w:after="20"/>
+            </w:pPr>
+            <w:r>
+              <w:rPr>
+                <w:b/>
+                <w:caps/>
+                <w:color w:val="5F6B7A"/>
+                <w:sz w:val="15"/>
+              </w:rPr>
+              <w:t>Next report</w:t>
+            </w:r>
+          </w:p>
+          <w:p>
+            <w:pPr>
+              <w:spacing w:before="0" w:after="0"/>
+            </w:pPr>
+            <w:r>
+              <w:rPr>
+                <w:b w:val="0"/>
+                <w:sz w:val="19"/>
+              </w:rPr>
+              <w:t>9M 2026 results - expected November 2026</w:t>
+            </w:r>
+          </w:p>
+        </w:tc>
+      </w:tr>
+    </w:tbl>
+    <w:p>
+      <w:pPr>
+        <w:spacing w:before="0" w:after="80"/>
+      </w:pPr>
+    </w:p>
+    <w:tbl>
+      <w:tblPr>
+        <w:tblW w:w="9639" w:type="dxa"/>
+        <w:tblBorders>
+          <w:top w:val="nil"/>
+          <w:left w:val="nil"/>
+          <w:bottom w:val="nil"/>
+          <w:right w:val="nil"/>
+          <w:insideH w:val="nil"/>
+          <w:insideV w:val="nil"/>
+        </w:tblBorders>
+        <w:tblLayout w:type="fixed"/>
+        <w:tblCellMar>
+          <w:top w:w="180" w:type="dxa"/>
+          <w:left w:w="260" w:type="dxa"/>
+          <w:bottom w:w="200" w:type="dxa"/>
+          <w:right w:w="260" w:type="dxa"/>
+        </w:tblCellMar>
+        <w:tblLook w:firstColumn="1" w:firstRow="1" w:lastColumn="0" w:lastRow="0" w:noHBand="0" w:noVBand="1" w:val="04A0"/>
+      </w:tblPr>
+      <w:tblGrid>
+        <w:gridCol w:w="9639"/>
       </w:tblGrid>
       <w:tr>
         <w:tc>
           <w:tcPr>
             <w:tcW w:type="dxa" w:w="9638"/>
+            <w:tcBorders>
+              <w:top w:val="nil"/>
+              <w:left w:val="single" w:sz="24" w:color="1B7F3B" w:space="0"/>
+              <w:bottom w:val="nil"/>
+              <w:right w:val="nil"/>
+            </w:tcBorders>
             <w:shd w:val="clear" w:color="auto" w:fill="E3F3E8"/>
           </w:tcPr>
           <w:p>
             <w:pPr>
-              <w:spacing w:before="60" w:after="60"/>
+              <w:spacing w:before="0" w:after="0" w:line="276" w:lineRule="auto"/>
             </w:pPr>
             <w:r>
               <w:rPr>
@@ -142,7 +317,7 @@
               </w:rPr>
               <w:t xml:space="preserve"> Maxima is the largest Baltic food retailer, rated BB+ (stable) by S&amp;P</w:t>
             </w:r>
-            <w:hyperlink r:id="rId11">
+            <w:hyperlink r:id="rId13">
               <w:r>
                 <w:rPr>
                   <w:color w:val="2A78D6"/>
@@ -160,7 +335,7 @@
               </w:rPr>
               <w:t>. 1H EBITDA EUR 169.9m, net debt / EBITDA 2.0x</w:t>
             </w:r>
-            <w:hyperlink r:id="rId12">
+            <w:hyperlink r:id="rId14">
               <w:r>
                 <w:rPr>
                   <w:color w:val="2A78D6"/>
@@ -177,7 +352,7 @@
               </w:rPr>
               <w:t>,</w:t>
             </w:r>
-            <w:hyperlink r:id="rId13">
+            <w:hyperlink r:id="rId15">
               <w:r>
                 <w:rPr>
                   <w:color w:val="2A78D6"/>
@@ -195,7 +370,7 @@
               </w:rPr>
               <w:t>. To watch: large payouts to the shareholder cut equity to EUR 147m</w:t>
             </w:r>
-            <w:hyperlink r:id="rId14">
+            <w:hyperlink r:id="rId16">
               <w:r>
                 <w:rPr>
                   <w:color w:val="2A78D6"/>
@@ -213,7 +388,7 @@
               </w:rPr>
               <w:t>; a competition investigation is under way in Latvia</w:t>
             </w:r>
-            <w:hyperlink r:id="rId15">
+            <w:hyperlink r:id="rId17">
               <w:r>
                 <w:rPr>
                   <w:color w:val="2A78D6"/>
@@ -237,63 +412,101 @@
     </w:tbl>
     <w:p>
       <w:pPr>
-        <w:spacing w:after="0"/>
+        <w:spacing w:before="0" w:after="120"/>
       </w:pPr>
     </w:p>
     <w:tbl>
       <w:tblPr>
-        <w:tblW w:type="auto" w:w="0"/>
-        <w:jc w:val="center"/>
+        <w:tblW w:w="9639" w:type="dxa"/>
+        <w:tblBorders>
+          <w:top w:val="nil"/>
+          <w:left w:val="nil"/>
+          <w:bottom w:val="nil"/>
+          <w:right w:val="nil"/>
+          <w:insideH w:val="nil"/>
+          <w:insideV w:val="nil"/>
+        </w:tblBorders>
+        <w:tblLayout w:type="fixed"/>
+        <w:tblCellMar>
+          <w:top w:w="150" w:type="dxa"/>
+          <w:left w:w="170" w:type="dxa"/>
+          <w:bottom w:w="150" w:type="dxa"/>
+          <w:right w:w="100" w:type="dxa"/>
+        </w:tblCellMar>
         <w:tblLook w:firstColumn="1" w:firstRow="1" w:lastColumn="0" w:lastRow="0" w:noHBand="0" w:noVBand="1" w:val="04A0"/>
-        <w:tblBorders>
-          <w:top w:val="single" w:sz="4" w:color="FFFFFF"/>
-          <w:left w:val="nil"/>
-          <w:bottom w:val="single" w:sz="4" w:color="FFFFFF"/>
-          <w:right w:val="nil"/>
-          <w:insideH w:val="single" w:sz="4" w:color="FFFFFF"/>
-          <w:insideV w:val="nil"/>
-        </w:tblBorders>
       </w:tblPr>
       <w:tblGrid>
-        <w:gridCol w:w="2493"/>
-        <w:gridCol w:w="2493"/>
-        <w:gridCol w:w="2493"/>
-        <w:gridCol w:w="2493"/>
+        <w:gridCol w:w="2260"/>
+        <w:gridCol w:w="198"/>
+        <w:gridCol w:w="2260"/>
+        <w:gridCol w:w="198"/>
+        <w:gridCol w:w="2260"/>
+        <w:gridCol w:w="198"/>
+        <w:gridCol w:w="2260"/>
       </w:tblGrid>
       <w:tr>
         <w:tc>
           <w:tcPr>
-            <w:tcW w:type="dxa" w:w="2493"/>
-            <w:shd w:val="clear" w:color="auto" w:fill="EAF1F8"/>
+            <w:tcW w:type="dxa" w:w="2261"/>
+            <w:tcBorders>
+              <w:top w:val="single" w:sz="18" w:color="2A78D6" w:space="0"/>
+              <w:left w:val="single" w:sz="4" w:color="C9D3DE" w:space="0"/>
+              <w:bottom w:val="single" w:sz="4" w:color="C9D3DE" w:space="0"/>
+              <w:right w:val="single" w:sz="4" w:color="C9D3DE" w:space="0"/>
+            </w:tcBorders>
           </w:tcPr>
           <w:p>
-            <w:r/>
+            <w:pPr>
+              <w:spacing w:before="0" w:after="60"/>
+            </w:pPr>
             <w:r>
               <w:rPr>
+                <w:b/>
+                <w:caps/>
                 <w:color w:val="5F6B7A"/>
-                <w:sz w:val="16"/>
+                <w:sz w:val="14"/>
               </w:rPr>
-              <w:t>Revenue (6M2026)</w:t>
+              <w:t>Revenue</w:t>
+            </w:r>
+            <w:r>
+              <w:rPr>
+                <w:b w:val="0"/>
+                <w:color w:val="5F6B7A"/>
+                <w:sz w:val="14"/>
+              </w:rPr>
+              <w:t xml:space="preserve">  ·  6M2026</w:t>
             </w:r>
           </w:p>
           <w:p>
             <w:pPr>
-              <w:spacing w:after="0"/>
+              <w:spacing w:before="0" w:after="20"/>
             </w:pPr>
             <w:r>
               <w:rPr>
                 <w:b/>
                 <w:color w:val="1F4E79"/>
-                <w:sz w:val="26"/>
+                <w:sz w:val="34"/>
               </w:rPr>
-              <w:t>2,026.4 EUR m</w:t>
+              <w:t>2,026.4</w:t>
+            </w:r>
+            <w:r>
+              <w:rPr>
+                <w:b w:val="0"/>
+                <w:color w:val="5F6B7A"/>
+                <w:sz w:val="18"/>
+              </w:rPr>
+              <w:t xml:space="preserve"> EUR m</w:t>
             </w:r>
           </w:p>
           <w:p>
+            <w:pPr>
+              <w:spacing w:before="0" w:after="0"/>
+            </w:pPr>
             <w:r>
               <w:rPr>
+                <w:b w:val="0"/>
                 <w:color w:val="5F6B7A"/>
-                <w:sz w:val="16"/>
+                <w:sz w:val="15"/>
               </w:rPr>
               <w:t>▲ 2.8 % vs 6M2025</w:t>
             </w:r>
@@ -301,37 +514,72 @@
         </w:tc>
         <w:tc>
           <w:tcPr>
-            <w:tcW w:type="dxa" w:w="2493"/>
-            <w:shd w:val="clear" w:color="auto" w:fill="EAF1F8"/>
+            <w:tcW w:type="dxa" w:w="198"/>
+          </w:tcPr>
+          <w:p/>
+        </w:tc>
+        <w:tc>
+          <w:tcPr>
+            <w:tcW w:type="dxa" w:w="2261"/>
+            <w:tcBorders>
+              <w:top w:val="single" w:sz="18" w:color="2A78D6" w:space="0"/>
+              <w:left w:val="single" w:sz="4" w:color="C9D3DE" w:space="0"/>
+              <w:bottom w:val="single" w:sz="4" w:color="C9D3DE" w:space="0"/>
+              <w:right w:val="single" w:sz="4" w:color="C9D3DE" w:space="0"/>
+            </w:tcBorders>
           </w:tcPr>
           <w:p>
-            <w:r/>
+            <w:pPr>
+              <w:spacing w:before="0" w:after="60"/>
+            </w:pPr>
             <w:r>
               <w:rPr>
+                <w:b/>
+                <w:caps/>
                 <w:color w:val="5F6B7A"/>
-                <w:sz w:val="16"/>
+                <w:sz w:val="14"/>
               </w:rPr>
-              <w:t>EBITDA (6M2026)</w:t>
+              <w:t>EBITDA</w:t>
+            </w:r>
+            <w:r>
+              <w:rPr>
+                <w:b w:val="0"/>
+                <w:color w:val="5F6B7A"/>
+                <w:sz w:val="14"/>
+              </w:rPr>
+              <w:t xml:space="preserve">  ·  6M2026</w:t>
             </w:r>
           </w:p>
           <w:p>
             <w:pPr>
-              <w:spacing w:after="0"/>
+              <w:spacing w:before="0" w:after="20"/>
             </w:pPr>
             <w:r>
               <w:rPr>
                 <w:b/>
                 <w:color w:val="1F4E79"/>
-                <w:sz w:val="26"/>
+                <w:sz w:val="34"/>
               </w:rPr>
-              <w:t>169.9 EUR m</w:t>
+              <w:t>169.9</w:t>
+            </w:r>
+            <w:r>
+              <w:rPr>
+                <w:b w:val="0"/>
+                <w:color w:val="5F6B7A"/>
+                <w:sz w:val="18"/>
+              </w:rPr>
+              <w:t xml:space="preserve"> EUR m</w:t>
             </w:r>
           </w:p>
           <w:p>
+            <w:pPr>
+              <w:spacing w:before="0" w:after="0"/>
+            </w:pPr>
             <w:r>
               <w:rPr>
+                <w:b w:val="0"/>
                 <w:color w:val="5F6B7A"/>
-                <w:sz w:val="16"/>
+                <w:sz w:val="15"/>
               </w:rPr>
               <w:t>▲ 0.4 % vs 6M2025</w:t>
             </w:r>
@@ -339,37 +587,72 @@
         </w:tc>
         <w:tc>
           <w:tcPr>
-            <w:tcW w:type="dxa" w:w="2493"/>
-            <w:shd w:val="clear" w:color="auto" w:fill="EAF1F8"/>
+            <w:tcW w:type="dxa" w:w="198"/>
+          </w:tcPr>
+          <w:p/>
+        </w:tc>
+        <w:tc>
+          <w:tcPr>
+            <w:tcW w:type="dxa" w:w="2261"/>
+            <w:tcBorders>
+              <w:top w:val="single" w:sz="18" w:color="2A78D6" w:space="0"/>
+              <w:left w:val="single" w:sz="4" w:color="C9D3DE" w:space="0"/>
+              <w:bottom w:val="single" w:sz="4" w:color="C9D3DE" w:space="0"/>
+              <w:right w:val="single" w:sz="4" w:color="C9D3DE" w:space="0"/>
+            </w:tcBorders>
           </w:tcPr>
           <w:p>
-            <w:r/>
+            <w:pPr>
+              <w:spacing w:before="0" w:after="60"/>
+            </w:pPr>
             <w:r>
               <w:rPr>
+                <w:b/>
+                <w:caps/>
                 <w:color w:val="5F6B7A"/>
-                <w:sz w:val="16"/>
+                <w:sz w:val="14"/>
               </w:rPr>
-              <w:t>Net debt / EBITDA (6M2026)</w:t>
+              <w:t>Net debt / EBITDA</w:t>
+            </w:r>
+            <w:r>
+              <w:rPr>
+                <w:b w:val="0"/>
+                <w:color w:val="5F6B7A"/>
+                <w:sz w:val="14"/>
+              </w:rPr>
+              <w:t xml:space="preserve">  ·  6M2026</w:t>
             </w:r>
           </w:p>
           <w:p>
             <w:pPr>
-              <w:spacing w:after="0"/>
+              <w:spacing w:before="0" w:after="20"/>
             </w:pPr>
             <w:r>
               <w:rPr>
                 <w:b/>
                 <w:color w:val="1F4E79"/>
-                <w:sz w:val="26"/>
+                <w:sz w:val="34"/>
               </w:rPr>
-              <w:t>2.0x</w:t>
+              <w:t>2.0</w:t>
+            </w:r>
+            <w:r>
+              <w:rPr>
+                <w:b w:val="0"/>
+                <w:color w:val="5F6B7A"/>
+                <w:sz w:val="18"/>
+              </w:rPr>
+              <w:t xml:space="preserve"> x</w:t>
             </w:r>
           </w:p>
           <w:p>
+            <w:pPr>
+              <w:spacing w:before="0" w:after="0"/>
+            </w:pPr>
             <w:r>
               <w:rPr>
+                <w:b w:val="0"/>
                 <w:color w:val="5F6B7A"/>
-                <w:sz w:val="16"/>
+                <w:sz w:val="15"/>
               </w:rPr>
               <w:t>▲ 0.5x vs FY2025</w:t>
             </w:r>
@@ -377,37 +660,72 @@
         </w:tc>
         <w:tc>
           <w:tcPr>
-            <w:tcW w:type="dxa" w:w="2493"/>
-            <w:shd w:val="clear" w:color="auto" w:fill="EAF1F8"/>
+            <w:tcW w:type="dxa" w:w="198"/>
+          </w:tcPr>
+          <w:p/>
+        </w:tc>
+        <w:tc>
+          <w:tcPr>
+            <w:tcW w:type="dxa" w:w="2261"/>
+            <w:tcBorders>
+              <w:top w:val="single" w:sz="18" w:color="2A78D6" w:space="0"/>
+              <w:left w:val="single" w:sz="4" w:color="C9D3DE" w:space="0"/>
+              <w:bottom w:val="single" w:sz="4" w:color="C9D3DE" w:space="0"/>
+              <w:right w:val="single" w:sz="4" w:color="C9D3DE" w:space="0"/>
+            </w:tcBorders>
           </w:tcPr>
           <w:p>
-            <w:r/>
+            <w:pPr>
+              <w:spacing w:before="0" w:after="60"/>
+            </w:pPr>
             <w:r>
               <w:rPr>
+                <w:b/>
+                <w:caps/>
                 <w:color w:val="5F6B7A"/>
-                <w:sz w:val="16"/>
+                <w:sz w:val="14"/>
               </w:rPr>
-              <w:t>Equity (6M2026)</w:t>
+              <w:t>Equity</w:t>
+            </w:r>
+            <w:r>
+              <w:rPr>
+                <w:b w:val="0"/>
+                <w:color w:val="5F6B7A"/>
+                <w:sz w:val="14"/>
+              </w:rPr>
+              <w:t xml:space="preserve">  ·  6M2026</w:t>
             </w:r>
           </w:p>
           <w:p>
             <w:pPr>
-              <w:spacing w:after="0"/>
+              <w:spacing w:before="0" w:after="20"/>
             </w:pPr>
             <w:r>
               <w:rPr>
                 <w:b/>
                 <w:color w:val="1F4E79"/>
-                <w:sz w:val="26"/>
+                <w:sz w:val="34"/>
               </w:rPr>
-              <w:t>147.4 EUR m</w:t>
+              <w:t>147.4</w:t>
+            </w:r>
+            <w:r>
+              <w:rPr>
+                <w:b w:val="0"/>
+                <w:color w:val="5F6B7A"/>
+                <w:sz w:val="18"/>
+              </w:rPr>
+              <w:t xml:space="preserve"> EUR m</w:t>
             </w:r>
           </w:p>
           <w:p>
+            <w:pPr>
+              <w:spacing w:before="0" w:after="0"/>
+            </w:pPr>
             <w:r>
               <w:rPr>
+                <w:b w:val="0"/>
                 <w:color w:val="5F6B7A"/>
-                <w:sz w:val="16"/>
+                <w:sz w:val="15"/>
               </w:rPr>
               <w:t>▼ 43.9 % vs FY2025</w:t>
             </w:r>
@@ -417,11 +735,29 @@
     </w:tbl>
     <w:p>
       <w:pPr>
-        <w:spacing w:before="280" w:after="80"/>
+        <w:spacing w:before="0" w:after="40"/>
+      </w:pPr>
+    </w:p>
+    <w:p>
+      <w:pPr>
+        <w:keepNext/>
         <w:pBdr>
-          <w:bottom w:val="single" w:sz="6" w:color="C9D3DE" w:space="2"/>
+          <w:bottom w:val="single" w:sz="8" w:color="1F4E79" w:space="4"/>
         </w:pBdr>
+        <w:tabs>
+          <w:tab w:pos="482" w:val="left"/>
+        </w:tabs>
+        <w:spacing w:before="360" w:after="160"/>
       </w:pPr>
+      <w:r>
+        <w:rPr>
+          <w:b/>
+          <w:color w:val="2A78D6"/>
+          <w:sz w:val="18"/>
+        </w:rPr>
+        <w:t>01</w:t>
+        <w:tab/>
+      </w:r>
       <w:r>
         <w:rPr>
           <w:b/>
@@ -433,9 +769,21 @@
     </w:p>
     <w:p>
       <w:pPr>
-        <w:pStyle w:val="ListBullet"/>
-        <w:spacing w:after="60"/>
+        <w:tabs>
+          <w:tab w:pos="255" w:val="left"/>
+        </w:tabs>
+        <w:spacing w:before="0" w:after="80"/>
+        <w:ind w:left="255" w:hanging="255"/>
       </w:pPr>
+      <w:r>
+        <w:rPr>
+          <w:b/>
+          <w:color w:val="2A78D6"/>
+          <w:sz w:val="20"/>
+        </w:rPr>
+        <w:t>▪</w:t>
+        <w:tab/>
+      </w:r>
       <w:r>
         <w:rPr>
           <w:b/>
@@ -448,7 +796,7 @@
         </w:rPr>
         <w:t xml:space="preserve"> 1H revenue EUR 2,026m (+2.8%, calculated by the tool), EBITDA EUR 169.9m (169.2m), net profit EUR 85.7m</w:t>
       </w:r>
-      <w:hyperlink r:id="rId14">
+      <w:hyperlink r:id="rId16">
         <w:r>
           <w:rPr>
             <w:color w:val="2A78D6"/>
@@ -467,9 +815,21 @@
     </w:p>
     <w:p>
       <w:pPr>
-        <w:pStyle w:val="ListBullet"/>
-        <w:spacing w:after="60"/>
+        <w:tabs>
+          <w:tab w:pos="255" w:val="left"/>
+        </w:tabs>
+        <w:spacing w:before="0" w:after="80"/>
+        <w:ind w:left="255" w:hanging="255"/>
       </w:pPr>
+      <w:r>
+        <w:rPr>
+          <w:b/>
+          <w:color w:val="2A78D6"/>
+          <w:sz w:val="20"/>
+        </w:rPr>
+        <w:t>▪</w:t>
+        <w:tab/>
+      </w:r>
       <w:r>
         <w:rPr>
           <w:b/>
@@ -482,7 +842,7 @@
         </w:rPr>
         <w:t xml:space="preserve"> the Polish and Bulgarian businesses were sold in December 2025; 498 stores in Lithuania, Latvia and Estonia plus Barbora remain</w:t>
       </w:r>
-      <w:hyperlink r:id="rId16">
+      <w:hyperlink r:id="rId18">
         <w:r>
           <w:rPr>
             <w:color w:val="2A78D6"/>
@@ -501,9 +861,21 @@
     </w:p>
     <w:p>
       <w:pPr>
-        <w:pStyle w:val="ListBullet"/>
-        <w:spacing w:after="60"/>
+        <w:tabs>
+          <w:tab w:pos="255" w:val="left"/>
+        </w:tabs>
+        <w:spacing w:before="0" w:after="80"/>
+        <w:ind w:left="255" w:hanging="255"/>
       </w:pPr>
+      <w:r>
+        <w:rPr>
+          <w:b/>
+          <w:color w:val="2A78D6"/>
+          <w:sz w:val="20"/>
+        </w:rPr>
+        <w:t>▪</w:t>
+        <w:tab/>
+      </w:r>
       <w:r>
         <w:rPr>
           <w:b/>
@@ -516,7 +888,7 @@
         </w:rPr>
         <w:t xml:space="preserve"> EUR 423.9m of dividends in 2025, and in 1H 2026 EUR 101.0m of dividends plus a EUR 100m capital reduction; equity fell from EUR 572.9m to EUR 147.4m</w:t>
       </w:r>
-      <w:hyperlink r:id="rId14">
+      <w:hyperlink r:id="rId16">
         <w:r>
           <w:rPr>
             <w:color w:val="2A78D6"/>
@@ -535,9 +907,21 @@
     </w:p>
     <w:p>
       <w:pPr>
-        <w:pStyle w:val="ListBullet"/>
-        <w:spacing w:after="60"/>
+        <w:tabs>
+          <w:tab w:pos="255" w:val="left"/>
+        </w:tabs>
+        <w:spacing w:before="0" w:after="80"/>
+        <w:ind w:left="255" w:hanging="255"/>
       </w:pPr>
+      <w:r>
+        <w:rPr>
+          <w:b/>
+          <w:color w:val="2A78D6"/>
+          <w:sz w:val="20"/>
+        </w:rPr>
+        <w:t>▪</w:t>
+        <w:tab/>
+      </w:r>
       <w:r>
         <w:rPr>
           <w:b/>
@@ -550,7 +934,7 @@
         </w:rPr>
         <w:t xml:space="preserve"> net debt (incl. leases) EUR 764.5m, 2.0x EBITDA (end-2025: EUR 557.1m, 1.5x)</w:t>
       </w:r>
-      <w:hyperlink r:id="rId13">
+      <w:hyperlink r:id="rId15">
         <w:r>
           <w:rPr>
             <w:color w:val="2A78D6"/>
@@ -567,7 +951,7 @@
         </w:rPr>
         <w:t>,</w:t>
       </w:r>
-      <w:hyperlink r:id="rId17">
+      <w:hyperlink r:id="rId19">
         <w:r>
           <w:rPr>
             <w:color w:val="2A78D6"/>
@@ -586,11 +970,24 @@
     </w:p>
     <w:p>
       <w:pPr>
-        <w:spacing w:before="280" w:after="80"/>
+        <w:keepNext/>
         <w:pBdr>
-          <w:bottom w:val="single" w:sz="6" w:color="C9D3DE" w:space="2"/>
+          <w:bottom w:val="single" w:sz="8" w:color="1F4E79" w:space="4"/>
         </w:pBdr>
+        <w:tabs>
+          <w:tab w:pos="482" w:val="left"/>
+        </w:tabs>
+        <w:spacing w:before="360" w:after="160"/>
       </w:pPr>
+      <w:r>
+        <w:rPr>
+          <w:b/>
+          <w:color w:val="2A78D6"/>
+          <w:sz w:val="18"/>
+        </w:rPr>
+        <w:t>02</w:t>
+        <w:tab/>
+      </w:r>
       <w:r>
         <w:rPr>
           <w:b/>
@@ -602,37 +999,53 @@
     </w:p>
     <w:tbl>
       <w:tblPr>
-        <w:tblW w:type="auto" w:w="0"/>
+        <w:tblW w:w="9639" w:type="dxa"/>
+        <w:tblBorders>
+          <w:top w:val="nil"/>
+          <w:left w:val="nil"/>
+          <w:bottom w:val="nil"/>
+          <w:right w:val="nil"/>
+          <w:insideH w:val="nil"/>
+          <w:insideV w:val="nil"/>
+        </w:tblBorders>
+        <w:tblLayout w:type="fixed"/>
+        <w:tblCellMar>
+          <w:top w:w="70" w:type="dxa"/>
+          <w:left w:w="100" w:type="dxa"/>
+          <w:bottom w:w="70" w:type="dxa"/>
+          <w:right w:w="100" w:type="dxa"/>
+        </w:tblCellMar>
         <w:tblLook w:firstColumn="1" w:firstRow="1" w:lastColumn="0" w:lastRow="0" w:noHBand="0" w:noVBand="1" w:val="04A0"/>
-        <w:tblBorders>
-          <w:top w:val="single" w:sz="4" w:color="C9D3DE"/>
-          <w:left w:val="nil"/>
-          <w:bottom w:val="single" w:sz="4" w:color="C9D3DE"/>
-          <w:right w:val="nil"/>
-          <w:insideH w:val="single" w:sz="4" w:color="C9D3DE"/>
-          <w:insideV w:val="nil"/>
-        </w:tblBorders>
       </w:tblPr>
       <w:tblGrid>
-        <w:gridCol w:w="1994"/>
-        <w:gridCol w:w="1994"/>
-        <w:gridCol w:w="1994"/>
-        <w:gridCol w:w="1994"/>
-        <w:gridCol w:w="1994"/>
+        <w:gridCol w:w="1701"/>
+        <w:gridCol w:w="2608"/>
+        <w:gridCol w:w="963"/>
+        <w:gridCol w:w="1304"/>
+        <w:gridCol w:w="3061"/>
       </w:tblGrid>
       <w:tr>
         <w:tc>
           <w:tcPr>
             <w:tcW w:type="dxa" w:w="1701"/>
-            <w:shd w:val="clear" w:color="auto" w:fill="1F4E79"/>
+            <w:tcBorders>
+              <w:top w:val="single" w:sz="12" w:color="1F4E79" w:space="0"/>
+              <w:left w:val="nil"/>
+              <w:bottom w:val="single" w:sz="4" w:color="C9D3DE" w:space="0"/>
+              <w:right w:val="nil"/>
+            </w:tcBorders>
+            <w:shd w:val="clear" w:color="auto" w:fill="EAF1F8"/>
           </w:tcPr>
           <w:p>
-            <w:r/>
+            <w:pPr>
+              <w:spacing w:before="0" w:after="0"/>
+            </w:pPr>
             <w:r>
               <w:rPr>
                 <w:b/>
-                <w:color w:val="FFFFFF"/>
-                <w:sz w:val="17"/>
+                <w:caps/>
+                <w:color w:val="1F4E79"/>
+                <w:sz w:val="16"/>
               </w:rPr>
               <w:t>ISIN</w:t>
             </w:r>
@@ -641,15 +1054,24 @@
         <w:tc>
           <w:tcPr>
             <w:tcW w:type="dxa" w:w="2608"/>
-            <w:shd w:val="clear" w:color="auto" w:fill="1F4E79"/>
+            <w:tcBorders>
+              <w:top w:val="single" w:sz="12" w:color="1F4E79" w:space="0"/>
+              <w:left w:val="nil"/>
+              <w:bottom w:val="single" w:sz="4" w:color="C9D3DE" w:space="0"/>
+              <w:right w:val="nil"/>
+            </w:tcBorders>
+            <w:shd w:val="clear" w:color="auto" w:fill="EAF1F8"/>
           </w:tcPr>
           <w:p>
-            <w:r/>
+            <w:pPr>
+              <w:spacing w:before="0" w:after="0"/>
+            </w:pPr>
             <w:r>
               <w:rPr>
                 <w:b/>
-                <w:color w:val="FFFFFF"/>
-                <w:sz w:val="17"/>
+                <w:caps/>
+                <w:color w:val="1F4E79"/>
+                <w:sz w:val="16"/>
               </w:rPr>
               <w:t>Instrument</w:t>
             </w:r>
@@ -658,18 +1080,25 @@
         <w:tc>
           <w:tcPr>
             <w:tcW w:type="dxa" w:w="964"/>
-            <w:shd w:val="clear" w:color="auto" w:fill="1F4E79"/>
+            <w:tcBorders>
+              <w:top w:val="single" w:sz="12" w:color="1F4E79" w:space="0"/>
+              <w:left w:val="nil"/>
+              <w:bottom w:val="single" w:sz="4" w:color="C9D3DE" w:space="0"/>
+              <w:right w:val="nil"/>
+            </w:tcBorders>
+            <w:shd w:val="clear" w:color="auto" w:fill="EAF1F8"/>
           </w:tcPr>
           <w:p>
             <w:pPr>
+              <w:spacing w:before="0" w:after="0"/>
               <w:jc w:val="right"/>
             </w:pPr>
-            <w:r/>
             <w:r>
               <w:rPr>
                 <w:b/>
-                <w:color w:val="FFFFFF"/>
-                <w:sz w:val="17"/>
+                <w:caps/>
+                <w:color w:val="1F4E79"/>
+                <w:sz w:val="16"/>
               </w:rPr>
               <w:t>Coupon</w:t>
             </w:r>
@@ -678,15 +1107,24 @@
         <w:tc>
           <w:tcPr>
             <w:tcW w:type="dxa" w:w="1304"/>
-            <w:shd w:val="clear" w:color="auto" w:fill="1F4E79"/>
+            <w:tcBorders>
+              <w:top w:val="single" w:sz="12" w:color="1F4E79" w:space="0"/>
+              <w:left w:val="nil"/>
+              <w:bottom w:val="single" w:sz="4" w:color="C9D3DE" w:space="0"/>
+              <w:right w:val="nil"/>
+            </w:tcBorders>
+            <w:shd w:val="clear" w:color="auto" w:fill="EAF1F8"/>
           </w:tcPr>
           <w:p>
-            <w:r/>
+            <w:pPr>
+              <w:spacing w:before="0" w:after="0"/>
+            </w:pPr>
             <w:r>
               <w:rPr>
                 <w:b/>
-                <w:color w:val="FFFFFF"/>
-                <w:sz w:val="17"/>
+                <w:caps/>
+                <w:color w:val="1F4E79"/>
+                <w:sz w:val="16"/>
               </w:rPr>
               <w:t>Maturity</w:t>
             </w:r>
@@ -695,15 +1133,24 @@
         <w:tc>
           <w:tcPr>
             <w:tcW w:type="dxa" w:w="3061"/>
-            <w:shd w:val="clear" w:color="auto" w:fill="1F4E79"/>
+            <w:tcBorders>
+              <w:top w:val="single" w:sz="12" w:color="1F4E79" w:space="0"/>
+              <w:left w:val="nil"/>
+              <w:bottom w:val="single" w:sz="4" w:color="C9D3DE" w:space="0"/>
+              <w:right w:val="nil"/>
+            </w:tcBorders>
+            <w:shd w:val="clear" w:color="auto" w:fill="EAF1F8"/>
           </w:tcPr>
           <w:p>
-            <w:r/>
+            <w:pPr>
+              <w:spacing w:before="0" w:after="0"/>
+            </w:pPr>
             <w:r>
               <w:rPr>
                 <w:b/>
-                <w:color w:val="FFFFFF"/>
-                <w:sz w:val="17"/>
+                <w:caps/>
+                <w:color w:val="1F4E79"/>
+                <w:sz w:val="16"/>
               </w:rPr>
               <w:t>Note</w:t>
             </w:r>
@@ -714,12 +1161,17 @@
         <w:tc>
           <w:tcPr>
             <w:tcW w:type="dxa" w:w="1701"/>
+            <w:tcBorders>
+              <w:top w:val="nil"/>
+              <w:left w:val="nil"/>
+              <w:bottom w:val="single" w:sz="4" w:color="DDE3EA" w:space="0"/>
+              <w:right w:val="nil"/>
+            </w:tcBorders>
           </w:tcPr>
           <w:p>
             <w:pPr>
-              <w:spacing w:after="0"/>
+              <w:spacing w:before="0" w:after="0"/>
             </w:pPr>
-            <w:r/>
             <w:r>
               <w:rPr>
                 <w:b w:val="0"/>
@@ -732,12 +1184,17 @@
         <w:tc>
           <w:tcPr>
             <w:tcW w:type="dxa" w:w="2608"/>
+            <w:tcBorders>
+              <w:top w:val="nil"/>
+              <w:left w:val="nil"/>
+              <w:bottom w:val="single" w:sz="4" w:color="DDE3EA" w:space="0"/>
+              <w:right w:val="nil"/>
+            </w:tcBorders>
           </w:tcPr>
           <w:p>
             <w:pPr>
-              <w:spacing w:after="0"/>
+              <w:spacing w:before="0" w:after="0"/>
             </w:pPr>
-            <w:r/>
             <w:r>
               <w:rPr>
                 <w:b w:val="0"/>
@@ -750,13 +1207,18 @@
         <w:tc>
           <w:tcPr>
             <w:tcW w:type="dxa" w:w="964"/>
+            <w:tcBorders>
+              <w:top w:val="nil"/>
+              <w:left w:val="nil"/>
+              <w:bottom w:val="single" w:sz="4" w:color="DDE3EA" w:space="0"/>
+              <w:right w:val="nil"/>
+            </w:tcBorders>
           </w:tcPr>
           <w:p>
             <w:pPr>
-              <w:spacing w:after="0"/>
+              <w:spacing w:before="0" w:after="0"/>
               <w:jc w:val="right"/>
             </w:pPr>
-            <w:r/>
             <w:r>
               <w:rPr>
                 <w:b w:val="0"/>
@@ -769,12 +1231,17 @@
         <w:tc>
           <w:tcPr>
             <w:tcW w:type="dxa" w:w="1304"/>
+            <w:tcBorders>
+              <w:top w:val="nil"/>
+              <w:left w:val="nil"/>
+              <w:bottom w:val="single" w:sz="4" w:color="DDE3EA" w:space="0"/>
+              <w:right w:val="nil"/>
+            </w:tcBorders>
           </w:tcPr>
           <w:p>
             <w:pPr>
-              <w:spacing w:after="0"/>
+              <w:spacing w:before="0" w:after="0"/>
             </w:pPr>
-            <w:r/>
             <w:r>
               <w:rPr>
                 <w:b w:val="0"/>
@@ -787,12 +1254,17 @@
         <w:tc>
           <w:tcPr>
             <w:tcW w:type="dxa" w:w="3061"/>
+            <w:tcBorders>
+              <w:top w:val="nil"/>
+              <w:left w:val="nil"/>
+              <w:bottom w:val="single" w:sz="4" w:color="DDE3EA" w:space="0"/>
+              <w:right w:val="nil"/>
+            </w:tcBorders>
           </w:tcPr>
           <w:p>
             <w:pPr>
-              <w:spacing w:after="0"/>
+              <w:spacing w:before="0" w:after="0"/>
             </w:pPr>
-            <w:r/>
             <w:r>
               <w:rPr>
                 <w:b w:val="0"/>
@@ -806,11 +1278,29 @@
     </w:tbl>
     <w:p>
       <w:pPr>
-        <w:spacing w:before="280" w:after="80"/>
+        <w:spacing w:before="0" w:after="40"/>
+      </w:pPr>
+    </w:p>
+    <w:p>
+      <w:pPr>
+        <w:keepNext/>
         <w:pBdr>
-          <w:bottom w:val="single" w:sz="6" w:color="C9D3DE" w:space="2"/>
+          <w:bottom w:val="single" w:sz="8" w:color="1F4E79" w:space="4"/>
         </w:pBdr>
+        <w:tabs>
+          <w:tab w:pos="482" w:val="left"/>
+        </w:tabs>
+        <w:spacing w:before="360" w:after="160"/>
       </w:pPr>
+      <w:r>
+        <w:rPr>
+          <w:b/>
+          <w:color w:val="2A78D6"/>
+          <w:sz w:val="18"/>
+        </w:rPr>
+        <w:t>03</w:t>
+        <w:tab/>
+      </w:r>
       <w:r>
         <w:rPr>
           <w:b/>
@@ -822,36 +1312,52 @@
     </w:p>
     <w:tbl>
       <w:tblPr>
-        <w:tblW w:type="auto" w:w="0"/>
+        <w:tblW w:w="9639" w:type="dxa"/>
+        <w:tblBorders>
+          <w:top w:val="nil"/>
+          <w:left w:val="nil"/>
+          <w:bottom w:val="nil"/>
+          <w:right w:val="nil"/>
+          <w:insideH w:val="nil"/>
+          <w:insideV w:val="nil"/>
+        </w:tblBorders>
+        <w:tblLayout w:type="fixed"/>
+        <w:tblCellMar>
+          <w:top w:w="70" w:type="dxa"/>
+          <w:left w:w="100" w:type="dxa"/>
+          <w:bottom w:w="70" w:type="dxa"/>
+          <w:right w:w="100" w:type="dxa"/>
+        </w:tblCellMar>
         <w:tblLook w:firstColumn="1" w:firstRow="1" w:lastColumn="0" w:lastRow="0" w:noHBand="0" w:noVBand="1" w:val="04A0"/>
-        <w:tblBorders>
-          <w:top w:val="single" w:sz="4" w:color="C9D3DE"/>
-          <w:left w:val="nil"/>
-          <w:bottom w:val="single" w:sz="4" w:color="C9D3DE"/>
-          <w:right w:val="nil"/>
-          <w:insideH w:val="single" w:sz="4" w:color="C9D3DE"/>
-          <w:insideV w:val="nil"/>
-        </w:tblBorders>
       </w:tblPr>
       <w:tblGrid>
-        <w:gridCol w:w="2493"/>
-        <w:gridCol w:w="2493"/>
-        <w:gridCol w:w="2493"/>
-        <w:gridCol w:w="2493"/>
+        <w:gridCol w:w="3768"/>
+        <w:gridCol w:w="1521"/>
+        <w:gridCol w:w="1521"/>
+        <w:gridCol w:w="2826"/>
       </w:tblGrid>
       <w:tr>
         <w:tc>
           <w:tcPr>
-            <w:tcW w:type="dxa" w:w="2948"/>
-            <w:shd w:val="clear" w:color="auto" w:fill="1F4E79"/>
+            <w:tcW w:type="dxa" w:w="3768"/>
+            <w:tcBorders>
+              <w:top w:val="single" w:sz="12" w:color="1F4E79" w:space="0"/>
+              <w:left w:val="nil"/>
+              <w:bottom w:val="single" w:sz="4" w:color="C9D3DE" w:space="0"/>
+              <w:right w:val="nil"/>
+            </w:tcBorders>
+            <w:shd w:val="clear" w:color="auto" w:fill="EAF1F8"/>
           </w:tcPr>
           <w:p>
-            <w:r/>
+            <w:pPr>
+              <w:spacing w:before="0" w:after="0"/>
+            </w:pPr>
             <w:r>
               <w:rPr>
                 <w:b/>
-                <w:color w:val="FFFFFF"/>
-                <w:sz w:val="17"/>
+                <w:caps/>
+                <w:color w:val="1F4E79"/>
+                <w:sz w:val="16"/>
               </w:rPr>
               <w:t>Metric</w:t>
             </w:r>
@@ -859,19 +1365,26 @@
         </w:tc>
         <w:tc>
           <w:tcPr>
-            <w:tcW w:type="dxa" w:w="1191"/>
-            <w:shd w:val="clear" w:color="auto" w:fill="1F4E79"/>
+            <w:tcW w:type="dxa" w:w="1522"/>
+            <w:tcBorders>
+              <w:top w:val="single" w:sz="12" w:color="1F4E79" w:space="0"/>
+              <w:left w:val="nil"/>
+              <w:bottom w:val="single" w:sz="4" w:color="C9D3DE" w:space="0"/>
+              <w:right w:val="nil"/>
+            </w:tcBorders>
+            <w:shd w:val="clear" w:color="auto" w:fill="EAF1F8"/>
           </w:tcPr>
           <w:p>
             <w:pPr>
+              <w:spacing w:before="0" w:after="0"/>
               <w:jc w:val="right"/>
             </w:pPr>
-            <w:r/>
             <w:r>
               <w:rPr>
                 <w:b/>
-                <w:color w:val="FFFFFF"/>
-                <w:sz w:val="17"/>
+                <w:caps/>
+                <w:color w:val="1F4E79"/>
+                <w:sz w:val="16"/>
               </w:rPr>
               <w:t>FY2025</w:t>
             </w:r>
@@ -879,19 +1392,26 @@
         </w:tc>
         <w:tc>
           <w:tcPr>
-            <w:tcW w:type="dxa" w:w="1191"/>
-            <w:shd w:val="clear" w:color="auto" w:fill="1F4E79"/>
+            <w:tcW w:type="dxa" w:w="1522"/>
+            <w:tcBorders>
+              <w:top w:val="single" w:sz="12" w:color="1F4E79" w:space="0"/>
+              <w:left w:val="nil"/>
+              <w:bottom w:val="single" w:sz="4" w:color="C9D3DE" w:space="0"/>
+              <w:right w:val="nil"/>
+            </w:tcBorders>
+            <w:shd w:val="clear" w:color="auto" w:fill="EAF1F8"/>
           </w:tcPr>
           <w:p>
             <w:pPr>
+              <w:spacing w:before="0" w:after="0"/>
               <w:jc w:val="right"/>
             </w:pPr>
-            <w:r/>
             <w:r>
               <w:rPr>
                 <w:b/>
-                <w:color w:val="FFFFFF"/>
-                <w:sz w:val="17"/>
+                <w:caps/>
+                <w:color w:val="1F4E79"/>
+                <w:sz w:val="16"/>
               </w:rPr>
               <w:t>6M2026</w:t>
             </w:r>
@@ -899,19 +1419,26 @@
         </w:tc>
         <w:tc>
           <w:tcPr>
-            <w:tcW w:type="dxa" w:w="2211"/>
-            <w:shd w:val="clear" w:color="auto" w:fill="1F4E79"/>
+            <w:tcW w:type="dxa" w:w="2826"/>
+            <w:tcBorders>
+              <w:top w:val="single" w:sz="12" w:color="1F4E79" w:space="0"/>
+              <w:left w:val="nil"/>
+              <w:bottom w:val="single" w:sz="4" w:color="C9D3DE" w:space="0"/>
+              <w:right w:val="nil"/>
+            </w:tcBorders>
+            <w:shd w:val="clear" w:color="auto" w:fill="EAF1F8"/>
           </w:tcPr>
           <w:p>
             <w:pPr>
+              <w:spacing w:before="0" w:after="0"/>
               <w:jc w:val="right"/>
             </w:pPr>
-            <w:r/>
             <w:r>
               <w:rPr>
                 <w:b/>
-                <w:color w:val="FFFFFF"/>
-                <w:sz w:val="17"/>
+                <w:caps/>
+                <w:color w:val="1F4E79"/>
+                <w:sz w:val="16"/>
               </w:rPr>
               <w:t>Change</w:t>
             </w:r>
@@ -921,13 +1448,18 @@
       <w:tr>
         <w:tc>
           <w:tcPr>
-            <w:tcW w:type="dxa" w:w="2948"/>
+            <w:tcW w:type="dxa" w:w="3768"/>
+            <w:tcBorders>
+              <w:top w:val="nil"/>
+              <w:left w:val="nil"/>
+              <w:bottom w:val="single" w:sz="4" w:color="DDE3EA" w:space="0"/>
+              <w:right w:val="nil"/>
+            </w:tcBorders>
           </w:tcPr>
           <w:p>
             <w:pPr>
-              <w:spacing w:after="0"/>
+              <w:spacing w:before="0" w:after="0"/>
             </w:pPr>
-            <w:r/>
             <w:r>
               <w:rPr>
                 <w:b w:val="0"/>
@@ -935,7 +1467,132 @@
               </w:rPr>
               <w:t>Revenue, EUR m</w:t>
             </w:r>
-            <w:hyperlink r:id="rId18">
+            <w:hyperlink r:id="rId20">
+              <w:r>
+                <w:rPr>
+                  <w:color w:val="2A78D6"/>
+                  <w:vertAlign w:val="superscript"/>
+                  <w:sz w:val="14"/>
+                </w:rPr>
+                <w:t xml:space="preserve">10</w:t>
+              </w:r>
+            </w:hyperlink>
+            <w:r>
+              <w:rPr>
+                <w:color w:val="2A78D6"/>
+                <w:vertAlign w:val="superscript"/>
+              </w:rPr>
+              <w:t>,</w:t>
+            </w:r>
+            <w:hyperlink r:id="rId16">
+              <w:r>
+                <w:rPr>
+                  <w:color w:val="2A78D6"/>
+                  <w:vertAlign w:val="superscript"/>
+                  <w:sz w:val="14"/>
+                </w:rPr>
+                <w:t xml:space="preserve">11</w:t>
+              </w:r>
+            </w:hyperlink>
+          </w:p>
+        </w:tc>
+        <w:tc>
+          <w:tcPr>
+            <w:tcW w:type="dxa" w:w="1522"/>
+            <w:tcBorders>
+              <w:top w:val="nil"/>
+              <w:left w:val="nil"/>
+              <w:bottom w:val="single" w:sz="4" w:color="DDE3EA" w:space="0"/>
+              <w:right w:val="nil"/>
+            </w:tcBorders>
+          </w:tcPr>
+          <w:p>
+            <w:pPr>
+              <w:spacing w:before="0" w:after="0"/>
+              <w:jc w:val="right"/>
+            </w:pPr>
+            <w:r>
+              <w:rPr>
+                <w:b w:val="0"/>
+                <w:sz w:val="17"/>
+              </w:rPr>
+              <w:t>4,070*</w:t>
+            </w:r>
+          </w:p>
+        </w:tc>
+        <w:tc>
+          <w:tcPr>
+            <w:tcW w:type="dxa" w:w="1522"/>
+            <w:tcBorders>
+              <w:top w:val="nil"/>
+              <w:left w:val="nil"/>
+              <w:bottom w:val="single" w:sz="4" w:color="DDE3EA" w:space="0"/>
+              <w:right w:val="nil"/>
+            </w:tcBorders>
+          </w:tcPr>
+          <w:p>
+            <w:pPr>
+              <w:spacing w:before="0" w:after="0"/>
+              <w:jc w:val="right"/>
+            </w:pPr>
+            <w:r>
+              <w:rPr>
+                <w:b w:val="0"/>
+                <w:sz w:val="17"/>
+              </w:rPr>
+              <w:t>2,026.4*</w:t>
+            </w:r>
+          </w:p>
+        </w:tc>
+        <w:tc>
+          <w:tcPr>
+            <w:tcW w:type="dxa" w:w="2826"/>
+            <w:tcBorders>
+              <w:top w:val="nil"/>
+              <w:left w:val="nil"/>
+              <w:bottom w:val="single" w:sz="4" w:color="DDE3EA" w:space="0"/>
+              <w:right w:val="nil"/>
+            </w:tcBorders>
+          </w:tcPr>
+          <w:p>
+            <w:pPr>
+              <w:spacing w:before="0" w:after="0"/>
+              <w:jc w:val="right"/>
+            </w:pPr>
+            <w:r>
+              <w:rPr>
+                <w:b/>
+                <w:color w:val="1B7F3B"/>
+                <w:sz w:val="17"/>
+              </w:rPr>
+              <w:t>▲ 2.8 % vs 6M2025</w:t>
+            </w:r>
+          </w:p>
+        </w:tc>
+      </w:tr>
+      <w:tr>
+        <w:tc>
+          <w:tcPr>
+            <w:tcW w:type="dxa" w:w="3768"/>
+            <w:tcBorders>
+              <w:top w:val="nil"/>
+              <w:left w:val="nil"/>
+              <w:bottom w:val="single" w:sz="4" w:color="DDE3EA" w:space="0"/>
+              <w:right w:val="nil"/>
+            </w:tcBorders>
+          </w:tcPr>
+          <w:p>
+            <w:pPr>
+              <w:spacing w:before="0" w:after="0"/>
+            </w:pPr>
+            <w:r>
+              <w:rPr>
+                <w:b w:val="0"/>
+                <w:sz w:val="17"/>
+              </w:rPr>
+              <w:t>EBITDA, EUR m</w:t>
+            </w:r>
+            <w:hyperlink r:id="rId20">
               <w:r>
                 <w:rPr>
                   <w:color w:val="2A78D6"/>
@@ -959,112 +1616,6 @@
                   <w:vertAlign w:val="superscript"/>
                   <w:sz w:val="14"/>
                 </w:rPr>
-                <w:t xml:space="preserve">11</w:t>
-              </w:r>
-            </w:hyperlink>
-          </w:p>
-        </w:tc>
-        <w:tc>
-          <w:tcPr>
-            <w:tcW w:type="dxa" w:w="1191"/>
-          </w:tcPr>
-          <w:p>
-            <w:pPr>
-              <w:spacing w:after="0"/>
-              <w:jc w:val="right"/>
-            </w:pPr>
-            <w:r/>
-            <w:r>
-              <w:rPr>
-                <w:b w:val="0"/>
-                <w:sz w:val="17"/>
-              </w:rPr>
-              <w:t>4,070*</w:t>
-            </w:r>
-          </w:p>
-        </w:tc>
-        <w:tc>
-          <w:tcPr>
-            <w:tcW w:type="dxa" w:w="1191"/>
-          </w:tcPr>
-          <w:p>
-            <w:pPr>
-              <w:spacing w:after="0"/>
-              <w:jc w:val="right"/>
-            </w:pPr>
-            <w:r/>
-            <w:r>
-              <w:rPr>
-                <w:b w:val="0"/>
-                <w:sz w:val="17"/>
-              </w:rPr>
-              <w:t>2,026.4*</w:t>
-            </w:r>
-          </w:p>
-        </w:tc>
-        <w:tc>
-          <w:tcPr>
-            <w:tcW w:type="dxa" w:w="2211"/>
-          </w:tcPr>
-          <w:p>
-            <w:pPr>
-              <w:spacing w:after="0"/>
-              <w:jc w:val="right"/>
-            </w:pPr>
-            <w:r/>
-            <w:r>
-              <w:rPr>
-                <w:b/>
-                <w:color w:val="1B7F3B"/>
-                <w:sz w:val="17"/>
-              </w:rPr>
-              <w:t>▲ 2.8 % vs 6M2025</w:t>
-            </w:r>
-          </w:p>
-        </w:tc>
-      </w:tr>
-      <w:tr>
-        <w:tc>
-          <w:tcPr>
-            <w:tcW w:type="dxa" w:w="2948"/>
-            <w:shd w:val="clear" w:color="auto" w:fill="F6F8FA"/>
-          </w:tcPr>
-          <w:p>
-            <w:pPr>
-              <w:spacing w:after="0"/>
-            </w:pPr>
-            <w:r/>
-            <w:r>
-              <w:rPr>
-                <w:b w:val="0"/>
-                <w:sz w:val="17"/>
-              </w:rPr>
-              <w:t>EBITDA, EUR m</w:t>
-            </w:r>
-            <w:hyperlink r:id="rId18">
-              <w:r>
-                <w:rPr>
-                  <w:color w:val="2A78D6"/>
-                  <w:vertAlign w:val="superscript"/>
-                  <w:sz w:val="14"/>
-                </w:rPr>
-                <w:t xml:space="preserve">10</w:t>
-              </w:r>
-            </w:hyperlink>
-            <w:r>
-              <w:rPr>
-                <w:color w:val="2A78D6"/>
-                <w:vertAlign w:val="superscript"/>
-              </w:rPr>
-              <w:t>,</w:t>
-            </w:r>
-            <w:hyperlink r:id="rId12">
-              <w:r>
-                <w:rPr>
-                  <w:color w:val="2A78D6"/>
-                  <w:vertAlign w:val="superscript"/>
-                  <w:sz w:val="14"/>
-                </w:rPr>
                 <w:t xml:space="preserve">3</w:t>
               </w:r>
             </w:hyperlink>
@@ -1072,15 +1623,19 @@
         </w:tc>
         <w:tc>
           <w:tcPr>
-            <w:tcW w:type="dxa" w:w="1191"/>
-            <w:shd w:val="clear" w:color="auto" w:fill="F6F8FA"/>
+            <w:tcW w:type="dxa" w:w="1522"/>
+            <w:tcBorders>
+              <w:top w:val="nil"/>
+              <w:left w:val="nil"/>
+              <w:bottom w:val="single" w:sz="4" w:color="DDE3EA" w:space="0"/>
+              <w:right w:val="nil"/>
+            </w:tcBorders>
           </w:tcPr>
           <w:p>
             <w:pPr>
-              <w:spacing w:after="0"/>
+              <w:spacing w:before="0" w:after="0"/>
               <w:jc w:val="right"/>
             </w:pPr>
-            <w:r/>
             <w:r>
               <w:rPr>
                 <w:b w:val="0"/>
@@ -1092,15 +1647,19 @@
         </w:tc>
         <w:tc>
           <w:tcPr>
-            <w:tcW w:type="dxa" w:w="1191"/>
-            <w:shd w:val="clear" w:color="auto" w:fill="F6F8FA"/>
+            <w:tcW w:type="dxa" w:w="1522"/>
+            <w:tcBorders>
+              <w:top w:val="nil"/>
+              <w:left w:val="nil"/>
+              <w:bottom w:val="single" w:sz="4" w:color="DDE3EA" w:space="0"/>
+              <w:right w:val="nil"/>
+            </w:tcBorders>
           </w:tcPr>
           <w:p>
             <w:pPr>
-              <w:spacing w:after="0"/>
+              <w:spacing w:before="0" w:after="0"/>
               <w:jc w:val="right"/>
             </w:pPr>
-            <w:r/>
             <w:r>
               <w:rPr>
                 <w:b w:val="0"/>
@@ -1112,15 +1671,19 @@
         </w:tc>
         <w:tc>
           <w:tcPr>
-            <w:tcW w:type="dxa" w:w="2211"/>
-            <w:shd w:val="clear" w:color="auto" w:fill="F6F8FA"/>
+            <w:tcW w:type="dxa" w:w="2826"/>
+            <w:tcBorders>
+              <w:top w:val="nil"/>
+              <w:left w:val="nil"/>
+              <w:bottom w:val="single" w:sz="4" w:color="DDE3EA" w:space="0"/>
+              <w:right w:val="nil"/>
+            </w:tcBorders>
           </w:tcPr>
           <w:p>
             <w:pPr>
-              <w:spacing w:after="0"/>
+              <w:spacing w:before="0" w:after="0"/>
               <w:jc w:val="right"/>
             </w:pPr>
-            <w:r/>
             <w:r>
               <w:rPr>
                 <w:b/>
@@ -1135,13 +1698,18 @@
       <w:tr>
         <w:tc>
           <w:tcPr>
-            <w:tcW w:type="dxa" w:w="2948"/>
+            <w:tcW w:type="dxa" w:w="3768"/>
+            <w:tcBorders>
+              <w:top w:val="nil"/>
+              <w:left w:val="nil"/>
+              <w:bottom w:val="single" w:sz="4" w:color="DDE3EA" w:space="0"/>
+              <w:right w:val="nil"/>
+            </w:tcBorders>
           </w:tcPr>
           <w:p>
             <w:pPr>
-              <w:spacing w:after="0"/>
+              <w:spacing w:before="0" w:after="0"/>
             </w:pPr>
-            <w:r/>
             <w:r>
               <w:rPr>
                 <w:b w:val="0"/>
@@ -1149,7 +1717,7 @@
               </w:rPr>
               <w:t>Net profit, EUR m</w:t>
             </w:r>
-            <w:hyperlink r:id="rId19">
+            <w:hyperlink r:id="rId21">
               <w:r>
                 <w:rPr>
                   <w:color w:val="2A78D6"/>
@@ -1166,7 +1734,7 @@
               </w:rPr>
               <w:t>,</w:t>
             </w:r>
-            <w:hyperlink r:id="rId14">
+            <w:hyperlink r:id="rId16">
               <w:r>
                 <w:rPr>
                   <w:color w:val="2A78D6"/>
@@ -1180,14 +1748,19 @@
         </w:tc>
         <w:tc>
           <w:tcPr>
-            <w:tcW w:type="dxa" w:w="1191"/>
+            <w:tcW w:type="dxa" w:w="1522"/>
+            <w:tcBorders>
+              <w:top w:val="nil"/>
+              <w:left w:val="nil"/>
+              <w:bottom w:val="single" w:sz="4" w:color="DDE3EA" w:space="0"/>
+              <w:right w:val="nil"/>
+            </w:tcBorders>
           </w:tcPr>
           <w:p>
             <w:pPr>
-              <w:spacing w:after="0"/>
+              <w:spacing w:before="0" w:after="0"/>
               <w:jc w:val="right"/>
             </w:pPr>
-            <w:r/>
             <w:r>
               <w:rPr>
                 <w:b w:val="0"/>
@@ -1199,14 +1772,19 @@
         </w:tc>
         <w:tc>
           <w:tcPr>
-            <w:tcW w:type="dxa" w:w="1191"/>
+            <w:tcW w:type="dxa" w:w="1522"/>
+            <w:tcBorders>
+              <w:top w:val="nil"/>
+              <w:left w:val="nil"/>
+              <w:bottom w:val="single" w:sz="4" w:color="DDE3EA" w:space="0"/>
+              <w:right w:val="nil"/>
+            </w:tcBorders>
           </w:tcPr>
           <w:p>
             <w:pPr>
-              <w:spacing w:after="0"/>
+              <w:spacing w:before="0" w:after="0"/>
               <w:jc w:val="right"/>
             </w:pPr>
-            <w:r/>
             <w:r>
               <w:rPr>
                 <w:b w:val="0"/>
@@ -1218,14 +1796,19 @@
         </w:tc>
         <w:tc>
           <w:tcPr>
-            <w:tcW w:type="dxa" w:w="2211"/>
+            <w:tcW w:type="dxa" w:w="2826"/>
+            <w:tcBorders>
+              <w:top w:val="nil"/>
+              <w:left w:val="nil"/>
+              <w:bottom w:val="single" w:sz="4" w:color="DDE3EA" w:space="0"/>
+              <w:right w:val="nil"/>
+            </w:tcBorders>
           </w:tcPr>
           <w:p>
             <w:pPr>
-              <w:spacing w:after="0"/>
+              <w:spacing w:before="0" w:after="0"/>
               <w:jc w:val="right"/>
             </w:pPr>
-            <w:r/>
             <w:r>
               <w:rPr>
                 <w:b/>
@@ -1240,14 +1823,18 @@
       <w:tr>
         <w:tc>
           <w:tcPr>
-            <w:tcW w:type="dxa" w:w="2948"/>
-            <w:shd w:val="clear" w:color="auto" w:fill="F6F8FA"/>
+            <w:tcW w:type="dxa" w:w="3768"/>
+            <w:tcBorders>
+              <w:top w:val="nil"/>
+              <w:left w:val="nil"/>
+              <w:bottom w:val="single" w:sz="4" w:color="DDE3EA" w:space="0"/>
+              <w:right w:val="nil"/>
+            </w:tcBorders>
           </w:tcPr>
           <w:p>
             <w:pPr>
-              <w:spacing w:after="0"/>
+              <w:spacing w:before="0" w:after="0"/>
             </w:pPr>
-            <w:r/>
             <w:r>
               <w:rPr>
                 <w:b w:val="0"/>
@@ -1255,7 +1842,7 @@
               </w:rPr>
               <w:t>Investments, EUR m</w:t>
             </w:r>
-            <w:hyperlink r:id="rId17">
+            <w:hyperlink r:id="rId19">
               <w:r>
                 <w:rPr>
                   <w:color w:val="2A78D6"/>
@@ -1272,7 +1859,7 @@
               </w:rPr>
               <w:t>,</w:t>
             </w:r>
-            <w:hyperlink r:id="rId20">
+            <w:hyperlink r:id="rId22">
               <w:r>
                 <w:rPr>
                   <w:color w:val="2A78D6"/>
@@ -1286,15 +1873,19 @@
         </w:tc>
         <w:tc>
           <w:tcPr>
-            <w:tcW w:type="dxa" w:w="1191"/>
-            <w:shd w:val="clear" w:color="auto" w:fill="F6F8FA"/>
+            <w:tcW w:type="dxa" w:w="1522"/>
+            <w:tcBorders>
+              <w:top w:val="nil"/>
+              <w:left w:val="nil"/>
+              <w:bottom w:val="single" w:sz="4" w:color="DDE3EA" w:space="0"/>
+              <w:right w:val="nil"/>
+            </w:tcBorders>
           </w:tcPr>
           <w:p>
             <w:pPr>
-              <w:spacing w:after="0"/>
+              <w:spacing w:before="0" w:after="0"/>
               <w:jc w:val="right"/>
             </w:pPr>
-            <w:r/>
             <w:r>
               <w:rPr>
                 <w:b w:val="0"/>
@@ -1306,15 +1897,19 @@
         </w:tc>
         <w:tc>
           <w:tcPr>
-            <w:tcW w:type="dxa" w:w="1191"/>
-            <w:shd w:val="clear" w:color="auto" w:fill="F6F8FA"/>
+            <w:tcW w:type="dxa" w:w="1522"/>
+            <w:tcBorders>
+              <w:top w:val="nil"/>
+              <w:left w:val="nil"/>
+              <w:bottom w:val="single" w:sz="4" w:color="DDE3EA" w:space="0"/>
+              <w:right w:val="nil"/>
+            </w:tcBorders>
           </w:tcPr>
           <w:p>
             <w:pPr>
-              <w:spacing w:after="0"/>
+              <w:spacing w:before="0" w:after="0"/>
               <w:jc w:val="right"/>
             </w:pPr>
-            <w:r/>
             <w:r>
               <w:rPr>
                 <w:b w:val="0"/>
@@ -1326,15 +1921,19 @@
         </w:tc>
         <w:tc>
           <w:tcPr>
-            <w:tcW w:type="dxa" w:w="2211"/>
-            <w:shd w:val="clear" w:color="auto" w:fill="F6F8FA"/>
+            <w:tcW w:type="dxa" w:w="2826"/>
+            <w:tcBorders>
+              <w:top w:val="nil"/>
+              <w:left w:val="nil"/>
+              <w:bottom w:val="single" w:sz="4" w:color="DDE3EA" w:space="0"/>
+              <w:right w:val="nil"/>
+            </w:tcBorders>
           </w:tcPr>
           <w:p>
             <w:pPr>
-              <w:spacing w:after="0"/>
+              <w:spacing w:before="0" w:after="0"/>
               <w:jc w:val="right"/>
             </w:pPr>
-            <w:r/>
             <w:r>
               <w:rPr>
                 <w:b w:val="0"/>
@@ -1349,13 +1948,18 @@
       <w:tr>
         <w:tc>
           <w:tcPr>
-            <w:tcW w:type="dxa" w:w="2948"/>
+            <w:tcW w:type="dxa" w:w="3768"/>
+            <w:tcBorders>
+              <w:top w:val="nil"/>
+              <w:left w:val="nil"/>
+              <w:bottom w:val="single" w:sz="4" w:color="DDE3EA" w:space="0"/>
+              <w:right w:val="nil"/>
+            </w:tcBorders>
           </w:tcPr>
           <w:p>
             <w:pPr>
-              <w:spacing w:after="0"/>
+              <w:spacing w:before="0" w:after="0"/>
             </w:pPr>
-            <w:r/>
             <w:r>
               <w:rPr>
                 <w:b w:val="0"/>
@@ -1363,7 +1967,7 @@
               </w:rPr>
               <w:t>Net debt, EUR m</w:t>
             </w:r>
-            <w:hyperlink r:id="rId17">
+            <w:hyperlink r:id="rId19">
               <w:r>
                 <w:rPr>
                   <w:color w:val="2A78D6"/>
@@ -1380,7 +1984,7 @@
               </w:rPr>
               <w:t>,</w:t>
             </w:r>
-            <w:hyperlink r:id="rId13">
+            <w:hyperlink r:id="rId15">
               <w:r>
                 <w:rPr>
                   <w:color w:val="2A78D6"/>
@@ -1394,14 +1998,19 @@
         </w:tc>
         <w:tc>
           <w:tcPr>
-            <w:tcW w:type="dxa" w:w="1191"/>
+            <w:tcW w:type="dxa" w:w="1522"/>
+            <w:tcBorders>
+              <w:top w:val="nil"/>
+              <w:left w:val="nil"/>
+              <w:bottom w:val="single" w:sz="4" w:color="DDE3EA" w:space="0"/>
+              <w:right w:val="nil"/>
+            </w:tcBorders>
           </w:tcPr>
           <w:p>
             <w:pPr>
-              <w:spacing w:after="0"/>
+              <w:spacing w:before="0" w:after="0"/>
               <w:jc w:val="right"/>
             </w:pPr>
-            <w:r/>
             <w:r>
               <w:rPr>
                 <w:b w:val="0"/>
@@ -1413,14 +2022,19 @@
         </w:tc>
         <w:tc>
           <w:tcPr>
-            <w:tcW w:type="dxa" w:w="1191"/>
+            <w:tcW w:type="dxa" w:w="1522"/>
+            <w:tcBorders>
+              <w:top w:val="nil"/>
+              <w:left w:val="nil"/>
+              <w:bottom w:val="single" w:sz="4" w:color="DDE3EA" w:space="0"/>
+              <w:right w:val="nil"/>
+            </w:tcBorders>
           </w:tcPr>
           <w:p>
             <w:pPr>
-              <w:spacing w:after="0"/>
+              <w:spacing w:before="0" w:after="0"/>
               <w:jc w:val="right"/>
             </w:pPr>
-            <w:r/>
             <w:r>
               <w:rPr>
                 <w:b w:val="0"/>
@@ -1432,14 +2046,19 @@
         </w:tc>
         <w:tc>
           <w:tcPr>
-            <w:tcW w:type="dxa" w:w="2211"/>
+            <w:tcW w:type="dxa" w:w="2826"/>
+            <w:tcBorders>
+              <w:top w:val="nil"/>
+              <w:left w:val="nil"/>
+              <w:bottom w:val="single" w:sz="4" w:color="DDE3EA" w:space="0"/>
+              <w:right w:val="nil"/>
+            </w:tcBorders>
           </w:tcPr>
           <w:p>
             <w:pPr>
-              <w:spacing w:after="0"/>
+              <w:spacing w:before="0" w:after="0"/>
               <w:jc w:val="right"/>
             </w:pPr>
-            <w:r/>
             <w:r>
               <w:rPr>
                 <w:b/>
@@ -1454,14 +2073,18 @@
       <w:tr>
         <w:tc>
           <w:tcPr>
-            <w:tcW w:type="dxa" w:w="2948"/>
-            <w:shd w:val="clear" w:color="auto" w:fill="F6F8FA"/>
+            <w:tcW w:type="dxa" w:w="3768"/>
+            <w:tcBorders>
+              <w:top w:val="nil"/>
+              <w:left w:val="nil"/>
+              <w:bottom w:val="single" w:sz="4" w:color="DDE3EA" w:space="0"/>
+              <w:right w:val="nil"/>
+            </w:tcBorders>
           </w:tcPr>
           <w:p>
             <w:pPr>
-              <w:spacing w:after="0"/>
+              <w:spacing w:before="0" w:after="0"/>
             </w:pPr>
-            <w:r/>
             <w:r>
               <w:rPr>
                 <w:b w:val="0"/>
@@ -1469,7 +2092,7 @@
               </w:rPr>
               <w:t>Net debt / EBITDA</w:t>
             </w:r>
-            <w:hyperlink r:id="rId17">
+            <w:hyperlink r:id="rId19">
               <w:r>
                 <w:rPr>
                   <w:color w:val="2A78D6"/>
@@ -1486,7 +2109,7 @@
               </w:rPr>
               <w:t>,</w:t>
             </w:r>
-            <w:hyperlink r:id="rId13">
+            <w:hyperlink r:id="rId15">
               <w:r>
                 <w:rPr>
                   <w:color w:val="2A78D6"/>
@@ -1500,15 +2123,19 @@
         </w:tc>
         <w:tc>
           <w:tcPr>
-            <w:tcW w:type="dxa" w:w="1191"/>
-            <w:shd w:val="clear" w:color="auto" w:fill="F6F8FA"/>
+            <w:tcW w:type="dxa" w:w="1522"/>
+            <w:tcBorders>
+              <w:top w:val="nil"/>
+              <w:left w:val="nil"/>
+              <w:bottom w:val="single" w:sz="4" w:color="DDE3EA" w:space="0"/>
+              <w:right w:val="nil"/>
+            </w:tcBorders>
           </w:tcPr>
           <w:p>
             <w:pPr>
-              <w:spacing w:after="0"/>
+              <w:spacing w:before="0" w:after="0"/>
               <w:jc w:val="right"/>
             </w:pPr>
-            <w:r/>
             <w:r>
               <w:rPr>
                 <w:b w:val="0"/>
@@ -1520,15 +2147,20 @@
         </w:tc>
         <w:tc>
           <w:tcPr>
-            <w:tcW w:type="dxa" w:w="1191"/>
+            <w:tcW w:type="dxa" w:w="1522"/>
+            <w:tcBorders>
+              <w:top w:val="nil"/>
+              <w:left w:val="nil"/>
+              <w:bottom w:val="single" w:sz="4" w:color="DDE3EA" w:space="0"/>
+              <w:right w:val="nil"/>
+            </w:tcBorders>
             <w:shd w:val="clear" w:color="auto" w:fill="E3F3E8"/>
           </w:tcPr>
           <w:p>
             <w:pPr>
-              <w:spacing w:after="0"/>
+              <w:spacing w:before="0" w:after="0"/>
               <w:jc w:val="right"/>
             </w:pPr>
-            <w:r/>
             <w:r>
               <w:rPr>
                 <w:b/>
@@ -1540,15 +2172,19 @@
         </w:tc>
         <w:tc>
           <w:tcPr>
-            <w:tcW w:type="dxa" w:w="2211"/>
-            <w:shd w:val="clear" w:color="auto" w:fill="F6F8FA"/>
+            <w:tcW w:type="dxa" w:w="2826"/>
+            <w:tcBorders>
+              <w:top w:val="nil"/>
+              <w:left w:val="nil"/>
+              <w:bottom w:val="single" w:sz="4" w:color="DDE3EA" w:space="0"/>
+              <w:right w:val="nil"/>
+            </w:tcBorders>
           </w:tcPr>
           <w:p>
             <w:pPr>
-              <w:spacing w:after="0"/>
+              <w:spacing w:before="0" w:after="0"/>
               <w:jc w:val="right"/>
             </w:pPr>
-            <w:r/>
             <w:r>
               <w:rPr>
                 <w:b/>
@@ -1563,13 +2199,18 @@
       <w:tr>
         <w:tc>
           <w:tcPr>
-            <w:tcW w:type="dxa" w:w="2948"/>
+            <w:tcW w:type="dxa" w:w="3768"/>
+            <w:tcBorders>
+              <w:top w:val="nil"/>
+              <w:left w:val="nil"/>
+              <w:bottom w:val="single" w:sz="4" w:color="DDE3EA" w:space="0"/>
+              <w:right w:val="nil"/>
+            </w:tcBorders>
           </w:tcPr>
           <w:p>
             <w:pPr>
-              <w:spacing w:after="0"/>
+              <w:spacing w:before="0" w:after="0"/>
             </w:pPr>
-            <w:r/>
             <w:r>
               <w:rPr>
                 <w:b w:val="0"/>
@@ -1577,7 +2218,7 @@
               </w:rPr>
               <w:t>Equity, EUR m</w:t>
             </w:r>
-            <w:hyperlink r:id="rId14">
+            <w:hyperlink r:id="rId16">
               <w:r>
                 <w:rPr>
                   <w:color w:val="2A78D6"/>
@@ -1591,14 +2232,19 @@
         </w:tc>
         <w:tc>
           <w:tcPr>
-            <w:tcW w:type="dxa" w:w="1191"/>
+            <w:tcW w:type="dxa" w:w="1522"/>
+            <w:tcBorders>
+              <w:top w:val="nil"/>
+              <w:left w:val="nil"/>
+              <w:bottom w:val="single" w:sz="4" w:color="DDE3EA" w:space="0"/>
+              <w:right w:val="nil"/>
+            </w:tcBorders>
           </w:tcPr>
           <w:p>
             <w:pPr>
-              <w:spacing w:after="0"/>
+              <w:spacing w:before="0" w:after="0"/>
               <w:jc w:val="right"/>
             </w:pPr>
-            <w:r/>
             <w:r>
               <w:rPr>
                 <w:b w:val="0"/>
@@ -1610,14 +2256,19 @@
         </w:tc>
         <w:tc>
           <w:tcPr>
-            <w:tcW w:type="dxa" w:w="1191"/>
+            <w:tcW w:type="dxa" w:w="1522"/>
+            <w:tcBorders>
+              <w:top w:val="nil"/>
+              <w:left w:val="nil"/>
+              <w:bottom w:val="single" w:sz="4" w:color="DDE3EA" w:space="0"/>
+              <w:right w:val="nil"/>
+            </w:tcBorders>
           </w:tcPr>
           <w:p>
             <w:pPr>
-              <w:spacing w:after="0"/>
+              <w:spacing w:before="0" w:after="0"/>
               <w:jc w:val="right"/>
             </w:pPr>
-            <w:r/>
             <w:r>
               <w:rPr>
                 <w:b w:val="0"/>
@@ -1629,14 +2280,19 @@
         </w:tc>
         <w:tc>
           <w:tcPr>
-            <w:tcW w:type="dxa" w:w="2211"/>
+            <w:tcW w:type="dxa" w:w="2826"/>
+            <w:tcBorders>
+              <w:top w:val="nil"/>
+              <w:left w:val="nil"/>
+              <w:bottom w:val="single" w:sz="4" w:color="DDE3EA" w:space="0"/>
+              <w:right w:val="nil"/>
+            </w:tcBorders>
           </w:tcPr>
           <w:p>
             <w:pPr>
-              <w:spacing w:after="0"/>
+              <w:spacing w:before="0" w:after="0"/>
               <w:jc w:val="right"/>
             </w:pPr>
-            <w:r/>
             <w:r>
               <w:rPr>
                 <w:b/>
@@ -1651,14 +2307,18 @@
       <w:tr>
         <w:tc>
           <w:tcPr>
-            <w:tcW w:type="dxa" w:w="2948"/>
-            <w:shd w:val="clear" w:color="auto" w:fill="F6F8FA"/>
+            <w:tcW w:type="dxa" w:w="3768"/>
+            <w:tcBorders>
+              <w:top w:val="nil"/>
+              <w:left w:val="nil"/>
+              <w:bottom w:val="single" w:sz="4" w:color="DDE3EA" w:space="0"/>
+              <w:right w:val="nil"/>
+            </w:tcBorders>
           </w:tcPr>
           <w:p>
             <w:pPr>
-              <w:spacing w:after="0"/>
+              <w:spacing w:before="0" w:after="0"/>
             </w:pPr>
-            <w:r/>
             <w:r>
               <w:rPr>
                 <w:b w:val="0"/>
@@ -1666,7 +2326,7 @@
               </w:rPr>
               <w:t>Equity ratio</w:t>
             </w:r>
-            <w:hyperlink r:id="rId14">
+            <w:hyperlink r:id="rId16">
               <w:r>
                 <w:rPr>
                   <w:color w:val="2A78D6"/>
@@ -1680,15 +2340,19 @@
         </w:tc>
         <w:tc>
           <w:tcPr>
-            <w:tcW w:type="dxa" w:w="1191"/>
-            <w:shd w:val="clear" w:color="auto" w:fill="F6F8FA"/>
+            <w:tcW w:type="dxa" w:w="1522"/>
+            <w:tcBorders>
+              <w:top w:val="nil"/>
+              <w:left w:val="nil"/>
+              <w:bottom w:val="single" w:sz="4" w:color="DDE3EA" w:space="0"/>
+              <w:right w:val="nil"/>
+            </w:tcBorders>
           </w:tcPr>
           <w:p>
             <w:pPr>
-              <w:spacing w:after="0"/>
+              <w:spacing w:before="0" w:after="0"/>
               <w:jc w:val="right"/>
             </w:pPr>
-            <w:r/>
             <w:r>
               <w:rPr>
                 <w:b w:val="0"/>
@@ -1700,15 +2364,20 @@
         </w:tc>
         <w:tc>
           <w:tcPr>
-            <w:tcW w:type="dxa" w:w="1191"/>
+            <w:tcW w:type="dxa" w:w="1522"/>
+            <w:tcBorders>
+              <w:top w:val="nil"/>
+              <w:left w:val="nil"/>
+              <w:bottom w:val="single" w:sz="4" w:color="DDE3EA" w:space="0"/>
+              <w:right w:val="nil"/>
+            </w:tcBorders>
             <w:shd w:val="clear" w:color="auto" w:fill="FDE7E5"/>
           </w:tcPr>
           <w:p>
             <w:pPr>
-              <w:spacing w:after="0"/>
+              <w:spacing w:before="0" w:after="0"/>
               <w:jc w:val="right"/>
             </w:pPr>
-            <w:r/>
             <w:r>
               <w:rPr>
                 <w:b/>
@@ -1720,15 +2389,19 @@
         </w:tc>
         <w:tc>
           <w:tcPr>
-            <w:tcW w:type="dxa" w:w="2211"/>
-            <w:shd w:val="clear" w:color="auto" w:fill="F6F8FA"/>
+            <w:tcW w:type="dxa" w:w="2826"/>
+            <w:tcBorders>
+              <w:top w:val="nil"/>
+              <w:left w:val="nil"/>
+              <w:bottom w:val="single" w:sz="4" w:color="DDE3EA" w:space="0"/>
+              <w:right w:val="nil"/>
+            </w:tcBorders>
           </w:tcPr>
           <w:p>
             <w:pPr>
-              <w:spacing w:after="0"/>
+              <w:spacing w:before="0" w:after="0"/>
               <w:jc w:val="right"/>
             </w:pPr>
-            <w:r/>
             <w:r>
               <w:rPr>
                 <w:b/>
@@ -1743,13 +2416,18 @@
       <w:tr>
         <w:tc>
           <w:tcPr>
-            <w:tcW w:type="dxa" w:w="2948"/>
+            <w:tcW w:type="dxa" w:w="3768"/>
+            <w:tcBorders>
+              <w:top w:val="nil"/>
+              <w:left w:val="nil"/>
+              <w:bottom w:val="single" w:sz="4" w:color="DDE3EA" w:space="0"/>
+              <w:right w:val="nil"/>
+            </w:tcBorders>
           </w:tcPr>
           <w:p>
             <w:pPr>
-              <w:spacing w:after="0"/>
+              <w:spacing w:before="0" w:after="0"/>
             </w:pPr>
-            <w:r/>
             <w:r>
               <w:rPr>
                 <w:b w:val="0"/>
@@ -1757,7 +2435,7 @@
               </w:rPr>
               <w:t>Total assets, EUR m</w:t>
             </w:r>
-            <w:hyperlink r:id="rId14">
+            <w:hyperlink r:id="rId16">
               <w:r>
                 <w:rPr>
                   <w:color w:val="2A78D6"/>
@@ -1771,14 +2449,19 @@
         </w:tc>
         <w:tc>
           <w:tcPr>
-            <w:tcW w:type="dxa" w:w="1191"/>
+            <w:tcW w:type="dxa" w:w="1522"/>
+            <w:tcBorders>
+              <w:top w:val="nil"/>
+              <w:left w:val="nil"/>
+              <w:bottom w:val="single" w:sz="4" w:color="DDE3EA" w:space="0"/>
+              <w:right w:val="nil"/>
+            </w:tcBorders>
           </w:tcPr>
           <w:p>
             <w:pPr>
-              <w:spacing w:after="0"/>
+              <w:spacing w:before="0" w:after="0"/>
               <w:jc w:val="right"/>
             </w:pPr>
-            <w:r/>
             <w:r>
               <w:rPr>
                 <w:b w:val="0"/>
@@ -1790,14 +2473,19 @@
         </w:tc>
         <w:tc>
           <w:tcPr>
-            <w:tcW w:type="dxa" w:w="1191"/>
+            <w:tcW w:type="dxa" w:w="1522"/>
+            <w:tcBorders>
+              <w:top w:val="nil"/>
+              <w:left w:val="nil"/>
+              <w:bottom w:val="single" w:sz="4" w:color="DDE3EA" w:space="0"/>
+              <w:right w:val="nil"/>
+            </w:tcBorders>
           </w:tcPr>
           <w:p>
             <w:pPr>
-              <w:spacing w:after="0"/>
+              <w:spacing w:before="0" w:after="0"/>
               <w:jc w:val="right"/>
             </w:pPr>
-            <w:r/>
             <w:r>
               <w:rPr>
                 <w:b w:val="0"/>
@@ -1809,14 +2497,19 @@
         </w:tc>
         <w:tc>
           <w:tcPr>
-            <w:tcW w:type="dxa" w:w="2211"/>
+            <w:tcW w:type="dxa" w:w="2826"/>
+            <w:tcBorders>
+              <w:top w:val="nil"/>
+              <w:left w:val="nil"/>
+              <w:bottom w:val="single" w:sz="4" w:color="DDE3EA" w:space="0"/>
+              <w:right w:val="nil"/>
+            </w:tcBorders>
           </w:tcPr>
           <w:p>
             <w:pPr>
-              <w:spacing w:after="0"/>
+              <w:spacing w:before="0" w:after="0"/>
               <w:jc w:val="right"/>
             </w:pPr>
-            <w:r/>
             <w:r>
               <w:rPr>
                 <w:b w:val="0"/>
@@ -1830,9 +2523,17 @@
       </w:tr>
     </w:tbl>
     <w:p>
+      <w:pPr>
+        <w:spacing w:before="0" w:after="40"/>
+      </w:pPr>
+    </w:p>
+    <w:p>
+      <w:pPr>
+        <w:spacing w:before="40" w:after="60"/>
+      </w:pPr>
       <w:r>
         <w:rPr>
-          <w:i/>
+          <w:b w:val="0"/>
           <w:color w:val="5F6B7A"/>
           <w:sz w:val="16"/>
         </w:rPr>
@@ -1840,9 +2541,12 @@
       </w:r>
     </w:p>
     <w:p>
+      <w:pPr>
+        <w:spacing w:before="40" w:after="60"/>
+      </w:pPr>
       <w:r>
         <w:rPr>
-          <w:i/>
+          <w:b w:val="0"/>
           <w:color w:val="5F6B7A"/>
           <w:sz w:val="16"/>
         </w:rPr>
@@ -1866,7 +2570,7 @@
                     <pic:cNvPicPr/>
                   </pic:nvPicPr>
                   <pic:blipFill>
-                    <a:blip r:embed="rId21"/>
+                    <a:blip r:embed="rId23"/>
                     <a:stretch>
                       <a:fillRect/>
                     </a:stretch>
@@ -1887,11 +2591,24 @@
     </w:p>
     <w:p>
       <w:pPr>
-        <w:spacing w:before="280" w:after="80"/>
+        <w:keepNext/>
         <w:pBdr>
-          <w:bottom w:val="single" w:sz="6" w:color="C9D3DE" w:space="2"/>
+          <w:bottom w:val="single" w:sz="8" w:color="1F4E79" w:space="4"/>
         </w:pBdr>
+        <w:tabs>
+          <w:tab w:pos="482" w:val="left"/>
+        </w:tabs>
+        <w:spacing w:before="360" w:after="160"/>
       </w:pPr>
+      <w:r>
+        <w:rPr>
+          <w:b/>
+          <w:color w:val="2A78D6"/>
+          <w:sz w:val="18"/>
+        </w:rPr>
+        <w:t>04</w:t>
+        <w:tab/>
+      </w:r>
       <w:r>
         <w:rPr>
           <w:b/>
@@ -1903,9 +2620,21 @@
     </w:p>
     <w:p>
       <w:pPr>
-        <w:pStyle w:val="ListBullet"/>
-        <w:spacing w:after="60"/>
+        <w:tabs>
+          <w:tab w:pos="255" w:val="left"/>
+        </w:tabs>
+        <w:spacing w:before="0" w:after="80"/>
+        <w:ind w:left="255" w:hanging="255"/>
       </w:pPr>
+      <w:r>
+        <w:rPr>
+          <w:b/>
+          <w:color w:val="2A78D6"/>
+          <w:sz w:val="20"/>
+        </w:rPr>
+        <w:t>▪</w:t>
+        <w:tab/>
+      </w:r>
       <w:r>
         <w:rPr>
           <w:b/>
@@ -1918,7 +2647,7 @@
         </w:rPr>
         <w:t xml:space="preserve"> 1H price cuts on 9,000 products in Lithuania and 4,000 in Latvia; more than 80 stores to be opened or expanded by 2030</w:t>
       </w:r>
-      <w:hyperlink r:id="rId22">
+      <w:hyperlink r:id="rId24">
         <w:r>
           <w:rPr>
             <w:color w:val="2A78D6"/>
@@ -1935,7 +2664,7 @@
         </w:rPr>
         <w:t>,</w:t>
       </w:r>
-      <w:hyperlink r:id="rId13">
+      <w:hyperlink r:id="rId15">
         <w:r>
           <w:rPr>
             <w:color w:val="2A78D6"/>
@@ -1954,16 +2683,28 @@
     </w:p>
     <w:p>
       <w:pPr>
-        <w:pStyle w:val="ListBullet"/>
-        <w:spacing w:after="60"/>
+        <w:tabs>
+          <w:tab w:pos="255" w:val="left"/>
+        </w:tabs>
+        <w:spacing w:before="0" w:after="80"/>
+        <w:ind w:left="255" w:hanging="255"/>
       </w:pPr>
+      <w:r>
+        <w:rPr>
+          <w:b/>
+          <w:color w:val="2A78D6"/>
+          <w:sz w:val="20"/>
+        </w:rPr>
+        <w:t>▪</w:t>
+        <w:tab/>
+      </w:r>
       <w:r>
         <w:rPr>
           <w:b w:val="0"/>
         </w:rPr>
         <w:t>Latvian property company Irbis A was bought on 2026-05-31 (EUR 16.9m); SOLLO was sold on 2026-08-31</w:t>
       </w:r>
-      <w:hyperlink r:id="rId23">
+      <w:hyperlink r:id="rId25">
         <w:r>
           <w:rPr>
             <w:color w:val="2A78D6"/>
@@ -1982,11 +2723,24 @@
     </w:p>
     <w:p>
       <w:pPr>
-        <w:spacing w:before="280" w:after="80"/>
+        <w:keepNext/>
         <w:pBdr>
-          <w:bottom w:val="single" w:sz="6" w:color="C9D3DE" w:space="2"/>
+          <w:bottom w:val="single" w:sz="8" w:color="1F4E79" w:space="4"/>
         </w:pBdr>
+        <w:tabs>
+          <w:tab w:pos="482" w:val="left"/>
+        </w:tabs>
+        <w:spacing w:before="360" w:after="160"/>
       </w:pPr>
+      <w:r>
+        <w:rPr>
+          <w:b/>
+          <w:color w:val="2A78D6"/>
+          <w:sz w:val="18"/>
+        </w:rPr>
+        <w:t>05</w:t>
+        <w:tab/>
+      </w:r>
       <w:r>
         <w:rPr>
           <w:b/>
@@ -1998,16 +2752,28 @@
     </w:p>
     <w:p>
       <w:pPr>
-        <w:pStyle w:val="ListBullet"/>
-        <w:spacing w:after="60"/>
+        <w:tabs>
+          <w:tab w:pos="255" w:val="left"/>
+        </w:tabs>
+        <w:spacing w:before="0" w:after="80"/>
+        <w:ind w:left="255" w:hanging="255"/>
       </w:pPr>
+      <w:r>
+        <w:rPr>
+          <w:b/>
+          <w:color w:val="2A78D6"/>
+          <w:sz w:val="20"/>
+        </w:rPr>
+        <w:t>▪</w:t>
+        <w:tab/>
+      </w:r>
       <w:r>
         <w:rPr>
           <w:b w:val="0"/>
         </w:rPr>
         <w:t>FY2025 (continuing operations) revenue EUR 4,070m, EBITDA EUR 375m, margin 9.2%</w:t>
       </w:r>
-      <w:hyperlink r:id="rId18">
+      <w:hyperlink r:id="rId20">
         <w:r>
           <w:rPr>
             <w:color w:val="2A78D6"/>
@@ -2026,16 +2792,28 @@
     </w:p>
     <w:p>
       <w:pPr>
-        <w:pStyle w:val="ListBullet"/>
-        <w:spacing w:after="60"/>
+        <w:tabs>
+          <w:tab w:pos="255" w:val="left"/>
+        </w:tabs>
+        <w:spacing w:before="0" w:after="80"/>
+        <w:ind w:left="255" w:hanging="255"/>
       </w:pPr>
+      <w:r>
+        <w:rPr>
+          <w:b/>
+          <w:color w:val="2A78D6"/>
+          <w:sz w:val="20"/>
+        </w:rPr>
+        <w:t>▪</w:t>
+        <w:tab/>
+      </w:r>
       <w:r>
         <w:rPr>
           <w:b w:val="0"/>
         </w:rPr>
         <w:t>Cash EUR 256.3m at 2026-06-30; bank loans EUR 259.3m (EUR 260m SEB/ING bridge loan, plus EUR 40m Swedbank and EUR 40m SEB)</w:t>
       </w:r>
-      <w:hyperlink r:id="rId14">
+      <w:hyperlink r:id="rId16">
         <w:r>
           <w:rPr>
             <w:color w:val="2A78D6"/>
@@ -2052,7 +2830,7 @@
         </w:rPr>
         <w:t>,</w:t>
       </w:r>
-      <w:hyperlink r:id="rId16">
+      <w:hyperlink r:id="rId18">
         <w:r>
           <w:rPr>
             <w:color w:val="2A78D6"/>
@@ -2071,11 +2849,24 @@
     </w:p>
     <w:p>
       <w:pPr>
-        <w:spacing w:before="280" w:after="80"/>
+        <w:keepNext/>
         <w:pBdr>
-          <w:bottom w:val="single" w:sz="6" w:color="C9D3DE" w:space="2"/>
+          <w:bottom w:val="single" w:sz="8" w:color="1F4E79" w:space="4"/>
         </w:pBdr>
+        <w:tabs>
+          <w:tab w:pos="482" w:val="left"/>
+        </w:tabs>
+        <w:spacing w:before="360" w:after="160"/>
       </w:pPr>
+      <w:r>
+        <w:rPr>
+          <w:b/>
+          <w:color w:val="2A78D6"/>
+          <w:sz w:val="18"/>
+        </w:rPr>
+        <w:t>06</w:t>
+        <w:tab/>
+      </w:r>
       <w:r>
         <w:rPr>
           <w:b/>
@@ -2087,36 +2878,52 @@
     </w:p>
     <w:tbl>
       <w:tblPr>
-        <w:tblW w:type="auto" w:w="0"/>
+        <w:tblW w:w="9638" w:type="dxa"/>
+        <w:tblBorders>
+          <w:top w:val="nil"/>
+          <w:left w:val="nil"/>
+          <w:bottom w:val="nil"/>
+          <w:right w:val="nil"/>
+          <w:insideH w:val="nil"/>
+          <w:insideV w:val="nil"/>
+        </w:tblBorders>
+        <w:tblLayout w:type="fixed"/>
+        <w:tblCellMar>
+          <w:top w:w="70" w:type="dxa"/>
+          <w:left w:w="100" w:type="dxa"/>
+          <w:bottom w:w="70" w:type="dxa"/>
+          <w:right w:w="100" w:type="dxa"/>
+        </w:tblCellMar>
         <w:tblLook w:firstColumn="1" w:firstRow="1" w:lastColumn="0" w:lastRow="0" w:noHBand="0" w:noVBand="1" w:val="04A0"/>
-        <w:tblBorders>
-          <w:top w:val="single" w:sz="4" w:color="C9D3DE"/>
-          <w:left w:val="nil"/>
-          <w:bottom w:val="single" w:sz="4" w:color="C9D3DE"/>
-          <w:right w:val="nil"/>
-          <w:insideH w:val="single" w:sz="4" w:color="C9D3DE"/>
-          <w:insideV w:val="nil"/>
-        </w:tblBorders>
       </w:tblPr>
       <w:tblGrid>
-        <w:gridCol w:w="2493"/>
-        <w:gridCol w:w="2493"/>
-        <w:gridCol w:w="2493"/>
-        <w:gridCol w:w="2493"/>
+        <w:gridCol w:w="2577"/>
+        <w:gridCol w:w="2577"/>
+        <w:gridCol w:w="3138"/>
+        <w:gridCol w:w="1344"/>
       </w:tblGrid>
       <w:tr>
         <w:tc>
           <w:tcPr>
-            <w:tcW w:type="dxa" w:w="2608"/>
-            <w:shd w:val="clear" w:color="auto" w:fill="1F4E79"/>
+            <w:tcW w:type="dxa" w:w="2578"/>
+            <w:tcBorders>
+              <w:top w:val="single" w:sz="12" w:color="1F4E79" w:space="0"/>
+              <w:left w:val="nil"/>
+              <w:bottom w:val="single" w:sz="4" w:color="C9D3DE" w:space="0"/>
+              <w:right w:val="nil"/>
+            </w:tcBorders>
+            <w:shd w:val="clear" w:color="auto" w:fill="EAF1F8"/>
           </w:tcPr>
           <w:p>
-            <w:r/>
+            <w:pPr>
+              <w:spacing w:before="0" w:after="0"/>
+            </w:pPr>
             <w:r>
               <w:rPr>
                 <w:b/>
-                <w:color w:val="FFFFFF"/>
-                <w:sz w:val="17"/>
+                <w:caps/>
+                <w:color w:val="1F4E79"/>
+                <w:sz w:val="16"/>
               </w:rPr>
               <w:t>Plan / target</w:t>
             </w:r>
@@ -2124,16 +2931,25 @@
         </w:tc>
         <w:tc>
           <w:tcPr>
-            <w:tcW w:type="dxa" w:w="2608"/>
-            <w:shd w:val="clear" w:color="auto" w:fill="1F4E79"/>
+            <w:tcW w:type="dxa" w:w="2578"/>
+            <w:tcBorders>
+              <w:top w:val="single" w:sz="12" w:color="1F4E79" w:space="0"/>
+              <w:left w:val="nil"/>
+              <w:bottom w:val="single" w:sz="4" w:color="C9D3DE" w:space="0"/>
+              <w:right w:val="nil"/>
+            </w:tcBorders>
+            <w:shd w:val="clear" w:color="auto" w:fill="EAF1F8"/>
           </w:tcPr>
           <w:p>
-            <w:r/>
+            <w:pPr>
+              <w:spacing w:before="0" w:after="0"/>
+            </w:pPr>
             <w:r>
               <w:rPr>
                 <w:b/>
-                <w:color w:val="FFFFFF"/>
-                <w:sz w:val="17"/>
+                <w:caps/>
+                <w:color w:val="1F4E79"/>
+                <w:sz w:val="16"/>
               </w:rPr>
               <w:t>Outcome</w:t>
             </w:r>
@@ -2141,16 +2957,25 @@
         </w:tc>
         <w:tc>
           <w:tcPr>
-            <w:tcW w:type="dxa" w:w="3175"/>
-            <w:shd w:val="clear" w:color="auto" w:fill="1F4E79"/>
+            <w:tcW w:type="dxa" w:w="3138"/>
+            <w:tcBorders>
+              <w:top w:val="single" w:sz="12" w:color="1F4E79" w:space="0"/>
+              <w:left w:val="nil"/>
+              <w:bottom w:val="single" w:sz="4" w:color="C9D3DE" w:space="0"/>
+              <w:right w:val="nil"/>
+            </w:tcBorders>
+            <w:shd w:val="clear" w:color="auto" w:fill="EAF1F8"/>
           </w:tcPr>
           <w:p>
-            <w:r/>
+            <w:pPr>
+              <w:spacing w:before="0" w:after="0"/>
+            </w:pPr>
             <w:r>
               <w:rPr>
                 <w:b/>
-                <w:color w:val="FFFFFF"/>
-                <w:sz w:val="17"/>
+                <w:caps/>
+                <w:color w:val="1F4E79"/>
+                <w:sz w:val="16"/>
               </w:rPr>
               <w:t>What changed and why</w:t>
             </w:r>
@@ -2158,16 +2983,25 @@
         </w:tc>
         <w:tc>
           <w:tcPr>
-            <w:tcW w:type="dxa" w:w="1361"/>
-            <w:shd w:val="clear" w:color="auto" w:fill="1F4E79"/>
+            <w:tcW w:type="dxa" w:w="1345"/>
+            <w:tcBorders>
+              <w:top w:val="single" w:sz="12" w:color="1F4E79" w:space="0"/>
+              <w:left w:val="nil"/>
+              <w:bottom w:val="single" w:sz="4" w:color="C9D3DE" w:space="0"/>
+              <w:right w:val="nil"/>
+            </w:tcBorders>
+            <w:shd w:val="clear" w:color="auto" w:fill="EAF1F8"/>
           </w:tcPr>
           <w:p>
-            <w:r/>
+            <w:pPr>
+              <w:spacing w:before="0" w:after="0"/>
+            </w:pPr>
             <w:r>
               <w:rPr>
                 <w:b/>
-                <w:color w:val="FFFFFF"/>
-                <w:sz w:val="17"/>
+                <w:caps/>
+                <w:color w:val="1F4E79"/>
+                <w:sz w:val="16"/>
               </w:rPr>
               <w:t>Status</w:t>
             </w:r>
@@ -2177,13 +3011,18 @@
       <w:tr>
         <w:tc>
           <w:tcPr>
-            <w:tcW w:type="dxa" w:w="2608"/>
+            <w:tcW w:type="dxa" w:w="2578"/>
+            <w:tcBorders>
+              <w:top w:val="nil"/>
+              <w:left w:val="nil"/>
+              <w:bottom w:val="single" w:sz="4" w:color="DDE3EA" w:space="0"/>
+              <w:right w:val="nil"/>
+            </w:tcBorders>
           </w:tcPr>
           <w:p>
             <w:pPr>
-              <w:spacing w:after="0"/>
+              <w:spacing w:before="0" w:after="0"/>
             </w:pPr>
-            <w:r/>
             <w:r>
               <w:rPr>
                 <w:b w:val="0"/>
@@ -2195,13 +3034,18 @@
         </w:tc>
         <w:tc>
           <w:tcPr>
-            <w:tcW w:type="dxa" w:w="2608"/>
+            <w:tcW w:type="dxa" w:w="2578"/>
+            <w:tcBorders>
+              <w:top w:val="nil"/>
+              <w:left w:val="nil"/>
+              <w:bottom w:val="single" w:sz="4" w:color="DDE3EA" w:space="0"/>
+              <w:right w:val="nil"/>
+            </w:tcBorders>
           </w:tcPr>
           <w:p>
             <w:pPr>
-              <w:spacing w:after="0"/>
+              <w:spacing w:before="0" w:after="0"/>
             </w:pPr>
-            <w:r/>
             <w:r>
               <w:rPr>
                 <w:b w:val="0"/>
@@ -2209,7 +3053,7 @@
               </w:rPr>
               <w:t>Sale completed on 2025-12-19 and 2025-12-22</w:t>
             </w:r>
-            <w:hyperlink r:id="rId24">
+            <w:hyperlink r:id="rId26">
               <w:r>
                 <w:rPr>
                   <w:color w:val="2A78D6"/>
@@ -2226,7 +3070,7 @@
               </w:rPr>
               <w:t>,</w:t>
             </w:r>
-            <w:hyperlink r:id="rId16">
+            <w:hyperlink r:id="rId18">
               <w:r>
                 <w:rPr>
                   <w:color w:val="2A78D6"/>
@@ -2240,13 +3084,18 @@
         </w:tc>
         <w:tc>
           <w:tcPr>
-            <w:tcW w:type="dxa" w:w="3175"/>
+            <w:tcW w:type="dxa" w:w="3138"/>
+            <w:tcBorders>
+              <w:top w:val="nil"/>
+              <w:left w:val="nil"/>
+              <w:bottom w:val="single" w:sz="4" w:color="DDE3EA" w:space="0"/>
+              <w:right w:val="nil"/>
+            </w:tcBorders>
           </w:tcPr>
           <w:p>
             <w:pPr>
-              <w:spacing w:after="0"/>
+              <w:spacing w:before="0" w:after="0"/>
             </w:pPr>
-            <w:r/>
             <w:r>
               <w:rPr>
                 <w:b w:val="0"/>
@@ -2254,7 +3103,7 @@
               </w:rPr>
               <w:t>Done</w:t>
             </w:r>
-            <w:hyperlink r:id="rId24">
+            <w:hyperlink r:id="rId26">
               <w:r>
                 <w:rPr>
                   <w:color w:val="2A78D6"/>
@@ -2275,14 +3124,19 @@
         </w:tc>
         <w:tc>
           <w:tcPr>
-            <w:tcW w:type="dxa" w:w="1361"/>
+            <w:tcW w:type="dxa" w:w="1345"/>
+            <w:tcBorders>
+              <w:top w:val="nil"/>
+              <w:left w:val="nil"/>
+              <w:bottom w:val="single" w:sz="4" w:color="DDE3EA" w:space="0"/>
+              <w:right w:val="nil"/>
+            </w:tcBorders>
             <w:shd w:val="clear" w:color="auto" w:fill="E3F3E8"/>
           </w:tcPr>
           <w:p>
             <w:pPr>
-              <w:spacing w:after="0"/>
+              <w:spacing w:before="0" w:after="0"/>
             </w:pPr>
-            <w:r/>
             <w:r>
               <w:rPr>
                 <w:b/>
@@ -2296,14 +3150,18 @@
       <w:tr>
         <w:tc>
           <w:tcPr>
-            <w:tcW w:type="dxa" w:w="2608"/>
-            <w:shd w:val="clear" w:color="auto" w:fill="F6F8FA"/>
+            <w:tcW w:type="dxa" w:w="2578"/>
+            <w:tcBorders>
+              <w:top w:val="nil"/>
+              <w:left w:val="nil"/>
+              <w:bottom w:val="single" w:sz="4" w:color="DDE3EA" w:space="0"/>
+              <w:right w:val="nil"/>
+            </w:tcBorders>
           </w:tcPr>
           <w:p>
             <w:pPr>
-              <w:spacing w:after="0"/>
+              <w:spacing w:before="0" w:after="0"/>
             </w:pPr>
-            <w:r/>
             <w:r>
               <w:rPr>
                 <w:b w:val="0"/>
@@ -2315,14 +3173,18 @@
         </w:tc>
         <w:tc>
           <w:tcPr>
-            <w:tcW w:type="dxa" w:w="2608"/>
-            <w:shd w:val="clear" w:color="auto" w:fill="F6F8FA"/>
+            <w:tcW w:type="dxa" w:w="2578"/>
+            <w:tcBorders>
+              <w:top w:val="nil"/>
+              <w:left w:val="nil"/>
+              <w:bottom w:val="single" w:sz="4" w:color="DDE3EA" w:space="0"/>
+              <w:right w:val="nil"/>
+            </w:tcBorders>
           </w:tcPr>
           <w:p>
             <w:pPr>
-              <w:spacing w:after="0"/>
+              <w:spacing w:before="0" w:after="0"/>
             </w:pPr>
-            <w:r/>
             <w:r>
               <w:rPr>
                 <w:b w:val="0"/>
@@ -2330,7 +3192,7 @@
               </w:rPr>
               <w:t>EUR 350m of bonds issued in May 2026; most of the proceeds repay the loan</w:t>
             </w:r>
-            <w:hyperlink r:id="rId11">
+            <w:hyperlink r:id="rId13">
               <w:r>
                 <w:rPr>
                   <w:color w:val="2A78D6"/>
@@ -2347,7 +3209,7 @@
               </w:rPr>
               <w:t>,</w:t>
             </w:r>
-            <w:hyperlink r:id="rId25">
+            <w:hyperlink r:id="rId27">
               <w:r>
                 <w:rPr>
                   <w:color w:val="2A78D6"/>
@@ -2361,14 +3223,18 @@
         </w:tc>
         <w:tc>
           <w:tcPr>
-            <w:tcW w:type="dxa" w:w="3175"/>
-            <w:shd w:val="clear" w:color="auto" w:fill="F6F8FA"/>
+            <w:tcW w:type="dxa" w:w="3138"/>
+            <w:tcBorders>
+              <w:top w:val="nil"/>
+              <w:left w:val="nil"/>
+              <w:bottom w:val="single" w:sz="4" w:color="DDE3EA" w:space="0"/>
+              <w:right w:val="nil"/>
+            </w:tcBorders>
           </w:tcPr>
           <w:p>
             <w:pPr>
-              <w:spacing w:after="0"/>
+              <w:spacing w:before="0" w:after="0"/>
             </w:pPr>
-            <w:r/>
             <w:r>
               <w:rPr>
                 <w:b w:val="0"/>
@@ -2376,7 +3242,7 @@
               </w:rPr>
               <w:t>Done</w:t>
             </w:r>
-            <w:hyperlink r:id="rId11">
+            <w:hyperlink r:id="rId13">
               <w:r>
                 <w:rPr>
                   <w:color w:val="2A78D6"/>
@@ -2397,14 +3263,19 @@
         </w:tc>
         <w:tc>
           <w:tcPr>
-            <w:tcW w:type="dxa" w:w="1361"/>
+            <w:tcW w:type="dxa" w:w="1345"/>
+            <w:tcBorders>
+              <w:top w:val="nil"/>
+              <w:left w:val="nil"/>
+              <w:bottom w:val="single" w:sz="4" w:color="DDE3EA" w:space="0"/>
+              <w:right w:val="nil"/>
+            </w:tcBorders>
             <w:shd w:val="clear" w:color="auto" w:fill="E3F3E8"/>
           </w:tcPr>
           <w:p>
             <w:pPr>
-              <w:spacing w:after="0"/>
+              <w:spacing w:before="0" w:after="0"/>
             </w:pPr>
-            <w:r/>
             <w:r>
               <w:rPr>
                 <w:b/>
@@ -2418,13 +3289,18 @@
       <w:tr>
         <w:tc>
           <w:tcPr>
-            <w:tcW w:type="dxa" w:w="2608"/>
+            <w:tcW w:type="dxa" w:w="2578"/>
+            <w:tcBorders>
+              <w:top w:val="nil"/>
+              <w:left w:val="nil"/>
+              <w:bottom w:val="single" w:sz="4" w:color="DDE3EA" w:space="0"/>
+              <w:right w:val="nil"/>
+            </w:tcBorders>
           </w:tcPr>
           <w:p>
             <w:pPr>
-              <w:spacing w:after="0"/>
+              <w:spacing w:before="0" w:after="0"/>
             </w:pPr>
-            <w:r/>
             <w:r>
               <w:rPr>
                 <w:b w:val="0"/>
@@ -2436,13 +3312,18 @@
         </w:tc>
         <w:tc>
           <w:tcPr>
-            <w:tcW w:type="dxa" w:w="2608"/>
+            <w:tcW w:type="dxa" w:w="2578"/>
+            <w:tcBorders>
+              <w:top w:val="nil"/>
+              <w:left w:val="nil"/>
+              <w:bottom w:val="single" w:sz="4" w:color="DDE3EA" w:space="0"/>
+              <w:right w:val="nil"/>
+            </w:tcBorders>
           </w:tcPr>
           <w:p>
             <w:pPr>
-              <w:spacing w:after="0"/>
+              <w:spacing w:before="0" w:after="0"/>
             </w:pPr>
-            <w:r/>
             <w:r>
               <w:rPr>
                 <w:b w:val="0"/>
@@ -2450,7 +3331,7 @@
               </w:rPr>
               <w:t>Down 24.5% by end-2025</w:t>
             </w:r>
-            <w:hyperlink r:id="rId26">
+            <w:hyperlink r:id="rId28">
               <w:r>
                 <w:rPr>
                   <w:color w:val="2A78D6"/>
@@ -2464,13 +3345,18 @@
         </w:tc>
         <w:tc>
           <w:tcPr>
-            <w:tcW w:type="dxa" w:w="3175"/>
+            <w:tcW w:type="dxa" w:w="3138"/>
+            <w:tcBorders>
+              <w:top w:val="nil"/>
+              <w:left w:val="nil"/>
+              <w:bottom w:val="single" w:sz="4" w:color="DDE3EA" w:space="0"/>
+              <w:right w:val="nil"/>
+            </w:tcBorders>
           </w:tcPr>
           <w:p>
             <w:pPr>
-              <w:spacing w:after="0"/>
+              <w:spacing w:before="0" w:after="0"/>
             </w:pPr>
-            <w:r/>
             <w:r>
               <w:rPr>
                 <w:b w:val="0"/>
@@ -2478,7 +3364,7 @@
               </w:rPr>
               <w:t>In progress</w:t>
             </w:r>
-            <w:hyperlink r:id="rId26">
+            <w:hyperlink r:id="rId28">
               <w:r>
                 <w:rPr>
                   <w:color w:val="2A78D6"/>
@@ -2499,14 +3385,19 @@
         </w:tc>
         <w:tc>
           <w:tcPr>
-            <w:tcW w:type="dxa" w:w="1361"/>
+            <w:tcW w:type="dxa" w:w="1345"/>
+            <w:tcBorders>
+              <w:top w:val="nil"/>
+              <w:left w:val="nil"/>
+              <w:bottom w:val="single" w:sz="4" w:color="DDE3EA" w:space="0"/>
+              <w:right w:val="nil"/>
+            </w:tcBorders>
             <w:shd w:val="clear" w:color="auto" w:fill="EAF1F8"/>
           </w:tcPr>
           <w:p>
             <w:pPr>
-              <w:spacing w:after="0"/>
+              <w:spacing w:before="0" w:after="0"/>
             </w:pPr>
-            <w:r/>
             <w:r>
               <w:rPr>
                 <w:b/>
@@ -2520,14 +3411,18 @@
       <w:tr>
         <w:tc>
           <w:tcPr>
-            <w:tcW w:type="dxa" w:w="2608"/>
-            <w:shd w:val="clear" w:color="auto" w:fill="F6F8FA"/>
+            <w:tcW w:type="dxa" w:w="2578"/>
+            <w:tcBorders>
+              <w:top w:val="nil"/>
+              <w:left w:val="nil"/>
+              <w:bottom w:val="single" w:sz="4" w:color="DDE3EA" w:space="0"/>
+              <w:right w:val="nil"/>
+            </w:tcBorders>
           </w:tcPr>
           <w:p>
             <w:pPr>
-              <w:spacing w:after="0"/>
+              <w:spacing w:before="0" w:after="0"/>
             </w:pPr>
-            <w:r/>
             <w:r>
               <w:rPr>
                 <w:b w:val="0"/>
@@ -2539,14 +3434,18 @@
         </w:tc>
         <w:tc>
           <w:tcPr>
-            <w:tcW w:type="dxa" w:w="2608"/>
-            <w:shd w:val="clear" w:color="auto" w:fill="F6F8FA"/>
+            <w:tcW w:type="dxa" w:w="2578"/>
+            <w:tcBorders>
+              <w:top w:val="nil"/>
+              <w:left w:val="nil"/>
+              <w:bottom w:val="single" w:sz="4" w:color="DDE3EA" w:space="0"/>
+              <w:right w:val="nil"/>
+            </w:tcBorders>
           </w:tcPr>
           <w:p>
             <w:pPr>
-              <w:spacing w:after="0"/>
+              <w:spacing w:before="0" w:after="0"/>
             </w:pPr>
-            <w:r/>
             <w:r>
               <w:rPr>
                 <w:b w:val="0"/>
@@ -2554,7 +3453,7 @@
               </w:rPr>
               <w:t>New target</w:t>
             </w:r>
-            <w:hyperlink r:id="rId22">
+            <w:hyperlink r:id="rId24">
               <w:r>
                 <w:rPr>
                   <w:color w:val="2A78D6"/>
@@ -2568,14 +3467,18 @@
         </w:tc>
         <w:tc>
           <w:tcPr>
-            <w:tcW w:type="dxa" w:w="3175"/>
-            <w:shd w:val="clear" w:color="auto" w:fill="F6F8FA"/>
+            <w:tcW w:type="dxa" w:w="3138"/>
+            <w:tcBorders>
+              <w:top w:val="nil"/>
+              <w:left w:val="nil"/>
+              <w:bottom w:val="single" w:sz="4" w:color="DDE3EA" w:space="0"/>
+              <w:right w:val="nil"/>
+            </w:tcBorders>
           </w:tcPr>
           <w:p>
             <w:pPr>
-              <w:spacing w:after="0"/>
+              <w:spacing w:before="0" w:after="0"/>
             </w:pPr>
-            <w:r/>
             <w:r>
               <w:rPr>
                 <w:b w:val="0"/>
@@ -2583,7 +3486,7 @@
               </w:rPr>
               <w:t>New plan</w:t>
             </w:r>
-            <w:hyperlink r:id="rId22">
+            <w:hyperlink r:id="rId24">
               <w:r>
                 <w:rPr>
                   <w:color w:val="2A78D6"/>
@@ -2604,14 +3507,19 @@
         </w:tc>
         <w:tc>
           <w:tcPr>
-            <w:tcW w:type="dxa" w:w="1361"/>
+            <w:tcW w:type="dxa" w:w="1345"/>
+            <w:tcBorders>
+              <w:top w:val="nil"/>
+              <w:left w:val="nil"/>
+              <w:bottom w:val="single" w:sz="4" w:color="DDE3EA" w:space="0"/>
+              <w:right w:val="nil"/>
+            </w:tcBorders>
             <w:shd w:val="clear" w:color="auto" w:fill="EAF1F8"/>
           </w:tcPr>
           <w:p>
             <w:pPr>
-              <w:spacing w:after="0"/>
+              <w:spacing w:before="0" w:after="0"/>
             </w:pPr>
-            <w:r/>
             <w:r>
               <w:rPr>
                 <w:b/>
@@ -2625,11 +3533,29 @@
     </w:tbl>
     <w:p>
       <w:pPr>
-        <w:spacing w:before="280" w:after="80"/>
+        <w:spacing w:before="0" w:after="40"/>
+      </w:pPr>
+    </w:p>
+    <w:p>
+      <w:pPr>
+        <w:keepNext/>
         <w:pBdr>
-          <w:bottom w:val="single" w:sz="6" w:color="C9D3DE" w:space="2"/>
+          <w:bottom w:val="single" w:sz="8" w:color="1F4E79" w:space="4"/>
         </w:pBdr>
+        <w:tabs>
+          <w:tab w:pos="482" w:val="left"/>
+        </w:tabs>
+        <w:spacing w:before="360" w:after="160"/>
       </w:pPr>
+      <w:r>
+        <w:rPr>
+          <w:b/>
+          <w:color w:val="2A78D6"/>
+          <w:sz w:val="18"/>
+        </w:rPr>
+        <w:t>07</w:t>
+        <w:tab/>
+      </w:r>
       <w:r>
         <w:rPr>
           <w:b/>
@@ -2641,9 +3567,21 @@
     </w:p>
     <w:p>
       <w:pPr>
-        <w:pStyle w:val="ListBullet"/>
-        <w:spacing w:after="60"/>
+        <w:tabs>
+          <w:tab w:pos="255" w:val="left"/>
+        </w:tabs>
+        <w:spacing w:before="0" w:after="80"/>
+        <w:ind w:left="255" w:hanging="255"/>
       </w:pPr>
+      <w:r>
+        <w:rPr>
+          <w:b/>
+          <w:color w:val="2A78D6"/>
+          <w:sz w:val="20"/>
+        </w:rPr>
+        <w:t>▪</w:t>
+        <w:tab/>
+      </w:r>
       <w:r>
         <w:rPr>
           <w:b/>
@@ -2656,7 +3594,7 @@
         </w:rPr>
         <w:t xml:space="preserve"> 4.750% unsecured notes, EUR 350m, issued 2026-05-19, maturing 2031-05-19, annual coupon; Nasdaq Vilnius and Euronext Dublin; S&amp;P BB+</w:t>
       </w:r>
-      <w:hyperlink r:id="rId27">
+      <w:hyperlink r:id="rId29">
         <w:r>
           <w:rPr>
             <w:color w:val="2A78D6"/>
@@ -2673,7 +3611,7 @@
         </w:rPr>
         <w:t>,</w:t>
       </w:r>
-      <w:hyperlink r:id="rId11">
+      <w:hyperlink r:id="rId13">
         <w:r>
           <w:rPr>
             <w:color w:val="2A78D6"/>
@@ -2690,7 +3628,7 @@
         </w:rPr>
         <w:t>,</w:t>
       </w:r>
-      <w:hyperlink r:id="rId25">
+      <w:hyperlink r:id="rId27">
         <w:r>
           <w:rPr>
             <w:color w:val="2A78D6"/>
@@ -2709,9 +3647,21 @@
     </w:p>
     <w:p>
       <w:pPr>
-        <w:pStyle w:val="ListBullet"/>
-        <w:spacing w:after="60"/>
+        <w:tabs>
+          <w:tab w:pos="255" w:val="left"/>
+        </w:tabs>
+        <w:spacing w:before="0" w:after="80"/>
+        <w:ind w:left="255" w:hanging="255"/>
       </w:pPr>
+      <w:r>
+        <w:rPr>
+          <w:b/>
+          <w:color w:val="2A78D6"/>
+          <w:sz w:val="20"/>
+        </w:rPr>
+        <w:t>▪</w:t>
+        <w:tab/>
+      </w:r>
       <w:r>
         <w:rPr>
           <w:b/>
@@ -2724,7 +3674,7 @@
         </w:rPr>
         <w:t xml:space="preserve"> net debt / EBITDA 2.0x – moderate; cash of EUR 256m</w:t>
       </w:r>
-      <w:hyperlink r:id="rId13">
+      <w:hyperlink r:id="rId15">
         <w:r>
           <w:rPr>
             <w:color w:val="2A78D6"/>
@@ -2741,7 +3691,7 @@
         </w:rPr>
         <w:t>,</w:t>
       </w:r>
-      <w:hyperlink r:id="rId14">
+      <w:hyperlink r:id="rId16">
         <w:r>
           <w:rPr>
             <w:color w:val="2A78D6"/>
@@ -2757,7 +3707,7 @@
         </w:rPr>
         <w:t>. No other bonds – the 2022 6.25% bonds were redeemed early on 2025-10-27</w:t>
       </w:r>
-      <w:hyperlink r:id="rId28">
+      <w:hyperlink r:id="rId30">
         <w:r>
           <w:rPr>
             <w:color w:val="2A78D6"/>
@@ -2776,9 +3726,21 @@
     </w:p>
     <w:p>
       <w:pPr>
-        <w:pStyle w:val="ListBullet"/>
-        <w:spacing w:after="60"/>
+        <w:tabs>
+          <w:tab w:pos="255" w:val="left"/>
+        </w:tabs>
+        <w:spacing w:before="0" w:after="80"/>
+        <w:ind w:left="255" w:hanging="255"/>
       </w:pPr>
+      <w:r>
+        <w:rPr>
+          <w:b/>
+          <w:color w:val="2A78D6"/>
+          <w:sz w:val="20"/>
+        </w:rPr>
+        <w:t>▪</w:t>
+        <w:tab/>
+      </w:r>
       <w:r>
         <w:rPr>
           <w:b/>
@@ -2794,9 +3756,21 @@
     </w:p>
     <w:p>
       <w:pPr>
-        <w:pStyle w:val="ListBullet"/>
-        <w:spacing w:after="60"/>
+        <w:tabs>
+          <w:tab w:pos="255" w:val="left"/>
+        </w:tabs>
+        <w:spacing w:before="0" w:after="80"/>
+        <w:ind w:left="255" w:hanging="255"/>
       </w:pPr>
+      <w:r>
+        <w:rPr>
+          <w:b/>
+          <w:color w:val="2A78D6"/>
+          <w:sz w:val="20"/>
+        </w:rPr>
+        <w:t>▪</w:t>
+        <w:tab/>
+      </w:r>
       <w:r>
         <w:rPr>
           <w:b/>
@@ -2812,11 +3786,899 @@
     </w:p>
     <w:p>
       <w:pPr>
-        <w:spacing w:before="280" w:after="80"/>
+        <w:keepNext/>
         <w:pBdr>
-          <w:bottom w:val="single" w:sz="6" w:color="C9D3DE" w:space="2"/>
+          <w:bottom w:val="single" w:sz="8" w:color="1F4E79" w:space="4"/>
         </w:pBdr>
+        <w:tabs>
+          <w:tab w:pos="482" w:val="left"/>
+        </w:tabs>
+        <w:spacing w:before="360" w:after="160"/>
       </w:pPr>
+      <w:r>
+        <w:rPr>
+          <w:b/>
+          <w:color w:val="2A78D6"/>
+          <w:sz w:val="18"/>
+        </w:rPr>
+        <w:t>08</w:t>
+        <w:tab/>
+      </w:r>
+      <w:r>
+        <w:rPr>
+          <w:b/>
+          <w:color w:val="1F4E79"/>
+          <w:sz w:val="28"/>
+        </w:rPr>
+        <w:t>In the press</w:t>
+      </w:r>
+    </w:p>
+    <w:p>
+      <w:pPr>
+        <w:tabs>
+          <w:tab w:pos="255" w:val="left"/>
+        </w:tabs>
+        <w:spacing w:before="0" w:after="80"/>
+        <w:ind w:left="255" w:hanging="255"/>
+      </w:pPr>
+      <w:r>
+        <w:rPr>
+          <w:b/>
+          <w:color w:val="2A78D6"/>
+          <w:sz w:val="20"/>
+        </w:rPr>
+        <w:t>▪</w:t>
+        <w:tab/>
+      </w:r>
+      <w:r>
+        <w:rPr>
+          <w:b/>
+        </w:rPr>
+        <w:t>Real estate:</w:t>
+      </w:r>
+      <w:r>
+        <w:rPr>
+          <w:b w:val="0"/>
+        </w:rPr>
+        <w:t xml:space="preserve"> on 2026-10-09 Maxima LT bought a building and plot in Vilnius for EUR 5.5m</w:t>
+      </w:r>
+      <w:hyperlink r:id="rId31">
+        <w:r>
+          <w:rPr>
+            <w:color w:val="2A78D6"/>
+            <w:vertAlign w:val="superscript"/>
+            <w:sz w:val="17"/>
+          </w:rPr>
+          <w:t xml:space="preserve">23</w:t>
+        </w:r>
+      </w:hyperlink>
+      <w:r>
+        <w:rPr>
+          <w:b w:val="0"/>
+        </w:rPr>
+        <w:t>.</w:t>
+      </w:r>
+    </w:p>
+    <w:p>
+      <w:pPr>
+        <w:spacing w:before="40" w:after="60"/>
+      </w:pPr>
+      <w:r>
+        <w:rPr>
+          <w:b w:val="0"/>
+          <w:color w:val="5F6B7A"/>
+          <w:sz w:val="18"/>
+        </w:rPr>
+        <w:t>Automatic news scan (Google News, LT, LV), 2026-07-24 – 2026-10-22: 10 articles.</w:t>
+      </w:r>
+    </w:p>
+    <w:tbl>
+      <w:tblPr>
+        <w:tblW w:w="9639" w:type="dxa"/>
+        <w:tblBorders>
+          <w:top w:val="nil"/>
+          <w:left w:val="nil"/>
+          <w:bottom w:val="nil"/>
+          <w:right w:val="nil"/>
+          <w:insideH w:val="nil"/>
+          <w:insideV w:val="nil"/>
+        </w:tblBorders>
+        <w:tblLayout w:type="fixed"/>
+        <w:tblCellMar>
+          <w:top w:w="80" w:type="dxa"/>
+          <w:left w:w="0" w:type="dxa"/>
+          <w:bottom w:w="80" w:type="dxa"/>
+          <w:right w:w="120" w:type="dxa"/>
+        </w:tblCellMar>
+        <w:tblLook w:firstColumn="1" w:firstRow="1" w:lastColumn="0" w:lastRow="0" w:noHBand="0" w:noVBand="1" w:val="04A0"/>
+      </w:tblPr>
+      <w:tblGrid>
+        <w:gridCol w:w="1020"/>
+        <w:gridCol w:w="1360"/>
+        <w:gridCol w:w="7257"/>
+      </w:tblGrid>
+      <w:tr>
+        <w:tc>
+          <w:tcPr>
+            <w:tcW w:type="dxa" w:w="1020"/>
+            <w:tcBorders>
+              <w:top w:val="nil"/>
+              <w:left w:val="nil"/>
+              <w:bottom w:val="single" w:sz="4" w:color="E3E8EE" w:space="0"/>
+              <w:right w:val="nil"/>
+            </w:tcBorders>
+          </w:tcPr>
+          <w:p>
+            <w:pPr>
+              <w:spacing w:before="0" w:after="0"/>
+            </w:pPr>
+            <w:r>
+              <w:rPr>
+                <w:b w:val="0"/>
+                <w:color w:val="1A1A1A"/>
+                <w:sz w:val="17"/>
+              </w:rPr>
+              <w:t>2026-10-09</w:t>
+            </w:r>
+          </w:p>
+        </w:tc>
+        <w:tc>
+          <w:tcPr>
+            <w:tcW w:type="dxa" w:w="1361"/>
+            <w:tcBorders>
+              <w:top w:val="nil"/>
+              <w:left w:val="nil"/>
+              <w:bottom w:val="single" w:sz="4" w:color="E3E8EE" w:space="0"/>
+              <w:right w:val="nil"/>
+            </w:tcBorders>
+          </w:tcPr>
+          <w:p>
+            <w:pPr>
+              <w:spacing w:before="0" w:after="0"/>
+            </w:pPr>
+            <w:r>
+              <w:rPr>
+                <w:b/>
+                <w:color w:val="9A6400"/>
+                <w:sz w:val="14"/>
+                <w:shd w:val="clear" w:color="auto" w:fill="FDF1D8"/>
+              </w:rPr>
+              <w:t xml:space="preserve"> DEAL </w:t>
+            </w:r>
+          </w:p>
+        </w:tc>
+        <w:tc>
+          <w:tcPr>
+            <w:tcW w:type="dxa" w:w="7257"/>
+            <w:tcBorders>
+              <w:top w:val="nil"/>
+              <w:left w:val="nil"/>
+              <w:bottom w:val="single" w:sz="4" w:color="E3E8EE" w:space="0"/>
+              <w:right w:val="nil"/>
+            </w:tcBorders>
+          </w:tcPr>
+          <w:p>
+            <w:pPr>
+              <w:spacing w:before="0" w:after="0"/>
+            </w:pPr>
+            <w:hyperlink r:id="rId32">
+              <w:r>
+                <w:rPr>
+                  <w:color w:val="1A1A1A"/>
+                  <w:sz w:val="18"/>
+                </w:rPr>
+                <w:t xml:space="preserve">„Maxima“ įsigijo daugiau nei 62 arų sklypą Vilniuje: svarsto, ką jame įrengti</w:t>
+              </w:r>
+            </w:hyperlink>
+            <w:r>
+              <w:rPr>
+                <w:b w:val="0"/>
+                <w:color w:val="5F6B7A"/>
+                <w:sz w:val="15"/>
+              </w:rPr>
+              <w:t xml:space="preserve">   15min.lt  ·  1 more similar articles</w:t>
+            </w:r>
+          </w:p>
+        </w:tc>
+      </w:tr>
+      <w:tr>
+        <w:tc>
+          <w:tcPr>
+            <w:tcW w:type="dxa" w:w="1020"/>
+            <w:tcBorders>
+              <w:top w:val="nil"/>
+              <w:left w:val="nil"/>
+              <w:bottom w:val="single" w:sz="4" w:color="E3E8EE" w:space="0"/>
+              <w:right w:val="nil"/>
+            </w:tcBorders>
+          </w:tcPr>
+          <w:p>
+            <w:pPr>
+              <w:spacing w:before="0" w:after="0"/>
+            </w:pPr>
+            <w:r>
+              <w:rPr>
+                <w:b w:val="0"/>
+                <w:color w:val="1A1A1A"/>
+                <w:sz w:val="17"/>
+              </w:rPr>
+              <w:t>2026-10-19</w:t>
+            </w:r>
+          </w:p>
+        </w:tc>
+        <w:tc>
+          <w:tcPr>
+            <w:tcW w:type="dxa" w:w="1361"/>
+            <w:tcBorders>
+              <w:top w:val="nil"/>
+              <w:left w:val="nil"/>
+              <w:bottom w:val="single" w:sz="4" w:color="E3E8EE" w:space="0"/>
+              <w:right w:val="nil"/>
+            </w:tcBorders>
+          </w:tcPr>
+          <w:p>
+            <w:pPr>
+              <w:spacing w:before="0" w:after="0"/>
+            </w:pPr>
+            <w:r>
+              <w:rPr>
+                <w:b/>
+                <w:color w:val="5F6B7A"/>
+                <w:sz w:val="14"/>
+                <w:shd w:val="clear" w:color="auto" w:fill="F0F2F5"/>
+              </w:rPr>
+              <w:t xml:space="preserve"> OTHER </w:t>
+            </w:r>
+          </w:p>
+        </w:tc>
+        <w:tc>
+          <w:tcPr>
+            <w:tcW w:type="dxa" w:w="7257"/>
+            <w:tcBorders>
+              <w:top w:val="nil"/>
+              <w:left w:val="nil"/>
+              <w:bottom w:val="single" w:sz="4" w:color="E3E8EE" w:space="0"/>
+              <w:right w:val="nil"/>
+            </w:tcBorders>
+          </w:tcPr>
+          <w:p>
+            <w:pPr>
+              <w:spacing w:before="0" w:after="0"/>
+            </w:pPr>
+            <w:hyperlink r:id="rId33">
+              <w:r>
+                <w:rPr>
+                  <w:color w:val="1A1A1A"/>
+                  <w:sz w:val="18"/>
+                </w:rPr>
+                <w:t xml:space="preserve">“Maxima” sadarbībā ar Veselīga uztura kustību “Ēstprieks” sāk ražot īpaši bērniem radītas maltītes</w:t>
+              </w:r>
+            </w:hyperlink>
+            <w:r>
+              <w:rPr>
+                <w:b w:val="0"/>
+                <w:color w:val="5F6B7A"/>
+                <w:sz w:val="15"/>
+              </w:rPr>
+              <w:t xml:space="preserve">   Jauns.lv</w:t>
+            </w:r>
+          </w:p>
+        </w:tc>
+      </w:tr>
+      <w:tr>
+        <w:tc>
+          <w:tcPr>
+            <w:tcW w:type="dxa" w:w="1020"/>
+            <w:tcBorders>
+              <w:top w:val="nil"/>
+              <w:left w:val="nil"/>
+              <w:bottom w:val="single" w:sz="4" w:color="E3E8EE" w:space="0"/>
+              <w:right w:val="nil"/>
+            </w:tcBorders>
+          </w:tcPr>
+          <w:p>
+            <w:pPr>
+              <w:spacing w:before="0" w:after="0"/>
+            </w:pPr>
+            <w:r>
+              <w:rPr>
+                <w:b w:val="0"/>
+                <w:color w:val="1A1A1A"/>
+                <w:sz w:val="17"/>
+              </w:rPr>
+              <w:t>2026-10-12</w:t>
+            </w:r>
+          </w:p>
+        </w:tc>
+        <w:tc>
+          <w:tcPr>
+            <w:tcW w:type="dxa" w:w="1361"/>
+            <w:tcBorders>
+              <w:top w:val="nil"/>
+              <w:left w:val="nil"/>
+              <w:bottom w:val="single" w:sz="4" w:color="E3E8EE" w:space="0"/>
+              <w:right w:val="nil"/>
+            </w:tcBorders>
+          </w:tcPr>
+          <w:p>
+            <w:pPr>
+              <w:spacing w:before="0" w:after="0"/>
+            </w:pPr>
+            <w:r>
+              <w:rPr>
+                <w:b/>
+                <w:color w:val="5F6B7A"/>
+                <w:sz w:val="14"/>
+                <w:shd w:val="clear" w:color="auto" w:fill="F0F2F5"/>
+              </w:rPr>
+              <w:t xml:space="preserve"> OTHER </w:t>
+            </w:r>
+          </w:p>
+        </w:tc>
+        <w:tc>
+          <w:tcPr>
+            <w:tcW w:type="dxa" w:w="7257"/>
+            <w:tcBorders>
+              <w:top w:val="nil"/>
+              <w:left w:val="nil"/>
+              <w:bottom w:val="single" w:sz="4" w:color="E3E8EE" w:space="0"/>
+              <w:right w:val="nil"/>
+            </w:tcBorders>
+          </w:tcPr>
+          <w:p>
+            <w:pPr>
+              <w:spacing w:before="0" w:after="0"/>
+            </w:pPr>
+            <w:hyperlink r:id="rId34">
+              <w:r>
+                <w:rPr>
+                  <w:color w:val="1A1A1A"/>
+                  <w:sz w:val="18"/>
+                </w:rPr>
+                <w:t xml:space="preserve">Zemi Gulbenē, Brīvības ielā, pērk SIA "Maxima Latvija" firma</w:t>
+              </w:r>
+            </w:hyperlink>
+            <w:r>
+              <w:rPr>
+                <w:b w:val="0"/>
+                <w:color w:val="5F6B7A"/>
+                <w:sz w:val="15"/>
+              </w:rPr>
+              <w:t xml:space="preserve">   Dzirkstele.lv</w:t>
+            </w:r>
+          </w:p>
+        </w:tc>
+      </w:tr>
+      <w:tr>
+        <w:tc>
+          <w:tcPr>
+            <w:tcW w:type="dxa" w:w="1020"/>
+            <w:tcBorders>
+              <w:top w:val="nil"/>
+              <w:left w:val="nil"/>
+              <w:bottom w:val="single" w:sz="4" w:color="E3E8EE" w:space="0"/>
+              <w:right w:val="nil"/>
+            </w:tcBorders>
+          </w:tcPr>
+          <w:p>
+            <w:pPr>
+              <w:spacing w:before="0" w:after="0"/>
+            </w:pPr>
+            <w:r>
+              <w:rPr>
+                <w:b w:val="0"/>
+                <w:color w:val="1A1A1A"/>
+                <w:sz w:val="17"/>
+              </w:rPr>
+              <w:t>2026-10-11</w:t>
+            </w:r>
+          </w:p>
+        </w:tc>
+        <w:tc>
+          <w:tcPr>
+            <w:tcW w:type="dxa" w:w="1361"/>
+            <w:tcBorders>
+              <w:top w:val="nil"/>
+              <w:left w:val="nil"/>
+              <w:bottom w:val="single" w:sz="4" w:color="E3E8EE" w:space="0"/>
+              <w:right w:val="nil"/>
+            </w:tcBorders>
+          </w:tcPr>
+          <w:p>
+            <w:pPr>
+              <w:spacing w:before="0" w:after="0"/>
+            </w:pPr>
+            <w:r>
+              <w:rPr>
+                <w:b/>
+                <w:color w:val="5F6B7A"/>
+                <w:sz w:val="14"/>
+                <w:shd w:val="clear" w:color="auto" w:fill="F0F2F5"/>
+              </w:rPr>
+              <w:t xml:space="preserve"> OTHER </w:t>
+            </w:r>
+          </w:p>
+        </w:tc>
+        <w:tc>
+          <w:tcPr>
+            <w:tcW w:type="dxa" w:w="7257"/>
+            <w:tcBorders>
+              <w:top w:val="nil"/>
+              <w:left w:val="nil"/>
+              <w:bottom w:val="single" w:sz="4" w:color="E3E8EE" w:space="0"/>
+              <w:right w:val="nil"/>
+            </w:tcBorders>
+          </w:tcPr>
+          <w:p>
+            <w:pPr>
+              <w:spacing w:before="0" w:after="0"/>
+            </w:pPr>
+            <w:hyperlink r:id="rId35">
+              <w:r>
+                <w:rPr>
+                  <w:color w:val="1A1A1A"/>
+                  <w:sz w:val="18"/>
+                </w:rPr>
+                <w:t xml:space="preserve">“Diētiskā versija?” Sieviete nopērk “Maxima” eklērus un ir pārsteigta par to, ko tajos atrod</w:t>
+              </w:r>
+            </w:hyperlink>
+            <w:r>
+              <w:rPr>
+                <w:b w:val="0"/>
+                <w:color w:val="5F6B7A"/>
+                <w:sz w:val="15"/>
+              </w:rPr>
+              <w:t xml:space="preserve">   LA.LV</w:t>
+            </w:r>
+          </w:p>
+        </w:tc>
+      </w:tr>
+      <w:tr>
+        <w:tc>
+          <w:tcPr>
+            <w:tcW w:type="dxa" w:w="1020"/>
+            <w:tcBorders>
+              <w:top w:val="nil"/>
+              <w:left w:val="nil"/>
+              <w:bottom w:val="single" w:sz="4" w:color="E3E8EE" w:space="0"/>
+              <w:right w:val="nil"/>
+            </w:tcBorders>
+          </w:tcPr>
+          <w:p>
+            <w:pPr>
+              <w:spacing w:before="0" w:after="0"/>
+            </w:pPr>
+            <w:r>
+              <w:rPr>
+                <w:b w:val="0"/>
+                <w:color w:val="1A1A1A"/>
+                <w:sz w:val="17"/>
+              </w:rPr>
+              <w:t>2026-10-01</w:t>
+            </w:r>
+          </w:p>
+        </w:tc>
+        <w:tc>
+          <w:tcPr>
+            <w:tcW w:type="dxa" w:w="1361"/>
+            <w:tcBorders>
+              <w:top w:val="nil"/>
+              <w:left w:val="nil"/>
+              <w:bottom w:val="single" w:sz="4" w:color="E3E8EE" w:space="0"/>
+              <w:right w:val="nil"/>
+            </w:tcBorders>
+          </w:tcPr>
+          <w:p>
+            <w:pPr>
+              <w:spacing w:before="0" w:after="0"/>
+            </w:pPr>
+            <w:r>
+              <w:rPr>
+                <w:b/>
+                <w:color w:val="5F6B7A"/>
+                <w:sz w:val="14"/>
+                <w:shd w:val="clear" w:color="auto" w:fill="F0F2F5"/>
+              </w:rPr>
+              <w:t xml:space="preserve"> OTHER </w:t>
+            </w:r>
+          </w:p>
+        </w:tc>
+        <w:tc>
+          <w:tcPr>
+            <w:tcW w:type="dxa" w:w="7257"/>
+            <w:tcBorders>
+              <w:top w:val="nil"/>
+              <w:left w:val="nil"/>
+              <w:bottom w:val="single" w:sz="4" w:color="E3E8EE" w:space="0"/>
+              <w:right w:val="nil"/>
+            </w:tcBorders>
+          </w:tcPr>
+          <w:p>
+            <w:pPr>
+              <w:spacing w:before="0" w:after="0"/>
+            </w:pPr>
+            <w:hyperlink r:id="rId36">
+              <w:r>
+                <w:rPr>
+                  <w:color w:val="1A1A1A"/>
+                  <w:sz w:val="18"/>
+                </w:rPr>
+                <w:t xml:space="preserve">„Maxima“ Latvijoje mažina kainas: pirkėjai šių produktų kainą pastebės iš karto</w:t>
+              </w:r>
+            </w:hyperlink>
+            <w:r>
+              <w:rPr>
+                <w:b w:val="0"/>
+                <w:color w:val="5F6B7A"/>
+                <w:sz w:val="15"/>
+              </w:rPr>
+              <w:t xml:space="preserve">   Kaipkada.lt</w:t>
+            </w:r>
+          </w:p>
+        </w:tc>
+      </w:tr>
+      <w:tr>
+        <w:tc>
+          <w:tcPr>
+            <w:tcW w:type="dxa" w:w="1020"/>
+            <w:tcBorders>
+              <w:top w:val="nil"/>
+              <w:left w:val="nil"/>
+              <w:bottom w:val="single" w:sz="4" w:color="E3E8EE" w:space="0"/>
+              <w:right w:val="nil"/>
+            </w:tcBorders>
+          </w:tcPr>
+          <w:p>
+            <w:pPr>
+              <w:spacing w:before="0" w:after="0"/>
+            </w:pPr>
+            <w:r>
+              <w:rPr>
+                <w:b w:val="0"/>
+                <w:color w:val="1A1A1A"/>
+                <w:sz w:val="17"/>
+              </w:rPr>
+              <w:t>2026-09-30</w:t>
+            </w:r>
+          </w:p>
+        </w:tc>
+        <w:tc>
+          <w:tcPr>
+            <w:tcW w:type="dxa" w:w="1361"/>
+            <w:tcBorders>
+              <w:top w:val="nil"/>
+              <w:left w:val="nil"/>
+              <w:bottom w:val="single" w:sz="4" w:color="E3E8EE" w:space="0"/>
+              <w:right w:val="nil"/>
+            </w:tcBorders>
+          </w:tcPr>
+          <w:p>
+            <w:pPr>
+              <w:spacing w:before="0" w:after="0"/>
+            </w:pPr>
+            <w:r>
+              <w:rPr>
+                <w:b/>
+                <w:color w:val="5F6B7A"/>
+                <w:sz w:val="14"/>
+                <w:shd w:val="clear" w:color="auto" w:fill="F0F2F5"/>
+              </w:rPr>
+              <w:t xml:space="preserve"> OTHER </w:t>
+            </w:r>
+          </w:p>
+        </w:tc>
+        <w:tc>
+          <w:tcPr>
+            <w:tcW w:type="dxa" w:w="7257"/>
+            <w:tcBorders>
+              <w:top w:val="nil"/>
+              <w:left w:val="nil"/>
+              <w:bottom w:val="single" w:sz="4" w:color="E3E8EE" w:space="0"/>
+              <w:right w:val="nil"/>
+            </w:tcBorders>
+          </w:tcPr>
+          <w:p>
+            <w:pPr>
+              <w:spacing w:before="0" w:after="0"/>
+            </w:pPr>
+            <w:hyperlink r:id="rId37">
+              <w:r>
+                <w:rPr>
+                  <w:color w:val="1A1A1A"/>
+                  <w:sz w:val="18"/>
+                </w:rPr>
+                <w:t xml:space="preserve">Kam šoreiz masveidā samazinātas cenas “Maxima” veikalos?</w:t>
+              </w:r>
+            </w:hyperlink>
+            <w:r>
+              <w:rPr>
+                <w:b w:val="0"/>
+                <w:color w:val="5F6B7A"/>
+                <w:sz w:val="15"/>
+              </w:rPr>
+              <w:t xml:space="preserve">   Jauns.lv</w:t>
+            </w:r>
+          </w:p>
+        </w:tc>
+      </w:tr>
+      <w:tr>
+        <w:tc>
+          <w:tcPr>
+            <w:tcW w:type="dxa" w:w="1020"/>
+            <w:tcBorders>
+              <w:top w:val="nil"/>
+              <w:left w:val="nil"/>
+              <w:bottom w:val="single" w:sz="4" w:color="E3E8EE" w:space="0"/>
+              <w:right w:val="nil"/>
+            </w:tcBorders>
+          </w:tcPr>
+          <w:p>
+            <w:pPr>
+              <w:spacing w:before="0" w:after="0"/>
+            </w:pPr>
+            <w:r>
+              <w:rPr>
+                <w:b w:val="0"/>
+                <w:color w:val="1A1A1A"/>
+                <w:sz w:val="17"/>
+              </w:rPr>
+              <w:t>2026-09-30</w:t>
+            </w:r>
+          </w:p>
+        </w:tc>
+        <w:tc>
+          <w:tcPr>
+            <w:tcW w:type="dxa" w:w="1361"/>
+            <w:tcBorders>
+              <w:top w:val="nil"/>
+              <w:left w:val="nil"/>
+              <w:bottom w:val="single" w:sz="4" w:color="E3E8EE" w:space="0"/>
+              <w:right w:val="nil"/>
+            </w:tcBorders>
+          </w:tcPr>
+          <w:p>
+            <w:pPr>
+              <w:spacing w:before="0" w:after="0"/>
+            </w:pPr>
+            <w:r>
+              <w:rPr>
+                <w:b/>
+                <w:color w:val="5F6B7A"/>
+                <w:sz w:val="14"/>
+                <w:shd w:val="clear" w:color="auto" w:fill="F0F2F5"/>
+              </w:rPr>
+              <w:t xml:space="preserve"> OTHER </w:t>
+            </w:r>
+          </w:p>
+        </w:tc>
+        <w:tc>
+          <w:tcPr>
+            <w:tcW w:type="dxa" w:w="7257"/>
+            <w:tcBorders>
+              <w:top w:val="nil"/>
+              <w:left w:val="nil"/>
+              <w:bottom w:val="single" w:sz="4" w:color="E3E8EE" w:space="0"/>
+              <w:right w:val="nil"/>
+            </w:tcBorders>
+          </w:tcPr>
+          <w:p>
+            <w:pPr>
+              <w:spacing w:before="0" w:after="0"/>
+            </w:pPr>
+            <w:hyperlink r:id="rId38">
+              <w:r>
+                <w:rPr>
+                  <w:color w:val="1A1A1A"/>
+                  <w:sz w:val="18"/>
+                </w:rPr>
+                <w:t xml:space="preserve">Priecīgas ziņas Latvijas iedzīvotājiem: "Maxima" paziņo, ka turpmāk vairāki pircēju iecienīti produkti maksās ievērojami lētāk</w:t>
+              </w:r>
+            </w:hyperlink>
+            <w:r>
+              <w:rPr>
+                <w:b w:val="0"/>
+                <w:color w:val="5F6B7A"/>
+                <w:sz w:val="15"/>
+              </w:rPr>
+              <w:t xml:space="preserve">   Dzentlmenis.lv</w:t>
+            </w:r>
+          </w:p>
+        </w:tc>
+      </w:tr>
+      <w:tr>
+        <w:tc>
+          <w:tcPr>
+            <w:tcW w:type="dxa" w:w="1020"/>
+            <w:tcBorders>
+              <w:top w:val="nil"/>
+              <w:left w:val="nil"/>
+              <w:bottom w:val="single" w:sz="4" w:color="E3E8EE" w:space="0"/>
+              <w:right w:val="nil"/>
+            </w:tcBorders>
+          </w:tcPr>
+          <w:p>
+            <w:pPr>
+              <w:spacing w:before="0" w:after="0"/>
+            </w:pPr>
+            <w:r>
+              <w:rPr>
+                <w:b w:val="0"/>
+                <w:color w:val="1A1A1A"/>
+                <w:sz w:val="17"/>
+              </w:rPr>
+              <w:t>2026-09-25</w:t>
+            </w:r>
+          </w:p>
+        </w:tc>
+        <w:tc>
+          <w:tcPr>
+            <w:tcW w:type="dxa" w:w="1361"/>
+            <w:tcBorders>
+              <w:top w:val="nil"/>
+              <w:left w:val="nil"/>
+              <w:bottom w:val="single" w:sz="4" w:color="E3E8EE" w:space="0"/>
+              <w:right w:val="nil"/>
+            </w:tcBorders>
+          </w:tcPr>
+          <w:p>
+            <w:pPr>
+              <w:spacing w:before="0" w:after="0"/>
+            </w:pPr>
+            <w:r>
+              <w:rPr>
+                <w:b/>
+                <w:color w:val="5F6B7A"/>
+                <w:sz w:val="14"/>
+                <w:shd w:val="clear" w:color="auto" w:fill="F0F2F5"/>
+              </w:rPr>
+              <w:t xml:space="preserve"> OTHER </w:t>
+            </w:r>
+          </w:p>
+        </w:tc>
+        <w:tc>
+          <w:tcPr>
+            <w:tcW w:type="dxa" w:w="7257"/>
+            <w:tcBorders>
+              <w:top w:val="nil"/>
+              <w:left w:val="nil"/>
+              <w:bottom w:val="single" w:sz="4" w:color="E3E8EE" w:space="0"/>
+              <w:right w:val="nil"/>
+            </w:tcBorders>
+          </w:tcPr>
+          <w:p>
+            <w:pPr>
+              <w:spacing w:before="0" w:after="0"/>
+            </w:pPr>
+            <w:hyperlink r:id="rId39">
+              <w:r>
+                <w:rPr>
+                  <w:color w:val="1A1A1A"/>
+                  <w:sz w:val="18"/>
+                </w:rPr>
+                <w:t xml:space="preserve">Alūksnes novada mazpulcēnu izaudzētie sīpoli nonāk “Maxima” veikalu plauktos</w:t>
+              </w:r>
+            </w:hyperlink>
+            <w:r>
+              <w:rPr>
+                <w:b w:val="0"/>
+                <w:color w:val="5F6B7A"/>
+                <w:sz w:val="15"/>
+              </w:rPr>
+              <w:t xml:space="preserve">   Aluksniesiem.lv</w:t>
+            </w:r>
+          </w:p>
+        </w:tc>
+      </w:tr>
+      <w:tr>
+        <w:tc>
+          <w:tcPr>
+            <w:tcW w:type="dxa" w:w="1020"/>
+            <w:tcBorders>
+              <w:top w:val="nil"/>
+              <w:left w:val="nil"/>
+              <w:bottom w:val="single" w:sz="4" w:color="E3E8EE" w:space="0"/>
+              <w:right w:val="nil"/>
+            </w:tcBorders>
+          </w:tcPr>
+          <w:p>
+            <w:pPr>
+              <w:spacing w:before="0" w:after="0"/>
+            </w:pPr>
+            <w:r>
+              <w:rPr>
+                <w:b w:val="0"/>
+                <w:color w:val="1A1A1A"/>
+                <w:sz w:val="17"/>
+              </w:rPr>
+              <w:t>2026-09-24</w:t>
+            </w:r>
+          </w:p>
+        </w:tc>
+        <w:tc>
+          <w:tcPr>
+            <w:tcW w:type="dxa" w:w="1361"/>
+            <w:tcBorders>
+              <w:top w:val="nil"/>
+              <w:left w:val="nil"/>
+              <w:bottom w:val="single" w:sz="4" w:color="E3E8EE" w:space="0"/>
+              <w:right w:val="nil"/>
+            </w:tcBorders>
+          </w:tcPr>
+          <w:p>
+            <w:pPr>
+              <w:spacing w:before="0" w:after="0"/>
+            </w:pPr>
+            <w:r>
+              <w:rPr>
+                <w:b/>
+                <w:color w:val="5F6B7A"/>
+                <w:sz w:val="14"/>
+                <w:shd w:val="clear" w:color="auto" w:fill="F0F2F5"/>
+              </w:rPr>
+              <w:t xml:space="preserve"> OTHER </w:t>
+            </w:r>
+          </w:p>
+        </w:tc>
+        <w:tc>
+          <w:tcPr>
+            <w:tcW w:type="dxa" w:w="7257"/>
+            <w:tcBorders>
+              <w:top w:val="nil"/>
+              <w:left w:val="nil"/>
+              <w:bottom w:val="single" w:sz="4" w:color="E3E8EE" w:space="0"/>
+              <w:right w:val="nil"/>
+            </w:tcBorders>
+          </w:tcPr>
+          <w:p>
+            <w:pPr>
+              <w:spacing w:before="0" w:after="0"/>
+            </w:pPr>
+            <w:hyperlink r:id="rId40">
+              <w:r>
+                <w:rPr>
+                  <w:color w:val="1A1A1A"/>
+                  <w:sz w:val="18"/>
+                </w:rPr>
+                <w:t xml:space="preserve">Vairāk nekā 6 tonnas mazpulcēnu audzēto sīpolu pieejami “Maxima” veikalos</w:t>
+              </w:r>
+            </w:hyperlink>
+            <w:r>
+              <w:rPr>
+                <w:b w:val="0"/>
+                <w:color w:val="5F6B7A"/>
+                <w:sz w:val="15"/>
+              </w:rPr>
+              <w:t xml:space="preserve">   ZiemelLatvija.lv</w:t>
+            </w:r>
+          </w:p>
+        </w:tc>
+      </w:tr>
+    </w:tbl>
+    <w:p>
+      <w:pPr>
+        <w:spacing w:before="0" w:after="40"/>
+      </w:pPr>
+    </w:p>
+    <w:p>
+      <w:pPr>
+        <w:keepNext/>
+        <w:pBdr>
+          <w:bottom w:val="single" w:sz="8" w:color="1F4E79" w:space="4"/>
+        </w:pBdr>
+        <w:tabs>
+          <w:tab w:pos="482" w:val="left"/>
+        </w:tabs>
+        <w:spacing w:before="360" w:after="160"/>
+      </w:pPr>
+      <w:r>
+        <w:rPr>
+          <w:b/>
+          <w:color w:val="2A78D6"/>
+          <w:sz w:val="18"/>
+        </w:rPr>
+        <w:t>09</w:t>
+        <w:tab/>
+      </w:r>
       <w:r>
         <w:rPr>
           <w:b/>
@@ -2828,821 +4690,1592 @@
     </w:p>
     <w:p>
       <w:pPr>
-        <w:spacing w:before="160"/>
+        <w:keepNext/>
+        <w:shd w:val="clear" w:color="auto" w:fill="EAF1F8"/>
+        <w:spacing w:before="200" w:after="80"/>
+        <w:ind w:left="85"/>
       </w:pPr>
       <w:r>
         <w:rPr>
           <w:b/>
-          <w:sz w:val="22"/>
+          <w:caps/>
+          <w:color w:val="1F4E79"/>
+          <w:sz w:val="19"/>
         </w:rPr>
         <w:t>Exclusionary screening (companies)</w:t>
       </w:r>
     </w:p>
+    <w:tbl>
+      <w:tblPr>
+        <w:tblW w:w="9639" w:type="dxa"/>
+        <w:tblBorders>
+          <w:top w:val="nil"/>
+          <w:left w:val="nil"/>
+          <w:bottom w:val="nil"/>
+          <w:right w:val="nil"/>
+          <w:insideH w:val="nil"/>
+          <w:insideV w:val="nil"/>
+        </w:tblBorders>
+        <w:tblLayout w:type="fixed"/>
+        <w:tblCellMar>
+          <w:top w:w="90" w:type="dxa"/>
+          <w:left w:w="0" w:type="dxa"/>
+          <w:bottom w:w="110" w:type="dxa"/>
+          <w:right w:w="0" w:type="dxa"/>
+        </w:tblCellMar>
+        <w:tblLook w:firstColumn="1" w:firstRow="1" w:lastColumn="0" w:lastRow="0" w:noHBand="0" w:noVBand="1" w:val="04A0"/>
+      </w:tblPr>
+      <w:tblGrid>
+        <w:gridCol w:w="340"/>
+        <w:gridCol w:w="9298"/>
+      </w:tblGrid>
+      <w:tr>
+        <w:tc>
+          <w:tcPr>
+            <w:tcW w:type="dxa" w:w="340"/>
+            <w:tcBorders>
+              <w:top w:val="nil"/>
+              <w:left w:val="nil"/>
+              <w:bottom w:val="single" w:sz="4" w:color="E3E8EE" w:space="0"/>
+              <w:right w:val="nil"/>
+            </w:tcBorders>
+          </w:tcPr>
+          <w:p>
+            <w:pPr>
+              <w:spacing w:before="0" w:after="0"/>
+            </w:pPr>
+            <w:r>
+              <w:rPr>
+                <w:rFonts w:ascii="Segoe UI Symbol" w:hAnsi="Segoe UI Symbol"/>
+                <w:b w:val="0"/>
+                <w:color w:val="1B7F3B"/>
+                <w:sz w:val="24"/>
+              </w:rPr>
+              <w:t>☑</w:t>
+            </w:r>
+          </w:p>
+        </w:tc>
+        <w:tc>
+          <w:tcPr>
+            <w:tcW w:type="dxa" w:w="9298"/>
+            <w:tcBorders>
+              <w:top w:val="nil"/>
+              <w:left w:val="nil"/>
+              <w:bottom w:val="single" w:sz="4" w:color="E3E8EE" w:space="0"/>
+              <w:right w:val="nil"/>
+            </w:tcBorders>
+          </w:tcPr>
+          <w:p>
+            <w:pPr>
+              <w:spacing w:before="0" w:after="40"/>
+            </w:pPr>
+            <w:r>
+              <w:rPr>
+                <w:b/>
+                <w:color w:val="1A1A1A"/>
+                <w:sz w:val="19"/>
+              </w:rPr>
+              <w:t>Yes, the company is not involved in excluded sectors: controversial and nuclear weapons, tobacco, gambling and restricted sectors in fossil fuel</w:t>
+            </w:r>
+          </w:p>
+          <w:p>
+            <w:pPr>
+              <w:tabs>
+                <w:tab w:pos="198" w:val="left"/>
+              </w:tabs>
+              <w:spacing w:before="0" w:after="20"/>
+              <w:ind w:left="198" w:hanging="198"/>
+            </w:pPr>
+            <w:r>
+              <w:rPr>
+                <w:b w:val="0"/>
+                <w:color w:val="5F6B7A"/>
+                <w:sz w:val="18"/>
+              </w:rPr>
+              <w:t>•</w:t>
+              <w:tab/>
+            </w:r>
+            <w:r>
+              <w:rPr>
+                <w:b w:val="0"/>
+                <w:color w:val="333333"/>
+                <w:sz w:val="18"/>
+              </w:rPr>
+              <w:t>Food retail</w:t>
+            </w:r>
+          </w:p>
+          <w:p>
+            <w:pPr>
+              <w:tabs>
+                <w:tab w:pos="198" w:val="left"/>
+              </w:tabs>
+              <w:spacing w:before="0" w:after="20"/>
+              <w:ind w:left="198" w:hanging="198"/>
+            </w:pPr>
+            <w:r>
+              <w:rPr>
+                <w:b w:val="0"/>
+                <w:color w:val="5F6B7A"/>
+                <w:sz w:val="18"/>
+              </w:rPr>
+              <w:t>•</w:t>
+              <w:tab/>
+            </w:r>
+            <w:r>
+              <w:rPr>
+                <w:b w:val="0"/>
+                <w:color w:val="333333"/>
+                <w:sz w:val="18"/>
+              </w:rPr>
+              <w:t>No activity in excluded sectors</w:t>
+            </w:r>
+            <w:hyperlink r:id="rId12">
+              <w:r>
+                <w:rPr>
+                  <w:color w:val="2A78D6"/>
+                  <w:vertAlign w:val="superscript"/>
+                  <w:sz w:val="15"/>
+                </w:rPr>
+                <w:t xml:space="preserve">1</w:t>
+              </w:r>
+            </w:hyperlink>
+            <w:r>
+              <w:rPr>
+                <w:b w:val="0"/>
+                <w:color w:val="333333"/>
+                <w:sz w:val="18"/>
+              </w:rPr>
+              <w:t>.</w:t>
+            </w:r>
+          </w:p>
+        </w:tc>
+      </w:tr>
+    </w:tbl>
+    <w:tbl>
+      <w:tblPr>
+        <w:tblW w:w="9639" w:type="dxa"/>
+        <w:tblBorders>
+          <w:top w:val="nil"/>
+          <w:left w:val="nil"/>
+          <w:bottom w:val="nil"/>
+          <w:right w:val="nil"/>
+          <w:insideH w:val="nil"/>
+          <w:insideV w:val="nil"/>
+        </w:tblBorders>
+        <w:tblLayout w:type="fixed"/>
+        <w:tblCellMar>
+          <w:top w:w="90" w:type="dxa"/>
+          <w:left w:w="0" w:type="dxa"/>
+          <w:bottom w:w="110" w:type="dxa"/>
+          <w:right w:w="0" w:type="dxa"/>
+        </w:tblCellMar>
+        <w:tblLook w:firstColumn="1" w:firstRow="1" w:lastColumn="0" w:lastRow="0" w:noHBand="0" w:noVBand="1" w:val="04A0"/>
+      </w:tblPr>
+      <w:tblGrid>
+        <w:gridCol w:w="340"/>
+        <w:gridCol w:w="9298"/>
+      </w:tblGrid>
+      <w:tr>
+        <w:tc>
+          <w:tcPr>
+            <w:tcW w:type="dxa" w:w="340"/>
+            <w:tcBorders>
+              <w:top w:val="nil"/>
+              <w:left w:val="nil"/>
+              <w:bottom w:val="single" w:sz="4" w:color="E3E8EE" w:space="0"/>
+              <w:right w:val="nil"/>
+            </w:tcBorders>
+          </w:tcPr>
+          <w:p>
+            <w:pPr>
+              <w:spacing w:before="0" w:after="0"/>
+            </w:pPr>
+            <w:r>
+              <w:rPr>
+                <w:rFonts w:ascii="Segoe UI Symbol" w:hAnsi="Segoe UI Symbol"/>
+                <w:b w:val="0"/>
+                <w:color w:val="1B7F3B"/>
+                <w:sz w:val="24"/>
+              </w:rPr>
+              <w:t>☑</w:t>
+            </w:r>
+          </w:p>
+        </w:tc>
+        <w:tc>
+          <w:tcPr>
+            <w:tcW w:type="dxa" w:w="9298"/>
+            <w:tcBorders>
+              <w:top w:val="nil"/>
+              <w:left w:val="nil"/>
+              <w:bottom w:val="single" w:sz="4" w:color="E3E8EE" w:space="0"/>
+              <w:right w:val="nil"/>
+            </w:tcBorders>
+          </w:tcPr>
+          <w:p>
+            <w:pPr>
+              <w:spacing w:before="0" w:after="40"/>
+            </w:pPr>
+            <w:r>
+              <w:rPr>
+                <w:b/>
+                <w:color w:val="1A1A1A"/>
+                <w:sz w:val="19"/>
+              </w:rPr>
+              <w:t>Yes, the company does not have red flag/signal related to controversies based on UN Global Compact, OECD Guidelines for Multinational Enterprises or any other relevant principles/standards</w:t>
+            </w:r>
+          </w:p>
+          <w:p>
+            <w:pPr>
+              <w:tabs>
+                <w:tab w:pos="198" w:val="left"/>
+              </w:tabs>
+              <w:spacing w:before="0" w:after="20"/>
+              <w:ind w:left="198" w:hanging="198"/>
+            </w:pPr>
+            <w:r>
+              <w:rPr>
+                <w:b w:val="0"/>
+                <w:color w:val="5F6B7A"/>
+                <w:sz w:val="18"/>
+              </w:rPr>
+              <w:t>•</w:t>
+              <w:tab/>
+            </w:r>
+            <w:r>
+              <w:rPr>
+                <w:b w:val="0"/>
+                <w:color w:val="333333"/>
+                <w:sz w:val="18"/>
+              </w:rPr>
+              <w:t>No UN Global Compact or OECD related controversies found.</w:t>
+            </w:r>
+          </w:p>
+        </w:tc>
+      </w:tr>
+    </w:tbl>
+    <w:tbl>
+      <w:tblPr>
+        <w:tblW w:w="9639" w:type="dxa"/>
+        <w:tblBorders>
+          <w:top w:val="nil"/>
+          <w:left w:val="nil"/>
+          <w:bottom w:val="nil"/>
+          <w:right w:val="nil"/>
+          <w:insideH w:val="nil"/>
+          <w:insideV w:val="nil"/>
+        </w:tblBorders>
+        <w:tblLayout w:type="fixed"/>
+        <w:tblCellMar>
+          <w:top w:w="90" w:type="dxa"/>
+          <w:left w:w="0" w:type="dxa"/>
+          <w:bottom w:w="110" w:type="dxa"/>
+          <w:right w:w="0" w:type="dxa"/>
+        </w:tblCellMar>
+        <w:tblLook w:firstColumn="1" w:firstRow="1" w:lastColumn="0" w:lastRow="0" w:noHBand="0" w:noVBand="1" w:val="04A0"/>
+      </w:tblPr>
+      <w:tblGrid>
+        <w:gridCol w:w="340"/>
+        <w:gridCol w:w="9298"/>
+      </w:tblGrid>
+      <w:tr>
+        <w:tc>
+          <w:tcPr>
+            <w:tcW w:type="dxa" w:w="340"/>
+            <w:tcBorders>
+              <w:top w:val="nil"/>
+              <w:left w:val="nil"/>
+              <w:bottom w:val="single" w:sz="4" w:color="E3E8EE" w:space="0"/>
+              <w:right w:val="nil"/>
+            </w:tcBorders>
+          </w:tcPr>
+          <w:p>
+            <w:pPr>
+              <w:spacing w:before="0" w:after="0"/>
+            </w:pPr>
+            <w:r>
+              <w:rPr>
+                <w:rFonts w:ascii="Segoe UI Symbol" w:hAnsi="Segoe UI Symbol"/>
+                <w:b w:val="0"/>
+                <w:color w:val="9AA5B1"/>
+                <w:sz w:val="24"/>
+              </w:rPr>
+              <w:t>☐</w:t>
+            </w:r>
+          </w:p>
+        </w:tc>
+        <w:tc>
+          <w:tcPr>
+            <w:tcW w:type="dxa" w:w="9298"/>
+            <w:tcBorders>
+              <w:top w:val="nil"/>
+              <w:left w:val="nil"/>
+              <w:bottom w:val="single" w:sz="4" w:color="E3E8EE" w:space="0"/>
+              <w:right w:val="nil"/>
+            </w:tcBorders>
+          </w:tcPr>
+          <w:p>
+            <w:pPr>
+              <w:spacing w:before="0" w:after="40"/>
+            </w:pPr>
+            <w:r>
+              <w:rPr>
+                <w:b/>
+                <w:color w:val="1A1A1A"/>
+                <w:sz w:val="19"/>
+              </w:rPr>
+              <w:t>Yes, the company is not in the list of sanctions (add a screenshot)</w:t>
+            </w:r>
+          </w:p>
+          <w:p>
+            <w:pPr>
+              <w:spacing w:before="40" w:after="0"/>
+            </w:pPr>
+            <w:r>
+              <w:rPr>
+                <w:b/>
+                <w:color w:val="B42318"/>
+                <w:sz w:val="18"/>
+              </w:rPr>
+              <w:t>Needs review</w:t>
+            </w:r>
+          </w:p>
+          <w:p>
+            <w:pPr>
+              <w:spacing w:before="40" w:after="0"/>
+            </w:pPr>
+            <w:r>
+              <w:rPr>
+                <w:b/>
+                <w:color w:val="333333"/>
+                <w:sz w:val="18"/>
+              </w:rPr>
+              <w:t>Possible match – review</w:t>
+            </w:r>
+          </w:p>
+          <w:p>
+            <w:pPr>
+              <w:tabs>
+                <w:tab w:pos="198" w:val="left"/>
+              </w:tabs>
+              <w:spacing w:before="0" w:after="20"/>
+              <w:ind w:left="198" w:hanging="198"/>
+            </w:pPr>
+            <w:r>
+              <w:rPr>
+                <w:b w:val="0"/>
+                <w:color w:val="5F6B7A"/>
+                <w:sz w:val="18"/>
+              </w:rPr>
+              <w:t>•</w:t>
+              <w:tab/>
+            </w:r>
+            <w:r>
+              <w:rPr>
+                <w:b w:val="0"/>
+                <w:color w:val="333333"/>
+                <w:sz w:val="18"/>
+              </w:rPr>
+              <w:t>EU: c pe ac iuni dalpribor | dalpribor nyilv nosan m k d r szv nyt rsas g |  |  |  | maxima llc | maxima legal limited liability company |  |  | amaocr | aruba maritime a (automatic check 2026-10-22).</w:t>
+            </w:r>
+          </w:p>
+        </w:tc>
+      </w:tr>
+    </w:tbl>
+    <w:tbl>
+      <w:tblPr>
+        <w:tblW w:w="9639" w:type="dxa"/>
+        <w:tblBorders>
+          <w:top w:val="nil"/>
+          <w:left w:val="nil"/>
+          <w:bottom w:val="nil"/>
+          <w:right w:val="nil"/>
+          <w:insideH w:val="nil"/>
+          <w:insideV w:val="nil"/>
+        </w:tblBorders>
+        <w:tblLayout w:type="fixed"/>
+        <w:tblCellMar>
+          <w:top w:w="90" w:type="dxa"/>
+          <w:left w:w="0" w:type="dxa"/>
+          <w:bottom w:w="110" w:type="dxa"/>
+          <w:right w:w="0" w:type="dxa"/>
+        </w:tblCellMar>
+        <w:tblLook w:firstColumn="1" w:firstRow="1" w:lastColumn="0" w:lastRow="0" w:noHBand="0" w:noVBand="1" w:val="04A0"/>
+      </w:tblPr>
+      <w:tblGrid>
+        <w:gridCol w:w="340"/>
+        <w:gridCol w:w="9298"/>
+      </w:tblGrid>
+      <w:tr>
+        <w:tc>
+          <w:tcPr>
+            <w:tcW w:type="dxa" w:w="340"/>
+            <w:tcBorders>
+              <w:top w:val="nil"/>
+              <w:left w:val="nil"/>
+              <w:bottom w:val="single" w:sz="4" w:color="E3E8EE" w:space="0"/>
+              <w:right w:val="nil"/>
+            </w:tcBorders>
+          </w:tcPr>
+          <w:p>
+            <w:pPr>
+              <w:spacing w:before="0" w:after="0"/>
+            </w:pPr>
+            <w:r>
+              <w:rPr>
+                <w:rFonts w:ascii="Segoe UI Symbol" w:hAnsi="Segoe UI Symbol"/>
+                <w:b w:val="0"/>
+                <w:color w:val="9AA5B1"/>
+                <w:sz w:val="24"/>
+              </w:rPr>
+              <w:t>☐</w:t>
+            </w:r>
+          </w:p>
+        </w:tc>
+        <w:tc>
+          <w:tcPr>
+            <w:tcW w:type="dxa" w:w="9298"/>
+            <w:tcBorders>
+              <w:top w:val="nil"/>
+              <w:left w:val="nil"/>
+              <w:bottom w:val="single" w:sz="4" w:color="E3E8EE" w:space="0"/>
+              <w:right w:val="nil"/>
+            </w:tcBorders>
+          </w:tcPr>
+          <w:p>
+            <w:pPr>
+              <w:spacing w:before="0" w:after="40"/>
+            </w:pPr>
+            <w:r>
+              <w:rPr>
+                <w:b/>
+                <w:color w:val="1A1A1A"/>
+                <w:sz w:val="19"/>
+              </w:rPr>
+              <w:t>Yes, issues were not identified from adverse media checks (add a screenshot)</w:t>
+            </w:r>
+          </w:p>
+          <w:p>
+            <w:pPr>
+              <w:tabs>
+                <w:tab w:pos="198" w:val="left"/>
+              </w:tabs>
+              <w:spacing w:before="0" w:after="20"/>
+              <w:ind w:left="198" w:hanging="198"/>
+            </w:pPr>
+            <w:r>
+              <w:rPr>
+                <w:b w:val="0"/>
+                <w:color w:val="5F6B7A"/>
+                <w:sz w:val="18"/>
+              </w:rPr>
+              <w:t>•</w:t>
+              <w:tab/>
+            </w:r>
+            <w:r>
+              <w:rPr>
+                <w:b w:val="0"/>
+                <w:color w:val="333333"/>
+                <w:sz w:val="18"/>
+              </w:rPr>
+              <w:t>Found: on 2025-11-06 the Latvian Competition Council fined Maxima Latvija more than EUR 1.8m for unfair trading practices</w:t>
+            </w:r>
+          </w:p>
+          <w:p>
+            <w:pPr>
+              <w:tabs>
+                <w:tab w:pos="198" w:val="left"/>
+              </w:tabs>
+              <w:spacing w:before="0" w:after="20"/>
+              <w:ind w:left="198" w:hanging="198"/>
+            </w:pPr>
+            <w:r>
+              <w:rPr>
+                <w:b w:val="0"/>
+                <w:color w:val="5F6B7A"/>
+                <w:sz w:val="18"/>
+              </w:rPr>
+              <w:t>•</w:t>
+              <w:tab/>
+            </w:r>
+            <w:r>
+              <w:rPr>
+                <w:b w:val="0"/>
+                <w:color w:val="333333"/>
+                <w:sz w:val="18"/>
+              </w:rPr>
+              <w:t>The company disagrees and appeals</w:t>
+            </w:r>
+            <w:hyperlink r:id="rId41">
+              <w:r>
+                <w:rPr>
+                  <w:color w:val="2A78D6"/>
+                  <w:vertAlign w:val="superscript"/>
+                  <w:sz w:val="15"/>
+                </w:rPr>
+                <w:t xml:space="preserve">24</w:t>
+              </w:r>
+            </w:hyperlink>
+            <w:r>
+              <w:rPr>
+                <w:b w:val="0"/>
+                <w:color w:val="333333"/>
+                <w:sz w:val="18"/>
+              </w:rPr>
+              <w:t>.</w:t>
+            </w:r>
+          </w:p>
+          <w:p>
+            <w:pPr>
+              <w:tabs>
+                <w:tab w:pos="198" w:val="left"/>
+              </w:tabs>
+              <w:spacing w:before="0" w:after="20"/>
+              <w:ind w:left="198" w:hanging="198"/>
+            </w:pPr>
+            <w:r>
+              <w:rPr>
+                <w:b w:val="0"/>
+                <w:color w:val="5F6B7A"/>
+                <w:sz w:val="18"/>
+              </w:rPr>
+              <w:t>•</w:t>
+              <w:tab/>
+            </w:r>
+            <w:r>
+              <w:rPr>
+                <w:b w:val="0"/>
+                <w:color w:val="333333"/>
+                <w:sz w:val="18"/>
+              </w:rPr>
+              <w:t>On 2026-02-26 the Council took procedural actions at Maxima Latvija's office over a suspected cartel between the two largest retailers</w:t>
+            </w:r>
+          </w:p>
+          <w:p>
+            <w:pPr>
+              <w:tabs>
+                <w:tab w:pos="198" w:val="left"/>
+              </w:tabs>
+              <w:spacing w:before="0" w:after="20"/>
+              <w:ind w:left="198" w:hanging="198"/>
+            </w:pPr>
+            <w:r>
+              <w:rPr>
+                <w:b w:val="0"/>
+                <w:color w:val="5F6B7A"/>
+                <w:sz w:val="18"/>
+              </w:rPr>
+              <w:t>•</w:t>
+              <w:tab/>
+            </w:r>
+            <w:r>
+              <w:rPr>
+                <w:b w:val="0"/>
+                <w:color w:val="333333"/>
+                <w:sz w:val="18"/>
+              </w:rPr>
+              <w:t>The investigation is ongoing, no fine yet</w:t>
+            </w:r>
+            <w:hyperlink r:id="rId17">
+              <w:r>
+                <w:rPr>
+                  <w:color w:val="2A78D6"/>
+                  <w:vertAlign w:val="superscript"/>
+                  <w:sz w:val="15"/>
+                </w:rPr>
+                <w:t xml:space="preserve">6</w:t>
+              </w:r>
+            </w:hyperlink>
+            <w:r>
+              <w:rPr>
+                <w:b w:val="0"/>
+                <w:color w:val="333333"/>
+                <w:sz w:val="18"/>
+              </w:rPr>
+              <w:t>.</w:t>
+            </w:r>
+          </w:p>
+          <w:p>
+            <w:pPr>
+              <w:tabs>
+                <w:tab w:pos="198" w:val="left"/>
+              </w:tabs>
+              <w:spacing w:before="0" w:after="20"/>
+              <w:ind w:left="198" w:hanging="198"/>
+            </w:pPr>
+            <w:r>
+              <w:rPr>
+                <w:b w:val="0"/>
+                <w:color w:val="5F6B7A"/>
+                <w:sz w:val="18"/>
+              </w:rPr>
+              <w:t>•</w:t>
+              <w:tab/>
+            </w:r>
+            <w:r>
+              <w:rPr>
+                <w:b w:val="0"/>
+                <w:color w:val="333333"/>
+                <w:sz w:val="18"/>
+              </w:rPr>
+              <w:t>News summary 2026-07-24 – 2026-10-22: 10 articles, 0 with an adverse keyword in the headline (details in the section "In the press").</w:t>
+            </w:r>
+          </w:p>
+        </w:tc>
+      </w:tr>
+    </w:tbl>
     <w:p>
       <w:pPr>
-        <w:spacing w:before="80" w:after="20"/>
+        <w:spacing w:before="120" w:after="40"/>
       </w:pPr>
       <w:r>
         <w:rPr>
-          <w:sz w:val="24"/>
-        </w:rPr>
-        <w:t xml:space="preserve">☑ </w:t>
-      </w:r>
-      <w:r>
-        <w:t>Yes, the company is not involved in excluded sectors: controversial and nuclear weapons, tobacco, gambling and restricted sectors in fossil fuel</w:t>
-      </w:r>
-    </w:p>
-    <w:p>
-      <w:pPr>
-        <w:spacing w:after="0"/>
-        <w:ind w:left="510" w:hanging="198"/>
-      </w:pPr>
-      <w:r>
-        <w:rPr>
-          <w:sz w:val="19"/>
-        </w:rPr>
-        <w:t xml:space="preserve">•  </w:t>
-      </w:r>
-      <w:r>
-        <w:rPr>
-          <w:b w:val="0"/>
+          <w:i/>
           <w:color w:val="333333"/>
-          <w:sz w:val="19"/>
-        </w:rPr>
-        <w:t>Food retail</w:t>
-      </w:r>
-    </w:p>
-    <w:p>
-      <w:pPr>
-        <w:spacing w:after="120"/>
-        <w:ind w:left="510" w:hanging="198"/>
-      </w:pPr>
-      <w:r>
-        <w:rPr>
-          <w:sz w:val="19"/>
-        </w:rPr>
-        <w:t xml:space="preserve">•  </w:t>
-      </w:r>
-      <w:r>
-        <w:rPr>
-          <w:b w:val="0"/>
-          <w:color w:val="333333"/>
-          <w:sz w:val="19"/>
-        </w:rPr>
-        <w:t>No activity in excluded sectors</w:t>
-      </w:r>
-      <w:hyperlink r:id="rId10">
-        <w:r>
-          <w:rPr>
-            <w:color w:val="2A78D6"/>
-            <w:vertAlign w:val="superscript"/>
-            <w:sz w:val="16"/>
-          </w:rPr>
-          <w:t xml:space="preserve">1</w:t>
-        </w:r>
-      </w:hyperlink>
-      <w:r>
-        <w:rPr>
-          <w:b w:val="0"/>
-          <w:color w:val="333333"/>
-          <w:sz w:val="19"/>
-        </w:rPr>
-        <w:t>.</w:t>
-      </w:r>
-    </w:p>
-    <w:p>
-      <w:pPr>
-        <w:spacing w:before="80" w:after="20"/>
-      </w:pPr>
-      <w:r>
-        <w:rPr>
-          <w:sz w:val="24"/>
-        </w:rPr>
-        <w:t xml:space="preserve">☑ </w:t>
-      </w:r>
-      <w:r>
-        <w:t>Yes, the company does not have red flag/signal related to controversies based on UN Global Compact, OECD Guidelines for Multinational Enterprises or any other relevant principles/standards</w:t>
-      </w:r>
-    </w:p>
-    <w:p>
-      <w:pPr>
-        <w:spacing w:after="120"/>
-        <w:ind w:left="510" w:hanging="198"/>
-      </w:pPr>
-      <w:r>
-        <w:rPr>
-          <w:sz w:val="19"/>
-        </w:rPr>
-        <w:t xml:space="preserve">•  </w:t>
-      </w:r>
-      <w:r>
-        <w:rPr>
-          <w:b w:val="0"/>
-          <w:color w:val="333333"/>
-          <w:sz w:val="19"/>
-        </w:rPr>
-        <w:t>No UN Global Compact or OECD related controversies found.</w:t>
-      </w:r>
-    </w:p>
-    <w:p>
-      <w:pPr>
-        <w:spacing w:before="80" w:after="20"/>
-      </w:pPr>
-      <w:r>
-        <w:rPr>
-          <w:sz w:val="24"/>
-        </w:rPr>
-        <w:t xml:space="preserve">☐ </w:t>
-      </w:r>
-      <w:r>
-        <w:t>Yes, the company is not in the list of sanctions (add a screenshot)</w:t>
-      </w:r>
-    </w:p>
-    <w:p>
-      <w:pPr>
-        <w:spacing w:after="0"/>
-        <w:ind w:left="397"/>
-      </w:pPr>
-      <w:r>
-        <w:rPr>
-          <w:b/>
-          <w:color w:val="B42318"/>
-          <w:sz w:val="19"/>
-        </w:rPr>
-        <w:t>Needs review</w:t>
-      </w:r>
-    </w:p>
-    <w:p>
-      <w:pPr>
-        <w:spacing w:after="0"/>
-        <w:ind w:left="397"/>
-      </w:pPr>
-      <w:r>
-        <w:rPr>
-          <w:b/>
-          <w:color w:val="333333"/>
-          <w:sz w:val="19"/>
-        </w:rPr>
-        <w:t>Possible match – review</w:t>
-      </w:r>
-    </w:p>
-    <w:p>
-      <w:pPr>
-        <w:spacing w:after="120"/>
-        <w:ind w:left="737" w:hanging="198"/>
-      </w:pPr>
-      <w:r>
-        <w:rPr>
-          <w:sz w:val="19"/>
-        </w:rPr>
-        <w:t xml:space="preserve">•  </w:t>
-      </w:r>
-      <w:r>
-        <w:rPr>
-          <w:b w:val="0"/>
-          <w:color w:val="333333"/>
-          <w:sz w:val="19"/>
-        </w:rPr>
-        <w:t>EU: c pe ac iuni dalpribor | dalpribor nyilv nosan m k d r szv nyt rsas g |  |  |  | maxima llc | maxima legal limited liability company |  |  | amaocr | aruba maritime a (automatic check 2026-10-22).</w:t>
-      </w:r>
-    </w:p>
-    <w:p>
-      <w:pPr>
-        <w:spacing w:before="80" w:after="20"/>
-      </w:pPr>
-      <w:r>
-        <w:rPr>
-          <w:sz w:val="24"/>
-        </w:rPr>
-        <w:t xml:space="preserve">☐ </w:t>
-      </w:r>
-      <w:r>
-        <w:t>Yes, issues were not identified from adverse media checks (add a screenshot)</w:t>
-      </w:r>
-    </w:p>
-    <w:p>
-      <w:pPr>
-        <w:spacing w:after="0"/>
-        <w:ind w:left="510" w:hanging="198"/>
-      </w:pPr>
-      <w:r>
-        <w:rPr>
-          <w:sz w:val="19"/>
-        </w:rPr>
-        <w:t xml:space="preserve">•  </w:t>
-      </w:r>
-      <w:r>
-        <w:rPr>
-          <w:b w:val="0"/>
-          <w:color w:val="333333"/>
-          <w:sz w:val="19"/>
-        </w:rPr>
-        <w:t>Found: on 2025-11-06 the Latvian Competition Council fined Maxima Latvija more than EUR 1.8m for unfair trading practices</w:t>
-      </w:r>
-    </w:p>
-    <w:p>
-      <w:pPr>
-        <w:spacing w:after="0"/>
-        <w:ind w:left="510" w:hanging="198"/>
-      </w:pPr>
-      <w:r>
-        <w:rPr>
-          <w:sz w:val="19"/>
-        </w:rPr>
-        <w:t xml:space="preserve">•  </w:t>
-      </w:r>
-      <w:r>
-        <w:rPr>
-          <w:b w:val="0"/>
-          <w:color w:val="333333"/>
-          <w:sz w:val="19"/>
-        </w:rPr>
-        <w:t>The company disagrees and appeals</w:t>
-      </w:r>
-      <w:hyperlink r:id="rId29">
-        <w:r>
-          <w:rPr>
-            <w:color w:val="2A78D6"/>
-            <w:vertAlign w:val="superscript"/>
-            <w:sz w:val="16"/>
-          </w:rPr>
-          <w:t xml:space="preserve">23</w:t>
-        </w:r>
-      </w:hyperlink>
-      <w:r>
-        <w:rPr>
-          <w:b w:val="0"/>
-          <w:color w:val="333333"/>
-          <w:sz w:val="19"/>
-        </w:rPr>
-        <w:t>.</w:t>
-      </w:r>
-    </w:p>
-    <w:p>
-      <w:pPr>
-        <w:spacing w:after="0"/>
-        <w:ind w:left="510" w:hanging="198"/>
-      </w:pPr>
-      <w:r>
-        <w:rPr>
-          <w:sz w:val="19"/>
-        </w:rPr>
-        <w:t xml:space="preserve">•  </w:t>
-      </w:r>
-      <w:r>
-        <w:rPr>
-          <w:b w:val="0"/>
-          <w:color w:val="333333"/>
-          <w:sz w:val="19"/>
-        </w:rPr>
-        <w:t>On 2026-02-26 the Council took procedural actions at Maxima Latvija's office over a suspected cartel between the two largest retailers</w:t>
-      </w:r>
-    </w:p>
-    <w:p>
-      <w:pPr>
-        <w:spacing w:after="120"/>
-        <w:ind w:left="510" w:hanging="198"/>
-      </w:pPr>
-      <w:r>
-        <w:rPr>
-          <w:sz w:val="19"/>
-        </w:rPr>
-        <w:t xml:space="preserve">•  </w:t>
-      </w:r>
-      <w:r>
-        <w:rPr>
-          <w:b w:val="0"/>
-          <w:color w:val="333333"/>
-          <w:sz w:val="19"/>
-        </w:rPr>
-        <w:t>The investigation is ongoing, no fine yet</w:t>
-      </w:r>
-      <w:hyperlink r:id="rId15">
-        <w:r>
-          <w:rPr>
-            <w:color w:val="2A78D6"/>
-            <w:vertAlign w:val="superscript"/>
-            <w:sz w:val="16"/>
-          </w:rPr>
-          <w:t xml:space="preserve">6</w:t>
-        </w:r>
-      </w:hyperlink>
-      <w:r>
-        <w:rPr>
-          <w:b w:val="0"/>
-          <w:color w:val="333333"/>
-          <w:sz w:val="19"/>
-        </w:rPr>
-        <w:t>.</w:t>
-      </w:r>
-    </w:p>
-    <w:p>
-      <w:r>
-        <w:rPr>
-          <w:i/>
-          <w:sz w:val="19"/>
+          <w:sz w:val="18"/>
         </w:rPr>
         <w:t>In case any red flags, risks, unclarities were identified then additional checks (sanctions screening and adverse media checks) on the company’s Ultimate Beneficial Owners and/or senior management shall be performed.</w:t>
       </w:r>
     </w:p>
     <w:p>
       <w:pPr>
-        <w:spacing w:before="80"/>
+        <w:spacing w:before="120" w:after="40"/>
       </w:pPr>
       <w:r>
         <w:rPr>
           <w:b/>
+          <w:sz w:val="19"/>
         </w:rPr>
         <w:t xml:space="preserve">Additional comments: </w:t>
       </w:r>
     </w:p>
     <w:p>
       <w:pPr>
-        <w:spacing w:before="160"/>
+        <w:keepNext/>
+        <w:shd w:val="clear" w:color="auto" w:fill="EAF1F8"/>
+        <w:spacing w:before="200" w:after="80"/>
+        <w:ind w:left="85"/>
       </w:pPr>
       <w:r>
         <w:rPr>
           <w:b/>
-          <w:sz w:val="22"/>
+          <w:caps/>
+          <w:color w:val="1F4E79"/>
+          <w:sz w:val="19"/>
         </w:rPr>
         <w:t>ESG integration and positive screening (positive answers imply higher allocation)</w:t>
       </w:r>
     </w:p>
+    <w:tbl>
+      <w:tblPr>
+        <w:tblW w:w="9639" w:type="dxa"/>
+        <w:tblBorders>
+          <w:top w:val="nil"/>
+          <w:left w:val="nil"/>
+          <w:bottom w:val="nil"/>
+          <w:right w:val="nil"/>
+          <w:insideH w:val="nil"/>
+          <w:insideV w:val="nil"/>
+        </w:tblBorders>
+        <w:tblLayout w:type="fixed"/>
+        <w:tblCellMar>
+          <w:top w:w="90" w:type="dxa"/>
+          <w:left w:w="0" w:type="dxa"/>
+          <w:bottom w:w="110" w:type="dxa"/>
+          <w:right w:w="0" w:type="dxa"/>
+        </w:tblCellMar>
+        <w:tblLook w:firstColumn="1" w:firstRow="1" w:lastColumn="0" w:lastRow="0" w:noHBand="0" w:noVBand="1" w:val="04A0"/>
+      </w:tblPr>
+      <w:tblGrid>
+        <w:gridCol w:w="340"/>
+        <w:gridCol w:w="9298"/>
+      </w:tblGrid>
+      <w:tr>
+        <w:tc>
+          <w:tcPr>
+            <w:tcW w:type="dxa" w:w="340"/>
+            <w:tcBorders>
+              <w:top w:val="nil"/>
+              <w:left w:val="nil"/>
+              <w:bottom w:val="single" w:sz="4" w:color="E3E8EE" w:space="0"/>
+              <w:right w:val="nil"/>
+            </w:tcBorders>
+          </w:tcPr>
+          <w:p>
+            <w:pPr>
+              <w:spacing w:before="0" w:after="0"/>
+            </w:pPr>
+            <w:r>
+              <w:rPr>
+                <w:rFonts w:ascii="Segoe UI Symbol" w:hAnsi="Segoe UI Symbol"/>
+                <w:b w:val="0"/>
+                <w:color w:val="1B7F3B"/>
+                <w:sz w:val="24"/>
+              </w:rPr>
+              <w:t>☑</w:t>
+            </w:r>
+          </w:p>
+        </w:tc>
+        <w:tc>
+          <w:tcPr>
+            <w:tcW w:type="dxa" w:w="9298"/>
+            <w:tcBorders>
+              <w:top w:val="nil"/>
+              <w:left w:val="nil"/>
+              <w:bottom w:val="single" w:sz="4" w:color="E3E8EE" w:space="0"/>
+              <w:right w:val="nil"/>
+            </w:tcBorders>
+          </w:tcPr>
+          <w:p>
+            <w:pPr>
+              <w:spacing w:before="0" w:after="40"/>
+            </w:pPr>
+            <w:r>
+              <w:rPr>
+                <w:b/>
+                <w:color w:val="1A1A1A"/>
+                <w:sz w:val="19"/>
+              </w:rPr>
+              <w:t>Yes, the company is promoting environmental or social characteristics (activities, ESG policy, good ESG rating, etc)</w:t>
+            </w:r>
+          </w:p>
+          <w:p>
+            <w:pPr>
+              <w:tabs>
+                <w:tab w:pos="198" w:val="left"/>
+              </w:tabs>
+              <w:spacing w:before="0" w:after="20"/>
+              <w:ind w:left="198" w:hanging="198"/>
+            </w:pPr>
+            <w:r>
+              <w:rPr>
+                <w:b w:val="0"/>
+                <w:color w:val="5F6B7A"/>
+                <w:sz w:val="18"/>
+              </w:rPr>
+              <w:t>•</w:t>
+              <w:tab/>
+            </w:r>
+            <w:r>
+              <w:rPr>
+                <w:b w:val="0"/>
+                <w:color w:val="333333"/>
+                <w:sz w:val="18"/>
+              </w:rPr>
+              <w:t>Renewable energy 37.1% (2025), 85% of waste diverted from landfill, food donations to food banks (EUR 6.3m)</w:t>
+            </w:r>
+            <w:hyperlink r:id="rId28">
+              <w:r>
+                <w:rPr>
+                  <w:color w:val="2A78D6"/>
+                  <w:vertAlign w:val="superscript"/>
+                  <w:sz w:val="15"/>
+                </w:rPr>
+                <w:t xml:space="preserve">20</w:t>
+              </w:r>
+            </w:hyperlink>
+            <w:r>
+              <w:rPr>
+                <w:b w:val="0"/>
+                <w:color w:val="333333"/>
+                <w:sz w:val="18"/>
+              </w:rPr>
+              <w:t>.</w:t>
+            </w:r>
+          </w:p>
+        </w:tc>
+      </w:tr>
+    </w:tbl>
+    <w:tbl>
+      <w:tblPr>
+        <w:tblW w:w="9639" w:type="dxa"/>
+        <w:tblBorders>
+          <w:top w:val="nil"/>
+          <w:left w:val="nil"/>
+          <w:bottom w:val="nil"/>
+          <w:right w:val="nil"/>
+          <w:insideH w:val="nil"/>
+          <w:insideV w:val="nil"/>
+        </w:tblBorders>
+        <w:tblLayout w:type="fixed"/>
+        <w:tblCellMar>
+          <w:top w:w="90" w:type="dxa"/>
+          <w:left w:w="0" w:type="dxa"/>
+          <w:bottom w:w="110" w:type="dxa"/>
+          <w:right w:w="0" w:type="dxa"/>
+        </w:tblCellMar>
+        <w:tblLook w:firstColumn="1" w:firstRow="1" w:lastColumn="0" w:lastRow="0" w:noHBand="0" w:noVBand="1" w:val="04A0"/>
+      </w:tblPr>
+      <w:tblGrid>
+        <w:gridCol w:w="340"/>
+        <w:gridCol w:w="9298"/>
+      </w:tblGrid>
+      <w:tr>
+        <w:tc>
+          <w:tcPr>
+            <w:tcW w:type="dxa" w:w="340"/>
+            <w:tcBorders>
+              <w:top w:val="nil"/>
+              <w:left w:val="nil"/>
+              <w:bottom w:val="single" w:sz="4" w:color="E3E8EE" w:space="0"/>
+              <w:right w:val="nil"/>
+            </w:tcBorders>
+          </w:tcPr>
+          <w:p>
+            <w:pPr>
+              <w:spacing w:before="0" w:after="0"/>
+            </w:pPr>
+            <w:r>
+              <w:rPr>
+                <w:rFonts w:ascii="Segoe UI Symbol" w:hAnsi="Segoe UI Symbol"/>
+                <w:b w:val="0"/>
+                <w:color w:val="1B7F3B"/>
+                <w:sz w:val="24"/>
+              </w:rPr>
+              <w:t>☑</w:t>
+            </w:r>
+          </w:p>
+        </w:tc>
+        <w:tc>
+          <w:tcPr>
+            <w:tcW w:type="dxa" w:w="9298"/>
+            <w:tcBorders>
+              <w:top w:val="nil"/>
+              <w:left w:val="nil"/>
+              <w:bottom w:val="single" w:sz="4" w:color="E3E8EE" w:space="0"/>
+              <w:right w:val="nil"/>
+            </w:tcBorders>
+          </w:tcPr>
+          <w:p>
+            <w:pPr>
+              <w:spacing w:before="0" w:after="40"/>
+            </w:pPr>
+            <w:r>
+              <w:rPr>
+                <w:b/>
+                <w:color w:val="1A1A1A"/>
+                <w:sz w:val="19"/>
+              </w:rPr>
+              <w:t>Yes, the activities of the company or it’s strategy is aligned with the taxonomy and/or Paris agreement targets (e.g. net zero commitment)</w:t>
+            </w:r>
+          </w:p>
+          <w:p>
+            <w:pPr>
+              <w:tabs>
+                <w:tab w:pos="198" w:val="left"/>
+              </w:tabs>
+              <w:spacing w:before="0" w:after="20"/>
+              <w:ind w:left="198" w:hanging="198"/>
+            </w:pPr>
+            <w:r>
+              <w:rPr>
+                <w:b w:val="0"/>
+                <w:color w:val="5F6B7A"/>
+                <w:sz w:val="18"/>
+              </w:rPr>
+              <w:t>•</w:t>
+              <w:tab/>
+            </w:r>
+            <w:r>
+              <w:rPr>
+                <w:b w:val="0"/>
+                <w:color w:val="333333"/>
+                <w:sz w:val="18"/>
+              </w:rPr>
+              <w:t>Target to cut Scope 1 and 2 emissions by 42% by 2030 (vs 2021)</w:t>
+            </w:r>
+          </w:p>
+          <w:p>
+            <w:pPr>
+              <w:tabs>
+                <w:tab w:pos="198" w:val="left"/>
+              </w:tabs>
+              <w:spacing w:before="0" w:after="20"/>
+              <w:ind w:left="198" w:hanging="198"/>
+            </w:pPr>
+            <w:r>
+              <w:rPr>
+                <w:b w:val="0"/>
+                <w:color w:val="5F6B7A"/>
+                <w:sz w:val="18"/>
+              </w:rPr>
+              <w:t>•</w:t>
+              <w:tab/>
+            </w:r>
+            <w:r>
+              <w:rPr>
+                <w:b w:val="0"/>
+                <w:color w:val="333333"/>
+                <w:sz w:val="18"/>
+              </w:rPr>
+              <w:t>24.5% achieved</w:t>
+            </w:r>
+            <w:hyperlink r:id="rId28">
+              <w:r>
+                <w:rPr>
+                  <w:color w:val="2A78D6"/>
+                  <w:vertAlign w:val="superscript"/>
+                  <w:sz w:val="15"/>
+                </w:rPr>
+                <w:t xml:space="preserve">20</w:t>
+              </w:r>
+            </w:hyperlink>
+            <w:r>
+              <w:rPr>
+                <w:b w:val="0"/>
+                <w:color w:val="333333"/>
+                <w:sz w:val="18"/>
+              </w:rPr>
+              <w:t>.</w:t>
+            </w:r>
+          </w:p>
+        </w:tc>
+      </w:tr>
+    </w:tbl>
+    <w:tbl>
+      <w:tblPr>
+        <w:tblW w:w="9639" w:type="dxa"/>
+        <w:tblBorders>
+          <w:top w:val="nil"/>
+          <w:left w:val="nil"/>
+          <w:bottom w:val="nil"/>
+          <w:right w:val="nil"/>
+          <w:insideH w:val="nil"/>
+          <w:insideV w:val="nil"/>
+        </w:tblBorders>
+        <w:tblLayout w:type="fixed"/>
+        <w:tblCellMar>
+          <w:top w:w="90" w:type="dxa"/>
+          <w:left w:w="0" w:type="dxa"/>
+          <w:bottom w:w="110" w:type="dxa"/>
+          <w:right w:w="0" w:type="dxa"/>
+        </w:tblCellMar>
+        <w:tblLook w:firstColumn="1" w:firstRow="1" w:lastColumn="0" w:lastRow="0" w:noHBand="0" w:noVBand="1" w:val="04A0"/>
+      </w:tblPr>
+      <w:tblGrid>
+        <w:gridCol w:w="340"/>
+        <w:gridCol w:w="9298"/>
+      </w:tblGrid>
+      <w:tr>
+        <w:tc>
+          <w:tcPr>
+            <w:tcW w:type="dxa" w:w="340"/>
+            <w:tcBorders>
+              <w:top w:val="nil"/>
+              <w:left w:val="nil"/>
+              <w:bottom w:val="single" w:sz="4" w:color="E3E8EE" w:space="0"/>
+              <w:right w:val="nil"/>
+            </w:tcBorders>
+          </w:tcPr>
+          <w:p>
+            <w:pPr>
+              <w:spacing w:before="0" w:after="0"/>
+            </w:pPr>
+            <w:r>
+              <w:rPr>
+                <w:rFonts w:ascii="Segoe UI Symbol" w:hAnsi="Segoe UI Symbol"/>
+                <w:b w:val="0"/>
+                <w:color w:val="9AA5B1"/>
+                <w:sz w:val="24"/>
+              </w:rPr>
+              <w:t>☐</w:t>
+            </w:r>
+          </w:p>
+        </w:tc>
+        <w:tc>
+          <w:tcPr>
+            <w:tcW w:type="dxa" w:w="9298"/>
+            <w:tcBorders>
+              <w:top w:val="nil"/>
+              <w:left w:val="nil"/>
+              <w:bottom w:val="single" w:sz="4" w:color="E3E8EE" w:space="0"/>
+              <w:right w:val="nil"/>
+            </w:tcBorders>
+          </w:tcPr>
+          <w:p>
+            <w:pPr>
+              <w:spacing w:before="0" w:after="40"/>
+            </w:pPr>
+            <w:r>
+              <w:rPr>
+                <w:b/>
+                <w:color w:val="1A1A1A"/>
+                <w:sz w:val="19"/>
+              </w:rPr>
+              <w:t>Yes, the company does not have yellow flag/signal related to controversies based on UN Global Compact or any other relevant principles/standards</w:t>
+            </w:r>
+          </w:p>
+          <w:p>
+            <w:pPr>
+              <w:tabs>
+                <w:tab w:pos="198" w:val="left"/>
+              </w:tabs>
+              <w:spacing w:before="0" w:after="20"/>
+              <w:ind w:left="198" w:hanging="198"/>
+            </w:pPr>
+            <w:r>
+              <w:rPr>
+                <w:b w:val="0"/>
+                <w:color w:val="5F6B7A"/>
+                <w:sz w:val="18"/>
+              </w:rPr>
+              <w:t>•</w:t>
+              <w:tab/>
+            </w:r>
+            <w:r>
+              <w:rPr>
+                <w:b w:val="0"/>
+                <w:color w:val="333333"/>
+                <w:sz w:val="18"/>
+              </w:rPr>
+              <w:t>Yellow flag: Latvian competition fine and cartel investigation</w:t>
+            </w:r>
+            <w:hyperlink r:id="rId41">
+              <w:r>
+                <w:rPr>
+                  <w:color w:val="2A78D6"/>
+                  <w:vertAlign w:val="superscript"/>
+                  <w:sz w:val="15"/>
+                </w:rPr>
+                <w:t xml:space="preserve">24</w:t>
+              </w:r>
+            </w:hyperlink>
+            <w:r>
+              <w:rPr>
+                <w:color w:val="2A78D6"/>
+                <w:vertAlign w:val="superscript"/>
+              </w:rPr>
+              <w:t>,</w:t>
+            </w:r>
+            <w:hyperlink r:id="rId17">
+              <w:r>
+                <w:rPr>
+                  <w:color w:val="2A78D6"/>
+                  <w:vertAlign w:val="superscript"/>
+                  <w:sz w:val="15"/>
+                </w:rPr>
+                <w:t xml:space="preserve">6</w:t>
+              </w:r>
+            </w:hyperlink>
+            <w:r>
+              <w:rPr>
+                <w:b w:val="0"/>
+                <w:color w:val="333333"/>
+                <w:sz w:val="18"/>
+              </w:rPr>
+              <w:t>.</w:t>
+            </w:r>
+          </w:p>
+        </w:tc>
+      </w:tr>
+    </w:tbl>
+    <w:tbl>
+      <w:tblPr>
+        <w:tblW w:w="9639" w:type="dxa"/>
+        <w:tblBorders>
+          <w:top w:val="nil"/>
+          <w:left w:val="nil"/>
+          <w:bottom w:val="nil"/>
+          <w:right w:val="nil"/>
+          <w:insideH w:val="nil"/>
+          <w:insideV w:val="nil"/>
+        </w:tblBorders>
+        <w:tblLayout w:type="fixed"/>
+        <w:tblCellMar>
+          <w:top w:w="90" w:type="dxa"/>
+          <w:left w:w="0" w:type="dxa"/>
+          <w:bottom w:w="110" w:type="dxa"/>
+          <w:right w:w="0" w:type="dxa"/>
+        </w:tblCellMar>
+        <w:tblLook w:firstColumn="1" w:firstRow="1" w:lastColumn="0" w:lastRow="0" w:noHBand="0" w:noVBand="1" w:val="04A0"/>
+      </w:tblPr>
+      <w:tblGrid>
+        <w:gridCol w:w="340"/>
+        <w:gridCol w:w="9298"/>
+      </w:tblGrid>
+      <w:tr>
+        <w:tc>
+          <w:tcPr>
+            <w:tcW w:type="dxa" w:w="340"/>
+            <w:tcBorders>
+              <w:top w:val="nil"/>
+              <w:left w:val="nil"/>
+              <w:bottom w:val="single" w:sz="4" w:color="E3E8EE" w:space="0"/>
+              <w:right w:val="nil"/>
+            </w:tcBorders>
+          </w:tcPr>
+          <w:p>
+            <w:pPr>
+              <w:spacing w:before="0" w:after="0"/>
+            </w:pPr>
+            <w:r>
+              <w:rPr>
+                <w:rFonts w:ascii="Segoe UI Symbol" w:hAnsi="Segoe UI Symbol"/>
+                <w:b w:val="0"/>
+                <w:color w:val="1B7F3B"/>
+                <w:sz w:val="24"/>
+              </w:rPr>
+              <w:t>☑</w:t>
+            </w:r>
+          </w:p>
+        </w:tc>
+        <w:tc>
+          <w:tcPr>
+            <w:tcW w:type="dxa" w:w="9298"/>
+            <w:tcBorders>
+              <w:top w:val="nil"/>
+              <w:left w:val="nil"/>
+              <w:bottom w:val="single" w:sz="4" w:color="E3E8EE" w:space="0"/>
+              <w:right w:val="nil"/>
+            </w:tcBorders>
+          </w:tcPr>
+          <w:p>
+            <w:pPr>
+              <w:spacing w:before="0" w:after="40"/>
+            </w:pPr>
+            <w:r>
+              <w:rPr>
+                <w:b/>
+                <w:color w:val="1A1A1A"/>
+                <w:sz w:val="19"/>
+              </w:rPr>
+              <w:t>Yes, the company fulfills the expectations from SEB thematic and sector policies</w:t>
+            </w:r>
+          </w:p>
+          <w:p>
+            <w:pPr>
+              <w:spacing w:before="40" w:after="0"/>
+            </w:pPr>
+            <w:r>
+              <w:rPr>
+                <w:b/>
+                <w:color w:val="333333"/>
+                <w:sz w:val="18"/>
+              </w:rPr>
+              <w:t>Applicable</w:t>
+            </w:r>
+          </w:p>
+          <w:p>
+            <w:pPr>
+              <w:tabs>
+                <w:tab w:pos="198" w:val="left"/>
+              </w:tabs>
+              <w:spacing w:before="0" w:after="20"/>
+              <w:ind w:left="198" w:hanging="198"/>
+            </w:pPr>
+            <w:r>
+              <w:rPr>
+                <w:b w:val="0"/>
+                <w:color w:val="5F6B7A"/>
+                <w:sz w:val="18"/>
+              </w:rPr>
+              <w:t>•</w:t>
+              <w:tab/>
+            </w:r>
+            <w:r>
+              <w:rPr>
+                <w:b w:val="0"/>
+                <w:color w:val="333333"/>
+                <w:sz w:val="18"/>
+              </w:rPr>
+              <w:t>The Agriculture policy (food trading)</w:t>
+            </w:r>
+            <w:hyperlink r:id="rId42">
+              <w:r>
+                <w:rPr>
+                  <w:color w:val="2A78D6"/>
+                  <w:vertAlign w:val="superscript"/>
+                  <w:sz w:val="15"/>
+                </w:rPr>
+                <w:t xml:space="preserve">25</w:t>
+              </w:r>
+            </w:hyperlink>
+            <w:r>
+              <w:rPr>
+                <w:b w:val="0"/>
+                <w:color w:val="333333"/>
+                <w:sz w:val="18"/>
+              </w:rPr>
+              <w:t>.</w:t>
+            </w:r>
+          </w:p>
+          <w:p>
+            <w:pPr>
+              <w:spacing w:before="40" w:after="0"/>
+            </w:pPr>
+            <w:r>
+              <w:rPr>
+                <w:b/>
+                <w:color w:val="333333"/>
+                <w:sz w:val="18"/>
+              </w:rPr>
+              <w:t>Met</w:t>
+            </w:r>
+          </w:p>
+          <w:p>
+            <w:pPr>
+              <w:tabs>
+                <w:tab w:pos="198" w:val="left"/>
+              </w:tabs>
+              <w:spacing w:before="0" w:after="20"/>
+              <w:ind w:left="198" w:hanging="198"/>
+            </w:pPr>
+            <w:r>
+              <w:rPr>
+                <w:b w:val="0"/>
+                <w:color w:val="5F6B7A"/>
+                <w:sz w:val="18"/>
+              </w:rPr>
+              <w:t>•</w:t>
+              <w:tab/>
+            </w:r>
+            <w:r>
+              <w:rPr>
+                <w:b w:val="0"/>
+                <w:color w:val="333333"/>
+                <w:sz w:val="18"/>
+              </w:rPr>
+              <w:t>A sustainability report in the annual report, an emission reduction target</w:t>
+            </w:r>
+            <w:hyperlink r:id="rId28">
+              <w:r>
+                <w:rPr>
+                  <w:color w:val="2A78D6"/>
+                  <w:vertAlign w:val="superscript"/>
+                  <w:sz w:val="15"/>
+                </w:rPr>
+                <w:t xml:space="preserve">26</w:t>
+              </w:r>
+            </w:hyperlink>
+            <w:r>
+              <w:rPr>
+                <w:b w:val="0"/>
+                <w:color w:val="333333"/>
+                <w:sz w:val="18"/>
+              </w:rPr>
+              <w:t>.</w:t>
+            </w:r>
+          </w:p>
+        </w:tc>
+      </w:tr>
+    </w:tbl>
     <w:p>
       <w:pPr>
-        <w:spacing w:before="80" w:after="20"/>
-      </w:pPr>
-      <w:r>
-        <w:rPr>
-          <w:sz w:val="24"/>
-        </w:rPr>
-        <w:t xml:space="preserve">☑ </w:t>
-      </w:r>
-      <w:r>
-        <w:t>Yes, the company is promoting environmental or social characteristics (activities, ESG policy, good ESG rating, etc)</w:t>
-      </w:r>
-    </w:p>
-    <w:p>
-      <w:pPr>
-        <w:spacing w:after="120"/>
-        <w:ind w:left="510" w:hanging="198"/>
-      </w:pPr>
-      <w:r>
-        <w:rPr>
-          <w:sz w:val="19"/>
-        </w:rPr>
-        <w:t xml:space="preserve">•  </w:t>
-      </w:r>
-      <w:r>
-        <w:rPr>
-          <w:b w:val="0"/>
-          <w:color w:val="333333"/>
-          <w:sz w:val="19"/>
-        </w:rPr>
-        <w:t>Renewable energy 37.1% (2025), 85% of waste diverted from landfill, food donations to food banks (EUR 6.3m)</w:t>
-      </w:r>
-      <w:hyperlink r:id="rId26">
-        <w:r>
-          <w:rPr>
-            <w:color w:val="2A78D6"/>
-            <w:vertAlign w:val="superscript"/>
-            <w:sz w:val="16"/>
-          </w:rPr>
-          <w:t xml:space="preserve">20</w:t>
-        </w:r>
-      </w:hyperlink>
-      <w:r>
-        <w:rPr>
-          <w:b w:val="0"/>
-          <w:color w:val="333333"/>
-          <w:sz w:val="19"/>
-        </w:rPr>
-        <w:t>.</w:t>
-      </w:r>
-    </w:p>
-    <w:p>
-      <w:pPr>
-        <w:spacing w:before="80" w:after="20"/>
-      </w:pPr>
-      <w:r>
-        <w:rPr>
-          <w:sz w:val="24"/>
-        </w:rPr>
-        <w:t xml:space="preserve">☑ </w:t>
-      </w:r>
-      <w:r>
-        <w:t>Yes, the activities of the company or it’s strategy is aligned with the taxonomy and/or Paris agreement targets (e.g. net zero commitment)</w:t>
-      </w:r>
-    </w:p>
-    <w:p>
-      <w:pPr>
-        <w:spacing w:after="0"/>
-        <w:ind w:left="510" w:hanging="198"/>
-      </w:pPr>
-      <w:r>
-        <w:rPr>
-          <w:sz w:val="19"/>
-        </w:rPr>
-        <w:t xml:space="preserve">•  </w:t>
-      </w:r>
-      <w:r>
-        <w:rPr>
-          <w:b w:val="0"/>
-          <w:color w:val="333333"/>
-          <w:sz w:val="19"/>
-        </w:rPr>
-        <w:t>Target to cut Scope 1 and 2 emissions by 42% by 2030 (vs 2021)</w:t>
-      </w:r>
-    </w:p>
-    <w:p>
-      <w:pPr>
-        <w:spacing w:after="120"/>
-        <w:ind w:left="510" w:hanging="198"/>
-      </w:pPr>
-      <w:r>
-        <w:rPr>
-          <w:sz w:val="19"/>
-        </w:rPr>
-        <w:t xml:space="preserve">•  </w:t>
-      </w:r>
-      <w:r>
-        <w:rPr>
-          <w:b w:val="0"/>
-          <w:color w:val="333333"/>
-          <w:sz w:val="19"/>
-        </w:rPr>
-        <w:t>24.5% achieved</w:t>
-      </w:r>
-      <w:hyperlink r:id="rId26">
-        <w:r>
-          <w:rPr>
-            <w:color w:val="2A78D6"/>
-            <w:vertAlign w:val="superscript"/>
-            <w:sz w:val="16"/>
-          </w:rPr>
-          <w:t xml:space="preserve">20</w:t>
-        </w:r>
-      </w:hyperlink>
-      <w:r>
-        <w:rPr>
-          <w:b w:val="0"/>
-          <w:color w:val="333333"/>
-          <w:sz w:val="19"/>
-        </w:rPr>
-        <w:t>.</w:t>
-      </w:r>
-    </w:p>
-    <w:p>
-      <w:pPr>
-        <w:spacing w:before="80" w:after="20"/>
-      </w:pPr>
-      <w:r>
-        <w:rPr>
-          <w:sz w:val="24"/>
-        </w:rPr>
-        <w:t xml:space="preserve">☐ </w:t>
-      </w:r>
-      <w:r>
-        <w:t>Yes, the company does not have yellow flag/signal related to controversies based on UN Global Compact or any other relevant principles/standards</w:t>
-      </w:r>
-    </w:p>
-    <w:p>
-      <w:pPr>
-        <w:spacing w:after="120"/>
-        <w:ind w:left="510" w:hanging="198"/>
-      </w:pPr>
-      <w:r>
-        <w:rPr>
-          <w:sz w:val="19"/>
-        </w:rPr>
-        <w:t xml:space="preserve">•  </w:t>
-      </w:r>
-      <w:r>
-        <w:rPr>
-          <w:b w:val="0"/>
-          <w:color w:val="333333"/>
-          <w:sz w:val="19"/>
-        </w:rPr>
-        <w:t>Yellow flag: Latvian competition fine and cartel investigation</w:t>
-      </w:r>
-      <w:hyperlink r:id="rId29">
-        <w:r>
-          <w:rPr>
-            <w:color w:val="2A78D6"/>
-            <w:vertAlign w:val="superscript"/>
-            <w:sz w:val="16"/>
-          </w:rPr>
-          <w:t xml:space="preserve">23</w:t>
-        </w:r>
-      </w:hyperlink>
-      <w:r>
-        <w:rPr>
-          <w:color w:val="2A78D6"/>
-          <w:vertAlign w:val="superscript"/>
-        </w:rPr>
-        <w:t>,</w:t>
-      </w:r>
-      <w:hyperlink r:id="rId15">
-        <w:r>
-          <w:rPr>
-            <w:color w:val="2A78D6"/>
-            <w:vertAlign w:val="superscript"/>
-            <w:sz w:val="16"/>
-          </w:rPr>
-          <w:t xml:space="preserve">6</w:t>
-        </w:r>
-      </w:hyperlink>
-      <w:r>
-        <w:rPr>
-          <w:b w:val="0"/>
-          <w:color w:val="333333"/>
-          <w:sz w:val="19"/>
-        </w:rPr>
-        <w:t>.</w:t>
-      </w:r>
-    </w:p>
-    <w:p>
-      <w:pPr>
-        <w:spacing w:before="80" w:after="20"/>
-      </w:pPr>
-      <w:r>
-        <w:rPr>
-          <w:sz w:val="24"/>
-        </w:rPr>
-        <w:t xml:space="preserve">☑ </w:t>
-      </w:r>
-      <w:r>
-        <w:t>Yes, the company fulfills the expectations from SEB thematic and sector policies</w:t>
-      </w:r>
-    </w:p>
-    <w:p>
-      <w:pPr>
-        <w:spacing w:after="0"/>
-        <w:ind w:left="397"/>
+        <w:spacing w:before="120" w:after="40"/>
       </w:pPr>
       <w:r>
         <w:rPr>
           <w:b/>
-          <w:color w:val="333333"/>
           <w:sz w:val="19"/>
-        </w:rPr>
-        <w:t>Applicable</w:t>
-      </w:r>
-    </w:p>
-    <w:p>
-      <w:pPr>
-        <w:spacing w:after="0"/>
-        <w:ind w:left="737" w:hanging="198"/>
-      </w:pPr>
-      <w:r>
-        <w:rPr>
-          <w:sz w:val="19"/>
-        </w:rPr>
-        <w:t xml:space="preserve">•  </w:t>
-      </w:r>
-      <w:r>
-        <w:rPr>
-          <w:b w:val="0"/>
-          <w:color w:val="333333"/>
-          <w:sz w:val="19"/>
-        </w:rPr>
-        <w:t>The Agriculture policy (food trading)</w:t>
-      </w:r>
-      <w:hyperlink r:id="rId30">
-        <w:r>
-          <w:rPr>
-            <w:color w:val="2A78D6"/>
-            <w:vertAlign w:val="superscript"/>
-            <w:sz w:val="16"/>
-          </w:rPr>
-          <w:t xml:space="preserve">24</w:t>
-        </w:r>
-      </w:hyperlink>
-      <w:r>
-        <w:rPr>
-          <w:b w:val="0"/>
-          <w:color w:val="333333"/>
-          <w:sz w:val="19"/>
-        </w:rPr>
-        <w:t>.</w:t>
-      </w:r>
-    </w:p>
-    <w:p>
-      <w:pPr>
-        <w:spacing w:after="0"/>
-        <w:ind w:left="397"/>
-      </w:pPr>
-      <w:r>
-        <w:rPr>
-          <w:b/>
-          <w:color w:val="333333"/>
-          <w:sz w:val="19"/>
-        </w:rPr>
-        <w:t>Met</w:t>
-      </w:r>
-    </w:p>
-    <w:p>
-      <w:pPr>
-        <w:spacing w:after="120"/>
-        <w:ind w:left="737" w:hanging="198"/>
-      </w:pPr>
-      <w:r>
-        <w:rPr>
-          <w:sz w:val="19"/>
-        </w:rPr>
-        <w:t xml:space="preserve">•  </w:t>
-      </w:r>
-      <w:r>
-        <w:rPr>
-          <w:b w:val="0"/>
-          <w:color w:val="333333"/>
-          <w:sz w:val="19"/>
-        </w:rPr>
-        <w:t>A sustainability report in the annual report, an emission reduction target</w:t>
-      </w:r>
-      <w:hyperlink r:id="rId26">
-        <w:r>
-          <w:rPr>
-            <w:color w:val="2A78D6"/>
-            <w:vertAlign w:val="superscript"/>
-            <w:sz w:val="16"/>
-          </w:rPr>
-          <w:t xml:space="preserve">25</w:t>
-        </w:r>
-      </w:hyperlink>
-      <w:r>
-        <w:rPr>
-          <w:b w:val="0"/>
-          <w:color w:val="333333"/>
-          <w:sz w:val="19"/>
-        </w:rPr>
-        <w:t>.</w:t>
-      </w:r>
-    </w:p>
-    <w:p>
-      <w:pPr>
-        <w:spacing w:before="80"/>
-      </w:pPr>
-      <w:r>
-        <w:rPr>
-          <w:b/>
         </w:rPr>
         <w:t xml:space="preserve">Additional comments: </w:t>
       </w:r>
     </w:p>
     <w:p>
       <w:pPr>
-        <w:spacing w:before="160"/>
+        <w:keepNext/>
+        <w:shd w:val="clear" w:color="auto" w:fill="EAF1F8"/>
+        <w:spacing w:before="200" w:after="80"/>
+        <w:ind w:left="85"/>
       </w:pPr>
       <w:r>
         <w:rPr>
           <w:b/>
-          <w:sz w:val="22"/>
+          <w:caps/>
+          <w:color w:val="1F4E79"/>
+          <w:sz w:val="19"/>
         </w:rPr>
         <w:t>Engagement</w:t>
       </w:r>
     </w:p>
+    <w:tbl>
+      <w:tblPr>
+        <w:tblW w:w="9639" w:type="dxa"/>
+        <w:tblBorders>
+          <w:top w:val="nil"/>
+          <w:left w:val="nil"/>
+          <w:bottom w:val="nil"/>
+          <w:right w:val="nil"/>
+          <w:insideH w:val="nil"/>
+          <w:insideV w:val="nil"/>
+        </w:tblBorders>
+        <w:tblLayout w:type="fixed"/>
+        <w:tblCellMar>
+          <w:top w:w="90" w:type="dxa"/>
+          <w:left w:w="0" w:type="dxa"/>
+          <w:bottom w:w="110" w:type="dxa"/>
+          <w:right w:w="0" w:type="dxa"/>
+        </w:tblCellMar>
+        <w:tblLook w:firstColumn="1" w:firstRow="1" w:lastColumn="0" w:lastRow="0" w:noHBand="0" w:noVBand="1" w:val="04A0"/>
+      </w:tblPr>
+      <w:tblGrid>
+        <w:gridCol w:w="340"/>
+        <w:gridCol w:w="9298"/>
+      </w:tblGrid>
+      <w:tr>
+        <w:tc>
+          <w:tcPr>
+            <w:tcW w:type="dxa" w:w="340"/>
+            <w:tcBorders>
+              <w:top w:val="nil"/>
+              <w:left w:val="nil"/>
+              <w:bottom w:val="single" w:sz="4" w:color="E3E8EE" w:space="0"/>
+              <w:right w:val="nil"/>
+            </w:tcBorders>
+          </w:tcPr>
+          <w:p>
+            <w:pPr>
+              <w:spacing w:before="0" w:after="0"/>
+            </w:pPr>
+            <w:r>
+              <w:rPr>
+                <w:rFonts w:ascii="Segoe UI Symbol" w:hAnsi="Segoe UI Symbol"/>
+                <w:b w:val="0"/>
+                <w:color w:val="9AA5B1"/>
+                <w:sz w:val="24"/>
+              </w:rPr>
+              <w:t>☐</w:t>
+            </w:r>
+          </w:p>
+        </w:tc>
+        <w:tc>
+          <w:tcPr>
+            <w:tcW w:type="dxa" w:w="9298"/>
+            <w:tcBorders>
+              <w:top w:val="nil"/>
+              <w:left w:val="nil"/>
+              <w:bottom w:val="single" w:sz="4" w:color="E3E8EE" w:space="0"/>
+              <w:right w:val="nil"/>
+            </w:tcBorders>
+          </w:tcPr>
+          <w:p>
+            <w:pPr>
+              <w:spacing w:before="0" w:after="40"/>
+            </w:pPr>
+            <w:r>
+              <w:rPr>
+                <w:b/>
+                <w:color w:val="1A1A1A"/>
+                <w:sz w:val="19"/>
+              </w:rPr>
+              <w:t>Is there a need for pro-active engagement with the company?</w:t>
+            </w:r>
+          </w:p>
+          <w:p>
+            <w:pPr>
+              <w:tabs>
+                <w:tab w:pos="198" w:val="left"/>
+              </w:tabs>
+              <w:spacing w:before="0" w:after="20"/>
+              <w:ind w:left="198" w:hanging="198"/>
+            </w:pPr>
+            <w:r>
+              <w:rPr>
+                <w:b w:val="0"/>
+                <w:color w:val="5F6B7A"/>
+                <w:sz w:val="18"/>
+              </w:rPr>
+              <w:t>•</w:t>
+              <w:tab/>
+            </w:r>
+            <w:r>
+              <w:rPr>
+                <w:b w:val="0"/>
+                <w:color w:val="333333"/>
+                <w:sz w:val="18"/>
+              </w:rPr>
+              <w:t>No need: the competition matters are being handled in court and in the investigation.</w:t>
+            </w:r>
+          </w:p>
+        </w:tc>
+      </w:tr>
+    </w:tbl>
     <w:p>
       <w:pPr>
-        <w:spacing w:before="80" w:after="20"/>
-      </w:pPr>
-      <w:r>
-        <w:rPr>
-          <w:sz w:val="24"/>
-        </w:rPr>
-        <w:t xml:space="preserve">☐ </w:t>
-      </w:r>
-      <w:r>
-        <w:t>Is there a need for pro-active engagement with the company?</w:t>
-      </w:r>
-    </w:p>
-    <w:p>
-      <w:pPr>
-        <w:spacing w:after="120"/>
-        <w:ind w:left="510" w:hanging="198"/>
-      </w:pPr>
-      <w:r>
-        <w:rPr>
-          <w:sz w:val="19"/>
-        </w:rPr>
-        <w:t xml:space="preserve">•  </w:t>
-      </w:r>
-      <w:r>
-        <w:rPr>
-          <w:b w:val="0"/>
-          <w:color w:val="333333"/>
-          <w:sz w:val="19"/>
-        </w:rPr>
-        <w:t>No need: the competition matters are being handled in court and in the investigation.</w:t>
-      </w:r>
-    </w:p>
-    <w:p>
-      <w:pPr>
-        <w:spacing w:before="80"/>
+        <w:spacing w:before="120" w:after="40"/>
       </w:pPr>
       <w:r>
         <w:rPr>
           <w:b/>
+          <w:sz w:val="19"/>
         </w:rPr>
         <w:t xml:space="preserve">Additional comments: </w:t>
       </w:r>
     </w:p>
     <w:p>
       <w:pPr>
-        <w:spacing w:before="160"/>
+        <w:keepNext/>
+        <w:shd w:val="clear" w:color="auto" w:fill="EAF1F8"/>
+        <w:spacing w:before="200" w:after="80"/>
+        <w:ind w:left="85"/>
       </w:pPr>
       <w:r>
         <w:rPr>
           <w:b/>
-          <w:sz w:val="22"/>
+          <w:caps/>
+          <w:color w:val="1F4E79"/>
+          <w:sz w:val="19"/>
         </w:rPr>
         <w:t>Indicators</w:t>
       </w:r>
     </w:p>
+    <w:tbl>
+      <w:tblPr>
+        <w:tblW w:w="9639" w:type="dxa"/>
+        <w:tblBorders>
+          <w:top w:val="nil"/>
+          <w:left w:val="nil"/>
+          <w:bottom w:val="nil"/>
+          <w:right w:val="nil"/>
+          <w:insideH w:val="nil"/>
+          <w:insideV w:val="nil"/>
+        </w:tblBorders>
+        <w:tblLayout w:type="fixed"/>
+        <w:tblCellMar>
+          <w:top w:w="90" w:type="dxa"/>
+          <w:left w:w="0" w:type="dxa"/>
+          <w:bottom w:w="110" w:type="dxa"/>
+          <w:right w:w="0" w:type="dxa"/>
+        </w:tblCellMar>
+        <w:tblLook w:firstColumn="1" w:firstRow="1" w:lastColumn="0" w:lastRow="0" w:noHBand="0" w:noVBand="1" w:val="04A0"/>
+      </w:tblPr>
+      <w:tblGrid>
+        <w:gridCol w:w="340"/>
+        <w:gridCol w:w="9298"/>
+      </w:tblGrid>
+      <w:tr>
+        <w:tc>
+          <w:tcPr>
+            <w:tcW w:type="dxa" w:w="340"/>
+            <w:tcBorders>
+              <w:top w:val="nil"/>
+              <w:left w:val="nil"/>
+              <w:bottom w:val="single" w:sz="4" w:color="E3E8EE" w:space="0"/>
+              <w:right w:val="nil"/>
+            </w:tcBorders>
+          </w:tcPr>
+          <w:p>
+            <w:pPr>
+              <w:spacing w:before="0" w:after="0"/>
+            </w:pPr>
+            <w:r>
+              <w:rPr>
+                <w:rFonts w:ascii="Segoe UI Symbol" w:hAnsi="Segoe UI Symbol"/>
+                <w:b w:val="0"/>
+                <w:color w:val="1B7F3B"/>
+                <w:sz w:val="24"/>
+              </w:rPr>
+              <w:t>☑</w:t>
+            </w:r>
+          </w:p>
+        </w:tc>
+        <w:tc>
+          <w:tcPr>
+            <w:tcW w:type="dxa" w:w="9298"/>
+            <w:tcBorders>
+              <w:top w:val="nil"/>
+              <w:left w:val="nil"/>
+              <w:bottom w:val="single" w:sz="4" w:color="E3E8EE" w:space="0"/>
+              <w:right w:val="nil"/>
+            </w:tcBorders>
+          </w:tcPr>
+          <w:p>
+            <w:pPr>
+              <w:spacing w:before="0" w:after="40"/>
+            </w:pPr>
+            <w:r>
+              <w:rPr>
+                <w:b/>
+                <w:color w:val="1A1A1A"/>
+                <w:sz w:val="19"/>
+              </w:rPr>
+              <w:t>Yes, the indicators of the company support the targets of sustainability and PAI indicators followed by the Fund</w:t>
+            </w:r>
+          </w:p>
+          <w:p>
+            <w:pPr>
+              <w:tabs>
+                <w:tab w:pos="198" w:val="left"/>
+              </w:tabs>
+              <w:spacing w:before="0" w:after="20"/>
+              <w:ind w:left="198" w:hanging="198"/>
+            </w:pPr>
+            <w:r>
+              <w:rPr>
+                <w:b w:val="0"/>
+                <w:color w:val="5F6B7A"/>
+                <w:sz w:val="18"/>
+              </w:rPr>
+              <w:t>•</w:t>
+              <w:tab/>
+            </w:r>
+            <w:r>
+              <w:rPr>
+                <w:b w:val="0"/>
+                <w:color w:val="333333"/>
+                <w:sz w:val="18"/>
+              </w:rPr>
+              <w:t>Emissions, renewable energy share and waste figures are reported</w:t>
+            </w:r>
+            <w:hyperlink r:id="rId28">
+              <w:r>
+                <w:rPr>
+                  <w:color w:val="2A78D6"/>
+                  <w:vertAlign w:val="superscript"/>
+                  <w:sz w:val="15"/>
+                </w:rPr>
+                <w:t xml:space="preserve">20</w:t>
+              </w:r>
+            </w:hyperlink>
+            <w:r>
+              <w:rPr>
+                <w:b w:val="0"/>
+                <w:color w:val="333333"/>
+                <w:sz w:val="18"/>
+              </w:rPr>
+              <w:t>.</w:t>
+            </w:r>
+          </w:p>
+        </w:tc>
+      </w:tr>
+    </w:tbl>
     <w:p>
       <w:pPr>
-        <w:spacing w:before="80" w:after="20"/>
-      </w:pPr>
-      <w:r>
-        <w:rPr>
-          <w:sz w:val="24"/>
-        </w:rPr>
-        <w:t xml:space="preserve">☑ </w:t>
-      </w:r>
-      <w:r>
-        <w:t>Yes, the indicators of the company support the targets of sustainability and PAI indicators followed by the Fund</w:t>
-      </w:r>
-    </w:p>
-    <w:p>
-      <w:pPr>
-        <w:spacing w:after="120"/>
-        <w:ind w:left="510" w:hanging="198"/>
-      </w:pPr>
-      <w:r>
-        <w:rPr>
-          <w:sz w:val="19"/>
-        </w:rPr>
-        <w:t xml:space="preserve">•  </w:t>
-      </w:r>
-      <w:r>
-        <w:rPr>
-          <w:b w:val="0"/>
-          <w:color w:val="333333"/>
-          <w:sz w:val="19"/>
-        </w:rPr>
-        <w:t>Emissions, renewable energy share and waste figures are reported</w:t>
-      </w:r>
-      <w:hyperlink r:id="rId26">
-        <w:r>
-          <w:rPr>
-            <w:color w:val="2A78D6"/>
-            <w:vertAlign w:val="superscript"/>
-            <w:sz w:val="16"/>
-          </w:rPr>
-          <w:t xml:space="preserve">20</w:t>
-        </w:r>
-      </w:hyperlink>
-      <w:r>
-        <w:rPr>
-          <w:b w:val="0"/>
-          <w:color w:val="333333"/>
-          <w:sz w:val="19"/>
-        </w:rPr>
-        <w:t>.</w:t>
-      </w:r>
-    </w:p>
-    <w:p>
-      <w:pPr>
-        <w:spacing w:before="80"/>
+        <w:spacing w:before="120" w:after="40"/>
       </w:pPr>
       <w:r>
         <w:rPr>
           <w:b/>
+          <w:sz w:val="19"/>
         </w:rPr>
         <w:t xml:space="preserve">Additional comments: </w:t>
       </w:r>
     </w:p>
     <w:p>
       <w:pPr>
-        <w:spacing w:before="80"/>
+        <w:spacing w:before="120" w:after="40"/>
       </w:pPr>
       <w:r>
         <w:rPr>
           <w:b/>
+          <w:sz w:val="19"/>
         </w:rPr>
         <w:t xml:space="preserve">Conclusion: </w:t>
       </w:r>
       <w:r>
         <w:rPr>
           <w:b w:val="0"/>
+          <w:sz w:val="19"/>
         </w:rPr>
         <w:t>No exclusions or red flags. Yellow flag – competition law matters in Latvia.</w:t>
       </w:r>
     </w:p>
     <w:p>
+      <w:pPr>
+        <w:spacing w:before="40" w:after="60"/>
+      </w:pPr>
       <w:r>
         <w:rPr>
-          <w:i/>
+          <w:b w:val="0"/>
           <w:color w:val="5F6B7A"/>
           <w:sz w:val="16"/>
         </w:rPr>
@@ -3651,11 +6284,24 @@
     </w:p>
     <w:p>
       <w:pPr>
-        <w:spacing w:before="280" w:after="80"/>
+        <w:keepNext/>
         <w:pBdr>
-          <w:bottom w:val="single" w:sz="6" w:color="C9D3DE" w:space="2"/>
+          <w:bottom w:val="single" w:sz="8" w:color="1F4E79" w:space="4"/>
         </w:pBdr>
+        <w:tabs>
+          <w:tab w:pos="482" w:val="left"/>
+        </w:tabs>
+        <w:spacing w:before="360" w:after="160"/>
       </w:pPr>
+      <w:r>
+        <w:rPr>
+          <w:b/>
+          <w:color w:val="2A78D6"/>
+          <w:sz w:val="18"/>
+        </w:rPr>
+        <w:t>10</w:t>
+        <w:tab/>
+      </w:r>
       <w:r>
         <w:rPr>
           <w:b/>
@@ -3667,16 +6313,22 @@
     </w:p>
     <w:p>
       <w:pPr>
-        <w:spacing w:after="20"/>
-        <w:ind w:left="340" w:hanging="340"/>
+        <w:tabs>
+          <w:tab w:pos="397" w:val="left"/>
+        </w:tabs>
+        <w:spacing w:before="0" w:after="30"/>
+        <w:ind w:left="397" w:hanging="397"/>
       </w:pPr>
       <w:r>
         <w:rPr>
+          <w:b w:val="0"/>
+          <w:color w:val="5F6B7A"/>
           <w:sz w:val="17"/>
         </w:rPr>
-        <w:t xml:space="preserve">1. </w:t>
+        <w:t>1.</w:t>
+        <w:tab/>
       </w:r>
-      <w:hyperlink r:id="rId10">
+      <w:hyperlink r:id="rId12">
         <w:r>
           <w:rPr>
             <w:color w:val="2A78D6"/>
@@ -3688,16 +6340,22 @@
     </w:p>
     <w:p>
       <w:pPr>
-        <w:spacing w:after="20"/>
-        <w:ind w:left="340" w:hanging="340"/>
+        <w:tabs>
+          <w:tab w:pos="397" w:val="left"/>
+        </w:tabs>
+        <w:spacing w:before="0" w:after="30"/>
+        <w:ind w:left="397" w:hanging="397"/>
       </w:pPr>
       <w:r>
         <w:rPr>
+          <w:b w:val="0"/>
+          <w:color w:val="5F6B7A"/>
           <w:sz w:val="17"/>
         </w:rPr>
-        <w:t xml:space="preserve">2. </w:t>
+        <w:t>2.</w:t>
+        <w:tab/>
       </w:r>
-      <w:hyperlink r:id="rId11">
+      <w:hyperlink r:id="rId13">
         <w:r>
           <w:rPr>
             <w:color w:val="2A78D6"/>
@@ -3709,16 +6367,22 @@
     </w:p>
     <w:p>
       <w:pPr>
-        <w:spacing w:after="20"/>
-        <w:ind w:left="340" w:hanging="340"/>
+        <w:tabs>
+          <w:tab w:pos="397" w:val="left"/>
+        </w:tabs>
+        <w:spacing w:before="0" w:after="30"/>
+        <w:ind w:left="397" w:hanging="397"/>
       </w:pPr>
       <w:r>
         <w:rPr>
+          <w:b w:val="0"/>
+          <w:color w:val="5F6B7A"/>
           <w:sz w:val="17"/>
         </w:rPr>
-        <w:t xml:space="preserve">3. </w:t>
+        <w:t>3.</w:t>
+        <w:tab/>
       </w:r>
-      <w:hyperlink r:id="rId12">
+      <w:hyperlink r:id="rId14">
         <w:r>
           <w:rPr>
             <w:color w:val="2A78D6"/>
@@ -3730,16 +6394,22 @@
     </w:p>
     <w:p>
       <w:pPr>
-        <w:spacing w:after="20"/>
-        <w:ind w:left="340" w:hanging="340"/>
+        <w:tabs>
+          <w:tab w:pos="397" w:val="left"/>
+        </w:tabs>
+        <w:spacing w:before="0" w:after="30"/>
+        <w:ind w:left="397" w:hanging="397"/>
       </w:pPr>
       <w:r>
         <w:rPr>
+          <w:b w:val="0"/>
+          <w:color w:val="5F6B7A"/>
           <w:sz w:val="17"/>
         </w:rPr>
-        <w:t xml:space="preserve">4. </w:t>
+        <w:t>4.</w:t>
+        <w:tab/>
       </w:r>
-      <w:hyperlink r:id="rId13">
+      <w:hyperlink r:id="rId15">
         <w:r>
           <w:rPr>
             <w:color w:val="2A78D6"/>
@@ -3751,16 +6421,22 @@
     </w:p>
     <w:p>
       <w:pPr>
-        <w:spacing w:after="20"/>
-        <w:ind w:left="340" w:hanging="340"/>
+        <w:tabs>
+          <w:tab w:pos="397" w:val="left"/>
+        </w:tabs>
+        <w:spacing w:before="0" w:after="30"/>
+        <w:ind w:left="397" w:hanging="397"/>
       </w:pPr>
       <w:r>
         <w:rPr>
+          <w:b w:val="0"/>
+          <w:color w:val="5F6B7A"/>
           <w:sz w:val="17"/>
         </w:rPr>
-        <w:t xml:space="preserve">5. </w:t>
+        <w:t>5.</w:t>
+        <w:tab/>
       </w:r>
-      <w:hyperlink r:id="rId14">
+      <w:hyperlink r:id="rId16">
         <w:r>
           <w:rPr>
             <w:color w:val="2A78D6"/>
@@ -3772,16 +6448,22 @@
     </w:p>
     <w:p>
       <w:pPr>
-        <w:spacing w:after="20"/>
-        <w:ind w:left="340" w:hanging="340"/>
+        <w:tabs>
+          <w:tab w:pos="397" w:val="left"/>
+        </w:tabs>
+        <w:spacing w:before="0" w:after="30"/>
+        <w:ind w:left="397" w:hanging="397"/>
       </w:pPr>
       <w:r>
         <w:rPr>
+          <w:b w:val="0"/>
+          <w:color w:val="5F6B7A"/>
           <w:sz w:val="17"/>
         </w:rPr>
-        <w:t xml:space="preserve">6. </w:t>
+        <w:t>6.</w:t>
+        <w:tab/>
       </w:r>
-      <w:hyperlink r:id="rId15">
+      <w:hyperlink r:id="rId17">
         <w:r>
           <w:rPr>
             <w:color w:val="2A78D6"/>
@@ -3793,16 +6475,22 @@
     </w:p>
     <w:p>
       <w:pPr>
-        <w:spacing w:after="20"/>
-        <w:ind w:left="340" w:hanging="340"/>
+        <w:tabs>
+          <w:tab w:pos="397" w:val="left"/>
+        </w:tabs>
+        <w:spacing w:before="0" w:after="30"/>
+        <w:ind w:left="397" w:hanging="397"/>
       </w:pPr>
       <w:r>
         <w:rPr>
+          <w:b w:val="0"/>
+          <w:color w:val="5F6B7A"/>
           <w:sz w:val="17"/>
         </w:rPr>
-        <w:t xml:space="preserve">7. </w:t>
+        <w:t>7.</w:t>
+        <w:tab/>
       </w:r>
-      <w:hyperlink r:id="rId14">
+      <w:hyperlink r:id="rId16">
         <w:r>
           <w:rPr>
             <w:color w:val="2A78D6"/>
@@ -3814,16 +6502,22 @@
     </w:p>
     <w:p>
       <w:pPr>
-        <w:spacing w:after="20"/>
-        <w:ind w:left="340" w:hanging="340"/>
+        <w:tabs>
+          <w:tab w:pos="397" w:val="left"/>
+        </w:tabs>
+        <w:spacing w:before="0" w:after="30"/>
+        <w:ind w:left="397" w:hanging="397"/>
       </w:pPr>
       <w:r>
         <w:rPr>
+          <w:b w:val="0"/>
+          <w:color w:val="5F6B7A"/>
           <w:sz w:val="17"/>
         </w:rPr>
-        <w:t xml:space="preserve">8. </w:t>
+        <w:t>8.</w:t>
+        <w:tab/>
       </w:r>
-      <w:hyperlink r:id="rId16">
+      <w:hyperlink r:id="rId18">
         <w:r>
           <w:rPr>
             <w:color w:val="2A78D6"/>
@@ -3835,16 +6529,22 @@
     </w:p>
     <w:p>
       <w:pPr>
-        <w:spacing w:after="20"/>
-        <w:ind w:left="340" w:hanging="340"/>
+        <w:tabs>
+          <w:tab w:pos="397" w:val="left"/>
+        </w:tabs>
+        <w:spacing w:before="0" w:after="30"/>
+        <w:ind w:left="397" w:hanging="397"/>
       </w:pPr>
       <w:r>
         <w:rPr>
+          <w:b w:val="0"/>
+          <w:color w:val="5F6B7A"/>
           <w:sz w:val="17"/>
         </w:rPr>
-        <w:t xml:space="preserve">9. </w:t>
+        <w:t>9.</w:t>
+        <w:tab/>
       </w:r>
-      <w:hyperlink r:id="rId17">
+      <w:hyperlink r:id="rId19">
         <w:r>
           <w:rPr>
             <w:color w:val="2A78D6"/>
@@ -3856,16 +6556,22 @@
     </w:p>
     <w:p>
       <w:pPr>
-        <w:spacing w:after="20"/>
-        <w:ind w:left="340" w:hanging="340"/>
+        <w:tabs>
+          <w:tab w:pos="397" w:val="left"/>
+        </w:tabs>
+        <w:spacing w:before="0" w:after="30"/>
+        <w:ind w:left="397" w:hanging="397"/>
       </w:pPr>
       <w:r>
         <w:rPr>
+          <w:b w:val="0"/>
+          <w:color w:val="5F6B7A"/>
           <w:sz w:val="17"/>
         </w:rPr>
-        <w:t xml:space="preserve">10. </w:t>
+        <w:t>10.</w:t>
+        <w:tab/>
       </w:r>
-      <w:hyperlink r:id="rId18">
+      <w:hyperlink r:id="rId20">
         <w:r>
           <w:rPr>
             <w:color w:val="2A78D6"/>
@@ -3877,16 +6583,22 @@
     </w:p>
     <w:p>
       <w:pPr>
-        <w:spacing w:after="20"/>
-        <w:ind w:left="340" w:hanging="340"/>
+        <w:tabs>
+          <w:tab w:pos="397" w:val="left"/>
+        </w:tabs>
+        <w:spacing w:before="0" w:after="30"/>
+        <w:ind w:left="397" w:hanging="397"/>
       </w:pPr>
       <w:r>
         <w:rPr>
+          <w:b w:val="0"/>
+          <w:color w:val="5F6B7A"/>
           <w:sz w:val="17"/>
         </w:rPr>
-        <w:t xml:space="preserve">11. </w:t>
+        <w:t>11.</w:t>
+        <w:tab/>
       </w:r>
-      <w:hyperlink r:id="rId14">
+      <w:hyperlink r:id="rId16">
         <w:r>
           <w:rPr>
             <w:color w:val="2A78D6"/>
@@ -3898,16 +6610,22 @@
     </w:p>
     <w:p>
       <w:pPr>
-        <w:spacing w:after="20"/>
-        <w:ind w:left="340" w:hanging="340"/>
+        <w:tabs>
+          <w:tab w:pos="397" w:val="left"/>
+        </w:tabs>
+        <w:spacing w:before="0" w:after="30"/>
+        <w:ind w:left="397" w:hanging="397"/>
       </w:pPr>
       <w:r>
         <w:rPr>
+          <w:b w:val="0"/>
+          <w:color w:val="5F6B7A"/>
           <w:sz w:val="17"/>
         </w:rPr>
-        <w:t xml:space="preserve">12. </w:t>
+        <w:t>12.</w:t>
+        <w:tab/>
       </w:r>
-      <w:hyperlink r:id="rId19">
+      <w:hyperlink r:id="rId21">
         <w:r>
           <w:rPr>
             <w:color w:val="2A78D6"/>
@@ -3919,16 +6637,22 @@
     </w:p>
     <w:p>
       <w:pPr>
-        <w:spacing w:after="20"/>
-        <w:ind w:left="340" w:hanging="340"/>
+        <w:tabs>
+          <w:tab w:pos="397" w:val="left"/>
+        </w:tabs>
+        <w:spacing w:before="0" w:after="30"/>
+        <w:ind w:left="397" w:hanging="397"/>
       </w:pPr>
       <w:r>
         <w:rPr>
+          <w:b w:val="0"/>
+          <w:color w:val="5F6B7A"/>
           <w:sz w:val="17"/>
         </w:rPr>
-        <w:t xml:space="preserve">13. </w:t>
+        <w:t>13.</w:t>
+        <w:tab/>
       </w:r>
-      <w:hyperlink r:id="rId20">
+      <w:hyperlink r:id="rId22">
         <w:r>
           <w:rPr>
             <w:color w:val="2A78D6"/>
@@ -3940,16 +6664,22 @@
     </w:p>
     <w:p>
       <w:pPr>
-        <w:spacing w:after="20"/>
-        <w:ind w:left="340" w:hanging="340"/>
+        <w:tabs>
+          <w:tab w:pos="397" w:val="left"/>
+        </w:tabs>
+        <w:spacing w:before="0" w:after="30"/>
+        <w:ind w:left="397" w:hanging="397"/>
       </w:pPr>
       <w:r>
         <w:rPr>
+          <w:b w:val="0"/>
+          <w:color w:val="5F6B7A"/>
           <w:sz w:val="17"/>
         </w:rPr>
-        <w:t xml:space="preserve">14. </w:t>
+        <w:t>14.</w:t>
+        <w:tab/>
       </w:r>
-      <w:hyperlink r:id="rId22">
+      <w:hyperlink r:id="rId24">
         <w:r>
           <w:rPr>
             <w:color w:val="2A78D6"/>
@@ -3961,16 +6691,22 @@
     </w:p>
     <w:p>
       <w:pPr>
-        <w:spacing w:after="20"/>
-        <w:ind w:left="340" w:hanging="340"/>
+        <w:tabs>
+          <w:tab w:pos="397" w:val="left"/>
+        </w:tabs>
+        <w:spacing w:before="0" w:after="30"/>
+        <w:ind w:left="397" w:hanging="397"/>
       </w:pPr>
       <w:r>
         <w:rPr>
+          <w:b w:val="0"/>
+          <w:color w:val="5F6B7A"/>
           <w:sz w:val="17"/>
         </w:rPr>
-        <w:t xml:space="preserve">15. </w:t>
+        <w:t>15.</w:t>
+        <w:tab/>
       </w:r>
-      <w:hyperlink r:id="rId23">
+      <w:hyperlink r:id="rId25">
         <w:r>
           <w:rPr>
             <w:color w:val="2A78D6"/>
@@ -3982,16 +6718,22 @@
     </w:p>
     <w:p>
       <w:pPr>
-        <w:spacing w:after="20"/>
-        <w:ind w:left="340" w:hanging="340"/>
+        <w:tabs>
+          <w:tab w:pos="397" w:val="left"/>
+        </w:tabs>
+        <w:spacing w:before="0" w:after="30"/>
+        <w:ind w:left="397" w:hanging="397"/>
       </w:pPr>
       <w:r>
         <w:rPr>
+          <w:b w:val="0"/>
+          <w:color w:val="5F6B7A"/>
           <w:sz w:val="17"/>
         </w:rPr>
-        <w:t xml:space="preserve">16. </w:t>
+        <w:t>16.</w:t>
+        <w:tab/>
       </w:r>
-      <w:hyperlink r:id="rId14">
+      <w:hyperlink r:id="rId16">
         <w:r>
           <w:rPr>
             <w:color w:val="2A78D6"/>
@@ -4003,16 +6745,22 @@
     </w:p>
     <w:p>
       <w:pPr>
-        <w:spacing w:after="20"/>
-        <w:ind w:left="340" w:hanging="340"/>
+        <w:tabs>
+          <w:tab w:pos="397" w:val="left"/>
+        </w:tabs>
+        <w:spacing w:before="0" w:after="30"/>
+        <w:ind w:left="397" w:hanging="397"/>
       </w:pPr>
       <w:r>
         <w:rPr>
+          <w:b w:val="0"/>
+          <w:color w:val="5F6B7A"/>
           <w:sz w:val="17"/>
         </w:rPr>
-        <w:t xml:space="preserve">17. </w:t>
+        <w:t>17.</w:t>
+        <w:tab/>
       </w:r>
-      <w:hyperlink r:id="rId24">
+      <w:hyperlink r:id="rId26">
         <w:r>
           <w:rPr>
             <w:color w:val="2A78D6"/>
@@ -4024,16 +6772,22 @@
     </w:p>
     <w:p>
       <w:pPr>
-        <w:spacing w:after="20"/>
-        <w:ind w:left="340" w:hanging="340"/>
+        <w:tabs>
+          <w:tab w:pos="397" w:val="left"/>
+        </w:tabs>
+        <w:spacing w:before="0" w:after="30"/>
+        <w:ind w:left="397" w:hanging="397"/>
       </w:pPr>
       <w:r>
         <w:rPr>
+          <w:b w:val="0"/>
+          <w:color w:val="5F6B7A"/>
           <w:sz w:val="17"/>
         </w:rPr>
-        <w:t xml:space="preserve">18. </w:t>
+        <w:t>18.</w:t>
+        <w:tab/>
       </w:r>
-      <w:hyperlink r:id="rId16">
+      <w:hyperlink r:id="rId18">
         <w:r>
           <w:rPr>
             <w:color w:val="2A78D6"/>
@@ -4045,16 +6799,22 @@
     </w:p>
     <w:p>
       <w:pPr>
-        <w:spacing w:after="20"/>
-        <w:ind w:left="340" w:hanging="340"/>
+        <w:tabs>
+          <w:tab w:pos="397" w:val="left"/>
+        </w:tabs>
+        <w:spacing w:before="0" w:after="30"/>
+        <w:ind w:left="397" w:hanging="397"/>
       </w:pPr>
       <w:r>
         <w:rPr>
+          <w:b w:val="0"/>
+          <w:color w:val="5F6B7A"/>
           <w:sz w:val="17"/>
         </w:rPr>
-        <w:t xml:space="preserve">19. </w:t>
+        <w:t>19.</w:t>
+        <w:tab/>
       </w:r>
-      <w:hyperlink r:id="rId25">
+      <w:hyperlink r:id="rId27">
         <w:r>
           <w:rPr>
             <w:color w:val="2A78D6"/>
@@ -4066,16 +6826,22 @@
     </w:p>
     <w:p>
       <w:pPr>
-        <w:spacing w:after="20"/>
-        <w:ind w:left="340" w:hanging="340"/>
+        <w:tabs>
+          <w:tab w:pos="397" w:val="left"/>
+        </w:tabs>
+        <w:spacing w:before="0" w:after="30"/>
+        <w:ind w:left="397" w:hanging="397"/>
       </w:pPr>
       <w:r>
         <w:rPr>
+          <w:b w:val="0"/>
+          <w:color w:val="5F6B7A"/>
           <w:sz w:val="17"/>
         </w:rPr>
-        <w:t xml:space="preserve">20. </w:t>
+        <w:t>20.</w:t>
+        <w:tab/>
       </w:r>
-      <w:hyperlink r:id="rId26">
+      <w:hyperlink r:id="rId28">
         <w:r>
           <w:rPr>
             <w:color w:val="2A78D6"/>
@@ -4087,16 +6853,22 @@
     </w:p>
     <w:p>
       <w:pPr>
-        <w:spacing w:after="20"/>
-        <w:ind w:left="340" w:hanging="340"/>
+        <w:tabs>
+          <w:tab w:pos="397" w:val="left"/>
+        </w:tabs>
+        <w:spacing w:before="0" w:after="30"/>
+        <w:ind w:left="397" w:hanging="397"/>
       </w:pPr>
       <w:r>
         <w:rPr>
+          <w:b w:val="0"/>
+          <w:color w:val="5F6B7A"/>
           <w:sz w:val="17"/>
         </w:rPr>
-        <w:t xml:space="preserve">21. </w:t>
+        <w:t>21.</w:t>
+        <w:tab/>
       </w:r>
-      <w:hyperlink r:id="rId27">
+      <w:hyperlink r:id="rId29">
         <w:r>
           <w:rPr>
             <w:color w:val="2A78D6"/>
@@ -4108,16 +6880,22 @@
     </w:p>
     <w:p>
       <w:pPr>
-        <w:spacing w:after="20"/>
-        <w:ind w:left="340" w:hanging="340"/>
+        <w:tabs>
+          <w:tab w:pos="397" w:val="left"/>
+        </w:tabs>
+        <w:spacing w:before="0" w:after="30"/>
+        <w:ind w:left="397" w:hanging="397"/>
       </w:pPr>
       <w:r>
         <w:rPr>
+          <w:b w:val="0"/>
+          <w:color w:val="5F6B7A"/>
           <w:sz w:val="17"/>
         </w:rPr>
-        <w:t xml:space="preserve">22. </w:t>
+        <w:t>22.</w:t>
+        <w:tab/>
       </w:r>
-      <w:hyperlink r:id="rId28">
+      <w:hyperlink r:id="rId30">
         <w:r>
           <w:rPr>
             <w:color w:val="2A78D6"/>
@@ -4129,16 +6907,49 @@
     </w:p>
     <w:p>
       <w:pPr>
-        <w:spacing w:after="20"/>
-        <w:ind w:left="340" w:hanging="340"/>
+        <w:tabs>
+          <w:tab w:pos="397" w:val="left"/>
+        </w:tabs>
+        <w:spacing w:before="0" w:after="30"/>
+        <w:ind w:left="397" w:hanging="397"/>
       </w:pPr>
       <w:r>
         <w:rPr>
+          <w:b w:val="0"/>
+          <w:color w:val="5F6B7A"/>
           <w:sz w:val="17"/>
         </w:rPr>
-        <w:t xml:space="preserve">23. </w:t>
+        <w:t>23.</w:t>
+        <w:tab/>
       </w:r>
-      <w:hyperlink r:id="rId29">
+      <w:hyperlink r:id="rId31">
+        <w:r>
+          <w:rPr>
+            <w:color w:val="2A78D6"/>
+            <w:sz w:val="17"/>
+          </w:rPr>
+          <w:t xml:space="preserve">tv3.lt – „Maxima LT“ už 5,5 mln. eurų įsigijo pastatą ir sklypą Vilniuje, 2026-10-09</w:t>
+        </w:r>
+      </w:hyperlink>
+    </w:p>
+    <w:p>
+      <w:pPr>
+        <w:tabs>
+          <w:tab w:pos="397" w:val="left"/>
+        </w:tabs>
+        <w:spacing w:before="0" w:after="30"/>
+        <w:ind w:left="397" w:hanging="397"/>
+      </w:pPr>
+      <w:r>
+        <w:rPr>
+          <w:b w:val="0"/>
+          <w:color w:val="5F6B7A"/>
+          <w:sz w:val="17"/>
+        </w:rPr>
+        <w:t>24.</w:t>
+        <w:tab/>
+      </w:r>
+      <w:hyperlink r:id="rId41">
         <w:r>
           <w:rPr>
             <w:color w:val="2A78D6"/>
@@ -4150,16 +6961,22 @@
     </w:p>
     <w:p>
       <w:pPr>
-        <w:spacing w:after="20"/>
-        <w:ind w:left="340" w:hanging="340"/>
+        <w:tabs>
+          <w:tab w:pos="397" w:val="left"/>
+        </w:tabs>
+        <w:spacing w:before="0" w:after="30"/>
+        <w:ind w:left="397" w:hanging="397"/>
       </w:pPr>
       <w:r>
         <w:rPr>
+          <w:b w:val="0"/>
+          <w:color w:val="5F6B7A"/>
           <w:sz w:val="17"/>
         </w:rPr>
-        <w:t xml:space="preserve">24. </w:t>
+        <w:t>25.</w:t>
+        <w:tab/>
       </w:r>
-      <w:hyperlink r:id="rId30">
+      <w:hyperlink r:id="rId42">
         <w:r>
           <w:rPr>
             <w:color w:val="2A78D6"/>
@@ -4171,16 +6988,22 @@
     </w:p>
     <w:p>
       <w:pPr>
-        <w:spacing w:after="20"/>
-        <w:ind w:left="340" w:hanging="340"/>
+        <w:tabs>
+          <w:tab w:pos="397" w:val="left"/>
+        </w:tabs>
+        <w:spacing w:before="0" w:after="30"/>
+        <w:ind w:left="397" w:hanging="397"/>
       </w:pPr>
       <w:r>
         <w:rPr>
+          <w:b w:val="0"/>
+          <w:color w:val="5F6B7A"/>
           <w:sz w:val="17"/>
         </w:rPr>
-        <w:t xml:space="preserve">25. </w:t>
+        <w:t>26.</w:t>
+        <w:tab/>
       </w:r>
-      <w:hyperlink r:id="rId26">
+      <w:hyperlink r:id="rId28">
         <w:r>
           <w:rPr>
             <w:color w:val="2A78D6"/>
@@ -4191,20 +7014,26 @@
       </w:hyperlink>
     </w:p>
     <w:p>
+      <w:pPr>
+        <w:spacing w:before="40" w:after="60"/>
+      </w:pPr>
       <w:r>
         <w:rPr>
-          <w:i/>
+          <w:b w:val="0"/>
           <w:color w:val="5F6B7A"/>
           <w:sz w:val="16"/>
         </w:rPr>
-        <w:t>Report prepared automatically from public sources. Figures are as published by the issuer; references [S#] point to the source list. Items marked for review must be checked by the analyst before use.</w:t>
+        <w:t>Report prepared from public sources. Figures are as published by the issuer; small numbers next to the text point to the source list.</w:t>
       </w:r>
     </w:p>
     <w:sectPr>
-      <w:footerReference w:type="default" r:id="rId9"/>
-      <w:pgSz w:w="12240" w:h="15840"/>
-      <w:pgMar w:top="907" w:right="1134" w:bottom="907" w:left="1134" w:header="720" w:footer="720" w:gutter="0"/>
+      <w:headerReference w:type="default" r:id="rId9"/>
+      <w:footerReference w:type="default" r:id="rId10"/>
+      <w:footerReference w:type="first" r:id="rId11"/>
+      <w:pgSz w:w="11906" w:h="16838"/>
+      <w:pgMar w:top="1020" w:right="1134" w:bottom="1020" w:left="1134" w:header="510" w:footer="454" w:gutter="0"/>
       <w:cols w:space="720"/>
+      <w:titlePg/>
       <w:docGrid w:linePitch="360"/>
     </w:sectPr>
   </w:body>
@@ -4215,19 +7044,100 @@
 <w:ftr xmlns:m="http://schemas.openxmlformats.org/officeDocument/2006/math" xmlns:mc="http://schemas.openxmlformats.org/markup-compatibility/2006" xmlns:mo="http://schemas.microsoft.com/office/mac/office/2008/main" xmlns:mv="urn:schemas-microsoft-com:mac:vml" xmlns:o="urn:schemas-microsoft-com:office:office" xmlns:r="http://schemas.openxmlformats.org/officeDocument/2006/relationships" xmlns:v="urn:schemas-microsoft-com:vml" xmlns:w10="urn:schemas-microsoft-com:office:word" xmlns:w14="http://schemas.microsoft.com/office/word/2010/wordml" xmlns:w="http://schemas.openxmlformats.org/wordprocessingml/2006/main" xmlns:wne="http://schemas.microsoft.com/office/word/2006/wordml" xmlns:wp14="http://schemas.microsoft.com/office/word/2010/wordprocessingDrawing" xmlns:wp="http://schemas.openxmlformats.org/drawingml/2006/wordprocessingDrawing" xmlns:wpc="http://schemas.microsoft.com/office/word/2010/wordprocessingCanvas" xmlns:wpg="http://schemas.microsoft.com/office/word/2010/wordprocessingGroup" xmlns:wpi="http://schemas.microsoft.com/office/word/2010/wordprocessingInk" xmlns:wps="http://schemas.microsoft.com/office/word/2010/wordprocessingShape" mc:Ignorable="w14 wp14">
   <w:p>
     <w:pPr>
-      <w:pStyle w:val="Footer"/>
-      <w:jc w:val="right"/>
+      <w:pBdr>
+        <w:top w:val="single" w:sz="4" w:color="C9D3DE" w:space="4"/>
+      </w:pBdr>
+      <w:tabs>
+        <w:tab w:pos="9638" w:val="right"/>
+      </w:tabs>
     </w:pPr>
     <w:r>
       <w:rPr>
+        <w:b w:val="0"/>
         <w:color w:val="5F6B7A"/>
         <w:sz w:val="16"/>
       </w:rPr>
-      <w:t xml:space="preserve">Maxima Grupė · 6M2026 · 2026-10-22   ·   </w:t>
+      <w:t>Maxima Grupė · 6M2026 · 2026-10-22</w:t>
+      <w:tab/>
     </w:r>
-    <w:fldSimple w:instr="PAGE"/>
+    <w:r>
+      <w:rPr>
+        <w:b/>
+        <w:color w:val="1F4E79"/>
+        <w:sz w:val="16"/>
+      </w:rPr>
+      <w:fldChar w:fldCharType="begin"/>
+      <w:instrText xml:space="preserve"> PAGE </w:instrText>
+      <w:fldChar w:fldCharType="end"/>
+    </w:r>
   </w:p>
 </w:ftr>
+</file>
+
+<file path=word/footer2.xml><?xml version="1.0" encoding="utf-8"?>
+<w:ftr xmlns:m="http://schemas.openxmlformats.org/officeDocument/2006/math" xmlns:mc="http://schemas.openxmlformats.org/markup-compatibility/2006" xmlns:mo="http://schemas.microsoft.com/office/mac/office/2008/main" xmlns:mv="urn:schemas-microsoft-com:mac:vml" xmlns:o="urn:schemas-microsoft-com:office:office" xmlns:r="http://schemas.openxmlformats.org/officeDocument/2006/relationships" xmlns:v="urn:schemas-microsoft-com:vml" xmlns:w10="urn:schemas-microsoft-com:office:word" xmlns:w14="http://schemas.microsoft.com/office/word/2010/wordml" xmlns:w="http://schemas.openxmlformats.org/wordprocessingml/2006/main" xmlns:wne="http://schemas.microsoft.com/office/word/2006/wordml" xmlns:wp14="http://schemas.microsoft.com/office/word/2010/wordprocessingDrawing" xmlns:wp="http://schemas.openxmlformats.org/drawingml/2006/wordprocessingDrawing" xmlns:wpc="http://schemas.microsoft.com/office/word/2010/wordprocessingCanvas" xmlns:wpg="http://schemas.microsoft.com/office/word/2010/wordprocessingGroup" xmlns:wpi="http://schemas.microsoft.com/office/word/2010/wordprocessingInk" xmlns:wps="http://schemas.microsoft.com/office/word/2010/wordprocessingShape" mc:Ignorable="w14 wp14">
+  <w:p>
+    <w:pPr>
+      <w:pBdr>
+        <w:top w:val="single" w:sz="4" w:color="C9D3DE" w:space="4"/>
+      </w:pBdr>
+      <w:tabs>
+        <w:tab w:pos="9638" w:val="right"/>
+      </w:tabs>
+    </w:pPr>
+    <w:r>
+      <w:rPr>
+        <w:b w:val="0"/>
+        <w:color w:val="5F6B7A"/>
+        <w:sz w:val="16"/>
+      </w:rPr>
+      <w:t>Maxima Grupė · 6M2026 · 2026-10-22</w:t>
+      <w:tab/>
+    </w:r>
+    <w:r>
+      <w:rPr>
+        <w:b/>
+        <w:color w:val="1F4E79"/>
+        <w:sz w:val="16"/>
+      </w:rPr>
+      <w:fldChar w:fldCharType="begin"/>
+      <w:instrText xml:space="preserve"> PAGE </w:instrText>
+      <w:fldChar w:fldCharType="end"/>
+    </w:r>
+  </w:p>
+</w:ftr>
+</file>
+
+<file path=word/header1.xml><?xml version="1.0" encoding="utf-8"?>
+<w:hdr xmlns:m="http://schemas.openxmlformats.org/officeDocument/2006/math" xmlns:mc="http://schemas.openxmlformats.org/markup-compatibility/2006" xmlns:mo="http://schemas.microsoft.com/office/mac/office/2008/main" xmlns:mv="urn:schemas-microsoft-com:mac:vml" xmlns:o="urn:schemas-microsoft-com:office:office" xmlns:r="http://schemas.openxmlformats.org/officeDocument/2006/relationships" xmlns:v="urn:schemas-microsoft-com:vml" xmlns:w10="urn:schemas-microsoft-com:office:word" xmlns:w14="http://schemas.microsoft.com/office/word/2010/wordml" xmlns:w="http://schemas.openxmlformats.org/wordprocessingml/2006/main" xmlns:wne="http://schemas.microsoft.com/office/word/2006/wordml" xmlns:wp14="http://schemas.microsoft.com/office/word/2010/wordprocessingDrawing" xmlns:wp="http://schemas.openxmlformats.org/drawingml/2006/wordprocessingDrawing" xmlns:wpc="http://schemas.microsoft.com/office/word/2010/wordprocessingCanvas" xmlns:wpg="http://schemas.microsoft.com/office/word/2010/wordprocessingGroup" xmlns:wpi="http://schemas.microsoft.com/office/word/2010/wordprocessingInk" xmlns:wps="http://schemas.microsoft.com/office/word/2010/wordprocessingShape" mc:Ignorable="w14 wp14">
+  <w:p>
+    <w:pPr>
+      <w:pBdr>
+        <w:bottom w:val="single" w:sz="4" w:color="C9D3DE" w:space="4"/>
+      </w:pBdr>
+      <w:tabs>
+        <w:tab w:pos="9638" w:val="right"/>
+      </w:tabs>
+    </w:pPr>
+    <w:r>
+      <w:rPr>
+        <w:b/>
+        <w:color w:val="1F4E79"/>
+        <w:sz w:val="16"/>
+      </w:rPr>
+      <w:t>Maxima Grupė</w:t>
+    </w:r>
+    <w:r>
+      <w:rPr>
+        <w:b w:val="0"/>
+        <w:color w:val="5F6B7A"/>
+        <w:sz w:val="16"/>
+      </w:rPr>
+      <w:tab/>
+      <w:t>Issuer review · 6M2026</w:t>
+    </w:r>
+  </w:p>
+</w:hdr>
 </file>
 
 <file path=word/numbering.xml><?xml version="1.0" encoding="utf-8"?>
@@ -4594,10 +7504,10 @@
     <w:qFormat/>
     <w:rsid w:val="00FC693F"/>
     <w:pPr>
-      <w:spacing w:after="80"/>
+      <w:spacing w:after="80" w:line="264" w:lineRule="auto"/>
     </w:pPr>
     <w:rPr>
-      <w:rFonts w:ascii="Calibri" w:hAnsi="Calibri"/>
+      <w:rFonts w:ascii="Calibri" w:hAnsi="Calibri" w:eastAsia="Calibri"/>
       <w:color w:val="1A1A1A"/>
       <w:sz w:val="21"/>
     </w:rPr>

--- a/docs/files/maxima/maxima_6M2026_en.docx
+++ b/docs/files/maxima/maxima_6M2026_en.docx
@@ -175,7 +175,7 @@
                 <w:color w:val="5F6B7A"/>
                 <w:sz w:val="15"/>
               </w:rPr>
-              <w:t>Rating</w:t>
+              <w:t>Issuer rating</w:t>
             </w:r>
           </w:p>
           <w:p>
@@ -1018,16 +1018,17 @@
         <w:tblLook w:firstColumn="1" w:firstRow="1" w:lastColumn="0" w:lastRow="0" w:noHBand="0" w:noVBand="1" w:val="04A0"/>
       </w:tblPr>
       <w:tblGrid>
-        <w:gridCol w:w="1701"/>
-        <w:gridCol w:w="2608"/>
-        <w:gridCol w:w="963"/>
-        <w:gridCol w:w="1304"/>
-        <w:gridCol w:w="3061"/>
+        <w:gridCol w:w="1513"/>
+        <w:gridCol w:w="2241"/>
+        <w:gridCol w:w="840"/>
+        <w:gridCol w:w="1120"/>
+        <w:gridCol w:w="1569"/>
+        <w:gridCol w:w="2353"/>
       </w:tblGrid>
       <w:tr>
         <w:tc>
           <w:tcPr>
-            <w:tcW w:type="dxa" w:w="1701"/>
+            <w:tcW w:type="dxa" w:w="1513"/>
             <w:tcBorders>
               <w:top w:val="single" w:sz="12" w:color="1F4E79" w:space="0"/>
               <w:left w:val="nil"/>
@@ -1053,7 +1054,7 @@
         </w:tc>
         <w:tc>
           <w:tcPr>
-            <w:tcW w:type="dxa" w:w="2608"/>
+            <w:tcW w:type="dxa" w:w="2241"/>
             <w:tcBorders>
               <w:top w:val="single" w:sz="12" w:color="1F4E79" w:space="0"/>
               <w:left w:val="nil"/>
@@ -1079,7 +1080,7 @@
         </w:tc>
         <w:tc>
           <w:tcPr>
-            <w:tcW w:type="dxa" w:w="964"/>
+            <w:tcW w:type="dxa" w:w="841"/>
             <w:tcBorders>
               <w:top w:val="single" w:sz="12" w:color="1F4E79" w:space="0"/>
               <w:left w:val="nil"/>
@@ -1106,7 +1107,7 @@
         </w:tc>
         <w:tc>
           <w:tcPr>
-            <w:tcW w:type="dxa" w:w="1304"/>
+            <w:tcW w:type="dxa" w:w="1121"/>
             <w:tcBorders>
               <w:top w:val="single" w:sz="12" w:color="1F4E79" w:space="0"/>
               <w:left w:val="nil"/>
@@ -1132,7 +1133,33 @@
         </w:tc>
         <w:tc>
           <w:tcPr>
-            <w:tcW w:type="dxa" w:w="3061"/>
+            <w:tcW w:type="dxa" w:w="1569"/>
+            <w:tcBorders>
+              <w:top w:val="single" w:sz="12" w:color="1F4E79" w:space="0"/>
+              <w:left w:val="nil"/>
+              <w:bottom w:val="single" w:sz="4" w:color="C9D3DE" w:space="0"/>
+              <w:right w:val="nil"/>
+            </w:tcBorders>
+            <w:shd w:val="clear" w:color="auto" w:fill="EAF1F8"/>
+          </w:tcPr>
+          <w:p>
+            <w:pPr>
+              <w:spacing w:before="0" w:after="0"/>
+            </w:pPr>
+            <w:r>
+              <w:rPr>
+                <w:b/>
+                <w:caps/>
+                <w:color w:val="1F4E79"/>
+                <w:sz w:val="16"/>
+              </w:rPr>
+              <w:t>Issue rating</w:t>
+            </w:r>
+          </w:p>
+        </w:tc>
+        <w:tc>
+          <w:tcPr>
+            <w:tcW w:type="dxa" w:w="2353"/>
             <w:tcBorders>
               <w:top w:val="single" w:sz="12" w:color="1F4E79" w:space="0"/>
               <w:left w:val="nil"/>
@@ -1160,7 +1187,7 @@
       <w:tr>
         <w:tc>
           <w:tcPr>
-            <w:tcW w:type="dxa" w:w="1701"/>
+            <w:tcW w:type="dxa" w:w="1513"/>
             <w:tcBorders>
               <w:top w:val="nil"/>
               <w:left w:val="nil"/>
@@ -1183,7 +1210,7 @@
         </w:tc>
         <w:tc>
           <w:tcPr>
-            <w:tcW w:type="dxa" w:w="2608"/>
+            <w:tcW w:type="dxa" w:w="2241"/>
             <w:tcBorders>
               <w:top w:val="nil"/>
               <w:left w:val="nil"/>
@@ -1206,7 +1233,7 @@
         </w:tc>
         <w:tc>
           <w:tcPr>
-            <w:tcW w:type="dxa" w:w="964"/>
+            <w:tcW w:type="dxa" w:w="841"/>
             <w:tcBorders>
               <w:top w:val="nil"/>
               <w:left w:val="nil"/>
@@ -1230,7 +1257,7 @@
         </w:tc>
         <w:tc>
           <w:tcPr>
-            <w:tcW w:type="dxa" w:w="1304"/>
+            <w:tcW w:type="dxa" w:w="1121"/>
             <w:tcBorders>
               <w:top w:val="nil"/>
               <w:left w:val="nil"/>
@@ -1253,7 +1280,30 @@
         </w:tc>
         <w:tc>
           <w:tcPr>
-            <w:tcW w:type="dxa" w:w="3061"/>
+            <w:tcW w:type="dxa" w:w="1569"/>
+            <w:tcBorders>
+              <w:top w:val="nil"/>
+              <w:left w:val="nil"/>
+              <w:bottom w:val="single" w:sz="4" w:color="DDE3EA" w:space="0"/>
+              <w:right w:val="nil"/>
+            </w:tcBorders>
+          </w:tcPr>
+          <w:p>
+            <w:pPr>
+              <w:spacing w:before="0" w:after="0"/>
+            </w:pPr>
+            <w:r>
+              <w:rPr>
+                <w:b w:val="0"/>
+                <w:sz w:val="17"/>
+              </w:rPr>
+              <w:t>no separate rating found</w:t>
+            </w:r>
+          </w:p>
+        </w:tc>
+        <w:tc>
+          <w:tcPr>
+            <w:tcW w:type="dxa" w:w="2353"/>
             <w:tcBorders>
               <w:top w:val="nil"/>
               <w:left w:val="nil"/>

--- a/docs/files/maxima/maxima_6M2026_en.docx
+++ b/docs/files/maxima/maxima_6M2026_en.docx
@@ -5046,10 +5046,10 @@
               <w:rPr>
                 <w:rFonts w:ascii="Segoe UI Symbol" w:hAnsi="Segoe UI Symbol"/>
                 <w:b w:val="0"/>
-                <w:color w:val="9AA5B1"/>
+                <w:color w:val="1B7F3B"/>
                 <w:sz w:val="24"/>
               </w:rPr>
-              <w:t>☐</w:t>
+              <w:t>☑</w:t>
             </w:r>
           </w:p>
         </w:tc>
@@ -5078,28 +5078,28 @@
           </w:p>
           <w:p>
             <w:pPr>
-              <w:spacing w:before="40" w:after="0"/>
+              <w:tabs>
+                <w:tab w:pos="198" w:val="left"/>
+              </w:tabs>
+              <w:spacing w:before="0" w:after="20"/>
+              <w:ind w:left="198" w:hanging="198"/>
             </w:pPr>
             <w:r>
               <w:rPr>
-                <w:b/>
-                <w:color w:val="B42318"/>
+                <w:b w:val="0"/>
+                <w:color w:val="5F6B7A"/>
                 <w:sz w:val="18"/>
               </w:rPr>
-              <w:t>Needs review</w:t>
+              <w:t>•</w:t>
+              <w:tab/>
             </w:r>
-          </w:p>
-          <w:p>
-            <w:pPr>
-              <w:spacing w:before="40" w:after="0"/>
-            </w:pPr>
             <w:r>
               <w:rPr>
-                <w:b/>
+                <w:b w:val="0"/>
                 <w:color w:val="333333"/>
                 <w:sz w:val="18"/>
               </w:rPr>
-              <w:t>Possible match – review</w:t>
+              <w:t>Not found on the EU, UN, UK, US OFAC consolidated sanctions lists (automatic check 2026-10-22).</w:t>
             </w:r>
           </w:p>
           <w:p>
@@ -5125,7 +5125,33 @@
                 <w:color w:val="333333"/>
                 <w:sz w:val="18"/>
               </w:rPr>
-              <w:t>EU: c pe ac iuni dalpribor | dalpribor nyilv nosan m k d r szv nyt rsas g |  |  |  | maxima llc | maxima legal limited liability company |  |  | amaocr | aruba maritime a (automatic check 2026-10-22).</w:t>
+              <w:t>Namesake on the lists: Maxima LLC – an alias in an EU-list entry for a different company (linked to Dalpribor), not Maxima Grupė UAB.</w:t>
+            </w:r>
+          </w:p>
+          <w:p>
+            <w:pPr>
+              <w:tabs>
+                <w:tab w:pos="198" w:val="left"/>
+              </w:tabs>
+              <w:spacing w:before="0" w:after="20"/>
+              <w:ind w:left="198" w:hanging="198"/>
+            </w:pPr>
+            <w:r>
+              <w:rPr>
+                <w:b w:val="0"/>
+                <w:color w:val="5F6B7A"/>
+                <w:sz w:val="18"/>
+              </w:rPr>
+              <w:t>•</w:t>
+              <w:tab/>
+            </w:r>
+            <w:r>
+              <w:rPr>
+                <w:b w:val="0"/>
+                <w:color w:val="333333"/>
+                <w:sz w:val="18"/>
+              </w:rPr>
+              <w:t>Namesake on the lists: Maxima Legal LLC – an alias in the same EU-list entry, not Maxima Grupė UAB.</w:t>
             </w:r>
           </w:p>
         </w:tc>

--- a/docs/files/maxima/maxima_6M2026_en.docx
+++ b/docs/files/maxima/maxima_6M2026_en.docx
@@ -2,6 +2,14 @@
 <file path=word/document.xml><?xml version="1.0" encoding="utf-8"?>
 <w:document xmlns:wpc="http://schemas.microsoft.com/office/word/2010/wordprocessingCanvas" xmlns:mo="http://schemas.microsoft.com/office/mac/office/2008/main" xmlns:mc="http://schemas.openxmlformats.org/markup-compatibility/2006" xmlns:mv="urn:schemas-microsoft-com:mac:vml" xmlns:o="urn:schemas-microsoft-com:office:office" xmlns:r="http://schemas.openxmlformats.org/officeDocument/2006/relationships" xmlns:m="http://schemas.openxmlformats.org/officeDocument/2006/math" xmlns:v="urn:schemas-microsoft-com:vml" xmlns:wp14="http://schemas.microsoft.com/office/word/2010/wordprocessingDrawing" xmlns:wp="http://schemas.openxmlformats.org/drawingml/2006/wordprocessingDrawing" xmlns:w10="urn:schemas-microsoft-com:office:word" xmlns:w="http://schemas.openxmlformats.org/wordprocessingml/2006/main" xmlns:w14="http://schemas.microsoft.com/office/word/2010/wordml" xmlns:wpg="http://schemas.microsoft.com/office/word/2010/wordprocessingGroup" xmlns:wpi="http://schemas.microsoft.com/office/word/2010/wordprocessingInk" xmlns:wne="http://schemas.microsoft.com/office/word/2006/wordml" xmlns:wps="http://schemas.microsoft.com/office/word/2010/wordprocessingShape" mc:Ignorable="w14 wp14">
   <w:body>
+    <w:p>
+      <w:pPr>
+        <w:pBdr>
+          <w:top w:val="single" w:sz="24" w:color="12355B" w:space="0"/>
+        </w:pBdr>
+        <w:spacing w:before="0" w:after="200" w:line="120" w:lineRule="auto"/>
+      </w:pPr>
+    </w:p>
     <w:tbl>
       <w:tblPr>
         <w:tblW w:w="9639" w:type="dxa"/>
@@ -15,10 +23,10 @@
         </w:tblBorders>
         <w:tblLayout w:type="fixed"/>
         <w:tblCellMar>
-          <w:top w:w="260" w:type="dxa"/>
-          <w:left w:w="280" w:type="dxa"/>
-          <w:bottom w:w="260" w:type="dxa"/>
-          <w:right w:w="280" w:type="dxa"/>
+          <w:top w:w="0" w:type="dxa"/>
+          <w:left w:w="0" w:type="dxa"/>
+          <w:bottom w:w="0" w:type="dxa"/>
+          <w:right w:w="0" w:type="dxa"/>
         </w:tblCellMar>
         <w:tblLook w:firstColumn="1" w:firstRow="1" w:lastColumn="0" w:lastRow="0" w:noHBand="0" w:noVBand="1" w:val="04A0"/>
       </w:tblPr>
@@ -30,7 +38,6 @@
         <w:tc>
           <w:tcPr>
             <w:tcW w:type="dxa" w:w="7030"/>
-            <w:shd w:val="clear" w:color="auto" w:fill="1F4E79"/>
           </w:tcPr>
           <w:p>
             <w:pPr>
@@ -40,8 +47,8 @@
               <w:rPr>
                 <w:b/>
                 <w:caps/>
-                <w:color w:val="AFC6DD"/>
-                <w:sz w:val="17"/>
+                <w:color w:val="2A78D6"/>
+                <w:sz w:val="16"/>
               </w:rPr>
               <w:t>Issuer review · 6M2026</w:t>
             </w:r>
@@ -53,28 +60,40 @@
             <w:r>
               <w:rPr>
                 <w:b/>
-                <w:color w:val="FFFFFF"/>
+                <w:color w:val="12355B"/>
                 <w:sz w:val="52"/>
               </w:rPr>
               <w:t>Maxima Grupė</w:t>
+            </w:r>
+          </w:p>
+          <w:p>
+            <w:pPr>
+              <w:spacing w:before="40" w:after="0"/>
+            </w:pPr>
+            <w:r>
+              <w:rPr>
+                <w:b w:val="0"/>
+                <w:color w:val="667085"/>
+                <w:sz w:val="18"/>
+              </w:rPr>
+              <w:t>Lithuania · Food retail (Lithuania, Latvia, Estonia; e-grocery Barbora)</w:t>
             </w:r>
           </w:p>
         </w:tc>
         <w:tc>
           <w:tcPr>
             <w:tcW w:type="dxa" w:w="2608"/>
-            <w:shd w:val="clear" w:color="auto" w:fill="1F4E79"/>
           </w:tcPr>
           <w:p>
             <w:pPr>
-              <w:spacing w:before="280" w:after="0"/>
+              <w:spacing w:before="440" w:after="0"/>
               <w:jc w:val="right"/>
             </w:pPr>
             <w:r>
               <w:rPr>
                 <w:b/>
                 <w:color w:val="1B7F3B"/>
-                <w:sz w:val="19"/>
+                <w:sz w:val="18"/>
                 <w:shd w:val="clear" w:color="auto" w:fill="E3F3E8"/>
               </w:rPr>
               <w:t xml:space="preserve">  ●  OK  </w:t>
@@ -86,9 +105,9 @@
     <w:p>
       <w:pPr>
         <w:pBdr>
-          <w:top w:val="single" w:sz="12" w:color="2A78D6" w:space="0"/>
+          <w:top w:val="single" w:sz="4" w:color="D5DCE4" w:space="0"/>
         </w:pBdr>
-        <w:spacing w:before="0" w:after="200" w:line="120" w:lineRule="auto"/>
+        <w:spacing w:before="120" w:after="200" w:line="120" w:lineRule="auto"/>
       </w:pPr>
     </w:p>
     <w:tbl>
@@ -104,76 +123,52 @@
         </w:tblBorders>
         <w:tblLayout w:type="fixed"/>
         <w:tblCellMar>
-          <w:top w:w="0" w:type="dxa"/>
-          <w:left w:w="0" w:type="dxa"/>
-          <w:bottom w:w="120" w:type="dxa"/>
-          <w:right w:w="160" w:type="dxa"/>
+          <w:top w:w="160" w:type="dxa"/>
+          <w:left w:w="220" w:type="dxa"/>
+          <w:bottom w:w="160" w:type="dxa"/>
+          <w:right w:w="220" w:type="dxa"/>
         </w:tblCellMar>
         <w:tblLook w:firstColumn="1" w:firstRow="1" w:lastColumn="0" w:lastRow="0" w:noHBand="0" w:noVBand="1" w:val="04A0"/>
       </w:tblPr>
       <w:tblGrid>
-        <w:gridCol w:w="3213"/>
-        <w:gridCol w:w="3213"/>
-        <w:gridCol w:w="3213"/>
+        <w:gridCol w:w="4819"/>
+        <w:gridCol w:w="4819"/>
       </w:tblGrid>
       <w:tr>
         <w:tc>
           <w:tcPr>
-            <w:tcW w:type="dxa" w:w="3213"/>
+            <w:tcW w:type="dxa" w:w="4819"/>
             <w:tcBorders>
-              <w:top w:val="nil"/>
+              <w:top w:val="single" w:sz="12" w:color="12355B" w:space="0"/>
               <w:left w:val="nil"/>
-              <w:bottom w:val="single" w:sz="4" w:color="C9D3DE" w:space="0"/>
+              <w:bottom w:val="nil"/>
               <w:right w:val="nil"/>
             </w:tcBorders>
+            <w:shd w:val="clear" w:color="auto" w:fill="F4F6F9"/>
           </w:tcPr>
           <w:p>
             <w:pPr>
-              <w:spacing w:before="0" w:after="20"/>
+              <w:spacing w:before="0" w:after="40"/>
+            </w:pPr>
+            <w:r>
+              <w:rPr>
+                <w:b/>
+                <w:color w:val="12355B"/>
+                <w:sz w:val="18"/>
+              </w:rPr>
+              <w:t>Key facts</w:t>
+            </w:r>
+          </w:p>
+          <w:p>
+            <w:pPr>
+              <w:spacing w:before="80" w:after="0"/>
             </w:pPr>
             <w:r>
               <w:rPr>
                 <w:b/>
                 <w:caps/>
-                <w:color w:val="5F6B7A"/>
-                <w:sz w:val="15"/>
-              </w:rPr>
-              <w:t>Analysis date</w:t>
-            </w:r>
-          </w:p>
-          <w:p>
-            <w:pPr>
-              <w:spacing w:before="0" w:after="0"/>
-            </w:pPr>
-            <w:r>
-              <w:rPr>
-                <w:b w:val="0"/>
-                <w:sz w:val="19"/>
-              </w:rPr>
-              <w:t>2026-10-22</w:t>
-            </w:r>
-          </w:p>
-        </w:tc>
-        <w:tc>
-          <w:tcPr>
-            <w:tcW w:type="dxa" w:w="3213"/>
-            <w:tcBorders>
-              <w:top w:val="nil"/>
-              <w:left w:val="nil"/>
-              <w:bottom w:val="single" w:sz="4" w:color="C9D3DE" w:space="0"/>
-              <w:right w:val="nil"/>
-            </w:tcBorders>
-          </w:tcPr>
-          <w:p>
-            <w:pPr>
-              <w:spacing w:before="0" w:after="20"/>
-            </w:pPr>
-            <w:r>
-              <w:rPr>
-                <w:b/>
-                <w:caps/>
-                <w:color w:val="5F6B7A"/>
-                <w:sz w:val="15"/>
+                <w:color w:val="667085"/>
+                <w:sz w:val="14"/>
               </w:rPr>
               <w:t>Issuer rating</w:t>
             </w:r>
@@ -185,7 +180,7 @@
             <w:r>
               <w:rPr>
                 <w:b w:val="0"/>
-                <w:sz w:val="19"/>
+                <w:sz w:val="18"/>
               </w:rPr>
               <w:t>S&amp;P BB+, stable outlook (issuer and the 2031 notes; confirmed 2025-12-12)</w:t>
             </w:r>
@@ -194,7 +189,7 @@
                 <w:rPr>
                   <w:color w:val="2A78D6"/>
                   <w:vertAlign w:val="superscript"/>
-                  <w:sz w:val="16"/>
+                  <w:sz w:val="15"/>
                 </w:rPr>
                 <w:t xml:space="preserve">1</w:t>
               </w:r>
@@ -211,33 +206,48 @@
                 <w:rPr>
                   <w:color w:val="2A78D6"/>
                   <w:vertAlign w:val="superscript"/>
-                  <w:sz w:val="16"/>
+                  <w:sz w:val="15"/>
                 </w:rPr>
                 <w:t xml:space="preserve">2</w:t>
               </w:r>
             </w:hyperlink>
           </w:p>
-        </w:tc>
-        <w:tc>
-          <w:tcPr>
-            <w:tcW w:type="dxa" w:w="3213"/>
-            <w:tcBorders>
-              <w:top w:val="nil"/>
-              <w:left w:val="nil"/>
-              <w:bottom w:val="single" w:sz="4" w:color="C9D3DE" w:space="0"/>
-              <w:right w:val="nil"/>
-            </w:tcBorders>
-          </w:tcPr>
           <w:p>
             <w:pPr>
-              <w:spacing w:before="0" w:after="20"/>
+              <w:spacing w:before="80" w:after="0"/>
             </w:pPr>
             <w:r>
               <w:rPr>
                 <w:b/>
                 <w:caps/>
-                <w:color w:val="5F6B7A"/>
-                <w:sz w:val="15"/>
+                <w:color w:val="667085"/>
+                <w:sz w:val="14"/>
+              </w:rPr>
+              <w:t>Analysis date</w:t>
+            </w:r>
+          </w:p>
+          <w:p>
+            <w:pPr>
+              <w:spacing w:before="0" w:after="0"/>
+            </w:pPr>
+            <w:r>
+              <w:rPr>
+                <w:b w:val="0"/>
+                <w:sz w:val="18"/>
+              </w:rPr>
+              <w:t>2026-10-22</w:t>
+            </w:r>
+          </w:p>
+          <w:p>
+            <w:pPr>
+              <w:spacing w:before="80" w:after="0"/>
+            </w:pPr>
+            <w:r>
+              <w:rPr>
+                <w:b/>
+                <w:caps/>
+                <w:color w:val="667085"/>
+                <w:sz w:val="14"/>
               </w:rPr>
               <w:t>Next report</w:t>
             </w:r>
@@ -249,9 +259,99 @@
             <w:r>
               <w:rPr>
                 <w:b w:val="0"/>
-                <w:sz w:val="19"/>
+                <w:sz w:val="18"/>
               </w:rPr>
               <w:t>9M 2026 results - expected November 2026</w:t>
+            </w:r>
+          </w:p>
+          <w:p>
+            <w:pPr>
+              <w:spacing w:before="80" w:after="0"/>
+            </w:pPr>
+            <w:r>
+              <w:rPr>
+                <w:b/>
+                <w:caps/>
+                <w:color w:val="667085"/>
+                <w:sz w:val="14"/>
+              </w:rPr>
+              <w:t>Country</w:t>
+            </w:r>
+          </w:p>
+          <w:p>
+            <w:pPr>
+              <w:spacing w:before="0" w:after="0"/>
+            </w:pPr>
+            <w:r>
+              <w:rPr>
+                <w:b w:val="0"/>
+                <w:sz w:val="18"/>
+              </w:rPr>
+              <w:t>Lithuania</w:t>
+            </w:r>
+          </w:p>
+        </w:tc>
+        <w:tc>
+          <w:tcPr>
+            <w:tcW w:type="dxa" w:w="4819"/>
+            <w:tcBorders>
+              <w:top w:val="single" w:sz="12" w:color="12355B" w:space="0"/>
+              <w:left w:val="nil"/>
+              <w:bottom w:val="nil"/>
+              <w:right w:val="nil"/>
+            </w:tcBorders>
+            <w:shd w:val="clear" w:color="auto" w:fill="F4F6F9"/>
+          </w:tcPr>
+          <w:p>
+            <w:pPr>
+              <w:spacing w:before="0" w:after="40"/>
+            </w:pPr>
+            <w:r>
+              <w:rPr>
+                <w:b/>
+                <w:color w:val="12355B"/>
+                <w:sz w:val="18"/>
+              </w:rPr>
+              <w:t>Securities held</w:t>
+            </w:r>
+          </w:p>
+          <w:p>
+            <w:pPr>
+              <w:spacing w:before="80" w:after="0"/>
+            </w:pPr>
+            <w:r>
+              <w:rPr>
+                <w:b/>
+                <w:color w:val="1B2430"/>
+                <w:sz w:val="17"/>
+              </w:rPr>
+              <w:t>Maxima Grupė 4.750% senior unsecured notes 2031</w:t>
+            </w:r>
+          </w:p>
+          <w:p>
+            <w:pPr>
+              <w:spacing w:before="0" w:after="0"/>
+            </w:pPr>
+            <w:r>
+              <w:rPr>
+                <w:b w:val="0"/>
+                <w:color w:val="667085"/>
+                <w:sz w:val="15"/>
+              </w:rPr>
+              <w:t>XS3366323072  ·  4.75% · 2031-05-19</w:t>
+            </w:r>
+          </w:p>
+          <w:p>
+            <w:pPr>
+              <w:spacing w:before="0" w:after="0"/>
+            </w:pPr>
+            <w:r>
+              <w:rPr>
+                <w:b w:val="0"/>
+                <w:color w:val="12355B"/>
+                <w:sz w:val="15"/>
+              </w:rPr>
+              <w:t>no separate rating found</w:t>
             </w:r>
           </w:p>
         </w:tc>
@@ -259,7 +359,7 @@
     </w:tbl>
     <w:p>
       <w:pPr>
-        <w:spacing w:before="0" w:after="80"/>
+        <w:spacing w:before="0" w:after="120"/>
       </w:pPr>
     </w:p>
     <w:tbl>
@@ -304,7 +404,7 @@
             <w:r>
               <w:rPr>
                 <w:b/>
-                <w:color w:val="1A1A1A"/>
+                <w:color w:val="1B2430"/>
                 <w:sz w:val="21"/>
               </w:rPr>
               <w:t>Position OK.</w:t>
@@ -312,7 +412,7 @@
             <w:r>
               <w:rPr>
                 <w:b w:val="0"/>
-                <w:color w:val="1A1A1A"/>
+                <w:color w:val="1B2430"/>
                 <w:sz w:val="21"/>
               </w:rPr>
               <w:t xml:space="preserve"> Maxima is the largest Baltic food retailer, rated BB+ (stable) by S&amp;P</w:t>
@@ -330,7 +430,7 @@
             <w:r>
               <w:rPr>
                 <w:b w:val="0"/>
-                <w:color w:val="1A1A1A"/>
+                <w:color w:val="1B2430"/>
                 <w:sz w:val="21"/>
               </w:rPr>
               <w:t>. 1H EBITDA EUR 169.9m, net debt / EBITDA 2.0x</w:t>
@@ -365,7 +465,7 @@
             <w:r>
               <w:rPr>
                 <w:b w:val="0"/>
-                <w:color w:val="1A1A1A"/>
+                <w:color w:val="1B2430"/>
                 <w:sz w:val="21"/>
               </w:rPr>
               <w:t>. To watch: large payouts to the shareholder cut equity to EUR 147m</w:t>
@@ -383,7 +483,7 @@
             <w:r>
               <w:rPr>
                 <w:b w:val="0"/>
-                <w:color w:val="1A1A1A"/>
+                <w:color w:val="1B2430"/>
                 <w:sz w:val="21"/>
               </w:rPr>
               <w:t>; a competition investigation is under way in Latvia</w:t>
@@ -401,7 +501,7 @@
             <w:r>
               <w:rPr>
                 <w:b w:val="0"/>
-                <w:color w:val="1A1A1A"/>
+                <w:color w:val="1B2430"/>
                 <w:sz w:val="21"/>
               </w:rPr>
               <w:t>.</w:t>
@@ -450,9 +550,9 @@
             <w:tcW w:type="dxa" w:w="2261"/>
             <w:tcBorders>
               <w:top w:val="single" w:sz="18" w:color="2A78D6" w:space="0"/>
-              <w:left w:val="single" w:sz="4" w:color="C9D3DE" w:space="0"/>
-              <w:bottom w:val="single" w:sz="4" w:color="C9D3DE" w:space="0"/>
-              <w:right w:val="single" w:sz="4" w:color="C9D3DE" w:space="0"/>
+              <w:left w:val="single" w:sz="4" w:color="D5DCE4" w:space="0"/>
+              <w:bottom w:val="single" w:sz="4" w:color="D5DCE4" w:space="0"/>
+              <w:right w:val="single" w:sz="4" w:color="D5DCE4" w:space="0"/>
             </w:tcBorders>
           </w:tcPr>
           <w:p>
@@ -463,7 +563,7 @@
               <w:rPr>
                 <w:b/>
                 <w:caps/>
-                <w:color w:val="5F6B7A"/>
+                <w:color w:val="667085"/>
                 <w:sz w:val="14"/>
               </w:rPr>
               <w:t>Revenue</w:t>
@@ -471,7 +571,7 @@
             <w:r>
               <w:rPr>
                 <w:b w:val="0"/>
-                <w:color w:val="5F6B7A"/>
+                <w:color w:val="667085"/>
                 <w:sz w:val="14"/>
               </w:rPr>
               <w:t xml:space="preserve">  ·  6M2026</w:t>
@@ -484,7 +584,7 @@
             <w:r>
               <w:rPr>
                 <w:b/>
-                <w:color w:val="1F4E79"/>
+                <w:color w:val="12355B"/>
                 <w:sz w:val="34"/>
               </w:rPr>
               <w:t>2,026.4</w:t>
@@ -492,7 +592,7 @@
             <w:r>
               <w:rPr>
                 <w:b w:val="0"/>
-                <w:color w:val="5F6B7A"/>
+                <w:color w:val="667085"/>
                 <w:sz w:val="18"/>
               </w:rPr>
               <w:t xml:space="preserve"> EUR m</w:t>
@@ -505,7 +605,7 @@
             <w:r>
               <w:rPr>
                 <w:b w:val="0"/>
-                <w:color w:val="5F6B7A"/>
+                <w:color w:val="667085"/>
                 <w:sz w:val="15"/>
               </w:rPr>
               <w:t>▲ 2.8 % vs 6M2025</w:t>
@@ -523,9 +623,9 @@
             <w:tcW w:type="dxa" w:w="2261"/>
             <w:tcBorders>
               <w:top w:val="single" w:sz="18" w:color="2A78D6" w:space="0"/>
-              <w:left w:val="single" w:sz="4" w:color="C9D3DE" w:space="0"/>
-              <w:bottom w:val="single" w:sz="4" w:color="C9D3DE" w:space="0"/>
-              <w:right w:val="single" w:sz="4" w:color="C9D3DE" w:space="0"/>
+              <w:left w:val="single" w:sz="4" w:color="D5DCE4" w:space="0"/>
+              <w:bottom w:val="single" w:sz="4" w:color="D5DCE4" w:space="0"/>
+              <w:right w:val="single" w:sz="4" w:color="D5DCE4" w:space="0"/>
             </w:tcBorders>
           </w:tcPr>
           <w:p>
@@ -536,7 +636,7 @@
               <w:rPr>
                 <w:b/>
                 <w:caps/>
-                <w:color w:val="5F6B7A"/>
+                <w:color w:val="667085"/>
                 <w:sz w:val="14"/>
               </w:rPr>
               <w:t>EBITDA</w:t>
@@ -544,7 +644,7 @@
             <w:r>
               <w:rPr>
                 <w:b w:val="0"/>
-                <w:color w:val="5F6B7A"/>
+                <w:color w:val="667085"/>
                 <w:sz w:val="14"/>
               </w:rPr>
               <w:t xml:space="preserve">  ·  6M2026</w:t>
@@ -557,7 +657,7 @@
             <w:r>
               <w:rPr>
                 <w:b/>
-                <w:color w:val="1F4E79"/>
+                <w:color w:val="12355B"/>
                 <w:sz w:val="34"/>
               </w:rPr>
               <w:t>169.9</w:t>
@@ -565,7 +665,7 @@
             <w:r>
               <w:rPr>
                 <w:b w:val="0"/>
-                <w:color w:val="5F6B7A"/>
+                <w:color w:val="667085"/>
                 <w:sz w:val="18"/>
               </w:rPr>
               <w:t xml:space="preserve"> EUR m</w:t>
@@ -578,7 +678,7 @@
             <w:r>
               <w:rPr>
                 <w:b w:val="0"/>
-                <w:color w:val="5F6B7A"/>
+                <w:color w:val="667085"/>
                 <w:sz w:val="15"/>
               </w:rPr>
               <w:t>▲ 0.4 % vs 6M2025</w:t>
@@ -596,9 +696,9 @@
             <w:tcW w:type="dxa" w:w="2261"/>
             <w:tcBorders>
               <w:top w:val="single" w:sz="18" w:color="2A78D6" w:space="0"/>
-              <w:left w:val="single" w:sz="4" w:color="C9D3DE" w:space="0"/>
-              <w:bottom w:val="single" w:sz="4" w:color="C9D3DE" w:space="0"/>
-              <w:right w:val="single" w:sz="4" w:color="C9D3DE" w:space="0"/>
+              <w:left w:val="single" w:sz="4" w:color="D5DCE4" w:space="0"/>
+              <w:bottom w:val="single" w:sz="4" w:color="D5DCE4" w:space="0"/>
+              <w:right w:val="single" w:sz="4" w:color="D5DCE4" w:space="0"/>
             </w:tcBorders>
           </w:tcPr>
           <w:p>
@@ -609,7 +709,7 @@
               <w:rPr>
                 <w:b/>
                 <w:caps/>
-                <w:color w:val="5F6B7A"/>
+                <w:color w:val="667085"/>
                 <w:sz w:val="14"/>
               </w:rPr>
               <w:t>Net debt / EBITDA</w:t>
@@ -617,7 +717,7 @@
             <w:r>
               <w:rPr>
                 <w:b w:val="0"/>
-                <w:color w:val="5F6B7A"/>
+                <w:color w:val="667085"/>
                 <w:sz w:val="14"/>
               </w:rPr>
               <w:t xml:space="preserve">  ·  6M2026</w:t>
@@ -630,7 +730,7 @@
             <w:r>
               <w:rPr>
                 <w:b/>
-                <w:color w:val="1F4E79"/>
+                <w:color w:val="12355B"/>
                 <w:sz w:val="34"/>
               </w:rPr>
               <w:t>2.0</w:t>
@@ -638,7 +738,7 @@
             <w:r>
               <w:rPr>
                 <w:b w:val="0"/>
-                <w:color w:val="5F6B7A"/>
+                <w:color w:val="667085"/>
                 <w:sz w:val="18"/>
               </w:rPr>
               <w:t xml:space="preserve"> x</w:t>
@@ -651,7 +751,7 @@
             <w:r>
               <w:rPr>
                 <w:b w:val="0"/>
-                <w:color w:val="5F6B7A"/>
+                <w:color w:val="667085"/>
                 <w:sz w:val="15"/>
               </w:rPr>
               <w:t>▲ 0.5x vs FY2025</w:t>
@@ -669,9 +769,9 @@
             <w:tcW w:type="dxa" w:w="2261"/>
             <w:tcBorders>
               <w:top w:val="single" w:sz="18" w:color="2A78D6" w:space="0"/>
-              <w:left w:val="single" w:sz="4" w:color="C9D3DE" w:space="0"/>
-              <w:bottom w:val="single" w:sz="4" w:color="C9D3DE" w:space="0"/>
-              <w:right w:val="single" w:sz="4" w:color="C9D3DE" w:space="0"/>
+              <w:left w:val="single" w:sz="4" w:color="D5DCE4" w:space="0"/>
+              <w:bottom w:val="single" w:sz="4" w:color="D5DCE4" w:space="0"/>
+              <w:right w:val="single" w:sz="4" w:color="D5DCE4" w:space="0"/>
             </w:tcBorders>
           </w:tcPr>
           <w:p>
@@ -682,7 +782,7 @@
               <w:rPr>
                 <w:b/>
                 <w:caps/>
-                <w:color w:val="5F6B7A"/>
+                <w:color w:val="667085"/>
                 <w:sz w:val="14"/>
               </w:rPr>
               <w:t>Equity</w:t>
@@ -690,7 +790,7 @@
             <w:r>
               <w:rPr>
                 <w:b w:val="0"/>
-                <w:color w:val="5F6B7A"/>
+                <w:color w:val="667085"/>
                 <w:sz w:val="14"/>
               </w:rPr>
               <w:t xml:space="preserve">  ·  6M2026</w:t>
@@ -703,7 +803,7 @@
             <w:r>
               <w:rPr>
                 <w:b/>
-                <w:color w:val="1F4E79"/>
+                <w:color w:val="12355B"/>
                 <w:sz w:val="34"/>
               </w:rPr>
               <w:t>147.4</w:t>
@@ -711,7 +811,7 @@
             <w:r>
               <w:rPr>
                 <w:b w:val="0"/>
-                <w:color w:val="5F6B7A"/>
+                <w:color w:val="667085"/>
                 <w:sz w:val="18"/>
               </w:rPr>
               <w:t xml:space="preserve"> EUR m</w:t>
@@ -724,7 +824,7 @@
             <w:r>
               <w:rPr>
                 <w:b w:val="0"/>
-                <w:color w:val="5F6B7A"/>
+                <w:color w:val="667085"/>
                 <w:sz w:val="15"/>
               </w:rPr>
               <w:t>▼ 43.9 % vs FY2025</w:t>
@@ -741,28 +841,13 @@
     <w:p>
       <w:pPr>
         <w:keepNext/>
-        <w:pBdr>
-          <w:bottom w:val="single" w:sz="8" w:color="1F4E79" w:space="4"/>
-        </w:pBdr>
-        <w:tabs>
-          <w:tab w:pos="482" w:val="left"/>
-        </w:tabs>
-        <w:spacing w:before="360" w:after="160"/>
+        <w:spacing w:before="200" w:after="100"/>
       </w:pPr>
       <w:r>
         <w:rPr>
           <w:b/>
-          <w:color w:val="2A78D6"/>
-          <w:sz w:val="18"/>
-        </w:rPr>
-        <w:t>01</w:t>
-        <w:tab/>
-      </w:r>
-      <w:r>
-        <w:rPr>
-          <w:b/>
-          <w:color w:val="1F4E79"/>
-          <w:sz w:val="28"/>
+          <w:color w:val="12355B"/>
+          <w:sz w:val="26"/>
         </w:rPr>
         <w:t>Quick summary</w:t>
       </w:r>
@@ -972,7 +1057,7 @@
       <w:pPr>
         <w:keepNext/>
         <w:pBdr>
-          <w:bottom w:val="single" w:sz="8" w:color="1F4E79" w:space="4"/>
+          <w:bottom w:val="single" w:sz="8" w:color="12355B" w:space="4"/>
         </w:pBdr>
         <w:tabs>
           <w:tab w:pos="482" w:val="left"/>
@@ -985,13 +1070,13 @@
           <w:color w:val="2A78D6"/>
           <w:sz w:val="18"/>
         </w:rPr>
-        <w:t>02</w:t>
+        <w:t>01</w:t>
         <w:tab/>
       </w:r>
       <w:r>
         <w:rPr>
           <w:b/>
-          <w:color w:val="1F4E79"/>
+          <w:color w:val="12355B"/>
           <w:sz w:val="28"/>
         </w:rPr>
         <w:t>Instruments held and ISINs</w:t>
@@ -1018,24 +1103,23 @@
         <w:tblLook w:firstColumn="1" w:firstRow="1" w:lastColumn="0" w:lastRow="0" w:noHBand="0" w:noVBand="1" w:val="04A0"/>
       </w:tblPr>
       <w:tblGrid>
-        <w:gridCol w:w="1513"/>
+        <w:gridCol w:w="1457"/>
         <w:gridCol w:w="2241"/>
-        <w:gridCol w:w="840"/>
+        <w:gridCol w:w="1064"/>
         <w:gridCol w:w="1120"/>
         <w:gridCol w:w="1569"/>
-        <w:gridCol w:w="2353"/>
+        <w:gridCol w:w="2185"/>
       </w:tblGrid>
       <w:tr>
         <w:tc>
           <w:tcPr>
-            <w:tcW w:type="dxa" w:w="1513"/>
+            <w:tcW w:type="dxa" w:w="1457"/>
             <w:tcBorders>
-              <w:top w:val="single" w:sz="12" w:color="1F4E79" w:space="0"/>
+              <w:top w:val="nil"/>
               <w:left w:val="nil"/>
-              <w:bottom w:val="single" w:sz="4" w:color="C9D3DE" w:space="0"/>
+              <w:bottom w:val="single" w:sz="8" w:color="12355B" w:space="0"/>
               <w:right w:val="nil"/>
             </w:tcBorders>
-            <w:shd w:val="clear" w:color="auto" w:fill="EAF1F8"/>
           </w:tcPr>
           <w:p>
             <w:pPr>
@@ -1045,8 +1129,8 @@
               <w:rPr>
                 <w:b/>
                 <w:caps/>
-                <w:color w:val="1F4E79"/>
-                <w:sz w:val="16"/>
+                <w:color w:val="667085"/>
+                <w:sz w:val="14"/>
               </w:rPr>
               <w:t>ISIN</w:t>
             </w:r>
@@ -1056,12 +1140,11 @@
           <w:tcPr>
             <w:tcW w:type="dxa" w:w="2241"/>
             <w:tcBorders>
-              <w:top w:val="single" w:sz="12" w:color="1F4E79" w:space="0"/>
+              <w:top w:val="nil"/>
               <w:left w:val="nil"/>
-              <w:bottom w:val="single" w:sz="4" w:color="C9D3DE" w:space="0"/>
+              <w:bottom w:val="single" w:sz="8" w:color="12355B" w:space="0"/>
               <w:right w:val="nil"/>
             </w:tcBorders>
-            <w:shd w:val="clear" w:color="auto" w:fill="EAF1F8"/>
           </w:tcPr>
           <w:p>
             <w:pPr>
@@ -1071,8 +1154,8 @@
               <w:rPr>
                 <w:b/>
                 <w:caps/>
-                <w:color w:val="1F4E79"/>
-                <w:sz w:val="16"/>
+                <w:color w:val="667085"/>
+                <w:sz w:val="14"/>
               </w:rPr>
               <w:t>Instrument</w:t>
             </w:r>
@@ -1080,14 +1163,13 @@
         </w:tc>
         <w:tc>
           <w:tcPr>
-            <w:tcW w:type="dxa" w:w="841"/>
+            <w:tcW w:type="dxa" w:w="1065"/>
             <w:tcBorders>
-              <w:top w:val="single" w:sz="12" w:color="1F4E79" w:space="0"/>
+              <w:top w:val="nil"/>
               <w:left w:val="nil"/>
-              <w:bottom w:val="single" w:sz="4" w:color="C9D3DE" w:space="0"/>
+              <w:bottom w:val="single" w:sz="8" w:color="12355B" w:space="0"/>
               <w:right w:val="nil"/>
             </w:tcBorders>
-            <w:shd w:val="clear" w:color="auto" w:fill="EAF1F8"/>
           </w:tcPr>
           <w:p>
             <w:pPr>
@@ -1098,8 +1180,8 @@
               <w:rPr>
                 <w:b/>
                 <w:caps/>
-                <w:color w:val="1F4E79"/>
-                <w:sz w:val="16"/>
+                <w:color w:val="667085"/>
+                <w:sz w:val="14"/>
               </w:rPr>
               <w:t>Coupon</w:t>
             </w:r>
@@ -1109,12 +1191,11 @@
           <w:tcPr>
             <w:tcW w:type="dxa" w:w="1121"/>
             <w:tcBorders>
-              <w:top w:val="single" w:sz="12" w:color="1F4E79" w:space="0"/>
+              <w:top w:val="nil"/>
               <w:left w:val="nil"/>
-              <w:bottom w:val="single" w:sz="4" w:color="C9D3DE" w:space="0"/>
+              <w:bottom w:val="single" w:sz="8" w:color="12355B" w:space="0"/>
               <w:right w:val="nil"/>
             </w:tcBorders>
-            <w:shd w:val="clear" w:color="auto" w:fill="EAF1F8"/>
           </w:tcPr>
           <w:p>
             <w:pPr>
@@ -1124,8 +1205,8 @@
               <w:rPr>
                 <w:b/>
                 <w:caps/>
-                <w:color w:val="1F4E79"/>
-                <w:sz w:val="16"/>
+                <w:color w:val="667085"/>
+                <w:sz w:val="14"/>
               </w:rPr>
               <w:t>Maturity</w:t>
             </w:r>
@@ -1135,12 +1216,11 @@
           <w:tcPr>
             <w:tcW w:type="dxa" w:w="1569"/>
             <w:tcBorders>
-              <w:top w:val="single" w:sz="12" w:color="1F4E79" w:space="0"/>
+              <w:top w:val="nil"/>
               <w:left w:val="nil"/>
-              <w:bottom w:val="single" w:sz="4" w:color="C9D3DE" w:space="0"/>
+              <w:bottom w:val="single" w:sz="8" w:color="12355B" w:space="0"/>
               <w:right w:val="nil"/>
             </w:tcBorders>
-            <w:shd w:val="clear" w:color="auto" w:fill="EAF1F8"/>
           </w:tcPr>
           <w:p>
             <w:pPr>
@@ -1150,8 +1230,8 @@
               <w:rPr>
                 <w:b/>
                 <w:caps/>
-                <w:color w:val="1F4E79"/>
-                <w:sz w:val="16"/>
+                <w:color w:val="667085"/>
+                <w:sz w:val="14"/>
               </w:rPr>
               <w:t>Issue rating</w:t>
             </w:r>
@@ -1159,14 +1239,13 @@
         </w:tc>
         <w:tc>
           <w:tcPr>
-            <w:tcW w:type="dxa" w:w="2353"/>
+            <w:tcW w:type="dxa" w:w="2185"/>
             <w:tcBorders>
-              <w:top w:val="single" w:sz="12" w:color="1F4E79" w:space="0"/>
+              <w:top w:val="nil"/>
               <w:left w:val="nil"/>
-              <w:bottom w:val="single" w:sz="4" w:color="C9D3DE" w:space="0"/>
+              <w:bottom w:val="single" w:sz="8" w:color="12355B" w:space="0"/>
               <w:right w:val="nil"/>
             </w:tcBorders>
-            <w:shd w:val="clear" w:color="auto" w:fill="EAF1F8"/>
           </w:tcPr>
           <w:p>
             <w:pPr>
@@ -1176,8 +1255,8 @@
               <w:rPr>
                 <w:b/>
                 <w:caps/>
-                <w:color w:val="1F4E79"/>
-                <w:sz w:val="16"/>
+                <w:color w:val="667085"/>
+                <w:sz w:val="14"/>
               </w:rPr>
               <w:t>Note</w:t>
             </w:r>
@@ -1187,11 +1266,11 @@
       <w:tr>
         <w:tc>
           <w:tcPr>
-            <w:tcW w:type="dxa" w:w="1513"/>
+            <w:tcW w:type="dxa" w:w="1457"/>
             <w:tcBorders>
               <w:top w:val="nil"/>
               <w:left w:val="nil"/>
-              <w:bottom w:val="single" w:sz="4" w:color="DDE3EA" w:space="0"/>
+              <w:bottom w:val="single" w:sz="4" w:color="E6EAF0" w:space="0"/>
               <w:right w:val="nil"/>
             </w:tcBorders>
           </w:tcPr>
@@ -1214,7 +1293,7 @@
             <w:tcBorders>
               <w:top w:val="nil"/>
               <w:left w:val="nil"/>
-              <w:bottom w:val="single" w:sz="4" w:color="DDE3EA" w:space="0"/>
+              <w:bottom w:val="single" w:sz="4" w:color="E6EAF0" w:space="0"/>
               <w:right w:val="nil"/>
             </w:tcBorders>
           </w:tcPr>
@@ -1233,11 +1312,11 @@
         </w:tc>
         <w:tc>
           <w:tcPr>
-            <w:tcW w:type="dxa" w:w="841"/>
+            <w:tcW w:type="dxa" w:w="1065"/>
             <w:tcBorders>
               <w:top w:val="nil"/>
               <w:left w:val="nil"/>
-              <w:bottom w:val="single" w:sz="4" w:color="DDE3EA" w:space="0"/>
+              <w:bottom w:val="single" w:sz="4" w:color="E6EAF0" w:space="0"/>
               <w:right w:val="nil"/>
             </w:tcBorders>
           </w:tcPr>
@@ -1261,7 +1340,7 @@
             <w:tcBorders>
               <w:top w:val="nil"/>
               <w:left w:val="nil"/>
-              <w:bottom w:val="single" w:sz="4" w:color="DDE3EA" w:space="0"/>
+              <w:bottom w:val="single" w:sz="4" w:color="E6EAF0" w:space="0"/>
               <w:right w:val="nil"/>
             </w:tcBorders>
           </w:tcPr>
@@ -1284,7 +1363,7 @@
             <w:tcBorders>
               <w:top w:val="nil"/>
               <w:left w:val="nil"/>
-              <w:bottom w:val="single" w:sz="4" w:color="DDE3EA" w:space="0"/>
+              <w:bottom w:val="single" w:sz="4" w:color="E6EAF0" w:space="0"/>
               <w:right w:val="nil"/>
             </w:tcBorders>
           </w:tcPr>
@@ -1303,11 +1382,11 @@
         </w:tc>
         <w:tc>
           <w:tcPr>
-            <w:tcW w:type="dxa" w:w="2353"/>
+            <w:tcW w:type="dxa" w:w="2185"/>
             <w:tcBorders>
               <w:top w:val="nil"/>
               <w:left w:val="nil"/>
-              <w:bottom w:val="single" w:sz="4" w:color="DDE3EA" w:space="0"/>
+              <w:bottom w:val="single" w:sz="4" w:color="E6EAF0" w:space="0"/>
               <w:right w:val="nil"/>
             </w:tcBorders>
           </w:tcPr>
@@ -1335,7 +1414,7 @@
       <w:pPr>
         <w:keepNext/>
         <w:pBdr>
-          <w:bottom w:val="single" w:sz="8" w:color="1F4E79" w:space="4"/>
+          <w:bottom w:val="single" w:sz="8" w:color="12355B" w:space="4"/>
         </w:pBdr>
         <w:tabs>
           <w:tab w:pos="482" w:val="left"/>
@@ -1348,13 +1427,13 @@
           <w:color w:val="2A78D6"/>
           <w:sz w:val="18"/>
         </w:rPr>
-        <w:t>03</w:t>
+        <w:t>02</w:t>
         <w:tab/>
       </w:r>
       <w:r>
         <w:rPr>
           <w:b/>
-          <w:color w:val="1F4E79"/>
+          <w:color w:val="12355B"/>
           <w:sz w:val="28"/>
         </w:rPr>
         <w:t>Key ratios</w:t>
@@ -1391,12 +1470,11 @@
           <w:tcPr>
             <w:tcW w:type="dxa" w:w="3768"/>
             <w:tcBorders>
-              <w:top w:val="single" w:sz="12" w:color="1F4E79" w:space="0"/>
+              <w:top w:val="nil"/>
               <w:left w:val="nil"/>
-              <w:bottom w:val="single" w:sz="4" w:color="C9D3DE" w:space="0"/>
+              <w:bottom w:val="single" w:sz="8" w:color="12355B" w:space="0"/>
               <w:right w:val="nil"/>
             </w:tcBorders>
-            <w:shd w:val="clear" w:color="auto" w:fill="EAF1F8"/>
           </w:tcPr>
           <w:p>
             <w:pPr>
@@ -1406,8 +1484,8 @@
               <w:rPr>
                 <w:b/>
                 <w:caps/>
-                <w:color w:val="1F4E79"/>
-                <w:sz w:val="16"/>
+                <w:color w:val="667085"/>
+                <w:sz w:val="14"/>
               </w:rPr>
               <w:t>Metric</w:t>
             </w:r>
@@ -1417,12 +1495,11 @@
           <w:tcPr>
             <w:tcW w:type="dxa" w:w="1522"/>
             <w:tcBorders>
-              <w:top w:val="single" w:sz="12" w:color="1F4E79" w:space="0"/>
+              <w:top w:val="nil"/>
               <w:left w:val="nil"/>
-              <w:bottom w:val="single" w:sz="4" w:color="C9D3DE" w:space="0"/>
+              <w:bottom w:val="single" w:sz="8" w:color="12355B" w:space="0"/>
               <w:right w:val="nil"/>
             </w:tcBorders>
-            <w:shd w:val="clear" w:color="auto" w:fill="EAF1F8"/>
           </w:tcPr>
           <w:p>
             <w:pPr>
@@ -1433,8 +1510,8 @@
               <w:rPr>
                 <w:b/>
                 <w:caps/>
-                <w:color w:val="1F4E79"/>
-                <w:sz w:val="16"/>
+                <w:color w:val="667085"/>
+                <w:sz w:val="14"/>
               </w:rPr>
               <w:t>FY2025</w:t>
             </w:r>
@@ -1444,12 +1521,11 @@
           <w:tcPr>
             <w:tcW w:type="dxa" w:w="1522"/>
             <w:tcBorders>
-              <w:top w:val="single" w:sz="12" w:color="1F4E79" w:space="0"/>
+              <w:top w:val="nil"/>
               <w:left w:val="nil"/>
-              <w:bottom w:val="single" w:sz="4" w:color="C9D3DE" w:space="0"/>
+              <w:bottom w:val="single" w:sz="8" w:color="12355B" w:space="0"/>
               <w:right w:val="nil"/>
             </w:tcBorders>
-            <w:shd w:val="clear" w:color="auto" w:fill="EAF1F8"/>
           </w:tcPr>
           <w:p>
             <w:pPr>
@@ -1460,8 +1536,8 @@
               <w:rPr>
                 <w:b/>
                 <w:caps/>
-                <w:color w:val="1F4E79"/>
-                <w:sz w:val="16"/>
+                <w:color w:val="667085"/>
+                <w:sz w:val="14"/>
               </w:rPr>
               <w:t>6M2026</w:t>
             </w:r>
@@ -1471,12 +1547,11 @@
           <w:tcPr>
             <w:tcW w:type="dxa" w:w="2826"/>
             <w:tcBorders>
-              <w:top w:val="single" w:sz="12" w:color="1F4E79" w:space="0"/>
+              <w:top w:val="nil"/>
               <w:left w:val="nil"/>
-              <w:bottom w:val="single" w:sz="4" w:color="C9D3DE" w:space="0"/>
+              <w:bottom w:val="single" w:sz="8" w:color="12355B" w:space="0"/>
               <w:right w:val="nil"/>
             </w:tcBorders>
-            <w:shd w:val="clear" w:color="auto" w:fill="EAF1F8"/>
           </w:tcPr>
           <w:p>
             <w:pPr>
@@ -1487,8 +1562,8 @@
               <w:rPr>
                 <w:b/>
                 <w:caps/>
-                <w:color w:val="1F4E79"/>
-                <w:sz w:val="16"/>
+                <w:color w:val="667085"/>
+                <w:sz w:val="14"/>
               </w:rPr>
               <w:t>Change</w:t>
             </w:r>
@@ -1502,7 +1577,7 @@
             <w:tcBorders>
               <w:top w:val="nil"/>
               <w:left w:val="nil"/>
-              <w:bottom w:val="single" w:sz="4" w:color="DDE3EA" w:space="0"/>
+              <w:bottom w:val="single" w:sz="4" w:color="E6EAF0" w:space="0"/>
               <w:right w:val="nil"/>
             </w:tcBorders>
           </w:tcPr>
@@ -1552,7 +1627,7 @@
             <w:tcBorders>
               <w:top w:val="nil"/>
               <w:left w:val="nil"/>
-              <w:bottom w:val="single" w:sz="4" w:color="DDE3EA" w:space="0"/>
+              <w:bottom w:val="single" w:sz="4" w:color="E6EAF0" w:space="0"/>
               <w:right w:val="nil"/>
             </w:tcBorders>
           </w:tcPr>
@@ -1576,7 +1651,7 @@
             <w:tcBorders>
               <w:top w:val="nil"/>
               <w:left w:val="nil"/>
-              <w:bottom w:val="single" w:sz="4" w:color="DDE3EA" w:space="0"/>
+              <w:bottom w:val="single" w:sz="4" w:color="E6EAF0" w:space="0"/>
               <w:right w:val="nil"/>
             </w:tcBorders>
           </w:tcPr>
@@ -1600,7 +1675,7 @@
             <w:tcBorders>
               <w:top w:val="nil"/>
               <w:left w:val="nil"/>
-              <w:bottom w:val="single" w:sz="4" w:color="DDE3EA" w:space="0"/>
+              <w:bottom w:val="single" w:sz="4" w:color="E6EAF0" w:space="0"/>
               <w:right w:val="nil"/>
             </w:tcBorders>
           </w:tcPr>
@@ -1627,7 +1702,7 @@
             <w:tcBorders>
               <w:top w:val="nil"/>
               <w:left w:val="nil"/>
-              <w:bottom w:val="single" w:sz="4" w:color="DDE3EA" w:space="0"/>
+              <w:bottom w:val="single" w:sz="4" w:color="E6EAF0" w:space="0"/>
               <w:right w:val="nil"/>
             </w:tcBorders>
           </w:tcPr>
@@ -1677,7 +1752,7 @@
             <w:tcBorders>
               <w:top w:val="nil"/>
               <w:left w:val="nil"/>
-              <w:bottom w:val="single" w:sz="4" w:color="DDE3EA" w:space="0"/>
+              <w:bottom w:val="single" w:sz="4" w:color="E6EAF0" w:space="0"/>
               <w:right w:val="nil"/>
             </w:tcBorders>
           </w:tcPr>
@@ -1701,7 +1776,7 @@
             <w:tcBorders>
               <w:top w:val="nil"/>
               <w:left w:val="nil"/>
-              <w:bottom w:val="single" w:sz="4" w:color="DDE3EA" w:space="0"/>
+              <w:bottom w:val="single" w:sz="4" w:color="E6EAF0" w:space="0"/>
               <w:right w:val="nil"/>
             </w:tcBorders>
           </w:tcPr>
@@ -1725,7 +1800,7 @@
             <w:tcBorders>
               <w:top w:val="nil"/>
               <w:left w:val="nil"/>
-              <w:bottom w:val="single" w:sz="4" w:color="DDE3EA" w:space="0"/>
+              <w:bottom w:val="single" w:sz="4" w:color="E6EAF0" w:space="0"/>
               <w:right w:val="nil"/>
             </w:tcBorders>
           </w:tcPr>
@@ -1752,7 +1827,7 @@
             <w:tcBorders>
               <w:top w:val="nil"/>
               <w:left w:val="nil"/>
-              <w:bottom w:val="single" w:sz="4" w:color="DDE3EA" w:space="0"/>
+              <w:bottom w:val="single" w:sz="4" w:color="E6EAF0" w:space="0"/>
               <w:right w:val="nil"/>
             </w:tcBorders>
           </w:tcPr>
@@ -1802,7 +1877,7 @@
             <w:tcBorders>
               <w:top w:val="nil"/>
               <w:left w:val="nil"/>
-              <w:bottom w:val="single" w:sz="4" w:color="DDE3EA" w:space="0"/>
+              <w:bottom w:val="single" w:sz="4" w:color="E6EAF0" w:space="0"/>
               <w:right w:val="nil"/>
             </w:tcBorders>
           </w:tcPr>
@@ -1826,7 +1901,7 @@
             <w:tcBorders>
               <w:top w:val="nil"/>
               <w:left w:val="nil"/>
-              <w:bottom w:val="single" w:sz="4" w:color="DDE3EA" w:space="0"/>
+              <w:bottom w:val="single" w:sz="4" w:color="E6EAF0" w:space="0"/>
               <w:right w:val="nil"/>
             </w:tcBorders>
           </w:tcPr>
@@ -1850,7 +1925,7 @@
             <w:tcBorders>
               <w:top w:val="nil"/>
               <w:left w:val="nil"/>
-              <w:bottom w:val="single" w:sz="4" w:color="DDE3EA" w:space="0"/>
+              <w:bottom w:val="single" w:sz="4" w:color="E6EAF0" w:space="0"/>
               <w:right w:val="nil"/>
             </w:tcBorders>
           </w:tcPr>
@@ -1877,7 +1952,7 @@
             <w:tcBorders>
               <w:top w:val="nil"/>
               <w:left w:val="nil"/>
-              <w:bottom w:val="single" w:sz="4" w:color="DDE3EA" w:space="0"/>
+              <w:bottom w:val="single" w:sz="4" w:color="E6EAF0" w:space="0"/>
               <w:right w:val="nil"/>
             </w:tcBorders>
           </w:tcPr>
@@ -1927,7 +2002,7 @@
             <w:tcBorders>
               <w:top w:val="nil"/>
               <w:left w:val="nil"/>
-              <w:bottom w:val="single" w:sz="4" w:color="DDE3EA" w:space="0"/>
+              <w:bottom w:val="single" w:sz="4" w:color="E6EAF0" w:space="0"/>
               <w:right w:val="nil"/>
             </w:tcBorders>
           </w:tcPr>
@@ -1951,7 +2026,7 @@
             <w:tcBorders>
               <w:top w:val="nil"/>
               <w:left w:val="nil"/>
-              <w:bottom w:val="single" w:sz="4" w:color="DDE3EA" w:space="0"/>
+              <w:bottom w:val="single" w:sz="4" w:color="E6EAF0" w:space="0"/>
               <w:right w:val="nil"/>
             </w:tcBorders>
           </w:tcPr>
@@ -1975,7 +2050,7 @@
             <w:tcBorders>
               <w:top w:val="nil"/>
               <w:left w:val="nil"/>
-              <w:bottom w:val="single" w:sz="4" w:color="DDE3EA" w:space="0"/>
+              <w:bottom w:val="single" w:sz="4" w:color="E6EAF0" w:space="0"/>
               <w:right w:val="nil"/>
             </w:tcBorders>
           </w:tcPr>
@@ -2002,7 +2077,7 @@
             <w:tcBorders>
               <w:top w:val="nil"/>
               <w:left w:val="nil"/>
-              <w:bottom w:val="single" w:sz="4" w:color="DDE3EA" w:space="0"/>
+              <w:bottom w:val="single" w:sz="4" w:color="E6EAF0" w:space="0"/>
               <w:right w:val="nil"/>
             </w:tcBorders>
           </w:tcPr>
@@ -2052,7 +2127,7 @@
             <w:tcBorders>
               <w:top w:val="nil"/>
               <w:left w:val="nil"/>
-              <w:bottom w:val="single" w:sz="4" w:color="DDE3EA" w:space="0"/>
+              <w:bottom w:val="single" w:sz="4" w:color="E6EAF0" w:space="0"/>
               <w:right w:val="nil"/>
             </w:tcBorders>
           </w:tcPr>
@@ -2076,7 +2151,7 @@
             <w:tcBorders>
               <w:top w:val="nil"/>
               <w:left w:val="nil"/>
-              <w:bottom w:val="single" w:sz="4" w:color="DDE3EA" w:space="0"/>
+              <w:bottom w:val="single" w:sz="4" w:color="E6EAF0" w:space="0"/>
               <w:right w:val="nil"/>
             </w:tcBorders>
           </w:tcPr>
@@ -2100,7 +2175,7 @@
             <w:tcBorders>
               <w:top w:val="nil"/>
               <w:left w:val="nil"/>
-              <w:bottom w:val="single" w:sz="4" w:color="DDE3EA" w:space="0"/>
+              <w:bottom w:val="single" w:sz="4" w:color="E6EAF0" w:space="0"/>
               <w:right w:val="nil"/>
             </w:tcBorders>
           </w:tcPr>
@@ -2127,7 +2202,7 @@
             <w:tcBorders>
               <w:top w:val="nil"/>
               <w:left w:val="nil"/>
-              <w:bottom w:val="single" w:sz="4" w:color="DDE3EA" w:space="0"/>
+              <w:bottom w:val="single" w:sz="4" w:color="E6EAF0" w:space="0"/>
               <w:right w:val="nil"/>
             </w:tcBorders>
           </w:tcPr>
@@ -2177,7 +2252,7 @@
             <w:tcBorders>
               <w:top w:val="nil"/>
               <w:left w:val="nil"/>
-              <w:bottom w:val="single" w:sz="4" w:color="DDE3EA" w:space="0"/>
+              <w:bottom w:val="single" w:sz="4" w:color="E6EAF0" w:space="0"/>
               <w:right w:val="nil"/>
             </w:tcBorders>
           </w:tcPr>
@@ -2201,7 +2276,7 @@
             <w:tcBorders>
               <w:top w:val="nil"/>
               <w:left w:val="nil"/>
-              <w:bottom w:val="single" w:sz="4" w:color="DDE3EA" w:space="0"/>
+              <w:bottom w:val="single" w:sz="4" w:color="E6EAF0" w:space="0"/>
               <w:right w:val="nil"/>
             </w:tcBorders>
             <w:shd w:val="clear" w:color="auto" w:fill="E3F3E8"/>
@@ -2226,7 +2301,7 @@
             <w:tcBorders>
               <w:top w:val="nil"/>
               <w:left w:val="nil"/>
-              <w:bottom w:val="single" w:sz="4" w:color="DDE3EA" w:space="0"/>
+              <w:bottom w:val="single" w:sz="4" w:color="E6EAF0" w:space="0"/>
               <w:right w:val="nil"/>
             </w:tcBorders>
           </w:tcPr>
@@ -2253,7 +2328,7 @@
             <w:tcBorders>
               <w:top w:val="nil"/>
               <w:left w:val="nil"/>
-              <w:bottom w:val="single" w:sz="4" w:color="DDE3EA" w:space="0"/>
+              <w:bottom w:val="single" w:sz="4" w:color="E6EAF0" w:space="0"/>
               <w:right w:val="nil"/>
             </w:tcBorders>
           </w:tcPr>
@@ -2286,7 +2361,7 @@
             <w:tcBorders>
               <w:top w:val="nil"/>
               <w:left w:val="nil"/>
-              <w:bottom w:val="single" w:sz="4" w:color="DDE3EA" w:space="0"/>
+              <w:bottom w:val="single" w:sz="4" w:color="E6EAF0" w:space="0"/>
               <w:right w:val="nil"/>
             </w:tcBorders>
           </w:tcPr>
@@ -2310,7 +2385,7 @@
             <w:tcBorders>
               <w:top w:val="nil"/>
               <w:left w:val="nil"/>
-              <w:bottom w:val="single" w:sz="4" w:color="DDE3EA" w:space="0"/>
+              <w:bottom w:val="single" w:sz="4" w:color="E6EAF0" w:space="0"/>
               <w:right w:val="nil"/>
             </w:tcBorders>
           </w:tcPr>
@@ -2334,7 +2409,7 @@
             <w:tcBorders>
               <w:top w:val="nil"/>
               <w:left w:val="nil"/>
-              <w:bottom w:val="single" w:sz="4" w:color="DDE3EA" w:space="0"/>
+              <w:bottom w:val="single" w:sz="4" w:color="E6EAF0" w:space="0"/>
               <w:right w:val="nil"/>
             </w:tcBorders>
           </w:tcPr>
@@ -2361,7 +2436,7 @@
             <w:tcBorders>
               <w:top w:val="nil"/>
               <w:left w:val="nil"/>
-              <w:bottom w:val="single" w:sz="4" w:color="DDE3EA" w:space="0"/>
+              <w:bottom w:val="single" w:sz="4" w:color="E6EAF0" w:space="0"/>
               <w:right w:val="nil"/>
             </w:tcBorders>
           </w:tcPr>
@@ -2394,7 +2469,7 @@
             <w:tcBorders>
               <w:top w:val="nil"/>
               <w:left w:val="nil"/>
-              <w:bottom w:val="single" w:sz="4" w:color="DDE3EA" w:space="0"/>
+              <w:bottom w:val="single" w:sz="4" w:color="E6EAF0" w:space="0"/>
               <w:right w:val="nil"/>
             </w:tcBorders>
           </w:tcPr>
@@ -2418,7 +2493,7 @@
             <w:tcBorders>
               <w:top w:val="nil"/>
               <w:left w:val="nil"/>
-              <w:bottom w:val="single" w:sz="4" w:color="DDE3EA" w:space="0"/>
+              <w:bottom w:val="single" w:sz="4" w:color="E6EAF0" w:space="0"/>
               <w:right w:val="nil"/>
             </w:tcBorders>
             <w:shd w:val="clear" w:color="auto" w:fill="FDE7E5"/>
@@ -2443,7 +2518,7 @@
             <w:tcBorders>
               <w:top w:val="nil"/>
               <w:left w:val="nil"/>
-              <w:bottom w:val="single" w:sz="4" w:color="DDE3EA" w:space="0"/>
+              <w:bottom w:val="single" w:sz="4" w:color="E6EAF0" w:space="0"/>
               <w:right w:val="nil"/>
             </w:tcBorders>
           </w:tcPr>
@@ -2470,7 +2545,7 @@
             <w:tcBorders>
               <w:top w:val="nil"/>
               <w:left w:val="nil"/>
-              <w:bottom w:val="single" w:sz="4" w:color="DDE3EA" w:space="0"/>
+              <w:bottom w:val="single" w:sz="4" w:color="E6EAF0" w:space="0"/>
               <w:right w:val="nil"/>
             </w:tcBorders>
           </w:tcPr>
@@ -2503,7 +2578,7 @@
             <w:tcBorders>
               <w:top w:val="nil"/>
               <w:left w:val="nil"/>
-              <w:bottom w:val="single" w:sz="4" w:color="DDE3EA" w:space="0"/>
+              <w:bottom w:val="single" w:sz="4" w:color="E6EAF0" w:space="0"/>
               <w:right w:val="nil"/>
             </w:tcBorders>
           </w:tcPr>
@@ -2527,7 +2602,7 @@
             <w:tcBorders>
               <w:top w:val="nil"/>
               <w:left w:val="nil"/>
-              <w:bottom w:val="single" w:sz="4" w:color="DDE3EA" w:space="0"/>
+              <w:bottom w:val="single" w:sz="4" w:color="E6EAF0" w:space="0"/>
               <w:right w:val="nil"/>
             </w:tcBorders>
           </w:tcPr>
@@ -2551,7 +2626,7 @@
             <w:tcBorders>
               <w:top w:val="nil"/>
               <w:left w:val="nil"/>
-              <w:bottom w:val="single" w:sz="4" w:color="DDE3EA" w:space="0"/>
+              <w:bottom w:val="single" w:sz="4" w:color="E6EAF0" w:space="0"/>
               <w:right w:val="nil"/>
             </w:tcBorders>
           </w:tcPr>
@@ -2584,7 +2659,7 @@
       <w:r>
         <w:rPr>
           <w:b w:val="0"/>
-          <w:color w:val="5F6B7A"/>
+          <w:color w:val="667085"/>
           <w:sz w:val="16"/>
         </w:rPr>
         <w:t>Colours: green change – the metric is improving, red – worsening. Latest-period cell background: green – good level, amber – average, red – weak (tool benchmarks, config/metric_rules.yaml).</w:t>
@@ -2597,7 +2672,7 @@
       <w:r>
         <w:rPr>
           <w:b w:val="0"/>
-          <w:color w:val="5F6B7A"/>
+          <w:color w:val="667085"/>
           <w:sz w:val="16"/>
         </w:rPr>
         <w:t>* – taken from the report summary;  ᶜ – calculated by the tool. Small numbers next to text link to the source (opens the document at the cited page).</w:t>
@@ -2643,7 +2718,7 @@
       <w:pPr>
         <w:keepNext/>
         <w:pBdr>
-          <w:bottom w:val="single" w:sz="8" w:color="1F4E79" w:space="4"/>
+          <w:bottom w:val="single" w:sz="8" w:color="12355B" w:space="4"/>
         </w:pBdr>
         <w:tabs>
           <w:tab w:pos="482" w:val="left"/>
@@ -2656,13 +2731,13 @@
           <w:color w:val="2A78D6"/>
           <w:sz w:val="18"/>
         </w:rPr>
-        <w:t>04</w:t>
+        <w:t>03</w:t>
         <w:tab/>
       </w:r>
       <w:r>
         <w:rPr>
           <w:b/>
-          <w:color w:val="1F4E79"/>
+          <w:color w:val="12355B"/>
           <w:sz w:val="28"/>
         </w:rPr>
         <w:t>Business performance review</w:t>
@@ -2775,7 +2850,7 @@
       <w:pPr>
         <w:keepNext/>
         <w:pBdr>
-          <w:bottom w:val="single" w:sz="8" w:color="1F4E79" w:space="4"/>
+          <w:bottom w:val="single" w:sz="8" w:color="12355B" w:space="4"/>
         </w:pBdr>
         <w:tabs>
           <w:tab w:pos="482" w:val="left"/>
@@ -2788,13 +2863,13 @@
           <w:color w:val="2A78D6"/>
           <w:sz w:val="18"/>
         </w:rPr>
-        <w:t>05</w:t>
+        <w:t>04</w:t>
         <w:tab/>
       </w:r>
       <w:r>
         <w:rPr>
           <w:b/>
-          <w:color w:val="1F4E79"/>
+          <w:color w:val="12355B"/>
           <w:sz w:val="28"/>
         </w:rPr>
         <w:t>Financials</w:t>
@@ -2901,7 +2976,7 @@
       <w:pPr>
         <w:keepNext/>
         <w:pBdr>
-          <w:bottom w:val="single" w:sz="8" w:color="1F4E79" w:space="4"/>
+          <w:bottom w:val="single" w:sz="8" w:color="12355B" w:space="4"/>
         </w:pBdr>
         <w:tabs>
           <w:tab w:pos="482" w:val="left"/>
@@ -2914,13 +2989,13 @@
           <w:color w:val="2A78D6"/>
           <w:sz w:val="18"/>
         </w:rPr>
-        <w:t>06</w:t>
+        <w:t>05</w:t>
         <w:tab/>
       </w:r>
       <w:r>
         <w:rPr>
           <w:b/>
-          <w:color w:val="1F4E79"/>
+          <w:color w:val="12355B"/>
           <w:sz w:val="28"/>
         </w:rPr>
         <w:t>Past plans vs outcomes</w:t>
@@ -2957,12 +3032,11 @@
           <w:tcPr>
             <w:tcW w:type="dxa" w:w="2578"/>
             <w:tcBorders>
-              <w:top w:val="single" w:sz="12" w:color="1F4E79" w:space="0"/>
+              <w:top w:val="nil"/>
               <w:left w:val="nil"/>
-              <w:bottom w:val="single" w:sz="4" w:color="C9D3DE" w:space="0"/>
+              <w:bottom w:val="single" w:sz="8" w:color="12355B" w:space="0"/>
               <w:right w:val="nil"/>
             </w:tcBorders>
-            <w:shd w:val="clear" w:color="auto" w:fill="EAF1F8"/>
           </w:tcPr>
           <w:p>
             <w:pPr>
@@ -2972,8 +3046,8 @@
               <w:rPr>
                 <w:b/>
                 <w:caps/>
-                <w:color w:val="1F4E79"/>
-                <w:sz w:val="16"/>
+                <w:color w:val="667085"/>
+                <w:sz w:val="14"/>
               </w:rPr>
               <w:t>Plan / target</w:t>
             </w:r>
@@ -2983,12 +3057,11 @@
           <w:tcPr>
             <w:tcW w:type="dxa" w:w="2578"/>
             <w:tcBorders>
-              <w:top w:val="single" w:sz="12" w:color="1F4E79" w:space="0"/>
+              <w:top w:val="nil"/>
               <w:left w:val="nil"/>
-              <w:bottom w:val="single" w:sz="4" w:color="C9D3DE" w:space="0"/>
+              <w:bottom w:val="single" w:sz="8" w:color="12355B" w:space="0"/>
               <w:right w:val="nil"/>
             </w:tcBorders>
-            <w:shd w:val="clear" w:color="auto" w:fill="EAF1F8"/>
           </w:tcPr>
           <w:p>
             <w:pPr>
@@ -2998,8 +3071,8 @@
               <w:rPr>
                 <w:b/>
                 <w:caps/>
-                <w:color w:val="1F4E79"/>
-                <w:sz w:val="16"/>
+                <w:color w:val="667085"/>
+                <w:sz w:val="14"/>
               </w:rPr>
               <w:t>Outcome</w:t>
             </w:r>
@@ -3009,12 +3082,11 @@
           <w:tcPr>
             <w:tcW w:type="dxa" w:w="3138"/>
             <w:tcBorders>
-              <w:top w:val="single" w:sz="12" w:color="1F4E79" w:space="0"/>
+              <w:top w:val="nil"/>
               <w:left w:val="nil"/>
-              <w:bottom w:val="single" w:sz="4" w:color="C9D3DE" w:space="0"/>
+              <w:bottom w:val="single" w:sz="8" w:color="12355B" w:space="0"/>
               <w:right w:val="nil"/>
             </w:tcBorders>
-            <w:shd w:val="clear" w:color="auto" w:fill="EAF1F8"/>
           </w:tcPr>
           <w:p>
             <w:pPr>
@@ -3024,8 +3096,8 @@
               <w:rPr>
                 <w:b/>
                 <w:caps/>
-                <w:color w:val="1F4E79"/>
-                <w:sz w:val="16"/>
+                <w:color w:val="667085"/>
+                <w:sz w:val="14"/>
               </w:rPr>
               <w:t>What changed and why</w:t>
             </w:r>
@@ -3035,12 +3107,11 @@
           <w:tcPr>
             <w:tcW w:type="dxa" w:w="1345"/>
             <w:tcBorders>
-              <w:top w:val="single" w:sz="12" w:color="1F4E79" w:space="0"/>
+              <w:top w:val="nil"/>
               <w:left w:val="nil"/>
-              <w:bottom w:val="single" w:sz="4" w:color="C9D3DE" w:space="0"/>
+              <w:bottom w:val="single" w:sz="8" w:color="12355B" w:space="0"/>
               <w:right w:val="nil"/>
             </w:tcBorders>
-            <w:shd w:val="clear" w:color="auto" w:fill="EAF1F8"/>
           </w:tcPr>
           <w:p>
             <w:pPr>
@@ -3050,8 +3121,8 @@
               <w:rPr>
                 <w:b/>
                 <w:caps/>
-                <w:color w:val="1F4E79"/>
-                <w:sz w:val="16"/>
+                <w:color w:val="667085"/>
+                <w:sz w:val="14"/>
               </w:rPr>
               <w:t>Status</w:t>
             </w:r>
@@ -3065,7 +3136,7 @@
             <w:tcBorders>
               <w:top w:val="nil"/>
               <w:left w:val="nil"/>
-              <w:bottom w:val="single" w:sz="4" w:color="DDE3EA" w:space="0"/>
+              <w:bottom w:val="single" w:sz="4" w:color="E6EAF0" w:space="0"/>
               <w:right w:val="nil"/>
             </w:tcBorders>
           </w:tcPr>
@@ -3088,7 +3159,7 @@
             <w:tcBorders>
               <w:top w:val="nil"/>
               <w:left w:val="nil"/>
-              <w:bottom w:val="single" w:sz="4" w:color="DDE3EA" w:space="0"/>
+              <w:bottom w:val="single" w:sz="4" w:color="E6EAF0" w:space="0"/>
               <w:right w:val="nil"/>
             </w:tcBorders>
           </w:tcPr>
@@ -3138,7 +3209,7 @@
             <w:tcBorders>
               <w:top w:val="nil"/>
               <w:left w:val="nil"/>
-              <w:bottom w:val="single" w:sz="4" w:color="DDE3EA" w:space="0"/>
+              <w:bottom w:val="single" w:sz="4" w:color="E6EAF0" w:space="0"/>
               <w:right w:val="nil"/>
             </w:tcBorders>
           </w:tcPr>
@@ -3178,7 +3249,7 @@
             <w:tcBorders>
               <w:top w:val="nil"/>
               <w:left w:val="nil"/>
-              <w:bottom w:val="single" w:sz="4" w:color="DDE3EA" w:space="0"/>
+              <w:bottom w:val="single" w:sz="4" w:color="E6EAF0" w:space="0"/>
               <w:right w:val="nil"/>
             </w:tcBorders>
             <w:shd w:val="clear" w:color="auto" w:fill="E3F3E8"/>
@@ -3204,7 +3275,7 @@
             <w:tcBorders>
               <w:top w:val="nil"/>
               <w:left w:val="nil"/>
-              <w:bottom w:val="single" w:sz="4" w:color="DDE3EA" w:space="0"/>
+              <w:bottom w:val="single" w:sz="4" w:color="E6EAF0" w:space="0"/>
               <w:right w:val="nil"/>
             </w:tcBorders>
           </w:tcPr>
@@ -3227,7 +3298,7 @@
             <w:tcBorders>
               <w:top w:val="nil"/>
               <w:left w:val="nil"/>
-              <w:bottom w:val="single" w:sz="4" w:color="DDE3EA" w:space="0"/>
+              <w:bottom w:val="single" w:sz="4" w:color="E6EAF0" w:space="0"/>
               <w:right w:val="nil"/>
             </w:tcBorders>
           </w:tcPr>
@@ -3277,7 +3348,7 @@
             <w:tcBorders>
               <w:top w:val="nil"/>
               <w:left w:val="nil"/>
-              <w:bottom w:val="single" w:sz="4" w:color="DDE3EA" w:space="0"/>
+              <w:bottom w:val="single" w:sz="4" w:color="E6EAF0" w:space="0"/>
               <w:right w:val="nil"/>
             </w:tcBorders>
           </w:tcPr>
@@ -3317,7 +3388,7 @@
             <w:tcBorders>
               <w:top w:val="nil"/>
               <w:left w:val="nil"/>
-              <w:bottom w:val="single" w:sz="4" w:color="DDE3EA" w:space="0"/>
+              <w:bottom w:val="single" w:sz="4" w:color="E6EAF0" w:space="0"/>
               <w:right w:val="nil"/>
             </w:tcBorders>
             <w:shd w:val="clear" w:color="auto" w:fill="E3F3E8"/>
@@ -3343,7 +3414,7 @@
             <w:tcBorders>
               <w:top w:val="nil"/>
               <w:left w:val="nil"/>
-              <w:bottom w:val="single" w:sz="4" w:color="DDE3EA" w:space="0"/>
+              <w:bottom w:val="single" w:sz="4" w:color="E6EAF0" w:space="0"/>
               <w:right w:val="nil"/>
             </w:tcBorders>
           </w:tcPr>
@@ -3366,7 +3437,7 @@
             <w:tcBorders>
               <w:top w:val="nil"/>
               <w:left w:val="nil"/>
-              <w:bottom w:val="single" w:sz="4" w:color="DDE3EA" w:space="0"/>
+              <w:bottom w:val="single" w:sz="4" w:color="E6EAF0" w:space="0"/>
               <w:right w:val="nil"/>
             </w:tcBorders>
           </w:tcPr>
@@ -3399,7 +3470,7 @@
             <w:tcBorders>
               <w:top w:val="nil"/>
               <w:left w:val="nil"/>
-              <w:bottom w:val="single" w:sz="4" w:color="DDE3EA" w:space="0"/>
+              <w:bottom w:val="single" w:sz="4" w:color="E6EAF0" w:space="0"/>
               <w:right w:val="nil"/>
             </w:tcBorders>
           </w:tcPr>
@@ -3439,7 +3510,7 @@
             <w:tcBorders>
               <w:top w:val="nil"/>
               <w:left w:val="nil"/>
-              <w:bottom w:val="single" w:sz="4" w:color="DDE3EA" w:space="0"/>
+              <w:bottom w:val="single" w:sz="4" w:color="E6EAF0" w:space="0"/>
               <w:right w:val="nil"/>
             </w:tcBorders>
             <w:shd w:val="clear" w:color="auto" w:fill="EAF1F8"/>
@@ -3465,7 +3536,7 @@
             <w:tcBorders>
               <w:top w:val="nil"/>
               <w:left w:val="nil"/>
-              <w:bottom w:val="single" w:sz="4" w:color="DDE3EA" w:space="0"/>
+              <w:bottom w:val="single" w:sz="4" w:color="E6EAF0" w:space="0"/>
               <w:right w:val="nil"/>
             </w:tcBorders>
           </w:tcPr>
@@ -3488,7 +3559,7 @@
             <w:tcBorders>
               <w:top w:val="nil"/>
               <w:left w:val="nil"/>
-              <w:bottom w:val="single" w:sz="4" w:color="DDE3EA" w:space="0"/>
+              <w:bottom w:val="single" w:sz="4" w:color="E6EAF0" w:space="0"/>
               <w:right w:val="nil"/>
             </w:tcBorders>
           </w:tcPr>
@@ -3521,7 +3592,7 @@
             <w:tcBorders>
               <w:top w:val="nil"/>
               <w:left w:val="nil"/>
-              <w:bottom w:val="single" w:sz="4" w:color="DDE3EA" w:space="0"/>
+              <w:bottom w:val="single" w:sz="4" w:color="E6EAF0" w:space="0"/>
               <w:right w:val="nil"/>
             </w:tcBorders>
           </w:tcPr>
@@ -3561,7 +3632,7 @@
             <w:tcBorders>
               <w:top w:val="nil"/>
               <w:left w:val="nil"/>
-              <w:bottom w:val="single" w:sz="4" w:color="DDE3EA" w:space="0"/>
+              <w:bottom w:val="single" w:sz="4" w:color="E6EAF0" w:space="0"/>
               <w:right w:val="nil"/>
             </w:tcBorders>
             <w:shd w:val="clear" w:color="auto" w:fill="EAF1F8"/>
@@ -3590,7 +3661,7 @@
       <w:pPr>
         <w:keepNext/>
         <w:pBdr>
-          <w:bottom w:val="single" w:sz="8" w:color="1F4E79" w:space="4"/>
+          <w:bottom w:val="single" w:sz="8" w:color="12355B" w:space="4"/>
         </w:pBdr>
         <w:tabs>
           <w:tab w:pos="482" w:val="left"/>
@@ -3603,13 +3674,13 @@
           <w:color w:val="2A78D6"/>
           <w:sz w:val="18"/>
         </w:rPr>
-        <w:t>07</w:t>
+        <w:t>06</w:t>
         <w:tab/>
       </w:r>
       <w:r>
         <w:rPr>
           <w:b/>
-          <w:color w:val="1F4E79"/>
+          <w:color w:val="12355B"/>
           <w:sz w:val="28"/>
         </w:rPr>
         <w:t>Investor information &amp; conclusions</w:t>
@@ -3838,7 +3909,1092 @@
       <w:pPr>
         <w:keepNext/>
         <w:pBdr>
-          <w:bottom w:val="single" w:sz="8" w:color="1F4E79" w:space="4"/>
+          <w:bottom w:val="single" w:sz="8" w:color="12355B" w:space="4"/>
+        </w:pBdr>
+        <w:tabs>
+          <w:tab w:pos="482" w:val="left"/>
+        </w:tabs>
+        <w:spacing w:before="360" w:after="160"/>
+      </w:pPr>
+      <w:r>
+        <w:rPr>
+          <w:b/>
+          <w:color w:val="2A78D6"/>
+          <w:sz w:val="18"/>
+        </w:rPr>
+        <w:t>07</w:t>
+        <w:tab/>
+      </w:r>
+      <w:r>
+        <w:rPr>
+          <w:b/>
+          <w:color w:val="12355B"/>
+          <w:sz w:val="28"/>
+        </w:rPr>
+        <w:t>Market and environment</w:t>
+      </w:r>
+    </w:p>
+    <w:p>
+      <w:pPr>
+        <w:tabs>
+          <w:tab w:pos="255" w:val="left"/>
+        </w:tabs>
+        <w:spacing w:before="0" w:after="80"/>
+        <w:ind w:left="255" w:hanging="255"/>
+      </w:pPr>
+      <w:r>
+        <w:rPr>
+          <w:b/>
+          <w:color w:val="2A78D6"/>
+          <w:sz w:val="20"/>
+        </w:rPr>
+        <w:t>▪</w:t>
+        <w:tab/>
+      </w:r>
+      <w:r>
+        <w:rPr>
+          <w:b/>
+        </w:rPr>
+        <w:t>Price cuts and costs:</w:t>
+      </w:r>
+      <w:r>
+        <w:rPr>
+          <w:b w:val="0"/>
+        </w:rPr>
+        <w:t xml:space="preserve"> revenue +2.8% to EUR 2.03bn (like-for-like +2.1%), ahead of Baltic food inflation (about 2%)</w:t>
+      </w:r>
+      <w:hyperlink r:id="rId15">
+        <w:r>
+          <w:rPr>
+            <w:color w:val="2A78D6"/>
+            <w:vertAlign w:val="superscript"/>
+            <w:sz w:val="17"/>
+          </w:rPr>
+          <w:t xml:space="preserve">4</w:t>
+        </w:r>
+      </w:hyperlink>
+      <w:r>
+        <w:rPr>
+          <w:b w:val="0"/>
+        </w:rPr>
+        <w:t>. Regular prices were cut on 9,000 products in Lithuania and 4,000 in Latvia</w:t>
+      </w:r>
+      <w:hyperlink r:id="rId15">
+        <w:r>
+          <w:rPr>
+            <w:color w:val="2A78D6"/>
+            <w:vertAlign w:val="superscript"/>
+            <w:sz w:val="17"/>
+          </w:rPr>
+          <w:t xml:space="preserve">4</w:t>
+        </w:r>
+      </w:hyperlink>
+      <w:r>
+        <w:rPr>
+          <w:b w:val="0"/>
+        </w:rPr>
+        <w:t>.</w:t>
+      </w:r>
+    </w:p>
+    <w:p>
+      <w:pPr>
+        <w:tabs>
+          <w:tab w:pos="255" w:val="left"/>
+        </w:tabs>
+        <w:spacing w:before="0" w:after="80"/>
+        <w:ind w:left="255" w:hanging="255"/>
+      </w:pPr>
+      <w:r>
+        <w:rPr>
+          <w:b/>
+          <w:color w:val="2A78D6"/>
+          <w:sz w:val="20"/>
+        </w:rPr>
+        <w:t>▪</w:t>
+        <w:tab/>
+      </w:r>
+      <w:r>
+        <w:rPr>
+          <w:b/>
+        </w:rPr>
+        <w:t>Margin:</w:t>
+      </w:r>
+      <w:r>
+        <w:rPr>
+          <w:b w:val="0"/>
+        </w:rPr>
+        <w:t xml:space="preserve"> EBITDA EUR 169.9m (+0.7m), margin 8.4% (-0.2 pp) mainly due to rising wage, energy and fuel costs, offset by efficiency gains</w:t>
+      </w:r>
+      <w:hyperlink r:id="rId15">
+        <w:r>
+          <w:rPr>
+            <w:color w:val="2A78D6"/>
+            <w:vertAlign w:val="superscript"/>
+            <w:sz w:val="17"/>
+          </w:rPr>
+          <w:t xml:space="preserve">4</w:t>
+        </w:r>
+      </w:hyperlink>
+      <w:r>
+        <w:rPr>
+          <w:b w:val="0"/>
+        </w:rPr>
+        <w:t>.</w:t>
+      </w:r>
+    </w:p>
+    <w:p>
+      <w:pPr>
+        <w:tabs>
+          <w:tab w:pos="255" w:val="left"/>
+        </w:tabs>
+        <w:spacing w:before="0" w:after="80"/>
+        <w:ind w:left="255" w:hanging="255"/>
+      </w:pPr>
+      <w:r>
+        <w:rPr>
+          <w:b/>
+          <w:color w:val="2A78D6"/>
+          <w:sz w:val="20"/>
+        </w:rPr>
+        <w:t>▪</w:t>
+        <w:tab/>
+      </w:r>
+      <w:r>
+        <w:rPr>
+          <w:b/>
+        </w:rPr>
+        <w:t>By country:</w:t>
+      </w:r>
+      <w:r>
+        <w:rPr>
+          <w:b w:val="0"/>
+        </w:rPr>
+        <w:t xml:space="preserve"> Lithuania +4.6%, Latvia +0.6%, Estonia +1.3%, Barbora +0.4%</w:t>
+      </w:r>
+      <w:hyperlink r:id="rId15">
+        <w:r>
+          <w:rPr>
+            <w:color w:val="2A78D6"/>
+            <w:vertAlign w:val="superscript"/>
+            <w:sz w:val="17"/>
+          </w:rPr>
+          <w:t xml:space="preserve">4</w:t>
+        </w:r>
+      </w:hyperlink>
+      <w:r>
+        <w:rPr>
+          <w:b w:val="0"/>
+        </w:rPr>
+        <w:t>.</w:t>
+      </w:r>
+    </w:p>
+    <w:tbl>
+      <w:tblPr>
+        <w:tblW w:w="9639" w:type="dxa"/>
+        <w:tblBorders>
+          <w:top w:val="nil"/>
+          <w:left w:val="nil"/>
+          <w:bottom w:val="nil"/>
+          <w:right w:val="nil"/>
+          <w:insideH w:val="nil"/>
+          <w:insideV w:val="nil"/>
+        </w:tblBorders>
+        <w:tblLayout w:type="fixed"/>
+        <w:tblCellMar>
+          <w:top w:w="70" w:type="dxa"/>
+          <w:left w:w="100" w:type="dxa"/>
+          <w:bottom w:w="70" w:type="dxa"/>
+          <w:right w:w="100" w:type="dxa"/>
+        </w:tblCellMar>
+        <w:tblLook w:firstColumn="1" w:firstRow="1" w:lastColumn="0" w:lastRow="0" w:noHBand="0" w:noVBand="1" w:val="04A0"/>
+      </w:tblPr>
+      <w:tblGrid>
+        <w:gridCol w:w="3515"/>
+        <w:gridCol w:w="1814"/>
+        <w:gridCol w:w="1360"/>
+        <w:gridCol w:w="1360"/>
+        <w:gridCol w:w="1587"/>
+      </w:tblGrid>
+      <w:tr>
+        <w:tc>
+          <w:tcPr>
+            <w:tcW w:type="dxa" w:w="3515"/>
+            <w:tcBorders>
+              <w:top w:val="nil"/>
+              <w:left w:val="nil"/>
+              <w:bottom w:val="single" w:sz="8" w:color="12355B" w:space="0"/>
+              <w:right w:val="nil"/>
+            </w:tcBorders>
+          </w:tcPr>
+          <w:p>
+            <w:pPr>
+              <w:spacing w:before="0" w:after="0"/>
+            </w:pPr>
+            <w:r>
+              <w:rPr>
+                <w:b/>
+                <w:caps/>
+                <w:color w:val="667085"/>
+                <w:sz w:val="14"/>
+              </w:rPr>
+            </w:r>
+          </w:p>
+        </w:tc>
+        <w:tc>
+          <w:tcPr>
+            <w:tcW w:type="dxa" w:w="1814"/>
+            <w:tcBorders>
+              <w:top w:val="nil"/>
+              <w:left w:val="nil"/>
+              <w:bottom w:val="single" w:sz="8" w:color="12355B" w:space="0"/>
+              <w:right w:val="nil"/>
+            </w:tcBorders>
+          </w:tcPr>
+          <w:p>
+            <w:pPr>
+              <w:spacing w:before="0" w:after="0"/>
+              <w:jc w:val="right"/>
+            </w:pPr>
+            <w:r>
+              <w:rPr>
+                <w:b/>
+                <w:caps/>
+                <w:color w:val="667085"/>
+                <w:sz w:val="14"/>
+              </w:rPr>
+              <w:t>Now</w:t>
+            </w:r>
+          </w:p>
+        </w:tc>
+        <w:tc>
+          <w:tcPr>
+            <w:tcW w:type="dxa" w:w="1361"/>
+            <w:tcBorders>
+              <w:top w:val="nil"/>
+              <w:left w:val="nil"/>
+              <w:bottom w:val="single" w:sz="8" w:color="12355B" w:space="0"/>
+              <w:right w:val="nil"/>
+            </w:tcBorders>
+          </w:tcPr>
+          <w:p>
+            <w:pPr>
+              <w:spacing w:before="0" w:after="0"/>
+              <w:jc w:val="right"/>
+            </w:pPr>
+            <w:r>
+              <w:rPr>
+                <w:b/>
+                <w:caps/>
+                <w:color w:val="667085"/>
+                <w:sz w:val="14"/>
+              </w:rPr>
+              <w:t>3 months ago</w:t>
+            </w:r>
+          </w:p>
+        </w:tc>
+        <w:tc>
+          <w:tcPr>
+            <w:tcW w:type="dxa" w:w="1361"/>
+            <w:tcBorders>
+              <w:top w:val="nil"/>
+              <w:left w:val="nil"/>
+              <w:bottom w:val="single" w:sz="8" w:color="12355B" w:space="0"/>
+              <w:right w:val="nil"/>
+            </w:tcBorders>
+          </w:tcPr>
+          <w:p>
+            <w:pPr>
+              <w:spacing w:before="0" w:after="0"/>
+              <w:jc w:val="right"/>
+            </w:pPr>
+            <w:r>
+              <w:rPr>
+                <w:b/>
+                <w:caps/>
+                <w:color w:val="667085"/>
+                <w:sz w:val="14"/>
+              </w:rPr>
+              <w:t>12 months ago</w:t>
+            </w:r>
+          </w:p>
+        </w:tc>
+        <w:tc>
+          <w:tcPr>
+            <w:tcW w:type="dxa" w:w="1587"/>
+            <w:tcBorders>
+              <w:top w:val="nil"/>
+              <w:left w:val="nil"/>
+              <w:bottom w:val="single" w:sz="8" w:color="12355B" w:space="0"/>
+              <w:right w:val="nil"/>
+            </w:tcBorders>
+          </w:tcPr>
+          <w:p>
+            <w:pPr>
+              <w:spacing w:before="0" w:after="0"/>
+              <w:jc w:val="right"/>
+            </w:pPr>
+            <w:r>
+              <w:rPr>
+                <w:b/>
+                <w:caps/>
+                <w:color w:val="667085"/>
+                <w:sz w:val="14"/>
+              </w:rPr>
+              <w:t>12-month change</w:t>
+            </w:r>
+          </w:p>
+        </w:tc>
+      </w:tr>
+      <w:tr>
+        <w:tc>
+          <w:tcPr>
+            <w:tcW w:type="dxa" w:w="3515"/>
+            <w:tcBorders>
+              <w:top w:val="nil"/>
+              <w:left w:val="nil"/>
+              <w:bottom w:val="single" w:sz="4" w:color="E6EAF0" w:space="0"/>
+              <w:right w:val="nil"/>
+            </w:tcBorders>
+          </w:tcPr>
+          <w:p>
+            <w:pPr>
+              <w:spacing w:before="0" w:after="0"/>
+            </w:pPr>
+            <w:r>
+              <w:rPr>
+                <w:b w:val="0"/>
+                <w:sz w:val="17"/>
+              </w:rPr>
+              <w:t>ECB deposit facility rate</w:t>
+            </w:r>
+          </w:p>
+        </w:tc>
+        <w:tc>
+          <w:tcPr>
+            <w:tcW w:type="dxa" w:w="1814"/>
+            <w:tcBorders>
+              <w:top w:val="nil"/>
+              <w:left w:val="nil"/>
+              <w:bottom w:val="single" w:sz="4" w:color="E6EAF0" w:space="0"/>
+              <w:right w:val="nil"/>
+            </w:tcBorders>
+          </w:tcPr>
+          <w:p>
+            <w:pPr>
+              <w:spacing w:before="0" w:after="0"/>
+              <w:jc w:val="right"/>
+            </w:pPr>
+            <w:r>
+              <w:rPr>
+                <w:b w:val="0"/>
+                <w:sz w:val="17"/>
+              </w:rPr>
+              <w:t>2.50% (2026-09)</w:t>
+            </w:r>
+          </w:p>
+        </w:tc>
+        <w:tc>
+          <w:tcPr>
+            <w:tcW w:type="dxa" w:w="1361"/>
+            <w:tcBorders>
+              <w:top w:val="nil"/>
+              <w:left w:val="nil"/>
+              <w:bottom w:val="single" w:sz="4" w:color="E6EAF0" w:space="0"/>
+              <w:right w:val="nil"/>
+            </w:tcBorders>
+          </w:tcPr>
+          <w:p>
+            <w:pPr>
+              <w:spacing w:before="0" w:after="0"/>
+              <w:jc w:val="right"/>
+            </w:pPr>
+            <w:r>
+              <w:rPr>
+                <w:b w:val="0"/>
+                <w:sz w:val="17"/>
+              </w:rPr>
+              <w:t>2.25%</w:t>
+            </w:r>
+          </w:p>
+        </w:tc>
+        <w:tc>
+          <w:tcPr>
+            <w:tcW w:type="dxa" w:w="1361"/>
+            <w:tcBorders>
+              <w:top w:val="nil"/>
+              <w:left w:val="nil"/>
+              <w:bottom w:val="single" w:sz="4" w:color="E6EAF0" w:space="0"/>
+              <w:right w:val="nil"/>
+            </w:tcBorders>
+          </w:tcPr>
+          <w:p>
+            <w:pPr>
+              <w:spacing w:before="0" w:after="0"/>
+              <w:jc w:val="right"/>
+            </w:pPr>
+            <w:r>
+              <w:rPr>
+                <w:b w:val="0"/>
+                <w:sz w:val="17"/>
+              </w:rPr>
+              <w:t>–</w:t>
+            </w:r>
+          </w:p>
+        </w:tc>
+        <w:tc>
+          <w:tcPr>
+            <w:tcW w:type="dxa" w:w="1587"/>
+            <w:tcBorders>
+              <w:top w:val="nil"/>
+              <w:left w:val="nil"/>
+              <w:bottom w:val="single" w:sz="4" w:color="E6EAF0" w:space="0"/>
+              <w:right w:val="nil"/>
+            </w:tcBorders>
+          </w:tcPr>
+          <w:p>
+            <w:pPr>
+              <w:spacing w:before="0" w:after="0"/>
+              <w:jc w:val="right"/>
+            </w:pPr>
+            <w:r>
+              <w:rPr>
+                <w:b w:val="0"/>
+                <w:sz w:val="17"/>
+              </w:rPr>
+              <w:t>–</w:t>
+            </w:r>
+          </w:p>
+        </w:tc>
+      </w:tr>
+      <w:tr>
+        <w:tc>
+          <w:tcPr>
+            <w:tcW w:type="dxa" w:w="3515"/>
+            <w:tcBorders>
+              <w:top w:val="nil"/>
+              <w:left w:val="nil"/>
+              <w:bottom w:val="single" w:sz="4" w:color="E6EAF0" w:space="0"/>
+              <w:right w:val="nil"/>
+            </w:tcBorders>
+          </w:tcPr>
+          <w:p>
+            <w:pPr>
+              <w:spacing w:before="0" w:after="0"/>
+            </w:pPr>
+            <w:r>
+              <w:rPr>
+                <w:b w:val="0"/>
+                <w:sz w:val="17"/>
+              </w:rPr>
+              <w:t>3-month Euribor</w:t>
+            </w:r>
+          </w:p>
+        </w:tc>
+        <w:tc>
+          <w:tcPr>
+            <w:tcW w:type="dxa" w:w="1814"/>
+            <w:tcBorders>
+              <w:top w:val="nil"/>
+              <w:left w:val="nil"/>
+              <w:bottom w:val="single" w:sz="4" w:color="E6EAF0" w:space="0"/>
+              <w:right w:val="nil"/>
+            </w:tcBorders>
+          </w:tcPr>
+          <w:p>
+            <w:pPr>
+              <w:spacing w:before="0" w:after="0"/>
+              <w:jc w:val="right"/>
+            </w:pPr>
+            <w:r>
+              <w:rPr>
+                <w:b w:val="0"/>
+                <w:sz w:val="17"/>
+              </w:rPr>
+              <w:t>2.64% (2026-09)</w:t>
+            </w:r>
+          </w:p>
+        </w:tc>
+        <w:tc>
+          <w:tcPr>
+            <w:tcW w:type="dxa" w:w="1361"/>
+            <w:tcBorders>
+              <w:top w:val="nil"/>
+              <w:left w:val="nil"/>
+              <w:bottom w:val="single" w:sz="4" w:color="E6EAF0" w:space="0"/>
+              <w:right w:val="nil"/>
+            </w:tcBorders>
+          </w:tcPr>
+          <w:p>
+            <w:pPr>
+              <w:spacing w:before="0" w:after="0"/>
+              <w:jc w:val="right"/>
+            </w:pPr>
+            <w:r>
+              <w:rPr>
+                <w:b w:val="0"/>
+                <w:sz w:val="17"/>
+              </w:rPr>
+              <w:t>2.34%</w:t>
+            </w:r>
+          </w:p>
+        </w:tc>
+        <w:tc>
+          <w:tcPr>
+            <w:tcW w:type="dxa" w:w="1361"/>
+            <w:tcBorders>
+              <w:top w:val="nil"/>
+              <w:left w:val="nil"/>
+              <w:bottom w:val="single" w:sz="4" w:color="E6EAF0" w:space="0"/>
+              <w:right w:val="nil"/>
+            </w:tcBorders>
+          </w:tcPr>
+          <w:p>
+            <w:pPr>
+              <w:spacing w:before="0" w:after="0"/>
+              <w:jc w:val="right"/>
+            </w:pPr>
+            <w:r>
+              <w:rPr>
+                <w:b w:val="0"/>
+                <w:sz w:val="17"/>
+              </w:rPr>
+              <w:t>2.03%</w:t>
+            </w:r>
+          </w:p>
+        </w:tc>
+        <w:tc>
+          <w:tcPr>
+            <w:tcW w:type="dxa" w:w="1587"/>
+            <w:tcBorders>
+              <w:top w:val="nil"/>
+              <w:left w:val="nil"/>
+              <w:bottom w:val="single" w:sz="4" w:color="E6EAF0" w:space="0"/>
+              <w:right w:val="nil"/>
+            </w:tcBorders>
+          </w:tcPr>
+          <w:p>
+            <w:pPr>
+              <w:spacing w:before="0" w:after="0"/>
+              <w:jc w:val="right"/>
+            </w:pPr>
+            <w:r>
+              <w:rPr>
+                <w:b w:val="0"/>
+                <w:sz w:val="17"/>
+              </w:rPr>
+              <w:t>▲ 0.61 p. p.</w:t>
+            </w:r>
+          </w:p>
+        </w:tc>
+      </w:tr>
+      <w:tr>
+        <w:tc>
+          <w:tcPr>
+            <w:tcW w:type="dxa" w:w="3515"/>
+            <w:tcBorders>
+              <w:top w:val="nil"/>
+              <w:left w:val="nil"/>
+              <w:bottom w:val="single" w:sz="4" w:color="E6EAF0" w:space="0"/>
+              <w:right w:val="nil"/>
+            </w:tcBorders>
+          </w:tcPr>
+          <w:p>
+            <w:pPr>
+              <w:spacing w:before="0" w:after="0"/>
+            </w:pPr>
+            <w:r>
+              <w:rPr>
+                <w:b w:val="0"/>
+                <w:sz w:val="17"/>
+              </w:rPr>
+              <w:t>6-month Euribor</w:t>
+            </w:r>
+          </w:p>
+        </w:tc>
+        <w:tc>
+          <w:tcPr>
+            <w:tcW w:type="dxa" w:w="1814"/>
+            <w:tcBorders>
+              <w:top w:val="nil"/>
+              <w:left w:val="nil"/>
+              <w:bottom w:val="single" w:sz="4" w:color="E6EAF0" w:space="0"/>
+              <w:right w:val="nil"/>
+            </w:tcBorders>
+          </w:tcPr>
+          <w:p>
+            <w:pPr>
+              <w:spacing w:before="0" w:after="0"/>
+              <w:jc w:val="right"/>
+            </w:pPr>
+            <w:r>
+              <w:rPr>
+                <w:b w:val="0"/>
+                <w:sz w:val="17"/>
+              </w:rPr>
+              <w:t>2.92% (2026-09)</w:t>
+            </w:r>
+          </w:p>
+        </w:tc>
+        <w:tc>
+          <w:tcPr>
+            <w:tcW w:type="dxa" w:w="1361"/>
+            <w:tcBorders>
+              <w:top w:val="nil"/>
+              <w:left w:val="nil"/>
+              <w:bottom w:val="single" w:sz="4" w:color="E6EAF0" w:space="0"/>
+              <w:right w:val="nil"/>
+            </w:tcBorders>
+          </w:tcPr>
+          <w:p>
+            <w:pPr>
+              <w:spacing w:before="0" w:after="0"/>
+              <w:jc w:val="right"/>
+            </w:pPr>
+            <w:r>
+              <w:rPr>
+                <w:b w:val="0"/>
+                <w:sz w:val="17"/>
+              </w:rPr>
+              <w:t>2.60%</w:t>
+            </w:r>
+          </w:p>
+        </w:tc>
+        <w:tc>
+          <w:tcPr>
+            <w:tcW w:type="dxa" w:w="1361"/>
+            <w:tcBorders>
+              <w:top w:val="nil"/>
+              <w:left w:val="nil"/>
+              <w:bottom w:val="single" w:sz="4" w:color="E6EAF0" w:space="0"/>
+              <w:right w:val="nil"/>
+            </w:tcBorders>
+          </w:tcPr>
+          <w:p>
+            <w:pPr>
+              <w:spacing w:before="0" w:after="0"/>
+              <w:jc w:val="right"/>
+            </w:pPr>
+            <w:r>
+              <w:rPr>
+                <w:b w:val="0"/>
+                <w:sz w:val="17"/>
+              </w:rPr>
+              <w:t>2.10%</w:t>
+            </w:r>
+          </w:p>
+        </w:tc>
+        <w:tc>
+          <w:tcPr>
+            <w:tcW w:type="dxa" w:w="1587"/>
+            <w:tcBorders>
+              <w:top w:val="nil"/>
+              <w:left w:val="nil"/>
+              <w:bottom w:val="single" w:sz="4" w:color="E6EAF0" w:space="0"/>
+              <w:right w:val="nil"/>
+            </w:tcBorders>
+          </w:tcPr>
+          <w:p>
+            <w:pPr>
+              <w:spacing w:before="0" w:after="0"/>
+              <w:jc w:val="right"/>
+            </w:pPr>
+            <w:r>
+              <w:rPr>
+                <w:b w:val="0"/>
+                <w:sz w:val="17"/>
+              </w:rPr>
+              <w:t>▲ 0.82 p. p.</w:t>
+            </w:r>
+          </w:p>
+        </w:tc>
+      </w:tr>
+      <w:tr>
+        <w:tc>
+          <w:tcPr>
+            <w:tcW w:type="dxa" w:w="3515"/>
+            <w:tcBorders>
+              <w:top w:val="nil"/>
+              <w:left w:val="nil"/>
+              <w:bottom w:val="single" w:sz="4" w:color="E6EAF0" w:space="0"/>
+              <w:right w:val="nil"/>
+            </w:tcBorders>
+          </w:tcPr>
+          <w:p>
+            <w:pPr>
+              <w:spacing w:before="0" w:after="0"/>
+            </w:pPr>
+            <w:r>
+              <w:rPr>
+                <w:b w:val="0"/>
+                <w:sz w:val="17"/>
+              </w:rPr>
+              <w:t>12-month Euribor</w:t>
+            </w:r>
+          </w:p>
+        </w:tc>
+        <w:tc>
+          <w:tcPr>
+            <w:tcW w:type="dxa" w:w="1814"/>
+            <w:tcBorders>
+              <w:top w:val="nil"/>
+              <w:left w:val="nil"/>
+              <w:bottom w:val="single" w:sz="4" w:color="E6EAF0" w:space="0"/>
+              <w:right w:val="nil"/>
+            </w:tcBorders>
+          </w:tcPr>
+          <w:p>
+            <w:pPr>
+              <w:spacing w:before="0" w:after="0"/>
+              <w:jc w:val="right"/>
+            </w:pPr>
+            <w:r>
+              <w:rPr>
+                <w:b w:val="0"/>
+                <w:sz w:val="17"/>
+              </w:rPr>
+              <w:t>3.25% (2026-09)</w:t>
+            </w:r>
+          </w:p>
+        </w:tc>
+        <w:tc>
+          <w:tcPr>
+            <w:tcW w:type="dxa" w:w="1361"/>
+            <w:tcBorders>
+              <w:top w:val="nil"/>
+              <w:left w:val="nil"/>
+              <w:bottom w:val="single" w:sz="4" w:color="E6EAF0" w:space="0"/>
+              <w:right w:val="nil"/>
+            </w:tcBorders>
+          </w:tcPr>
+          <w:p>
+            <w:pPr>
+              <w:spacing w:before="0" w:after="0"/>
+              <w:jc w:val="right"/>
+            </w:pPr>
+            <w:r>
+              <w:rPr>
+                <w:b w:val="0"/>
+                <w:sz w:val="17"/>
+              </w:rPr>
+              <w:t>2.80%</w:t>
+            </w:r>
+          </w:p>
+        </w:tc>
+        <w:tc>
+          <w:tcPr>
+            <w:tcW w:type="dxa" w:w="1361"/>
+            <w:tcBorders>
+              <w:top w:val="nil"/>
+              <w:left w:val="nil"/>
+              <w:bottom w:val="single" w:sz="4" w:color="E6EAF0" w:space="0"/>
+              <w:right w:val="nil"/>
+            </w:tcBorders>
+          </w:tcPr>
+          <w:p>
+            <w:pPr>
+              <w:spacing w:before="0" w:after="0"/>
+              <w:jc w:val="right"/>
+            </w:pPr>
+            <w:r>
+              <w:rPr>
+                <w:b w:val="0"/>
+                <w:sz w:val="17"/>
+              </w:rPr>
+              <w:t>2.17%</w:t>
+            </w:r>
+          </w:p>
+        </w:tc>
+        <w:tc>
+          <w:tcPr>
+            <w:tcW w:type="dxa" w:w="1587"/>
+            <w:tcBorders>
+              <w:top w:val="nil"/>
+              <w:left w:val="nil"/>
+              <w:bottom w:val="single" w:sz="4" w:color="E6EAF0" w:space="0"/>
+              <w:right w:val="nil"/>
+            </w:tcBorders>
+          </w:tcPr>
+          <w:p>
+            <w:pPr>
+              <w:spacing w:before="0" w:after="0"/>
+              <w:jc w:val="right"/>
+            </w:pPr>
+            <w:r>
+              <w:rPr>
+                <w:b w:val="0"/>
+                <w:sz w:val="17"/>
+              </w:rPr>
+              <w:t>▲ 1.08 p. p.</w:t>
+            </w:r>
+          </w:p>
+        </w:tc>
+      </w:tr>
+      <w:tr>
+        <w:tc>
+          <w:tcPr>
+            <w:tcW w:type="dxa" w:w="3515"/>
+            <w:tcBorders>
+              <w:top w:val="nil"/>
+              <w:left w:val="nil"/>
+              <w:bottom w:val="single" w:sz="4" w:color="E6EAF0" w:space="0"/>
+              <w:right w:val="nil"/>
+            </w:tcBorders>
+          </w:tcPr>
+          <w:p>
+            <w:pPr>
+              <w:spacing w:before="0" w:after="0"/>
+            </w:pPr>
+            <w:r>
+              <w:rPr>
+                <w:b w:val="0"/>
+                <w:sz w:val="17"/>
+              </w:rPr>
+              <w:t>Euro area AAA government 10-year yield</w:t>
+            </w:r>
+          </w:p>
+        </w:tc>
+        <w:tc>
+          <w:tcPr>
+            <w:tcW w:type="dxa" w:w="1814"/>
+            <w:tcBorders>
+              <w:top w:val="nil"/>
+              <w:left w:val="nil"/>
+              <w:bottom w:val="single" w:sz="4" w:color="E6EAF0" w:space="0"/>
+              <w:right w:val="nil"/>
+            </w:tcBorders>
+          </w:tcPr>
+          <w:p>
+            <w:pPr>
+              <w:spacing w:before="0" w:after="0"/>
+              <w:jc w:val="right"/>
+            </w:pPr>
+            <w:r>
+              <w:rPr>
+                <w:b w:val="0"/>
+                <w:sz w:val="17"/>
+              </w:rPr>
+              <w:t>3.43% (2026-10)</w:t>
+            </w:r>
+          </w:p>
+        </w:tc>
+        <w:tc>
+          <w:tcPr>
+            <w:tcW w:type="dxa" w:w="1361"/>
+            <w:tcBorders>
+              <w:top w:val="nil"/>
+              <w:left w:val="nil"/>
+              <w:bottom w:val="single" w:sz="4" w:color="E6EAF0" w:space="0"/>
+              <w:right w:val="nil"/>
+            </w:tcBorders>
+          </w:tcPr>
+          <w:p>
+            <w:pPr>
+              <w:spacing w:before="0" w:after="0"/>
+              <w:jc w:val="right"/>
+            </w:pPr>
+            <w:r>
+              <w:rPr>
+                <w:b w:val="0"/>
+                <w:sz w:val="17"/>
+              </w:rPr>
+              <w:t>3.23%</w:t>
+            </w:r>
+          </w:p>
+        </w:tc>
+        <w:tc>
+          <w:tcPr>
+            <w:tcW w:type="dxa" w:w="1361"/>
+            <w:tcBorders>
+              <w:top w:val="nil"/>
+              <w:left w:val="nil"/>
+              <w:bottom w:val="single" w:sz="4" w:color="E6EAF0" w:space="0"/>
+              <w:right w:val="nil"/>
+            </w:tcBorders>
+          </w:tcPr>
+          <w:p>
+            <w:pPr>
+              <w:spacing w:before="0" w:after="0"/>
+              <w:jc w:val="right"/>
+            </w:pPr>
+            <w:r>
+              <w:rPr>
+                <w:b w:val="0"/>
+                <w:sz w:val="17"/>
+              </w:rPr>
+              <w:t>2.72%</w:t>
+            </w:r>
+          </w:p>
+        </w:tc>
+        <w:tc>
+          <w:tcPr>
+            <w:tcW w:type="dxa" w:w="1587"/>
+            <w:tcBorders>
+              <w:top w:val="nil"/>
+              <w:left w:val="nil"/>
+              <w:bottom w:val="single" w:sz="4" w:color="E6EAF0" w:space="0"/>
+              <w:right w:val="nil"/>
+            </w:tcBorders>
+          </w:tcPr>
+          <w:p>
+            <w:pPr>
+              <w:spacing w:before="0" w:after="0"/>
+              <w:jc w:val="right"/>
+            </w:pPr>
+            <w:r>
+              <w:rPr>
+                <w:b w:val="0"/>
+                <w:sz w:val="17"/>
+              </w:rPr>
+              <w:t>▲ 0.71 p. p.</w:t>
+            </w:r>
+          </w:p>
+        </w:tc>
+      </w:tr>
+      <w:tr>
+        <w:tc>
+          <w:tcPr>
+            <w:tcW w:type="dxa" w:w="3515"/>
+            <w:tcBorders>
+              <w:top w:val="nil"/>
+              <w:left w:val="nil"/>
+              <w:bottom w:val="single" w:sz="4" w:color="E6EAF0" w:space="0"/>
+              <w:right w:val="nil"/>
+            </w:tcBorders>
+          </w:tcPr>
+          <w:p>
+            <w:pPr>
+              <w:spacing w:before="0" w:after="0"/>
+            </w:pPr>
+            <w:r>
+              <w:rPr>
+                <w:b w:val="0"/>
+                <w:sz w:val="17"/>
+              </w:rPr>
+              <w:t>Euro area inflation (HICP, annual)</w:t>
+            </w:r>
+          </w:p>
+        </w:tc>
+        <w:tc>
+          <w:tcPr>
+            <w:tcW w:type="dxa" w:w="1814"/>
+            <w:tcBorders>
+              <w:top w:val="nil"/>
+              <w:left w:val="nil"/>
+              <w:bottom w:val="single" w:sz="4" w:color="E6EAF0" w:space="0"/>
+              <w:right w:val="nil"/>
+            </w:tcBorders>
+          </w:tcPr>
+          <w:p>
+            <w:pPr>
+              <w:spacing w:before="0" w:after="0"/>
+              <w:jc w:val="right"/>
+            </w:pPr>
+            <w:r>
+              <w:rPr>
+                <w:b w:val="0"/>
+                <w:sz w:val="17"/>
+              </w:rPr>
+              <w:t>1.90% (2025-12)</w:t>
+            </w:r>
+          </w:p>
+        </w:tc>
+        <w:tc>
+          <w:tcPr>
+            <w:tcW w:type="dxa" w:w="1361"/>
+            <w:tcBorders>
+              <w:top w:val="nil"/>
+              <w:left w:val="nil"/>
+              <w:bottom w:val="single" w:sz="4" w:color="E6EAF0" w:space="0"/>
+              <w:right w:val="nil"/>
+            </w:tcBorders>
+          </w:tcPr>
+          <w:p>
+            <w:pPr>
+              <w:spacing w:before="0" w:after="0"/>
+              <w:jc w:val="right"/>
+            </w:pPr>
+            <w:r>
+              <w:rPr>
+                <w:b w:val="0"/>
+                <w:sz w:val="17"/>
+              </w:rPr>
+              <w:t>2.20%</w:t>
+            </w:r>
+          </w:p>
+        </w:tc>
+        <w:tc>
+          <w:tcPr>
+            <w:tcW w:type="dxa" w:w="1361"/>
+            <w:tcBorders>
+              <w:top w:val="nil"/>
+              <w:left w:val="nil"/>
+              <w:bottom w:val="single" w:sz="4" w:color="E6EAF0" w:space="0"/>
+              <w:right w:val="nil"/>
+            </w:tcBorders>
+          </w:tcPr>
+          <w:p>
+            <w:pPr>
+              <w:spacing w:before="0" w:after="0"/>
+              <w:jc w:val="right"/>
+            </w:pPr>
+            <w:r>
+              <w:rPr>
+                <w:b w:val="0"/>
+                <w:sz w:val="17"/>
+              </w:rPr>
+              <w:t>2.40%</w:t>
+            </w:r>
+          </w:p>
+        </w:tc>
+        <w:tc>
+          <w:tcPr>
+            <w:tcW w:type="dxa" w:w="1587"/>
+            <w:tcBorders>
+              <w:top w:val="nil"/>
+              <w:left w:val="nil"/>
+              <w:bottom w:val="single" w:sz="4" w:color="E6EAF0" w:space="0"/>
+              <w:right w:val="nil"/>
+            </w:tcBorders>
+          </w:tcPr>
+          <w:p>
+            <w:pPr>
+              <w:spacing w:before="0" w:after="0"/>
+              <w:jc w:val="right"/>
+            </w:pPr>
+            <w:r>
+              <w:rPr>
+                <w:b w:val="0"/>
+                <w:sz w:val="17"/>
+              </w:rPr>
+              <w:t>▼ 0.50 p. p.</w:t>
+            </w:r>
+          </w:p>
+        </w:tc>
+      </w:tr>
+    </w:tbl>
+    <w:p>
+      <w:pPr>
+        <w:spacing w:before="0" w:after="40"/>
+      </w:pPr>
+    </w:p>
+    <w:p>
+      <w:pPr>
+        <w:spacing w:before="40" w:after="60"/>
+      </w:pPr>
+      <w:r>
+        <w:rPr>
+          <w:b w:val="0"/>
+          <w:color w:val="667085"/>
+          <w:sz w:val="16"/>
+        </w:rPr>
+        <w:t>Euro area rates and inflation (ECB data, end-of-month value; Euribor and inflation – monthly average). Relevant for floating-rate and reset bonds and refinancing costs.</w:t>
+      </w:r>
+    </w:p>
+    <w:p>
+      <w:pPr>
+        <w:keepNext/>
+        <w:pBdr>
+          <w:bottom w:val="single" w:sz="8" w:color="12355B" w:space="4"/>
         </w:pBdr>
         <w:tabs>
           <w:tab w:pos="482" w:val="left"/>
@@ -3857,7 +5013,7 @@
       <w:r>
         <w:rPr>
           <w:b/>
-          <w:color w:val="1F4E79"/>
+          <w:color w:val="12355B"/>
           <w:sz w:val="28"/>
         </w:rPr>
         <w:t>In the press</w:t>
@@ -3916,7 +5072,7 @@
       <w:r>
         <w:rPr>
           <w:b w:val="0"/>
-          <w:color w:val="5F6B7A"/>
+          <w:color w:val="667085"/>
           <w:sz w:val="18"/>
         </w:rPr>
         <w:t>Automatic news scan (Google News, LT, LV), 2026-07-24 – 2026-10-22: 10 articles.</w:t>
@@ -3965,7 +5121,7 @@
             <w:r>
               <w:rPr>
                 <w:b w:val="0"/>
-                <w:color w:val="1A1A1A"/>
+                <w:color w:val="1B2430"/>
                 <w:sz w:val="17"/>
               </w:rPr>
               <w:t>2026-10-09</w:t>
@@ -4014,7 +5170,7 @@
             <w:hyperlink r:id="rId32">
               <w:r>
                 <w:rPr>
-                  <w:color w:val="1A1A1A"/>
+                  <w:color w:val="1B2430"/>
                   <w:sz w:val="18"/>
                 </w:rPr>
                 <w:t xml:space="preserve">„Maxima“ įsigijo daugiau nei 62 arų sklypą Vilniuje: svarsto, ką jame įrengti</w:t>
@@ -4023,7 +5179,7 @@
             <w:r>
               <w:rPr>
                 <w:b w:val="0"/>
-                <w:color w:val="5F6B7A"/>
+                <w:color w:val="667085"/>
                 <w:sz w:val="15"/>
               </w:rPr>
               <w:t xml:space="preserve">   15min.lt  ·  1 more similar articles</w:t>
@@ -4049,7 +5205,7 @@
             <w:r>
               <w:rPr>
                 <w:b w:val="0"/>
-                <w:color w:val="1A1A1A"/>
+                <w:color w:val="1B2430"/>
                 <w:sz w:val="17"/>
               </w:rPr>
               <w:t>2026-10-19</w:t>
@@ -4098,7 +5254,7 @@
             <w:hyperlink r:id="rId33">
               <w:r>
                 <w:rPr>
-                  <w:color w:val="1A1A1A"/>
+                  <w:color w:val="1B2430"/>
                   <w:sz w:val="18"/>
                 </w:rPr>
                 <w:t xml:space="preserve">“Maxima” sadarbībā ar Veselīga uztura kustību “Ēstprieks” sāk ražot īpaši bērniem radītas maltītes</w:t>
@@ -4107,7 +5263,7 @@
             <w:r>
               <w:rPr>
                 <w:b w:val="0"/>
-                <w:color w:val="5F6B7A"/>
+                <w:color w:val="667085"/>
                 <w:sz w:val="15"/>
               </w:rPr>
               <w:t xml:space="preserve">   Jauns.lv</w:t>
@@ -4133,7 +5289,7 @@
             <w:r>
               <w:rPr>
                 <w:b w:val="0"/>
-                <w:color w:val="1A1A1A"/>
+                <w:color w:val="1B2430"/>
                 <w:sz w:val="17"/>
               </w:rPr>
               <w:t>2026-10-12</w:t>
@@ -4182,7 +5338,7 @@
             <w:hyperlink r:id="rId34">
               <w:r>
                 <w:rPr>
-                  <w:color w:val="1A1A1A"/>
+                  <w:color w:val="1B2430"/>
                   <w:sz w:val="18"/>
                 </w:rPr>
                 <w:t xml:space="preserve">Zemi Gulbenē, Brīvības ielā, pērk SIA "Maxima Latvija" firma</w:t>
@@ -4191,7 +5347,7 @@
             <w:r>
               <w:rPr>
                 <w:b w:val="0"/>
-                <w:color w:val="5F6B7A"/>
+                <w:color w:val="667085"/>
                 <w:sz w:val="15"/>
               </w:rPr>
               <w:t xml:space="preserve">   Dzirkstele.lv</w:t>
@@ -4217,7 +5373,7 @@
             <w:r>
               <w:rPr>
                 <w:b w:val="0"/>
-                <w:color w:val="1A1A1A"/>
+                <w:color w:val="1B2430"/>
                 <w:sz w:val="17"/>
               </w:rPr>
               <w:t>2026-10-11</w:t>
@@ -4266,7 +5422,7 @@
             <w:hyperlink r:id="rId35">
               <w:r>
                 <w:rPr>
-                  <w:color w:val="1A1A1A"/>
+                  <w:color w:val="1B2430"/>
                   <w:sz w:val="18"/>
                 </w:rPr>
                 <w:t xml:space="preserve">“Diētiskā versija?” Sieviete nopērk “Maxima” eklērus un ir pārsteigta par to, ko tajos atrod</w:t>
@@ -4275,7 +5431,7 @@
             <w:r>
               <w:rPr>
                 <w:b w:val="0"/>
-                <w:color w:val="5F6B7A"/>
+                <w:color w:val="667085"/>
                 <w:sz w:val="15"/>
               </w:rPr>
               <w:t xml:space="preserve">   LA.LV</w:t>
@@ -4301,7 +5457,7 @@
             <w:r>
               <w:rPr>
                 <w:b w:val="0"/>
-                <w:color w:val="1A1A1A"/>
+                <w:color w:val="1B2430"/>
                 <w:sz w:val="17"/>
               </w:rPr>
               <w:t>2026-10-01</w:t>
@@ -4350,7 +5506,7 @@
             <w:hyperlink r:id="rId36">
               <w:r>
                 <w:rPr>
-                  <w:color w:val="1A1A1A"/>
+                  <w:color w:val="1B2430"/>
                   <w:sz w:val="18"/>
                 </w:rPr>
                 <w:t xml:space="preserve">„Maxima“ Latvijoje mažina kainas: pirkėjai šių produktų kainą pastebės iš karto</w:t>
@@ -4359,7 +5515,7 @@
             <w:r>
               <w:rPr>
                 <w:b w:val="0"/>
-                <w:color w:val="5F6B7A"/>
+                <w:color w:val="667085"/>
                 <w:sz w:val="15"/>
               </w:rPr>
               <w:t xml:space="preserve">   Kaipkada.lt</w:t>
@@ -4385,7 +5541,7 @@
             <w:r>
               <w:rPr>
                 <w:b w:val="0"/>
-                <w:color w:val="1A1A1A"/>
+                <w:color w:val="1B2430"/>
                 <w:sz w:val="17"/>
               </w:rPr>
               <w:t>2026-09-30</w:t>
@@ -4434,7 +5590,7 @@
             <w:hyperlink r:id="rId37">
               <w:r>
                 <w:rPr>
-                  <w:color w:val="1A1A1A"/>
+                  <w:color w:val="1B2430"/>
                   <w:sz w:val="18"/>
                 </w:rPr>
                 <w:t xml:space="preserve">Kam šoreiz masveidā samazinātas cenas “Maxima” veikalos?</w:t>
@@ -4443,7 +5599,7 @@
             <w:r>
               <w:rPr>
                 <w:b w:val="0"/>
-                <w:color w:val="5F6B7A"/>
+                <w:color w:val="667085"/>
                 <w:sz w:val="15"/>
               </w:rPr>
               <w:t xml:space="preserve">   Jauns.lv</w:t>
@@ -4469,7 +5625,7 @@
             <w:r>
               <w:rPr>
                 <w:b w:val="0"/>
-                <w:color w:val="1A1A1A"/>
+                <w:color w:val="1B2430"/>
                 <w:sz w:val="17"/>
               </w:rPr>
               <w:t>2026-09-30</w:t>
@@ -4518,7 +5674,7 @@
             <w:hyperlink r:id="rId38">
               <w:r>
                 <w:rPr>
-                  <w:color w:val="1A1A1A"/>
+                  <w:color w:val="1B2430"/>
                   <w:sz w:val="18"/>
                 </w:rPr>
                 <w:t xml:space="preserve">Priecīgas ziņas Latvijas iedzīvotājiem: "Maxima" paziņo, ka turpmāk vairāki pircēju iecienīti produkti maksās ievērojami lētāk</w:t>
@@ -4527,7 +5683,7 @@
             <w:r>
               <w:rPr>
                 <w:b w:val="0"/>
-                <w:color w:val="5F6B7A"/>
+                <w:color w:val="667085"/>
                 <w:sz w:val="15"/>
               </w:rPr>
               <w:t xml:space="preserve">   Dzentlmenis.lv</w:t>
@@ -4553,7 +5709,7 @@
             <w:r>
               <w:rPr>
                 <w:b w:val="0"/>
-                <w:color w:val="1A1A1A"/>
+                <w:color w:val="1B2430"/>
                 <w:sz w:val="17"/>
               </w:rPr>
               <w:t>2026-09-25</w:t>
@@ -4602,7 +5758,7 @@
             <w:hyperlink r:id="rId39">
               <w:r>
                 <w:rPr>
-                  <w:color w:val="1A1A1A"/>
+                  <w:color w:val="1B2430"/>
                   <w:sz w:val="18"/>
                 </w:rPr>
                 <w:t xml:space="preserve">Alūksnes novada mazpulcēnu izaudzētie sīpoli nonāk “Maxima” veikalu plauktos</w:t>
@@ -4611,7 +5767,7 @@
             <w:r>
               <w:rPr>
                 <w:b w:val="0"/>
-                <w:color w:val="5F6B7A"/>
+                <w:color w:val="667085"/>
                 <w:sz w:val="15"/>
               </w:rPr>
               <w:t xml:space="preserve">   Aluksniesiem.lv</w:t>
@@ -4637,7 +5793,7 @@
             <w:r>
               <w:rPr>
                 <w:b w:val="0"/>
-                <w:color w:val="1A1A1A"/>
+                <w:color w:val="1B2430"/>
                 <w:sz w:val="17"/>
               </w:rPr>
               <w:t>2026-09-24</w:t>
@@ -4686,7 +5842,7 @@
             <w:hyperlink r:id="rId40">
               <w:r>
                 <w:rPr>
-                  <w:color w:val="1A1A1A"/>
+                  <w:color w:val="1B2430"/>
                   <w:sz w:val="18"/>
                 </w:rPr>
                 <w:t xml:space="preserve">Vairāk nekā 6 tonnas mazpulcēnu audzēto sīpolu pieejami “Maxima” veikalos</w:t>
@@ -4695,7 +5851,7 @@
             <w:r>
               <w:rPr>
                 <w:b w:val="0"/>
-                <w:color w:val="5F6B7A"/>
+                <w:color w:val="667085"/>
                 <w:sz w:val="15"/>
               </w:rPr>
               <w:t xml:space="preserve">   ZiemelLatvija.lv</w:t>
@@ -4713,7 +5869,7 @@
       <w:pPr>
         <w:keepNext/>
         <w:pBdr>
-          <w:bottom w:val="single" w:sz="8" w:color="1F4E79" w:space="4"/>
+          <w:bottom w:val="single" w:sz="8" w:color="12355B" w:space="4"/>
         </w:pBdr>
         <w:tabs>
           <w:tab w:pos="482" w:val="left"/>
@@ -4732,7 +5888,7 @@
       <w:r>
         <w:rPr>
           <w:b/>
-          <w:color w:val="1F4E79"/>
+          <w:color w:val="12355B"/>
           <w:sz w:val="28"/>
         </w:rPr>
         <w:t>ESG report</w:t>
@@ -4741,7 +5897,7 @@
     <w:p>
       <w:pPr>
         <w:keepNext/>
-        <w:shd w:val="clear" w:color="auto" w:fill="EAF1F8"/>
+        <w:shd w:val="clear" w:color="auto" w:fill="EEF3F8"/>
         <w:spacing w:before="200" w:after="80"/>
         <w:ind w:left="85"/>
       </w:pPr>
@@ -4749,7 +5905,7 @@
         <w:rPr>
           <w:b/>
           <w:caps/>
-          <w:color w:val="1F4E79"/>
+          <w:color w:val="12355B"/>
           <w:sz w:val="19"/>
         </w:rPr>
         <w:t>Exclusionary screening (companies)</w:t>
@@ -4822,7 +5978,7 @@
             <w:r>
               <w:rPr>
                 <w:b/>
-                <w:color w:val="1A1A1A"/>
+                <w:color w:val="1B2430"/>
                 <w:sz w:val="19"/>
               </w:rPr>
               <w:t>Yes, the company is not involved in excluded sectors: controversial and nuclear weapons, tobacco, gambling and restricted sectors in fossil fuel</w:t>
@@ -4839,7 +5995,7 @@
             <w:r>
               <w:rPr>
                 <w:b w:val="0"/>
-                <w:color w:val="5F6B7A"/>
+                <w:color w:val="667085"/>
                 <w:sz w:val="18"/>
               </w:rPr>
               <w:t>•</w:t>
@@ -4865,7 +6021,7 @@
             <w:r>
               <w:rPr>
                 <w:b w:val="0"/>
-                <w:color w:val="5F6B7A"/>
+                <w:color w:val="667085"/>
                 <w:sz w:val="18"/>
               </w:rPr>
               <w:t>•</w:t>
@@ -4968,7 +6124,7 @@
             <w:r>
               <w:rPr>
                 <w:b/>
-                <w:color w:val="1A1A1A"/>
+                <w:color w:val="1B2430"/>
                 <w:sz w:val="19"/>
               </w:rPr>
               <w:t>Yes, the company does not have red flag/signal related to controversies based on UN Global Compact, OECD Guidelines for Multinational Enterprises or any other relevant principles/standards</w:t>
@@ -4985,7 +6141,7 @@
             <w:r>
               <w:rPr>
                 <w:b w:val="0"/>
-                <w:color w:val="5F6B7A"/>
+                <w:color w:val="667085"/>
                 <w:sz w:val="18"/>
               </w:rPr>
               <w:t>•</w:t>
@@ -5070,7 +6226,7 @@
             <w:r>
               <w:rPr>
                 <w:b/>
-                <w:color w:val="1A1A1A"/>
+                <w:color w:val="1B2430"/>
                 <w:sz w:val="19"/>
               </w:rPr>
               <w:t>Yes, the company is not in the list of sanctions (add a screenshot)</w:t>
@@ -5087,7 +6243,7 @@
             <w:r>
               <w:rPr>
                 <w:b w:val="0"/>
-                <w:color w:val="5F6B7A"/>
+                <w:color w:val="667085"/>
                 <w:sz w:val="18"/>
               </w:rPr>
               <w:t>•</w:t>
@@ -5113,7 +6269,7 @@
             <w:r>
               <w:rPr>
                 <w:b w:val="0"/>
-                <w:color w:val="5F6B7A"/>
+                <w:color w:val="667085"/>
                 <w:sz w:val="18"/>
               </w:rPr>
               <w:t>•</w:t>
@@ -5139,7 +6295,7 @@
             <w:r>
               <w:rPr>
                 <w:b w:val="0"/>
-                <w:color w:val="5F6B7A"/>
+                <w:color w:val="667085"/>
                 <w:sz w:val="18"/>
               </w:rPr>
               <w:t>•</w:t>
@@ -5224,7 +6380,7 @@
             <w:r>
               <w:rPr>
                 <w:b/>
-                <w:color w:val="1A1A1A"/>
+                <w:color w:val="1B2430"/>
                 <w:sz w:val="19"/>
               </w:rPr>
               <w:t>Yes, issues were not identified from adverse media checks (add a screenshot)</w:t>
@@ -5241,7 +6397,7 @@
             <w:r>
               <w:rPr>
                 <w:b w:val="0"/>
-                <w:color w:val="5F6B7A"/>
+                <w:color w:val="667085"/>
                 <w:sz w:val="18"/>
               </w:rPr>
               <w:t>•</w:t>
@@ -5267,7 +6423,7 @@
             <w:r>
               <w:rPr>
                 <w:b w:val="0"/>
-                <w:color w:val="5F6B7A"/>
+                <w:color w:val="667085"/>
                 <w:sz w:val="18"/>
               </w:rPr>
               <w:t>•</w:t>
@@ -5311,7 +6467,7 @@
             <w:r>
               <w:rPr>
                 <w:b w:val="0"/>
-                <w:color w:val="5F6B7A"/>
+                <w:color w:val="667085"/>
                 <w:sz w:val="18"/>
               </w:rPr>
               <w:t>•</w:t>
@@ -5337,7 +6493,7 @@
             <w:r>
               <w:rPr>
                 <w:b w:val="0"/>
-                <w:color w:val="5F6B7A"/>
+                <w:color w:val="667085"/>
                 <w:sz w:val="18"/>
               </w:rPr>
               <w:t>•</w:t>
@@ -5381,7 +6537,7 @@
             <w:r>
               <w:rPr>
                 <w:b w:val="0"/>
-                <w:color w:val="5F6B7A"/>
+                <w:color w:val="667085"/>
                 <w:sz w:val="18"/>
               </w:rPr>
               <w:t>•</w:t>
@@ -5427,7 +6583,7 @@
     <w:p>
       <w:pPr>
         <w:keepNext/>
-        <w:shd w:val="clear" w:color="auto" w:fill="EAF1F8"/>
+        <w:shd w:val="clear" w:color="auto" w:fill="EEF3F8"/>
         <w:spacing w:before="200" w:after="80"/>
         <w:ind w:left="85"/>
       </w:pPr>
@@ -5435,7 +6591,7 @@
         <w:rPr>
           <w:b/>
           <w:caps/>
-          <w:color w:val="1F4E79"/>
+          <w:color w:val="12355B"/>
           <w:sz w:val="19"/>
         </w:rPr>
         <w:t>ESG integration and positive screening (positive answers imply higher allocation)</w:t>
@@ -5508,7 +6664,7 @@
             <w:r>
               <w:rPr>
                 <w:b/>
-                <w:color w:val="1A1A1A"/>
+                <w:color w:val="1B2430"/>
                 <w:sz w:val="19"/>
               </w:rPr>
               <w:t>Yes, the company is promoting environmental or social characteristics (activities, ESG policy, good ESG rating, etc)</w:t>
@@ -5525,7 +6681,7 @@
             <w:r>
               <w:rPr>
                 <w:b w:val="0"/>
-                <w:color w:val="5F6B7A"/>
+                <w:color w:val="667085"/>
                 <w:sz w:val="18"/>
               </w:rPr>
               <w:t>•</w:t>
@@ -5628,7 +6784,7 @@
             <w:r>
               <w:rPr>
                 <w:b/>
-                <w:color w:val="1A1A1A"/>
+                <w:color w:val="1B2430"/>
                 <w:sz w:val="19"/>
               </w:rPr>
               <w:t>Yes, the activities of the company or it’s strategy is aligned with the taxonomy and/or Paris agreement targets (e.g. net zero commitment)</w:t>
@@ -5645,7 +6801,7 @@
             <w:r>
               <w:rPr>
                 <w:b w:val="0"/>
-                <w:color w:val="5F6B7A"/>
+                <w:color w:val="667085"/>
                 <w:sz w:val="18"/>
               </w:rPr>
               <w:t>•</w:t>
@@ -5671,7 +6827,7 @@
             <w:r>
               <w:rPr>
                 <w:b w:val="0"/>
-                <w:color w:val="5F6B7A"/>
+                <w:color w:val="667085"/>
                 <w:sz w:val="18"/>
               </w:rPr>
               <w:t>•</w:t>
@@ -5774,7 +6930,7 @@
             <w:r>
               <w:rPr>
                 <w:b/>
-                <w:color w:val="1A1A1A"/>
+                <w:color w:val="1B2430"/>
                 <w:sz w:val="19"/>
               </w:rPr>
               <w:t>Yes, the company does not have yellow flag/signal related to controversies based on UN Global Compact or any other relevant principles/standards</w:t>
@@ -5791,7 +6947,7 @@
             <w:r>
               <w:rPr>
                 <w:b w:val="0"/>
-                <w:color w:val="5F6B7A"/>
+                <w:color w:val="667085"/>
                 <w:sz w:val="18"/>
               </w:rPr>
               <w:t>•</w:t>
@@ -5911,7 +7067,7 @@
             <w:r>
               <w:rPr>
                 <w:b/>
-                <w:color w:val="1A1A1A"/>
+                <w:color w:val="1B2430"/>
                 <w:sz w:val="19"/>
               </w:rPr>
               <w:t>Yes, the company fulfills the expectations from SEB thematic and sector policies</w:t>
@@ -5941,7 +7097,7 @@
             <w:r>
               <w:rPr>
                 <w:b w:val="0"/>
-                <w:color w:val="5F6B7A"/>
+                <w:color w:val="667085"/>
                 <w:sz w:val="18"/>
               </w:rPr>
               <w:t>•</w:t>
@@ -5998,7 +7154,7 @@
             <w:r>
               <w:rPr>
                 <w:b w:val="0"/>
-                <w:color w:val="5F6B7A"/>
+                <w:color w:val="667085"/>
                 <w:sz w:val="18"/>
               </w:rPr>
               <w:t>•</w:t>
@@ -6049,7 +7205,7 @@
     <w:p>
       <w:pPr>
         <w:keepNext/>
-        <w:shd w:val="clear" w:color="auto" w:fill="EAF1F8"/>
+        <w:shd w:val="clear" w:color="auto" w:fill="EEF3F8"/>
         <w:spacing w:before="200" w:after="80"/>
         <w:ind w:left="85"/>
       </w:pPr>
@@ -6057,7 +7213,7 @@
         <w:rPr>
           <w:b/>
           <w:caps/>
-          <w:color w:val="1F4E79"/>
+          <w:color w:val="12355B"/>
           <w:sz w:val="19"/>
         </w:rPr>
         <w:t>Engagement</w:t>
@@ -6130,7 +7286,7 @@
             <w:r>
               <w:rPr>
                 <w:b/>
-                <w:color w:val="1A1A1A"/>
+                <w:color w:val="1B2430"/>
                 <w:sz w:val="19"/>
               </w:rPr>
               <w:t>Is there a need for pro-active engagement with the company?</w:t>
@@ -6147,7 +7303,7 @@
             <w:r>
               <w:rPr>
                 <w:b w:val="0"/>
-                <w:color w:val="5F6B7A"/>
+                <w:color w:val="667085"/>
                 <w:sz w:val="18"/>
               </w:rPr>
               <w:t>•</w:t>
@@ -6180,7 +7336,7 @@
     <w:p>
       <w:pPr>
         <w:keepNext/>
-        <w:shd w:val="clear" w:color="auto" w:fill="EAF1F8"/>
+        <w:shd w:val="clear" w:color="auto" w:fill="EEF3F8"/>
         <w:spacing w:before="200" w:after="80"/>
         <w:ind w:left="85"/>
       </w:pPr>
@@ -6188,7 +7344,7 @@
         <w:rPr>
           <w:b/>
           <w:caps/>
-          <w:color w:val="1F4E79"/>
+          <w:color w:val="12355B"/>
           <w:sz w:val="19"/>
         </w:rPr>
         <w:t>Indicators</w:t>
@@ -6261,7 +7417,7 @@
             <w:r>
               <w:rPr>
                 <w:b/>
-                <w:color w:val="1A1A1A"/>
+                <w:color w:val="1B2430"/>
                 <w:sz w:val="19"/>
               </w:rPr>
               <w:t>Yes, the indicators of the company support the targets of sustainability and PAI indicators followed by the Fund</w:t>
@@ -6278,7 +7434,7 @@
             <w:r>
               <w:rPr>
                 <w:b w:val="0"/>
-                <w:color w:val="5F6B7A"/>
+                <w:color w:val="667085"/>
                 <w:sz w:val="18"/>
               </w:rPr>
               <w:t>•</w:t>
@@ -6352,7 +7508,7 @@
       <w:r>
         <w:rPr>
           <w:b w:val="0"/>
-          <w:color w:val="5F6B7A"/>
+          <w:color w:val="667085"/>
           <w:sz w:val="16"/>
         </w:rPr>
         <w:t>SEB policies applied: Policy on Sustainability Considerations in Investments (SEB AB); Agriculture, Fishing, Aquaculture and Animal Welfare sector policy; Environmental Policy on Climate, Nature and Water (thematic); Social and Human Rights Policy (thematic); Governance expectations in sector policies (anti-corruption, tax, reporting)</w:t>
@@ -6362,7 +7518,7 @@
       <w:pPr>
         <w:keepNext/>
         <w:pBdr>
-          <w:bottom w:val="single" w:sz="8" w:color="1F4E79" w:space="4"/>
+          <w:bottom w:val="single" w:sz="8" w:color="12355B" w:space="4"/>
         </w:pBdr>
         <w:tabs>
           <w:tab w:pos="482" w:val="left"/>
@@ -6381,7 +7537,7 @@
       <w:r>
         <w:rPr>
           <w:b/>
-          <w:color w:val="1F4E79"/>
+          <w:color w:val="12355B"/>
           <w:sz w:val="28"/>
         </w:rPr>
         <w:t>Sources</w:t>
@@ -6398,7 +7554,7 @@
       <w:r>
         <w:rPr>
           <w:b w:val="0"/>
-          <w:color w:val="5F6B7A"/>
+          <w:color w:val="667085"/>
           <w:sz w:val="17"/>
         </w:rPr>
         <w:t>1.</w:t>
@@ -6425,7 +7581,7 @@
       <w:r>
         <w:rPr>
           <w:b w:val="0"/>
-          <w:color w:val="5F6B7A"/>
+          <w:color w:val="667085"/>
           <w:sz w:val="17"/>
         </w:rPr>
         <w:t>2.</w:t>
@@ -6452,7 +7608,7 @@
       <w:r>
         <w:rPr>
           <w:b w:val="0"/>
-          <w:color w:val="5F6B7A"/>
+          <w:color w:val="667085"/>
           <w:sz w:val="17"/>
         </w:rPr>
         <w:t>3.</w:t>
@@ -6479,7 +7635,7 @@
       <w:r>
         <w:rPr>
           <w:b w:val="0"/>
-          <w:color w:val="5F6B7A"/>
+          <w:color w:val="667085"/>
           <w:sz w:val="17"/>
         </w:rPr>
         <w:t>4.</w:t>
@@ -6506,7 +7662,7 @@
       <w:r>
         <w:rPr>
           <w:b w:val="0"/>
-          <w:color w:val="5F6B7A"/>
+          <w:color w:val="667085"/>
           <w:sz w:val="17"/>
         </w:rPr>
         <w:t>5.</w:t>
@@ -6533,7 +7689,7 @@
       <w:r>
         <w:rPr>
           <w:b w:val="0"/>
-          <w:color w:val="5F6B7A"/>
+          <w:color w:val="667085"/>
           <w:sz w:val="17"/>
         </w:rPr>
         <w:t>6.</w:t>
@@ -6560,7 +7716,7 @@
       <w:r>
         <w:rPr>
           <w:b w:val="0"/>
-          <w:color w:val="5F6B7A"/>
+          <w:color w:val="667085"/>
           <w:sz w:val="17"/>
         </w:rPr>
         <w:t>7.</w:t>
@@ -6587,7 +7743,7 @@
       <w:r>
         <w:rPr>
           <w:b w:val="0"/>
-          <w:color w:val="5F6B7A"/>
+          <w:color w:val="667085"/>
           <w:sz w:val="17"/>
         </w:rPr>
         <w:t>8.</w:t>
@@ -6614,7 +7770,7 @@
       <w:r>
         <w:rPr>
           <w:b w:val="0"/>
-          <w:color w:val="5F6B7A"/>
+          <w:color w:val="667085"/>
           <w:sz w:val="17"/>
         </w:rPr>
         <w:t>9.</w:t>
@@ -6641,7 +7797,7 @@
       <w:r>
         <w:rPr>
           <w:b w:val="0"/>
-          <w:color w:val="5F6B7A"/>
+          <w:color w:val="667085"/>
           <w:sz w:val="17"/>
         </w:rPr>
         <w:t>10.</w:t>
@@ -6668,7 +7824,7 @@
       <w:r>
         <w:rPr>
           <w:b w:val="0"/>
-          <w:color w:val="5F6B7A"/>
+          <w:color w:val="667085"/>
           <w:sz w:val="17"/>
         </w:rPr>
         <w:t>11.</w:t>
@@ -6695,7 +7851,7 @@
       <w:r>
         <w:rPr>
           <w:b w:val="0"/>
-          <w:color w:val="5F6B7A"/>
+          <w:color w:val="667085"/>
           <w:sz w:val="17"/>
         </w:rPr>
         <w:t>12.</w:t>
@@ -6722,7 +7878,7 @@
       <w:r>
         <w:rPr>
           <w:b w:val="0"/>
-          <w:color w:val="5F6B7A"/>
+          <w:color w:val="667085"/>
           <w:sz w:val="17"/>
         </w:rPr>
         <w:t>13.</w:t>
@@ -6749,7 +7905,7 @@
       <w:r>
         <w:rPr>
           <w:b w:val="0"/>
-          <w:color w:val="5F6B7A"/>
+          <w:color w:val="667085"/>
           <w:sz w:val="17"/>
         </w:rPr>
         <w:t>14.</w:t>
@@ -6776,7 +7932,7 @@
       <w:r>
         <w:rPr>
           <w:b w:val="0"/>
-          <w:color w:val="5F6B7A"/>
+          <w:color w:val="667085"/>
           <w:sz w:val="17"/>
         </w:rPr>
         <w:t>15.</w:t>
@@ -6803,7 +7959,7 @@
       <w:r>
         <w:rPr>
           <w:b w:val="0"/>
-          <w:color w:val="5F6B7A"/>
+          <w:color w:val="667085"/>
           <w:sz w:val="17"/>
         </w:rPr>
         <w:t>16.</w:t>
@@ -6830,7 +7986,7 @@
       <w:r>
         <w:rPr>
           <w:b w:val="0"/>
-          <w:color w:val="5F6B7A"/>
+          <w:color w:val="667085"/>
           <w:sz w:val="17"/>
         </w:rPr>
         <w:t>17.</w:t>
@@ -6857,7 +8013,7 @@
       <w:r>
         <w:rPr>
           <w:b w:val="0"/>
-          <w:color w:val="5F6B7A"/>
+          <w:color w:val="667085"/>
           <w:sz w:val="17"/>
         </w:rPr>
         <w:t>18.</w:t>
@@ -6884,7 +8040,7 @@
       <w:r>
         <w:rPr>
           <w:b w:val="0"/>
-          <w:color w:val="5F6B7A"/>
+          <w:color w:val="667085"/>
           <w:sz w:val="17"/>
         </w:rPr>
         <w:t>19.</w:t>
@@ -6911,7 +8067,7 @@
       <w:r>
         <w:rPr>
           <w:b w:val="0"/>
-          <w:color w:val="5F6B7A"/>
+          <w:color w:val="667085"/>
           <w:sz w:val="17"/>
         </w:rPr>
         <w:t>20.</w:t>
@@ -6938,7 +8094,7 @@
       <w:r>
         <w:rPr>
           <w:b w:val="0"/>
-          <w:color w:val="5F6B7A"/>
+          <w:color w:val="667085"/>
           <w:sz w:val="17"/>
         </w:rPr>
         <w:t>21.</w:t>
@@ -6965,7 +8121,7 @@
       <w:r>
         <w:rPr>
           <w:b w:val="0"/>
-          <w:color w:val="5F6B7A"/>
+          <w:color w:val="667085"/>
           <w:sz w:val="17"/>
         </w:rPr>
         <w:t>22.</w:t>
@@ -6992,7 +8148,7 @@
       <w:r>
         <w:rPr>
           <w:b w:val="0"/>
-          <w:color w:val="5F6B7A"/>
+          <w:color w:val="667085"/>
           <w:sz w:val="17"/>
         </w:rPr>
         <w:t>23.</w:t>
@@ -7019,7 +8175,7 @@
       <w:r>
         <w:rPr>
           <w:b w:val="0"/>
-          <w:color w:val="5F6B7A"/>
+          <w:color w:val="667085"/>
           <w:sz w:val="17"/>
         </w:rPr>
         <w:t>24.</w:t>
@@ -7046,7 +8202,7 @@
       <w:r>
         <w:rPr>
           <w:b w:val="0"/>
-          <w:color w:val="5F6B7A"/>
+          <w:color w:val="667085"/>
           <w:sz w:val="17"/>
         </w:rPr>
         <w:t>25.</w:t>
@@ -7073,7 +8229,7 @@
       <w:r>
         <w:rPr>
           <w:b w:val="0"/>
-          <w:color w:val="5F6B7A"/>
+          <w:color w:val="667085"/>
           <w:sz w:val="17"/>
         </w:rPr>
         <w:t>26.</w:t>
@@ -7096,7 +8252,7 @@
       <w:r>
         <w:rPr>
           <w:b w:val="0"/>
-          <w:color w:val="5F6B7A"/>
+          <w:color w:val="667085"/>
           <w:sz w:val="16"/>
         </w:rPr>
         <w:t>Report prepared from public sources. Figures are as published by the issuer; small numbers next to the text point to the source list.</w:t>
@@ -7121,7 +8277,7 @@
   <w:p>
     <w:pPr>
       <w:pBdr>
-        <w:top w:val="single" w:sz="4" w:color="C9D3DE" w:space="4"/>
+        <w:top w:val="single" w:sz="4" w:color="D5DCE4" w:space="4"/>
       </w:pBdr>
       <w:tabs>
         <w:tab w:pos="9638" w:val="right"/>
@@ -7130,7 +8286,7 @@
     <w:r>
       <w:rPr>
         <w:b w:val="0"/>
-        <w:color w:val="5F6B7A"/>
+        <w:color w:val="667085"/>
         <w:sz w:val="16"/>
       </w:rPr>
       <w:t>Maxima Grupė · 6M2026 · 2026-10-22</w:t>
@@ -7139,7 +8295,7 @@
     <w:r>
       <w:rPr>
         <w:b/>
-        <w:color w:val="1F4E79"/>
+        <w:color w:val="12355B"/>
         <w:sz w:val="16"/>
       </w:rPr>
       <w:fldChar w:fldCharType="begin"/>
@@ -7155,7 +8311,7 @@
   <w:p>
     <w:pPr>
       <w:pBdr>
-        <w:top w:val="single" w:sz="4" w:color="C9D3DE" w:space="4"/>
+        <w:top w:val="single" w:sz="4" w:color="D5DCE4" w:space="4"/>
       </w:pBdr>
       <w:tabs>
         <w:tab w:pos="9638" w:val="right"/>
@@ -7164,7 +8320,7 @@
     <w:r>
       <w:rPr>
         <w:b w:val="0"/>
-        <w:color w:val="5F6B7A"/>
+        <w:color w:val="667085"/>
         <w:sz w:val="16"/>
       </w:rPr>
       <w:t>Maxima Grupė · 6M2026 · 2026-10-22</w:t>
@@ -7173,7 +8329,7 @@
     <w:r>
       <w:rPr>
         <w:b/>
-        <w:color w:val="1F4E79"/>
+        <w:color w:val="12355B"/>
         <w:sz w:val="16"/>
       </w:rPr>
       <w:fldChar w:fldCharType="begin"/>
@@ -7189,7 +8345,7 @@
   <w:p>
     <w:pPr>
       <w:pBdr>
-        <w:bottom w:val="single" w:sz="4" w:color="C9D3DE" w:space="4"/>
+        <w:bottom w:val="single" w:sz="4" w:color="D5DCE4" w:space="4"/>
       </w:pBdr>
       <w:tabs>
         <w:tab w:pos="9638" w:val="right"/>
@@ -7198,7 +8354,7 @@
     <w:r>
       <w:rPr>
         <w:b/>
-        <w:color w:val="1F4E79"/>
+        <w:color w:val="12355B"/>
         <w:sz w:val="16"/>
       </w:rPr>
       <w:t>Maxima Grupė</w:t>
@@ -7206,7 +8362,7 @@
     <w:r>
       <w:rPr>
         <w:b w:val="0"/>
-        <w:color w:val="5F6B7A"/>
+        <w:color w:val="667085"/>
         <w:sz w:val="16"/>
       </w:rPr>
       <w:tab/>
@@ -7584,7 +8740,7 @@
     </w:pPr>
     <w:rPr>
       <w:rFonts w:ascii="Calibri" w:hAnsi="Calibri" w:eastAsia="Calibri"/>
-      <w:color w:val="1A1A1A"/>
+      <w:color w:val="1B2430"/>
       <w:sz w:val="21"/>
     </w:rPr>
   </w:style>

--- a/docs/files/maxima/maxima_6M2026_en.docx
+++ b/docs/files/maxima/maxima_6M2026_en.docx
@@ -5075,7 +5075,7 @@
           <w:color w:val="667085"/>
           <w:sz w:val="18"/>
         </w:rPr>
-        <w:t>Automatic news scan (Google News, LT, LV), 2026-07-24 – 2026-10-22: 10 articles.</w:t>
+        <w:t>Automatic news scan (Google News, LT, LV), 2026-07-25 – 2026-10-23: 10 articles.</w:t>
       </w:r>
     </w:p>
     <w:tbl>
@@ -6549,7 +6549,7 @@
                 <w:color w:val="333333"/>
                 <w:sz w:val="18"/>
               </w:rPr>
-              <w:t>News summary 2026-07-24 – 2026-10-22: 10 articles, 0 with an adverse keyword in the headline (details in the section "In the press").</w:t>
+              <w:t>News summary 2026-07-25 – 2026-10-23: 10 articles, 0 with an adverse keyword in the headline (details in the section "In the press").</w:t>
             </w:r>
           </w:p>
         </w:tc>

--- a/docs/files/maxima/maxima_6M2026_en.docx
+++ b/docs/files/maxima/maxima_6M2026_en.docx
@@ -879,7 +879,7 @@
         <w:rPr>
           <w:b w:val="0"/>
         </w:rPr>
-        <w:t xml:space="preserve"> 1H revenue EUR 2,026m (+2.8%, calculated by the tool), EBITDA EUR 169.9m (169.2m), net profit EUR 85.7m</w:t>
+        <w:t xml:space="preserve"> 1H revenue EUR 2,026m (+2.8%, own calculation), EBITDA EUR 169.9m (169.2m), net profit EUR 85.7m</w:t>
       </w:r>
       <w:hyperlink r:id="rId16">
         <w:r>
@@ -2662,7 +2662,7 @@
           <w:color w:val="667085"/>
           <w:sz w:val="16"/>
         </w:rPr>
-        <w:t>Colours: green change – the metric is improving, red – worsening. Latest-period cell background: green – good level, amber – average, red – weak (tool benchmarks, config/metric_rules.yaml).</w:t>
+        <w:t>Colours: green change – the metric is improving, red – worsening. Latest-period cell background: green – good level, amber – average, red – weak (internal benchmarks, config/metric_rules.yaml).</w:t>
       </w:r>
     </w:p>
     <w:p>
@@ -2675,7 +2675,7 @@
           <w:color w:val="667085"/>
           <w:sz w:val="16"/>
         </w:rPr>
-        <w:t>* – taken from the report summary;  ᶜ – calculated by the tool. Small numbers next to text link to the source (opens the document at the cited page).</w:t>
+        <w:t>* – taken from the report summary;  ᶜ – own calculation. Small numbers next to text link to the source (opens the document at the cited page).</w:t>
       </w:r>
     </w:p>
     <w:p>

--- a/docs/files/maxima/maxima_6M2026_en.docx
+++ b/docs/files/maxima/maxima_6M2026_en.docx
@@ -4773,7 +4773,7 @@
                 <w:b w:val="0"/>
                 <w:sz w:val="17"/>
               </w:rPr>
-              <w:t>3.43% (2026-10)</w:t>
+              <w:t>3.38% (2026-10)</w:t>
             </w:r>
           </w:p>
         </w:tc>
@@ -4845,7 +4845,7 @@
                 <w:b w:val="0"/>
                 <w:sz w:val="17"/>
               </w:rPr>
-              <w:t>▲ 0.71 p. p.</w:t>
+              <w:t>▲ 0.66 p. p.</w:t>
             </w:r>
           </w:p>
         </w:tc>
@@ -6255,7 +6255,7 @@
                 <w:color w:val="333333"/>
                 <w:sz w:val="18"/>
               </w:rPr>
-              <w:t>Not found on the EU, UN, UK, US OFAC consolidated sanctions lists (automatic check 2026-10-22).</w:t>
+              <w:t>Not found on the EU, UN, UK, US OFAC consolidated sanctions lists (automatic check 2026-10-23).</w:t>
             </w:r>
           </w:p>
           <w:p>

--- a/docs/files/maxima/maxima_6M2026_en.docx
+++ b/docs/files/maxima/maxima_6M2026_en.docx
@@ -6310,6 +6310,117 @@
               <w:t>Namesake on the lists: Maxima Legal LLC – an alias in the same EU-list entry, not Maxima Grupė UAB.</w:t>
             </w:r>
           </w:p>
+          <w:p>
+            <w:pPr>
+              <w:spacing w:before="40" w:after="0"/>
+            </w:pPr>
+            <w:r>
+              <w:rPr>
+                <w:b/>
+                <w:color w:val="333333"/>
+                <w:sz w:val="18"/>
+              </w:rPr>
+              <w:t>Manual check</w:t>
+            </w:r>
+          </w:p>
+          <w:p>
+            <w:pPr>
+              <w:tabs>
+                <w:tab w:pos="198" w:val="left"/>
+              </w:tabs>
+              <w:spacing w:before="0" w:after="20"/>
+              <w:ind w:left="198" w:hanging="198"/>
+            </w:pPr>
+            <w:r>
+              <w:rPr>
+                <w:b w:val="0"/>
+                <w:color w:val="667085"/>
+                <w:sz w:val="18"/>
+              </w:rPr>
+              <w:t>•</w:t>
+              <w:tab/>
+            </w:r>
+            <w:r>
+              <w:rPr>
+                <w:b w:val="0"/>
+                <w:color w:val="333333"/>
+                <w:sz w:val="18"/>
+              </w:rPr>
+              <w:t>OFAC sanctions search</w:t>
+            </w:r>
+            <w:hyperlink r:id="rId41">
+              <w:r>
+                <w:rPr>
+                  <w:color w:val="2A78D6"/>
+                  <w:vertAlign w:val="superscript"/>
+                  <w:sz w:val="15"/>
+                </w:rPr>
+                <w:t xml:space="preserve">24</w:t>
+              </w:r>
+            </w:hyperlink>
+          </w:p>
+          <w:p>
+            <w:pPr>
+              <w:tabs>
+                <w:tab w:pos="198" w:val="left"/>
+              </w:tabs>
+              <w:spacing w:before="0" w:after="20"/>
+              <w:ind w:left="198" w:hanging="198"/>
+            </w:pPr>
+            <w:r>
+              <w:rPr>
+                <w:b w:val="0"/>
+                <w:color w:val="667085"/>
+                <w:sz w:val="18"/>
+              </w:rPr>
+              <w:t>•</w:t>
+              <w:tab/>
+            </w:r>
+            <w:r>
+              <w:rPr>
+                <w:b w:val="0"/>
+                <w:color w:val="333333"/>
+                <w:sz w:val="18"/>
+              </w:rPr>
+              <w:t>EU Sanctions Map</w:t>
+            </w:r>
+            <w:hyperlink r:id="rId42">
+              <w:r>
+                <w:rPr>
+                  <w:color w:val="2A78D6"/>
+                  <w:vertAlign w:val="superscript"/>
+                  <w:sz w:val="15"/>
+                </w:rPr>
+                <w:t xml:space="preserve">25</w:t>
+              </w:r>
+            </w:hyperlink>
+          </w:p>
+          <w:p>
+            <w:pPr>
+              <w:tabs>
+                <w:tab w:pos="198" w:val="left"/>
+              </w:tabs>
+              <w:spacing w:before="0" w:after="20"/>
+              <w:ind w:left="198" w:hanging="198"/>
+            </w:pPr>
+            <w:r>
+              <w:rPr>
+                <w:b w:val="0"/>
+                <w:color w:val="667085"/>
+                <w:sz w:val="18"/>
+              </w:rPr>
+              <w:t>•</w:t>
+              <w:tab/>
+            </w:r>
+            <w:r>
+              <w:rPr>
+                <w:b w:val="0"/>
+                <w:color w:val="333333"/>
+                <w:sz w:val="18"/>
+              </w:rPr>
+              <w:t>SEB eNameChecker (internal SEB system).</w:t>
+            </w:r>
+          </w:p>
         </w:tc>
       </w:tr>
     </w:tbl>
@@ -6437,14 +6548,14 @@
               </w:rPr>
               <w:t>The company disagrees and appeals</w:t>
             </w:r>
-            <w:hyperlink r:id="rId41">
+            <w:hyperlink r:id="rId43">
               <w:r>
                 <w:rPr>
                   <w:color w:val="2A78D6"/>
                   <w:vertAlign w:val="superscript"/>
                   <w:sz w:val="15"/>
                 </w:rPr>
-                <w:t xml:space="preserve">24</w:t>
+                <w:t xml:space="preserve">26</w:t>
               </w:r>
             </w:hyperlink>
             <w:r>
@@ -6961,14 +7072,14 @@
               </w:rPr>
               <w:t>Yellow flag: Latvian competition fine and cartel investigation</w:t>
             </w:r>
-            <w:hyperlink r:id="rId41">
+            <w:hyperlink r:id="rId43">
               <w:r>
                 <w:rPr>
                   <w:color w:val="2A78D6"/>
                   <w:vertAlign w:val="superscript"/>
                   <w:sz w:val="15"/>
                 </w:rPr>
-                <w:t xml:space="preserve">24</w:t>
+                <w:t xml:space="preserve">26</w:t>
               </w:r>
             </w:hyperlink>
             <w:r>
@@ -7111,14 +7222,14 @@
               </w:rPr>
               <w:t>The Agriculture policy (food trading)</w:t>
             </w:r>
-            <w:hyperlink r:id="rId42">
+            <w:hyperlink r:id="rId44">
               <w:r>
                 <w:rPr>
                   <w:color w:val="2A78D6"/>
                   <w:vertAlign w:val="superscript"/>
                   <w:sz w:val="15"/>
                 </w:rPr>
-                <w:t xml:space="preserve">25</w:t>
+                <w:t xml:space="preserve">27</w:t>
               </w:r>
             </w:hyperlink>
             <w:r>
@@ -7175,7 +7286,7 @@
                   <w:vertAlign w:val="superscript"/>
                   <w:sz w:val="15"/>
                 </w:rPr>
-                <w:t xml:space="preserve">26</w:t>
+                <w:t xml:space="preserve">28</w:t>
               </w:r>
             </w:hyperlink>
             <w:r>
@@ -8187,7 +8298,7 @@
             <w:color w:val="2A78D6"/>
             <w:sz w:val="17"/>
           </w:rPr>
-          <w:t xml:space="preserve">LSM - Maxima Latvia hit with EUR 1.8 million fine for unfair trading practices, 2025-11-06</w:t>
+          <w:t xml:space="preserve">OFAC Sanctions List Search (US Treasury)</w:t>
         </w:r>
       </w:hyperlink>
     </w:p>
@@ -8214,6 +8325,60 @@
             <w:color w:val="2A78D6"/>
             <w:sz w:val="17"/>
           </w:rPr>
+          <w:t xml:space="preserve">EU Sanctions Map</w:t>
+        </w:r>
+      </w:hyperlink>
+    </w:p>
+    <w:p>
+      <w:pPr>
+        <w:tabs>
+          <w:tab w:pos="397" w:val="left"/>
+        </w:tabs>
+        <w:spacing w:before="0" w:after="30"/>
+        <w:ind w:left="397" w:hanging="397"/>
+      </w:pPr>
+      <w:r>
+        <w:rPr>
+          <w:b w:val="0"/>
+          <w:color w:val="667085"/>
+          <w:sz w:val="17"/>
+        </w:rPr>
+        <w:t>26.</w:t>
+        <w:tab/>
+      </w:r>
+      <w:hyperlink r:id="rId43">
+        <w:r>
+          <w:rPr>
+            <w:color w:val="2A78D6"/>
+            <w:sz w:val="17"/>
+          </w:rPr>
+          <w:t xml:space="preserve">LSM - Maxima Latvia hit with EUR 1.8 million fine for unfair trading practices, 2025-11-06</w:t>
+        </w:r>
+      </w:hyperlink>
+    </w:p>
+    <w:p>
+      <w:pPr>
+        <w:tabs>
+          <w:tab w:pos="397" w:val="left"/>
+        </w:tabs>
+        <w:spacing w:before="0" w:after="30"/>
+        <w:ind w:left="397" w:hanging="397"/>
+      </w:pPr>
+      <w:r>
+        <w:rPr>
+          <w:b w:val="0"/>
+          <w:color w:val="667085"/>
+          <w:sz w:val="17"/>
+        </w:rPr>
+        <w:t>27.</w:t>
+        <w:tab/>
+      </w:r>
+      <w:hyperlink r:id="rId44">
+        <w:r>
+          <w:rPr>
+            <w:color w:val="2A78D6"/>
+            <w:sz w:val="17"/>
+          </w:rPr>
           <w:t xml:space="preserve">SEB Agriculture, Fishing, Aquaculture and Animal Welfare sector policy (2026-04-23), p. 5-10, 2026-04-23</w:t>
         </w:r>
       </w:hyperlink>
@@ -8232,7 +8397,7 @@
           <w:color w:val="667085"/>
           <w:sz w:val="17"/>
         </w:rPr>
-        <w:t>26.</w:t>
+        <w:t>28.</w:t>
         <w:tab/>
       </w:r>
       <w:hyperlink r:id="rId28">

--- a/docs/files/maxima/maxima_6M2026_en.docx
+++ b/docs/files/maxima/maxima_6M2026_en.docx
@@ -5075,7 +5075,7 @@
           <w:color w:val="667085"/>
           <w:sz w:val="18"/>
         </w:rPr>
-        <w:t>Automatic news scan (Google News, LT, LV), 2026-07-25 – 2026-10-23: 10 articles.</w:t>
+        <w:t>Automatic news scan (Google News, EE, LT, LV), 2026-07-26 – 2026-10-24: 11 articles.</w:t>
       </w:r>
     </w:p>
     <w:tbl>
@@ -5292,6 +5292,90 @@
                 <w:color w:val="1B2430"/>
                 <w:sz w:val="17"/>
               </w:rPr>
+              <w:t>2026-10-14</w:t>
+            </w:r>
+          </w:p>
+        </w:tc>
+        <w:tc>
+          <w:tcPr>
+            <w:tcW w:type="dxa" w:w="1361"/>
+            <w:tcBorders>
+              <w:top w:val="nil"/>
+              <w:left w:val="nil"/>
+              <w:bottom w:val="single" w:sz="4" w:color="E3E8EE" w:space="0"/>
+              <w:right w:val="nil"/>
+            </w:tcBorders>
+          </w:tcPr>
+          <w:p>
+            <w:pPr>
+              <w:spacing w:before="0" w:after="0"/>
+            </w:pPr>
+            <w:r>
+              <w:rPr>
+                <w:b/>
+                <w:color w:val="5F6B7A"/>
+                <w:sz w:val="14"/>
+                <w:shd w:val="clear" w:color="auto" w:fill="F0F2F5"/>
+              </w:rPr>
+              <w:t xml:space="preserve"> OTHER </w:t>
+            </w:r>
+          </w:p>
+        </w:tc>
+        <w:tc>
+          <w:tcPr>
+            <w:tcW w:type="dxa" w:w="7257"/>
+            <w:tcBorders>
+              <w:top w:val="nil"/>
+              <w:left w:val="nil"/>
+              <w:bottom w:val="single" w:sz="4" w:color="E3E8EE" w:space="0"/>
+              <w:right w:val="nil"/>
+            </w:tcBorders>
+          </w:tcPr>
+          <w:p>
+            <w:pPr>
+              <w:spacing w:before="0" w:after="0"/>
+            </w:pPr>
+            <w:hyperlink r:id="rId34">
+              <w:r>
+                <w:rPr>
+                  <w:color w:val="1B2430"/>
+                  <w:sz w:val="18"/>
+                </w:rPr>
+                <w:t xml:space="preserve">ФОТО | Сеть Maxima открыла еще один магазин</w:t>
+              </w:r>
+            </w:hyperlink>
+            <w:r>
+              <w:rPr>
+                <w:b w:val="0"/>
+                <w:color w:val="667085"/>
+                <w:sz w:val="15"/>
+              </w:rPr>
+              <w:t xml:space="preserve">   Delfi RUS</w:t>
+            </w:r>
+          </w:p>
+        </w:tc>
+      </w:tr>
+      <w:tr>
+        <w:tc>
+          <w:tcPr>
+            <w:tcW w:type="dxa" w:w="1020"/>
+            <w:tcBorders>
+              <w:top w:val="nil"/>
+              <w:left w:val="nil"/>
+              <w:bottom w:val="single" w:sz="4" w:color="E3E8EE" w:space="0"/>
+              <w:right w:val="nil"/>
+            </w:tcBorders>
+          </w:tcPr>
+          <w:p>
+            <w:pPr>
+              <w:spacing w:before="0" w:after="0"/>
+            </w:pPr>
+            <w:r>
+              <w:rPr>
+                <w:b w:val="0"/>
+                <w:color w:val="1B2430"/>
+                <w:sz w:val="17"/>
+              </w:rPr>
               <w:t>2026-10-12</w:t>
             </w:r>
           </w:p>
@@ -5335,7 +5419,7 @@
             <w:pPr>
               <w:spacing w:before="0" w:after="0"/>
             </w:pPr>
-            <w:hyperlink r:id="rId34">
+            <w:hyperlink r:id="rId35">
               <w:r>
                 <w:rPr>
                   <w:color w:val="1B2430"/>
@@ -5419,7 +5503,7 @@
             <w:pPr>
               <w:spacing w:before="0" w:after="0"/>
             </w:pPr>
-            <w:hyperlink r:id="rId35">
+            <w:hyperlink r:id="rId36">
               <w:r>
                 <w:rPr>
                   <w:color w:val="1B2430"/>
@@ -5503,7 +5587,7 @@
             <w:pPr>
               <w:spacing w:before="0" w:after="0"/>
             </w:pPr>
-            <w:hyperlink r:id="rId36">
+            <w:hyperlink r:id="rId37">
               <w:r>
                 <w:rPr>
                   <w:color w:val="1B2430"/>
@@ -5587,7 +5671,7 @@
             <w:pPr>
               <w:spacing w:before="0" w:after="0"/>
             </w:pPr>
-            <w:hyperlink r:id="rId37">
+            <w:hyperlink r:id="rId38">
               <w:r>
                 <w:rPr>
                   <w:color w:val="1B2430"/>
@@ -5671,7 +5755,7 @@
             <w:pPr>
               <w:spacing w:before="0" w:after="0"/>
             </w:pPr>
-            <w:hyperlink r:id="rId38">
+            <w:hyperlink r:id="rId39">
               <w:r>
                 <w:rPr>
                   <w:color w:val="1B2430"/>
@@ -5755,7 +5839,7 @@
             <w:pPr>
               <w:spacing w:before="0" w:after="0"/>
             </w:pPr>
-            <w:hyperlink r:id="rId39">
+            <w:hyperlink r:id="rId40">
               <w:r>
                 <w:rPr>
                   <w:color w:val="1B2430"/>
@@ -5839,7 +5923,7 @@
             <w:pPr>
               <w:spacing w:before="0" w:after="0"/>
             </w:pPr>
-            <w:hyperlink r:id="rId40">
+            <w:hyperlink r:id="rId41">
               <w:r>
                 <w:rPr>
                   <w:color w:val="1B2430"/>
@@ -6255,7 +6339,7 @@
                 <w:color w:val="333333"/>
                 <w:sz w:val="18"/>
               </w:rPr>
-              <w:t>Not found on the EU, UN, UK, US OFAC consolidated sanctions lists (automatic check 2026-10-23).</w:t>
+              <w:t>Not found on the EU, UN, UK, US OFAC consolidated sanctions lists (automatic check 2026-10-24).</w:t>
             </w:r>
           </w:p>
           <w:p>
@@ -6348,7 +6432,7 @@
               </w:rPr>
               <w:t>OFAC sanctions search</w:t>
             </w:r>
-            <w:hyperlink r:id="rId41">
+            <w:hyperlink r:id="rId42">
               <w:r>
                 <w:rPr>
                   <w:color w:val="2A78D6"/>
@@ -6384,7 +6468,7 @@
               </w:rPr>
               <w:t>EU Sanctions Map</w:t>
             </w:r>
-            <w:hyperlink r:id="rId42">
+            <w:hyperlink r:id="rId43">
               <w:r>
                 <w:rPr>
                   <w:color w:val="2A78D6"/>
@@ -6548,7 +6632,7 @@
               </w:rPr>
               <w:t>The company disagrees and appeals</w:t>
             </w:r>
-            <w:hyperlink r:id="rId43">
+            <w:hyperlink r:id="rId44">
               <w:r>
                 <w:rPr>
                   <w:color w:val="2A78D6"/>
@@ -6660,7 +6744,7 @@
                 <w:color w:val="333333"/>
                 <w:sz w:val="18"/>
               </w:rPr>
-              <w:t>News summary 2026-07-25 – 2026-10-23: 10 articles, 0 with an adverse keyword in the headline (details in the section "In the press").</w:t>
+              <w:t>News summary 2026-07-26 – 2026-10-24: 11 articles, 0 with an adverse keyword in the headline (details in the section "In the press").</w:t>
             </w:r>
           </w:p>
         </w:tc>
@@ -7072,7 +7156,7 @@
               </w:rPr>
               <w:t>Yellow flag: Latvian competition fine and cartel investigation</w:t>
             </w:r>
-            <w:hyperlink r:id="rId43">
+            <w:hyperlink r:id="rId44">
               <w:r>
                 <w:rPr>
                   <w:color w:val="2A78D6"/>
@@ -7222,7 +7306,7 @@
               </w:rPr>
               <w:t>The Agriculture policy (food trading)</w:t>
             </w:r>
-            <w:hyperlink r:id="rId44">
+            <w:hyperlink r:id="rId45">
               <w:r>
                 <w:rPr>
                   <w:color w:val="2A78D6"/>
@@ -8292,7 +8376,7 @@
         <w:t>24.</w:t>
         <w:tab/>
       </w:r>
-      <w:hyperlink r:id="rId41">
+      <w:hyperlink r:id="rId42">
         <w:r>
           <w:rPr>
             <w:color w:val="2A78D6"/>
@@ -8319,7 +8403,7 @@
         <w:t>25.</w:t>
         <w:tab/>
       </w:r>
-      <w:hyperlink r:id="rId42">
+      <w:hyperlink r:id="rId43">
         <w:r>
           <w:rPr>
             <w:color w:val="2A78D6"/>
@@ -8346,7 +8430,7 @@
         <w:t>26.</w:t>
         <w:tab/>
       </w:r>
-      <w:hyperlink r:id="rId43">
+      <w:hyperlink r:id="rId44">
         <w:r>
           <w:rPr>
             <w:color w:val="2A78D6"/>
@@ -8373,7 +8457,7 @@
         <w:t>27.</w:t>
         <w:tab/>
       </w:r>
-      <w:hyperlink r:id="rId44">
+      <w:hyperlink r:id="rId45">
         <w:r>
           <w:rPr>
             <w:color w:val="2A78D6"/>

--- a/docs/files/maxima/maxima_6M2026_en.docx
+++ b/docs/files/maxima/maxima_6M2026_en.docx
@@ -5075,7 +5075,7 @@
           <w:color w:val="667085"/>
           <w:sz w:val="18"/>
         </w:rPr>
-        <w:t>Automatic news scan (Google News, EE, LT, LV), 2026-07-26 – 2026-10-24: 11 articles.</w:t>
+        <w:t>Automatic news scan (Google News, EE, LT, LV), 2026-07-27 – 2026-10-25: 11 articles.</w:t>
       </w:r>
     </w:p>
     <w:tbl>
@@ -6339,7 +6339,7 @@
                 <w:color w:val="333333"/>
                 <w:sz w:val="18"/>
               </w:rPr>
-              <w:t>Not found on the EU, UN, UK, US OFAC consolidated sanctions lists (automatic check 2026-10-24).</w:t>
+              <w:t>Not found on the EU, UN, UK, US OFAC consolidated sanctions lists (automatic check 2026-10-25).</w:t>
             </w:r>
           </w:p>
           <w:p>
@@ -6744,7 +6744,7 @@
                 <w:color w:val="333333"/>
                 <w:sz w:val="18"/>
               </w:rPr>
-              <w:t>News summary 2026-07-26 – 2026-10-24: 11 articles, 0 with an adverse keyword in the headline (details in the section "In the press").</w:t>
+              <w:t>News summary 2026-07-27 – 2026-10-25: 11 articles, 0 with an adverse keyword in the headline (details in the section "In the press").</w:t>
             </w:r>
           </w:p>
         </w:tc>

--- a/docs/files/maxima/maxima_6M2026_en.docx
+++ b/docs/files/maxima/maxima_6M2026_en.docx
@@ -4773,7 +4773,7 @@
                 <w:b w:val="0"/>
                 <w:sz w:val="17"/>
               </w:rPr>
-              <w:t>3.38% (2026-10)</w:t>
+              <w:t>3.37% (2026-10)</w:t>
             </w:r>
           </w:p>
         </w:tc>
@@ -4845,7 +4845,7 @@
                 <w:b w:val="0"/>
                 <w:sz w:val="17"/>
               </w:rPr>
-              <w:t>▲ 0.66 p. p.</w:t>
+              <w:t>▲ 0.65 p. p.</w:t>
             </w:r>
           </w:p>
         </w:tc>
@@ -5075,7 +5075,7 @@
           <w:color w:val="667085"/>
           <w:sz w:val="18"/>
         </w:rPr>
-        <w:t>Automatic news scan (Google News, EE, LT, LV), 2026-07-27 – 2026-10-25: 11 articles.</w:t>
+        <w:t>Automatic news scan (Google News, EE, LT, LV), 2026-07-28 – 2026-10-26: 11 articles.</w:t>
       </w:r>
     </w:p>
     <w:tbl>
@@ -6339,7 +6339,7 @@
                 <w:color w:val="333333"/>
                 <w:sz w:val="18"/>
               </w:rPr>
-              <w:t>Not found on the EU, UN, UK, US OFAC consolidated sanctions lists (automatic check 2026-10-25).</w:t>
+              <w:t>Not found on the EU, UN, US OFAC consolidated sanctions lists (automatic check 2026-10-26).</w:t>
             </w:r>
           </w:p>
           <w:p>
@@ -6744,7 +6744,7 @@
                 <w:color w:val="333333"/>
                 <w:sz w:val="18"/>
               </w:rPr>
-              <w:t>News summary 2026-07-27 – 2026-10-25: 11 articles, 0 with an adverse keyword in the headline (details in the section "In the press").</w:t>
+              <w:t>News summary 2026-07-28 – 2026-10-26: 11 articles, 0 with an adverse keyword in the headline (details in the section "In the press").</w:t>
             </w:r>
           </w:p>
         </w:tc>

--- a/docs/files/maxima/maxima_6M2026_en.docx
+++ b/docs/files/maxima/maxima_6M2026_en.docx
@@ -5075,7 +5075,7 @@
           <w:color w:val="667085"/>
           <w:sz w:val="18"/>
         </w:rPr>
-        <w:t>Automatic news scan (Google News, EE, LT, LV), 2026-07-28 – 2026-10-26: 11 articles.</w:t>
+        <w:t>Automatic news scan (Google News, EE, LT, LV), 2026-07-29 – 2026-10-27: 11 articles.</w:t>
       </w:r>
     </w:p>
     <w:tbl>
@@ -6339,7 +6339,7 @@
                 <w:color w:val="333333"/>
                 <w:sz w:val="18"/>
               </w:rPr>
-              <w:t>Not found on the EU, UN, US OFAC consolidated sanctions lists (automatic check 2026-10-26).</w:t>
+              <w:t>Not found on the EU, UN, US OFAC consolidated sanctions lists (automatic check 2026-10-27).</w:t>
             </w:r>
           </w:p>
           <w:p>
@@ -6744,7 +6744,7 @@
                 <w:color w:val="333333"/>
                 <w:sz w:val="18"/>
               </w:rPr>
-              <w:t>News summary 2026-07-28 – 2026-10-26: 11 articles, 0 with an adverse keyword in the headline (details in the section "In the press").</w:t>
+              <w:t>News summary 2026-07-29 – 2026-10-27: 11 articles, 0 with an adverse keyword in the headline (details in the section "In the press").</w:t>
             </w:r>
           </w:p>
         </w:tc>

--- a/docs/files/maxima/maxima_6M2026_en.docx
+++ b/docs/files/maxima/maxima_6M2026_en.docx
@@ -5075,7 +5075,7 @@
           <w:color w:val="667085"/>
           <w:sz w:val="18"/>
         </w:rPr>
-        <w:t>Automatic news scan (Google News, EE, LT, LV), 2026-07-29 – 2026-10-27: 11 articles.</w:t>
+        <w:t>Automatic news scan (Google News, EE, LT, LV), 2026-07-30 – 2026-10-28: 11 articles.</w:t>
       </w:r>
     </w:p>
     <w:tbl>
@@ -6339,7 +6339,7 @@
                 <w:color w:val="333333"/>
                 <w:sz w:val="18"/>
               </w:rPr>
-              <w:t>Not found on the EU, UN, US OFAC consolidated sanctions lists (automatic check 2026-10-27).</w:t>
+              <w:t>Not found on the EU, UN, US OFAC consolidated sanctions lists (automatic check 2026-10-28).</w:t>
             </w:r>
           </w:p>
           <w:p>
@@ -6744,7 +6744,7 @@
                 <w:color w:val="333333"/>
                 <w:sz w:val="18"/>
               </w:rPr>
-              <w:t>News summary 2026-07-29 – 2026-10-27: 11 articles, 0 with an adverse keyword in the headline (details in the section "In the press").</w:t>
+              <w:t>News summary 2026-07-30 – 2026-10-28: 11 articles, 0 with an adverse keyword in the headline (details in the section "In the press").</w:t>
             </w:r>
           </w:p>
         </w:tc>

--- a/docs/files/maxima/maxima_6M2026_en.docx
+++ b/docs/files/maxima/maxima_6M2026_en.docx
@@ -5075,7 +5075,7 @@
           <w:color w:val="667085"/>
           <w:sz w:val="18"/>
         </w:rPr>
-        <w:t>Automatic news scan (Google News, EE, LT, LV), 2026-07-30 – 2026-10-28: 11 articles.</w:t>
+        <w:t>Automatic news scan (Google News, EN, EE, LT, LV), 2026-07-30 – 2026-10-28: 12 articles.</w:t>
       </w:r>
     </w:p>
     <w:tbl>
@@ -5208,6 +5208,90 @@
                 <w:color w:val="1B2430"/>
                 <w:sz w:val="17"/>
               </w:rPr>
+              <w:t>2026-10-28</w:t>
+            </w:r>
+          </w:p>
+        </w:tc>
+        <w:tc>
+          <w:tcPr>
+            <w:tcW w:type="dxa" w:w="1361"/>
+            <w:tcBorders>
+              <w:top w:val="nil"/>
+              <w:left w:val="nil"/>
+              <w:bottom w:val="single" w:sz="4" w:color="E3E8EE" w:space="0"/>
+              <w:right w:val="nil"/>
+            </w:tcBorders>
+          </w:tcPr>
+          <w:p>
+            <w:pPr>
+              <w:spacing w:before="0" w:after="0"/>
+            </w:pPr>
+            <w:r>
+              <w:rPr>
+                <w:b/>
+                <w:color w:val="5F6B7A"/>
+                <w:sz w:val="14"/>
+                <w:shd w:val="clear" w:color="auto" w:fill="F0F2F5"/>
+              </w:rPr>
+              <w:t xml:space="preserve"> OTHER </w:t>
+            </w:r>
+          </w:p>
+        </w:tc>
+        <w:tc>
+          <w:tcPr>
+            <w:tcW w:type="dxa" w:w="7257"/>
+            <w:tcBorders>
+              <w:top w:val="nil"/>
+              <w:left w:val="nil"/>
+              <w:bottom w:val="single" w:sz="4" w:color="E3E8EE" w:space="0"/>
+              <w:right w:val="nil"/>
+            </w:tcBorders>
+          </w:tcPr>
+          <w:p>
+            <w:pPr>
+              <w:spacing w:before="0" w:after="0"/>
+            </w:pPr>
+            <w:hyperlink r:id="rId33">
+              <w:r>
+                <w:rPr>
+                  <w:color w:val="1B2430"/>
+                  <w:sz w:val="18"/>
+                </w:rPr>
+                <w:t xml:space="preserve">Maxima Latvija Rolls Out Child-Friendly Ready-Made Meals</w:t>
+              </w:r>
+            </w:hyperlink>
+            <w:r>
+              <w:rPr>
+                <w:b w:val="0"/>
+                <w:color w:val="667085"/>
+                <w:sz w:val="15"/>
+              </w:rPr>
+              <w:t xml:space="preserve">   ESM Magazine</w:t>
+            </w:r>
+          </w:p>
+        </w:tc>
+      </w:tr>
+      <w:tr>
+        <w:tc>
+          <w:tcPr>
+            <w:tcW w:type="dxa" w:w="1020"/>
+            <w:tcBorders>
+              <w:top w:val="nil"/>
+              <w:left w:val="nil"/>
+              <w:bottom w:val="single" w:sz="4" w:color="E3E8EE" w:space="0"/>
+              <w:right w:val="nil"/>
+            </w:tcBorders>
+          </w:tcPr>
+          <w:p>
+            <w:pPr>
+              <w:spacing w:before="0" w:after="0"/>
+            </w:pPr>
+            <w:r>
+              <w:rPr>
+                <w:b w:val="0"/>
+                <w:color w:val="1B2430"/>
+                <w:sz w:val="17"/>
+              </w:rPr>
               <w:t>2026-10-19</w:t>
             </w:r>
           </w:p>
@@ -5251,7 +5335,7 @@
             <w:pPr>
               <w:spacing w:before="0" w:after="0"/>
             </w:pPr>
-            <w:hyperlink r:id="rId33">
+            <w:hyperlink r:id="rId34">
               <w:r>
                 <w:rPr>
                   <w:color w:val="1B2430"/>
@@ -5335,7 +5419,7 @@
             <w:pPr>
               <w:spacing w:before="0" w:after="0"/>
             </w:pPr>
-            <w:hyperlink r:id="rId34">
+            <w:hyperlink r:id="rId35">
               <w:r>
                 <w:rPr>
                   <w:color w:val="1B2430"/>
@@ -5419,7 +5503,7 @@
             <w:pPr>
               <w:spacing w:before="0" w:after="0"/>
             </w:pPr>
-            <w:hyperlink r:id="rId35">
+            <w:hyperlink r:id="rId36">
               <w:r>
                 <w:rPr>
                   <w:color w:val="1B2430"/>
@@ -5503,7 +5587,7 @@
             <w:pPr>
               <w:spacing w:before="0" w:after="0"/>
             </w:pPr>
-            <w:hyperlink r:id="rId36">
+            <w:hyperlink r:id="rId37">
               <w:r>
                 <w:rPr>
                   <w:color w:val="1B2430"/>
@@ -5587,7 +5671,7 @@
             <w:pPr>
               <w:spacing w:before="0" w:after="0"/>
             </w:pPr>
-            <w:hyperlink r:id="rId37">
+            <w:hyperlink r:id="rId38">
               <w:r>
                 <w:rPr>
                   <w:color w:val="1B2430"/>
@@ -5671,7 +5755,7 @@
             <w:pPr>
               <w:spacing w:before="0" w:after="0"/>
             </w:pPr>
-            <w:hyperlink r:id="rId38">
+            <w:hyperlink r:id="rId39">
               <w:r>
                 <w:rPr>
                   <w:color w:val="1B2430"/>
@@ -5755,7 +5839,7 @@
             <w:pPr>
               <w:spacing w:before="0" w:after="0"/>
             </w:pPr>
-            <w:hyperlink r:id="rId39">
+            <w:hyperlink r:id="rId40">
               <w:r>
                 <w:rPr>
                   <w:color w:val="1B2430"/>
@@ -5839,7 +5923,7 @@
             <w:pPr>
               <w:spacing w:before="0" w:after="0"/>
             </w:pPr>
-            <w:hyperlink r:id="rId40">
+            <w:hyperlink r:id="rId41">
               <w:r>
                 <w:rPr>
                   <w:color w:val="1B2430"/>
@@ -5855,90 +5939,6 @@
                 <w:sz w:val="15"/>
               </w:rPr>
               <w:t xml:space="preserve">   Aluksniesiem.lv</w:t>
-            </w:r>
-          </w:p>
-        </w:tc>
-      </w:tr>
-      <w:tr>
-        <w:tc>
-          <w:tcPr>
-            <w:tcW w:type="dxa" w:w="1020"/>
-            <w:tcBorders>
-              <w:top w:val="nil"/>
-              <w:left w:val="nil"/>
-              <w:bottom w:val="single" w:sz="4" w:color="E3E8EE" w:space="0"/>
-              <w:right w:val="nil"/>
-            </w:tcBorders>
-          </w:tcPr>
-          <w:p>
-            <w:pPr>
-              <w:spacing w:before="0" w:after="0"/>
-            </w:pPr>
-            <w:r>
-              <w:rPr>
-                <w:b w:val="0"/>
-                <w:color w:val="1B2430"/>
-                <w:sz w:val="17"/>
-              </w:rPr>
-              <w:t>2026-09-24</w:t>
-            </w:r>
-          </w:p>
-        </w:tc>
-        <w:tc>
-          <w:tcPr>
-            <w:tcW w:type="dxa" w:w="1361"/>
-            <w:tcBorders>
-              <w:top w:val="nil"/>
-              <w:left w:val="nil"/>
-              <w:bottom w:val="single" w:sz="4" w:color="E3E8EE" w:space="0"/>
-              <w:right w:val="nil"/>
-            </w:tcBorders>
-          </w:tcPr>
-          <w:p>
-            <w:pPr>
-              <w:spacing w:before="0" w:after="0"/>
-            </w:pPr>
-            <w:r>
-              <w:rPr>
-                <w:b/>
-                <w:color w:val="5F6B7A"/>
-                <w:sz w:val="14"/>
-                <w:shd w:val="clear" w:color="auto" w:fill="F0F2F5"/>
-              </w:rPr>
-              <w:t xml:space="preserve"> OTHER </w:t>
-            </w:r>
-          </w:p>
-        </w:tc>
-        <w:tc>
-          <w:tcPr>
-            <w:tcW w:type="dxa" w:w="7257"/>
-            <w:tcBorders>
-              <w:top w:val="nil"/>
-              <w:left w:val="nil"/>
-              <w:bottom w:val="single" w:sz="4" w:color="E3E8EE" w:space="0"/>
-              <w:right w:val="nil"/>
-            </w:tcBorders>
-          </w:tcPr>
-          <w:p>
-            <w:pPr>
-              <w:spacing w:before="0" w:after="0"/>
-            </w:pPr>
-            <w:hyperlink r:id="rId41">
-              <w:r>
-                <w:rPr>
-                  <w:color w:val="1B2430"/>
-                  <w:sz w:val="18"/>
-                </w:rPr>
-                <w:t xml:space="preserve">Vairāk nekā 6 tonnas mazpulcēnu audzēto sīpolu pieejami “Maxima” veikalos</w:t>
-              </w:r>
-            </w:hyperlink>
-            <w:r>
-              <w:rPr>
-                <w:b w:val="0"/>
-                <w:color w:val="667085"/>
-                <w:sz w:val="15"/>
-              </w:rPr>
-              <w:t xml:space="preserve">   ZiemelLatvija.lv</w:t>
             </w:r>
           </w:p>
         </w:tc>
@@ -6744,7 +6744,7 @@
                 <w:color w:val="333333"/>
                 <w:sz w:val="18"/>
               </w:rPr>
-              <w:t>News summary 2026-07-30 – 2026-10-28: 11 articles, 0 with an adverse keyword in the headline (details in the section "In the press").</w:t>
+              <w:t>News summary 2026-07-30 – 2026-10-28: 12 articles, 0 with an adverse keyword in the headline (details in the section "In the press").</w:t>
             </w:r>
           </w:p>
         </w:tc>

--- a/docs/files/maxima/maxima_6M2026_en.docx
+++ b/docs/files/maxima/maxima_6M2026_en.docx
@@ -5075,7 +5075,7 @@
           <w:color w:val="667085"/>
           <w:sz w:val="18"/>
         </w:rPr>
-        <w:t>Automatic news scan (Google News, EN, EE, LT, LV), 2026-07-30 – 2026-10-28: 12 articles.</w:t>
+        <w:t>Automatic news scan (Google News, EN, EE, LT, LV), 2026-08-01 – 2026-10-30: 14 articles.</w:t>
       </w:r>
     </w:p>
     <w:tbl>
@@ -5208,6 +5208,174 @@
                 <w:color w:val="1B2430"/>
                 <w:sz w:val="17"/>
               </w:rPr>
+              <w:t>2026-10-30</w:t>
+            </w:r>
+          </w:p>
+        </w:tc>
+        <w:tc>
+          <w:tcPr>
+            <w:tcW w:type="dxa" w:w="1361"/>
+            <w:tcBorders>
+              <w:top w:val="nil"/>
+              <w:left w:val="nil"/>
+              <w:bottom w:val="single" w:sz="4" w:color="E3E8EE" w:space="0"/>
+              <w:right w:val="nil"/>
+            </w:tcBorders>
+          </w:tcPr>
+          <w:p>
+            <w:pPr>
+              <w:spacing w:before="0" w:after="0"/>
+            </w:pPr>
+            <w:r>
+              <w:rPr>
+                <w:b/>
+                <w:color w:val="5F6B7A"/>
+                <w:sz w:val="14"/>
+                <w:shd w:val="clear" w:color="auto" w:fill="F0F2F5"/>
+              </w:rPr>
+              <w:t xml:space="preserve"> OTHER </w:t>
+            </w:r>
+          </w:p>
+        </w:tc>
+        <w:tc>
+          <w:tcPr>
+            <w:tcW w:type="dxa" w:w="7257"/>
+            <w:tcBorders>
+              <w:top w:val="nil"/>
+              <w:left w:val="nil"/>
+              <w:bottom w:val="single" w:sz="4" w:color="E3E8EE" w:space="0"/>
+              <w:right w:val="nil"/>
+            </w:tcBorders>
+          </w:tcPr>
+          <w:p>
+            <w:pPr>
+              <w:spacing w:before="0" w:after="0"/>
+            </w:pPr>
+            <w:hyperlink r:id="rId33">
+              <w:r>
+                <w:rPr>
+                  <w:color w:val="1B2430"/>
+                  <w:sz w:val="18"/>
+                </w:rPr>
+                <w:t xml:space="preserve">Pieņemts lēmums par pārtikas produkta izņemšanu no "Maxima" plauktiem: Ko lūdz pārbaudīt pircējiem</w:t>
+              </w:r>
+            </w:hyperlink>
+            <w:r>
+              <w:rPr>
+                <w:b w:val="0"/>
+                <w:color w:val="667085"/>
+                <w:sz w:val="15"/>
+              </w:rPr>
+              <w:t xml:space="preserve">   Dzentlmenis.lv</w:t>
+            </w:r>
+          </w:p>
+        </w:tc>
+      </w:tr>
+      <w:tr>
+        <w:tc>
+          <w:tcPr>
+            <w:tcW w:type="dxa" w:w="1020"/>
+            <w:tcBorders>
+              <w:top w:val="nil"/>
+              <w:left w:val="nil"/>
+              <w:bottom w:val="single" w:sz="4" w:color="E3E8EE" w:space="0"/>
+              <w:right w:val="nil"/>
+            </w:tcBorders>
+          </w:tcPr>
+          <w:p>
+            <w:pPr>
+              <w:spacing w:before="0" w:after="0"/>
+            </w:pPr>
+            <w:r>
+              <w:rPr>
+                <w:b w:val="0"/>
+                <w:color w:val="1B2430"/>
+                <w:sz w:val="17"/>
+              </w:rPr>
+              <w:t>2026-10-29</w:t>
+            </w:r>
+          </w:p>
+        </w:tc>
+        <w:tc>
+          <w:tcPr>
+            <w:tcW w:type="dxa" w:w="1361"/>
+            <w:tcBorders>
+              <w:top w:val="nil"/>
+              <w:left w:val="nil"/>
+              <w:bottom w:val="single" w:sz="4" w:color="E3E8EE" w:space="0"/>
+              <w:right w:val="nil"/>
+            </w:tcBorders>
+          </w:tcPr>
+          <w:p>
+            <w:pPr>
+              <w:spacing w:before="0" w:after="0"/>
+            </w:pPr>
+            <w:r>
+              <w:rPr>
+                <w:b/>
+                <w:color w:val="5F6B7A"/>
+                <w:sz w:val="14"/>
+                <w:shd w:val="clear" w:color="auto" w:fill="F0F2F5"/>
+              </w:rPr>
+              <w:t xml:space="preserve"> OTHER </w:t>
+            </w:r>
+          </w:p>
+        </w:tc>
+        <w:tc>
+          <w:tcPr>
+            <w:tcW w:type="dxa" w:w="7257"/>
+            <w:tcBorders>
+              <w:top w:val="nil"/>
+              <w:left w:val="nil"/>
+              <w:bottom w:val="single" w:sz="4" w:color="E3E8EE" w:space="0"/>
+              <w:right w:val="nil"/>
+            </w:tcBorders>
+          </w:tcPr>
+          <w:p>
+            <w:pPr>
+              <w:spacing w:before="0" w:after="0"/>
+            </w:pPr>
+            <w:hyperlink r:id="rId34">
+              <w:r>
+                <w:rPr>
+                  <w:color w:val="1B2430"/>
+                  <w:sz w:val="18"/>
+                </w:rPr>
+                <w:t xml:space="preserve">“Maxima” no tirdzniecības atsauc iecienītu pārtikas produktu - pircējiem jāņem vērā svarīga detaļa</w:t>
+              </w:r>
+            </w:hyperlink>
+            <w:r>
+              <w:rPr>
+                <w:b w:val="0"/>
+                <w:color w:val="667085"/>
+                <w:sz w:val="15"/>
+              </w:rPr>
+              <w:t xml:space="preserve">   Jauns.lv</w:t>
+            </w:r>
+          </w:p>
+        </w:tc>
+      </w:tr>
+      <w:tr>
+        <w:tc>
+          <w:tcPr>
+            <w:tcW w:type="dxa" w:w="1020"/>
+            <w:tcBorders>
+              <w:top w:val="nil"/>
+              <w:left w:val="nil"/>
+              <w:bottom w:val="single" w:sz="4" w:color="E3E8EE" w:space="0"/>
+              <w:right w:val="nil"/>
+            </w:tcBorders>
+          </w:tcPr>
+          <w:p>
+            <w:pPr>
+              <w:spacing w:before="0" w:after="0"/>
+            </w:pPr>
+            <w:r>
+              <w:rPr>
+                <w:b w:val="0"/>
+                <w:color w:val="1B2430"/>
+                <w:sz w:val="17"/>
+              </w:rPr>
               <w:t>2026-10-28</w:t>
             </w:r>
           </w:p>
@@ -5251,7 +5419,7 @@
             <w:pPr>
               <w:spacing w:before="0" w:after="0"/>
             </w:pPr>
-            <w:hyperlink r:id="rId33">
+            <w:hyperlink r:id="rId35">
               <w:r>
                 <w:rPr>
                   <w:color w:val="1B2430"/>
@@ -5335,7 +5503,7 @@
             <w:pPr>
               <w:spacing w:before="0" w:after="0"/>
             </w:pPr>
-            <w:hyperlink r:id="rId34">
+            <w:hyperlink r:id="rId36">
               <w:r>
                 <w:rPr>
                   <w:color w:val="1B2430"/>
@@ -5419,7 +5587,7 @@
             <w:pPr>
               <w:spacing w:before="0" w:after="0"/>
             </w:pPr>
-            <w:hyperlink r:id="rId35">
+            <w:hyperlink r:id="rId37">
               <w:r>
                 <w:rPr>
                   <w:color w:val="1B2430"/>
@@ -5503,7 +5671,7 @@
             <w:pPr>
               <w:spacing w:before="0" w:after="0"/>
             </w:pPr>
-            <w:hyperlink r:id="rId36">
+            <w:hyperlink r:id="rId38">
               <w:r>
                 <w:rPr>
                   <w:color w:val="1B2430"/>
@@ -5587,7 +5755,7 @@
             <w:pPr>
               <w:spacing w:before="0" w:after="0"/>
             </w:pPr>
-            <w:hyperlink r:id="rId37">
+            <w:hyperlink r:id="rId39">
               <w:r>
                 <w:rPr>
                   <w:color w:val="1B2430"/>
@@ -5671,7 +5839,7 @@
             <w:pPr>
               <w:spacing w:before="0" w:after="0"/>
             </w:pPr>
-            <w:hyperlink r:id="rId38">
+            <w:hyperlink r:id="rId40">
               <w:r>
                 <w:rPr>
                   <w:color w:val="1B2430"/>
@@ -5755,7 +5923,7 @@
             <w:pPr>
               <w:spacing w:before="0" w:after="0"/>
             </w:pPr>
-            <w:hyperlink r:id="rId39">
+            <w:hyperlink r:id="rId41">
               <w:r>
                 <w:rPr>
                   <w:color w:val="1B2430"/>
@@ -5771,174 +5939,6 @@
                 <w:sz w:val="15"/>
               </w:rPr>
               <w:t xml:space="preserve">   Jauns.lv</w:t>
-            </w:r>
-          </w:p>
-        </w:tc>
-      </w:tr>
-      <w:tr>
-        <w:tc>
-          <w:tcPr>
-            <w:tcW w:type="dxa" w:w="1020"/>
-            <w:tcBorders>
-              <w:top w:val="nil"/>
-              <w:left w:val="nil"/>
-              <w:bottom w:val="single" w:sz="4" w:color="E3E8EE" w:space="0"/>
-              <w:right w:val="nil"/>
-            </w:tcBorders>
-          </w:tcPr>
-          <w:p>
-            <w:pPr>
-              <w:spacing w:before="0" w:after="0"/>
-            </w:pPr>
-            <w:r>
-              <w:rPr>
-                <w:b w:val="0"/>
-                <w:color w:val="1B2430"/>
-                <w:sz w:val="17"/>
-              </w:rPr>
-              <w:t>2026-09-30</w:t>
-            </w:r>
-          </w:p>
-        </w:tc>
-        <w:tc>
-          <w:tcPr>
-            <w:tcW w:type="dxa" w:w="1361"/>
-            <w:tcBorders>
-              <w:top w:val="nil"/>
-              <w:left w:val="nil"/>
-              <w:bottom w:val="single" w:sz="4" w:color="E3E8EE" w:space="0"/>
-              <w:right w:val="nil"/>
-            </w:tcBorders>
-          </w:tcPr>
-          <w:p>
-            <w:pPr>
-              <w:spacing w:before="0" w:after="0"/>
-            </w:pPr>
-            <w:r>
-              <w:rPr>
-                <w:b/>
-                <w:color w:val="5F6B7A"/>
-                <w:sz w:val="14"/>
-                <w:shd w:val="clear" w:color="auto" w:fill="F0F2F5"/>
-              </w:rPr>
-              <w:t xml:space="preserve"> OTHER </w:t>
-            </w:r>
-          </w:p>
-        </w:tc>
-        <w:tc>
-          <w:tcPr>
-            <w:tcW w:type="dxa" w:w="7257"/>
-            <w:tcBorders>
-              <w:top w:val="nil"/>
-              <w:left w:val="nil"/>
-              <w:bottom w:val="single" w:sz="4" w:color="E3E8EE" w:space="0"/>
-              <w:right w:val="nil"/>
-            </w:tcBorders>
-          </w:tcPr>
-          <w:p>
-            <w:pPr>
-              <w:spacing w:before="0" w:after="0"/>
-            </w:pPr>
-            <w:hyperlink r:id="rId40">
-              <w:r>
-                <w:rPr>
-                  <w:color w:val="1B2430"/>
-                  <w:sz w:val="18"/>
-                </w:rPr>
-                <w:t xml:space="preserve">Priecīgas ziņas Latvijas iedzīvotājiem: "Maxima" paziņo, ka turpmāk vairāki pircēju iecienīti produkti maksās ievērojami lētāk</w:t>
-              </w:r>
-            </w:hyperlink>
-            <w:r>
-              <w:rPr>
-                <w:b w:val="0"/>
-                <w:color w:val="667085"/>
-                <w:sz w:val="15"/>
-              </w:rPr>
-              <w:t xml:space="preserve">   Dzentlmenis.lv</w:t>
-            </w:r>
-          </w:p>
-        </w:tc>
-      </w:tr>
-      <w:tr>
-        <w:tc>
-          <w:tcPr>
-            <w:tcW w:type="dxa" w:w="1020"/>
-            <w:tcBorders>
-              <w:top w:val="nil"/>
-              <w:left w:val="nil"/>
-              <w:bottom w:val="single" w:sz="4" w:color="E3E8EE" w:space="0"/>
-              <w:right w:val="nil"/>
-            </w:tcBorders>
-          </w:tcPr>
-          <w:p>
-            <w:pPr>
-              <w:spacing w:before="0" w:after="0"/>
-            </w:pPr>
-            <w:r>
-              <w:rPr>
-                <w:b w:val="0"/>
-                <w:color w:val="1B2430"/>
-                <w:sz w:val="17"/>
-              </w:rPr>
-              <w:t>2026-09-25</w:t>
-            </w:r>
-          </w:p>
-        </w:tc>
-        <w:tc>
-          <w:tcPr>
-            <w:tcW w:type="dxa" w:w="1361"/>
-            <w:tcBorders>
-              <w:top w:val="nil"/>
-              <w:left w:val="nil"/>
-              <w:bottom w:val="single" w:sz="4" w:color="E3E8EE" w:space="0"/>
-              <w:right w:val="nil"/>
-            </w:tcBorders>
-          </w:tcPr>
-          <w:p>
-            <w:pPr>
-              <w:spacing w:before="0" w:after="0"/>
-            </w:pPr>
-            <w:r>
-              <w:rPr>
-                <w:b/>
-                <w:color w:val="5F6B7A"/>
-                <w:sz w:val="14"/>
-                <w:shd w:val="clear" w:color="auto" w:fill="F0F2F5"/>
-              </w:rPr>
-              <w:t xml:space="preserve"> OTHER </w:t>
-            </w:r>
-          </w:p>
-        </w:tc>
-        <w:tc>
-          <w:tcPr>
-            <w:tcW w:type="dxa" w:w="7257"/>
-            <w:tcBorders>
-              <w:top w:val="nil"/>
-              <w:left w:val="nil"/>
-              <w:bottom w:val="single" w:sz="4" w:color="E3E8EE" w:space="0"/>
-              <w:right w:val="nil"/>
-            </w:tcBorders>
-          </w:tcPr>
-          <w:p>
-            <w:pPr>
-              <w:spacing w:before="0" w:after="0"/>
-            </w:pPr>
-            <w:hyperlink r:id="rId41">
-              <w:r>
-                <w:rPr>
-                  <w:color w:val="1B2430"/>
-                  <w:sz w:val="18"/>
-                </w:rPr>
-                <w:t xml:space="preserve">Alūksnes novada mazpulcēnu izaudzētie sīpoli nonāk “Maxima” veikalu plauktos</w:t>
-              </w:r>
-            </w:hyperlink>
-            <w:r>
-              <w:rPr>
-                <w:b w:val="0"/>
-                <w:color w:val="667085"/>
-                <w:sz w:val="15"/>
-              </w:rPr>
-              <w:t xml:space="preserve">   Aluksniesiem.lv</w:t>
             </w:r>
           </w:p>
         </w:tc>
@@ -6339,7 +6339,7 @@
                 <w:color w:val="333333"/>
                 <w:sz w:val="18"/>
               </w:rPr>
-              <w:t>Not found on the EU, UN, US OFAC consolidated sanctions lists (automatic check 2026-10-28).</w:t>
+              <w:t>Not found on the EU, UN, US OFAC consolidated sanctions lists (automatic check 2026-10-30).</w:t>
             </w:r>
           </w:p>
           <w:p>
@@ -6744,7 +6744,7 @@
                 <w:color w:val="333333"/>
                 <w:sz w:val="18"/>
               </w:rPr>
-              <w:t>News summary 2026-07-30 – 2026-10-28: 12 articles, 0 with an adverse keyword in the headline (details in the section "In the press").</w:t>
+              <w:t>News summary 2026-08-01 – 2026-10-30: 14 articles, 0 with an adverse keyword in the headline (details in the section "In the press").</w:t>
             </w:r>
           </w:p>
         </w:tc>

--- a/docs/files/maxima/maxima_6M2026_en.docx
+++ b/docs/files/maxima/maxima_6M2026_en.docx
@@ -5075,7 +5075,7 @@
           <w:color w:val="667085"/>
           <w:sz w:val="18"/>
         </w:rPr>
-        <w:t>Automatic news scan (Google News, EN, EE, LT, LV), 2026-08-01 – 2026-10-30: 14 articles.</w:t>
+        <w:t>Automatic news scan (Google News, EN, EE, LT, LV), 2026-08-02 – 2026-10-31: 14 articles.</w:t>
       </w:r>
     </w:p>
     <w:tbl>
@@ -6339,7 +6339,7 @@
                 <w:color w:val="333333"/>
                 <w:sz w:val="18"/>
               </w:rPr>
-              <w:t>Not found on the EU, UN, US OFAC consolidated sanctions lists (automatic check 2026-10-30).</w:t>
+              <w:t>Not found on the EU, UN, US OFAC consolidated sanctions lists (automatic check 2026-10-31).</w:t>
             </w:r>
           </w:p>
           <w:p>
@@ -6744,7 +6744,7 @@
                 <w:color w:val="333333"/>
                 <w:sz w:val="18"/>
               </w:rPr>
-              <w:t>News summary 2026-08-01 – 2026-10-30: 14 articles, 0 with an adverse keyword in the headline (details in the section "In the press").</w:t>
+              <w:t>News summary 2026-08-02 – 2026-10-31: 14 articles, 0 with an adverse keyword in the headline (details in the section "In the press").</w:t>
             </w:r>
           </w:p>
         </w:tc>
